--- a/docs/avance-2/Informe_Avance_2_CRM_Cobranzas.docx
+++ b/docs/avance-2/Informe_Avance_2_CRM_Cobranzas.docx
@@ -665,13 +665,13 @@
           <w:b/>
           <w:bCs/>
         </w:rPr>
-        <w:t xml:space="preserve">31 endpoints</w:t>
-      </w:r>
-      <w:r>
-        <w:rPr>
-          <w:rFonts w:ascii="Arial" w:cs="Arial" w:eastAsia="Arial" w:hAnsi="Arial"/>
-        </w:rPr>
-        <w:t xml:space="preserve">, con operaciones de creación, lectura, actualización y borrado lógico. Las </w:t>
+        <w:t xml:space="preserve">34 endpoints</w:t>
+      </w:r>
+      <w:r>
+        <w:rPr>
+          <w:rFonts w:ascii="Arial" w:cs="Arial" w:eastAsia="Arial" w:hAnsi="Arial"/>
+        </w:rPr>
+        <w:t xml:space="preserve">, con creación, lectura, actualización y baja. Las </w:t>
       </w:r>
       <w:r>
         <w:rPr>
@@ -679,13 +679,27 @@
           <w:b/>
           <w:bCs/>
         </w:rPr>
-        <w:t xml:space="preserve">7 pruebas de integración</w:t>
-      </w:r>
-      <w:r>
-        <w:rPr>
-          <w:rFonts w:ascii="Arial" w:cs="Arial" w:eastAsia="Arial" w:hAnsi="Arial"/>
-        </w:rPr>
-        <w:t xml:space="preserve"> automatizadas pasan sin fallos.</w:t>
+        <w:t xml:space="preserve">9 pruebas de integración</w:t>
+      </w:r>
+      <w:r>
+        <w:rPr>
+          <w:rFonts w:ascii="Arial" w:cs="Arial" w:eastAsia="Arial" w:hAnsi="Arial"/>
+        </w:rPr>
+        <w:t xml:space="preserve"> automatizadas pasan sin fallos, y las </w:t>
+      </w:r>
+      <w:r>
+        <w:rPr>
+          <w:rFonts w:ascii="Arial" w:cs="Arial" w:eastAsia="Arial" w:hAnsi="Arial"/>
+          <w:b/>
+          <w:bCs/>
+        </w:rPr>
+        <w:t xml:space="preserve">34 peticiones</w:t>
+      </w:r>
+      <w:r>
+        <w:rPr>
+          <w:rFonts w:ascii="Arial" w:cs="Arial" w:eastAsia="Arial" w:hAnsi="Arial"/>
+        </w:rPr>
+        <w:t xml:space="preserve"> de la colección de Postman también pasan.</w:t>
       </w:r>
     </w:p>
     <w:p>
@@ -1674,7 +1688,7 @@
                 <w:sz w:val="17"/>
                 <w:szCs w:val="17"/>
               </w:rPr>
-              <w:t xml:space="preserve">Implementado (7 pruebas)</w:t>
+              <w:t xml:space="preserve">Implementado (9 pruebas)</w:t>
             </w:r>
           </w:p>
         </w:tc>
@@ -1901,7 +1915,7 @@
                 <w:sz w:val="17"/>
                 <w:szCs w:val="17"/>
               </w:rPr>
-              <w:t xml:space="preserve">Postman</w:t>
+              <w:t xml:space="preserve">Postman y newman</w:t>
             </w:r>
           </w:p>
         </w:tc>
@@ -1931,7 +1945,7 @@
                 <w:sz w:val="17"/>
                 <w:szCs w:val="17"/>
               </w:rPr>
-              <w:t xml:space="preserve">Pruebas manuales de la API</w:t>
+              <w:t xml:space="preserve">Pruebas de la API desde la colección</w:t>
             </w:r>
           </w:p>
         </w:tc>
@@ -1961,7 +1975,7 @@
                 <w:sz w:val="17"/>
                 <w:szCs w:val="17"/>
               </w:rPr>
-              <w:t xml:space="preserve">Colección en docs/; capturas pendientes</w:t>
+              <w:t xml:space="preserve">Implementado: 34 de 34 peticiones pasan</w:t>
             </w:r>
           </w:p>
         </w:tc>
@@ -10621,6 +10635,125 @@
     </w:p>
     <w:p>
       <w:pPr>
+        <w:pStyle w:val="Heading2"/>
+        <w:keepNext/>
+      </w:pPr>
+      <w:r>
+        <w:rPr>
+          <w:rFonts w:ascii="Arial" w:cs="Arial" w:eastAsia="Arial" w:hAnsi="Arial"/>
+        </w:rPr>
+        <w:t xml:space="preserve">5.4 Normalización</w:t>
+      </w:r>
+    </w:p>
+    <w:p>
+      <w:pPr>
+        <w:spacing w:after="80" w:before="0" w:line="300"/>
+      </w:pPr>
+      <w:r>
+        <w:rPr>
+          <w:rFonts w:ascii="Arial" w:cs="Arial" w:eastAsia="Arial" w:hAnsi="Arial"/>
+        </w:rPr>
+        <w:t xml:space="preserve">El esquema cumple la tercera forma normal (3FN) en lo esencial: cada columna no clave depende de la clave completa de su tabla. Hay excepciones deliberadas que se documentan aquí:</w:t>
+      </w:r>
+    </w:p>
+    <w:p>
+      <w:pPr>
+        <w:pStyle w:val="ListParagraph"/>
+        <w:numPr>
+          <w:ilvl w:val="0"/>
+          <w:numId w:val="2"/>
+        </w:numPr>
+        <w:spacing w:after="80" w:line="290"/>
+      </w:pPr>
+      <w:r>
+        <w:rPr>
+          <w:rFonts w:ascii="Arial" w:cs="Arial" w:eastAsia="Arial" w:hAnsi="Arial"/>
+          <w:b/>
+          <w:bCs/>
+        </w:rPr>
+        <w:t xml:space="preserve">gestiones.telefono</w:t>
+      </w:r>
+      <w:r>
+        <w:rPr>
+          <w:rFonts w:ascii="Arial" w:cs="Arial" w:eastAsia="Arial" w:hAnsi="Arial"/>
+        </w:rPr>
+        <w:t xml:space="preserve"> guarda el número usado en la gestión. El teléfono del cliente puede cambiar, pero el historial debe conservar el dato original.</w:t>
+      </w:r>
+    </w:p>
+    <w:p>
+      <w:pPr>
+        <w:pStyle w:val="ListParagraph"/>
+        <w:numPr>
+          <w:ilvl w:val="0"/>
+          <w:numId w:val="2"/>
+        </w:numPr>
+        <w:spacing w:after="80" w:line="290"/>
+      </w:pPr>
+      <w:r>
+        <w:rPr>
+          <w:rFonts w:ascii="Arial" w:cs="Arial" w:eastAsia="Arial" w:hAnsi="Arial"/>
+          <w:b/>
+          <w:bCs/>
+        </w:rPr>
+        <w:t xml:space="preserve">cuentas.cartera y cuentas.cosecha</w:t>
+      </w:r>
+      <w:r>
+        <w:rPr>
+          <w:rFonts w:ascii="Arial" w:cs="Arial" w:eastAsia="Arial" w:hAnsi="Arial"/>
+        </w:rPr>
+        <w:t xml:space="preserve"> se guardan como texto y no como catálogo, porque todavía no tienen atributos propios. Cuando los tengan, pasan a su propia tabla.</w:t>
+      </w:r>
+    </w:p>
+    <w:p>
+      <w:pPr>
+        <w:pStyle w:val="ListParagraph"/>
+        <w:numPr>
+          <w:ilvl w:val="0"/>
+          <w:numId w:val="2"/>
+        </w:numPr>
+        <w:spacing w:after="80" w:line="290"/>
+      </w:pPr>
+      <w:r>
+        <w:rPr>
+          <w:rFonts w:ascii="Arial" w:cs="Arial" w:eastAsia="Arial" w:hAnsi="Arial"/>
+          <w:b/>
+          <w:bCs/>
+        </w:rPr>
+        <w:t xml:space="preserve">cuentas.entidad</w:t>
+      </w:r>
+      <w:r>
+        <w:rPr>
+          <w:rFonts w:ascii="Arial" w:cs="Arial" w:eastAsia="Arial" w:hAnsi="Arial"/>
+        </w:rPr>
+        <w:t xml:space="preserve"> depende de la cartera (una cartera pertenece a una entidad). Eso es una dependencia transitiva: en 3FN estricta iría en el catálogo de carteras. Se deja así por la carga de archivos, y queda como mejora pendiente.</w:t>
+      </w:r>
+    </w:p>
+    <w:p>
+      <w:pPr>
+        <w:pStyle w:val="ListParagraph"/>
+        <w:numPr>
+          <w:ilvl w:val="0"/>
+          <w:numId w:val="2"/>
+        </w:numPr>
+        <w:spacing w:after="80" w:line="290"/>
+      </w:pPr>
+      <w:r>
+        <w:rPr>
+          <w:rFonts w:ascii="Arial" w:cs="Arial" w:eastAsia="Arial" w:hAnsi="Arial"/>
+          <w:b/>
+          <w:bCs/>
+        </w:rPr>
+        <w:t xml:space="preserve">El saldo no se guarda.</w:t>
+      </w:r>
+      <w:r>
+        <w:rPr>
+          <w:rFonts w:ascii="Arial" w:cs="Arial" w:eastAsia="Arial" w:hAnsi="Arial"/>
+        </w:rPr>
+        <w:t xml:space="preserve"> Se calcula como deuda total menos pagos, para que nunca quede desfasado.</w:t>
+      </w:r>
+    </w:p>
+    <w:p>
+      <w:pPr>
         <w:pStyle w:val="Heading1"/>
         <w:pageBreakBefore/>
       </w:pPr>
@@ -11565,7 +11698,7 @@
         <w:rPr>
           <w:rFonts w:ascii="Arial" w:cs="Arial" w:eastAsia="Arial" w:hAnsi="Arial"/>
         </w:rPr>
-        <w:t xml:space="preserve">La rúbrica pide un CRUD completo. Se cumple en </w:t>
+        <w:t xml:space="preserve">La rúbrica pide un CRUD completo. </w:t>
       </w:r>
       <w:r>
         <w:rPr>
@@ -11573,13 +11706,13 @@
           <w:b/>
           <w:bCs/>
         </w:rPr>
-        <w:t xml:space="preserve">usuarios</w:t>
-      </w:r>
-      <w:r>
-        <w:rPr>
-          <w:rFonts w:ascii="Arial" w:cs="Arial" w:eastAsia="Arial" w:hAnsi="Arial"/>
-        </w:rPr>
-        <w:t xml:space="preserve"> y en </w:t>
+        <w:t xml:space="preserve">Clientes</w:t>
+      </w:r>
+      <w:r>
+        <w:rPr>
+          <w:rFonts w:ascii="Arial" w:cs="Arial" w:eastAsia="Arial" w:hAnsi="Arial"/>
+        </w:rPr>
+        <w:t xml:space="preserve"> y </w:t>
       </w:r>
       <w:r>
         <w:rPr>
@@ -11593,7 +11726,91 @@
         <w:rPr>
           <w:rFonts w:ascii="Arial" w:cs="Arial" w:eastAsia="Arial" w:hAnsi="Arial"/>
         </w:rPr>
-        <w:t xml:space="preserve">. Los demás recursos se crean por flujos del negocio (gestión o carga de archivos) y no se borran físicamente, por trazabilidad.</w:t>
+        <w:t xml:space="preserve"> tienen las cuatro operaciones. </w:t>
+      </w:r>
+      <w:r>
+        <w:rPr>
+          <w:rFonts w:ascii="Arial" w:cs="Arial" w:eastAsia="Arial" w:hAnsi="Arial"/>
+          <w:b/>
+          <w:bCs/>
+        </w:rPr>
+        <w:t xml:space="preserve">Usuarios</w:t>
+      </w:r>
+      <w:r>
+        <w:rPr>
+          <w:rFonts w:ascii="Arial" w:cs="Arial" w:eastAsia="Arial" w:hAnsi="Arial"/>
+        </w:rPr>
+        <w:t xml:space="preserve"> tiene crear, leer y actualizar; su baja es lógica (se desactiva, no se borra). </w:t>
+      </w:r>
+      <w:r>
+        <w:rPr>
+          <w:rFonts w:ascii="Arial" w:cs="Arial" w:eastAsia="Arial" w:hAnsi="Arial"/>
+          <w:b/>
+          <w:bCs/>
+        </w:rPr>
+        <w:t xml:space="preserve">Gestiones</w:t>
+      </w:r>
+      <w:r>
+        <w:rPr>
+          <w:rFonts w:ascii="Arial" w:cs="Arial" w:eastAsia="Arial" w:hAnsi="Arial"/>
+        </w:rPr>
+        <w:t xml:space="preserve">, </w:t>
+      </w:r>
+      <w:r>
+        <w:rPr>
+          <w:rFonts w:ascii="Arial" w:cs="Arial" w:eastAsia="Arial" w:hAnsi="Arial"/>
+          <w:b/>
+          <w:bCs/>
+        </w:rPr>
+        <w:t xml:space="preserve">promesas</w:t>
+      </w:r>
+      <w:r>
+        <w:rPr>
+          <w:rFonts w:ascii="Arial" w:cs="Arial" w:eastAsia="Arial" w:hAnsi="Arial"/>
+        </w:rPr>
+        <w:t xml:space="preserve">, </w:t>
+      </w:r>
+      <w:r>
+        <w:rPr>
+          <w:rFonts w:ascii="Arial" w:cs="Arial" w:eastAsia="Arial" w:hAnsi="Arial"/>
+          <w:b/>
+          <w:bCs/>
+        </w:rPr>
+        <w:t xml:space="preserve">cuentas</w:t>
+      </w:r>
+      <w:r>
+        <w:rPr>
+          <w:rFonts w:ascii="Arial" w:cs="Arial" w:eastAsia="Arial" w:hAnsi="Arial"/>
+        </w:rPr>
+        <w:t xml:space="preserve">, </w:t>
+      </w:r>
+      <w:r>
+        <w:rPr>
+          <w:rFonts w:ascii="Arial" w:cs="Arial" w:eastAsia="Arial" w:hAnsi="Arial"/>
+          <w:b/>
+          <w:bCs/>
+        </w:rPr>
+        <w:t xml:space="preserve">asignaciones</w:t>
+      </w:r>
+      <w:r>
+        <w:rPr>
+          <w:rFonts w:ascii="Arial" w:cs="Arial" w:eastAsia="Arial" w:hAnsi="Arial"/>
+        </w:rPr>
+        <w:t xml:space="preserve"> y </w:t>
+      </w:r>
+      <w:r>
+        <w:rPr>
+          <w:rFonts w:ascii="Arial" w:cs="Arial" w:eastAsia="Arial" w:hAnsi="Arial"/>
+          <w:b/>
+          <w:bCs/>
+        </w:rPr>
+        <w:t xml:space="preserve">pagos</w:t>
+      </w:r>
+      <w:r>
+        <w:rPr>
+          <w:rFonts w:ascii="Arial" w:cs="Arial" w:eastAsia="Arial" w:hAnsi="Arial"/>
+        </w:rPr>
+        <w:t xml:space="preserve"> no se editan ni se borran: se crean por el flujo del negocio (gestión o carga de archivos) y se conservan por trazabilidad.</w:t>
       </w:r>
     </w:p>
     <w:tbl>
@@ -12595,7 +12812,7 @@
                 <w:sz w:val="17"/>
                 <w:szCs w:val="17"/>
               </w:rPr>
-              <w:t xml:space="preserve">Cliente, cuenta, asignación y pago</w:t>
+              <w:t xml:space="preserve">Cliente</w:t>
             </w:r>
           </w:p>
         </w:tc>
@@ -12625,6 +12842,161 @@
                 <w:sz w:val="17"/>
                 <w:szCs w:val="17"/>
               </w:rPr>
+              <w:t xml:space="preserve">POST /api/clientes (administrador)</w:t>
+            </w:r>
+          </w:p>
+        </w:tc>
+        <w:tc>
+          <w:tcPr>
+            <w:tcW w:type="dxa" w:w="2200"/>
+            <w:tcBorders>
+              <w:top w:val="single" w:color="D1D5DB" w:sz="4"/>
+              <w:left w:val="single" w:color="D1D5DB" w:sz="4"/>
+              <w:bottom w:val="single" w:color="D1D5DB" w:sz="4"/>
+              <w:right w:val="single" w:color="D1D5DB" w:sz="4"/>
+            </w:tcBorders>
+            <w:tcMar>
+              <w:top w:type="dxa" w:w="50"/>
+              <w:left w:type="dxa" w:w="90"/>
+              <w:bottom w:type="dxa" w:w="50"/>
+              <w:right w:type="dxa" w:w="90"/>
+            </w:tcMar>
+          </w:tcPr>
+          <w:p>
+            <w:pPr>
+              <w:spacing w:after="0" w:line="260"/>
+            </w:pPr>
+            <w:r>
+              <w:rPr>
+                <w:rFonts w:ascii="Arial" w:cs="Arial" w:eastAsia="Arial" w:hAnsi="Arial"/>
+                <w:sz w:val="17"/>
+                <w:szCs w:val="17"/>
+              </w:rPr>
+              <w:t xml:space="preserve">GET /api/clientes y /api/clientes/{id}</w:t>
+            </w:r>
+          </w:p>
+        </w:tc>
+        <w:tc>
+          <w:tcPr>
+            <w:tcW w:type="dxa" w:w="1965"/>
+            <w:tcBorders>
+              <w:top w:val="single" w:color="D1D5DB" w:sz="4"/>
+              <w:left w:val="single" w:color="D1D5DB" w:sz="4"/>
+              <w:bottom w:val="single" w:color="D1D5DB" w:sz="4"/>
+              <w:right w:val="single" w:color="D1D5DB" w:sz="4"/>
+            </w:tcBorders>
+            <w:tcMar>
+              <w:top w:type="dxa" w:w="50"/>
+              <w:left w:type="dxa" w:w="90"/>
+              <w:bottom w:type="dxa" w:w="50"/>
+              <w:right w:type="dxa" w:w="90"/>
+            </w:tcMar>
+          </w:tcPr>
+          <w:p>
+            <w:pPr>
+              <w:spacing w:after="0" w:line="260"/>
+            </w:pPr>
+            <w:r>
+              <w:rPr>
+                <w:rFonts w:ascii="Arial" w:cs="Arial" w:eastAsia="Arial" w:hAnsi="Arial"/>
+                <w:sz w:val="17"/>
+                <w:szCs w:val="17"/>
+              </w:rPr>
+              <w:t xml:space="preserve">PUT /api/clientes/{id} (quien ve al cliente)</w:t>
+            </w:r>
+          </w:p>
+        </w:tc>
+        <w:tc>
+          <w:tcPr>
+            <w:tcW w:type="dxa" w:w="1673"/>
+            <w:tcBorders>
+              <w:top w:val="single" w:color="D1D5DB" w:sz="4"/>
+              <w:left w:val="single" w:color="D1D5DB" w:sz="4"/>
+              <w:bottom w:val="single" w:color="D1D5DB" w:sz="4"/>
+              <w:right w:val="single" w:color="D1D5DB" w:sz="4"/>
+            </w:tcBorders>
+            <w:tcMar>
+              <w:top w:type="dxa" w:w="50"/>
+              <w:left w:type="dxa" w:w="90"/>
+              <w:bottom w:type="dxa" w:w="50"/>
+              <w:right w:type="dxa" w:w="90"/>
+            </w:tcMar>
+          </w:tcPr>
+          <w:p>
+            <w:pPr>
+              <w:spacing w:after="0" w:line="260"/>
+            </w:pPr>
+            <w:r>
+              <w:rPr>
+                <w:rFonts w:ascii="Arial" w:cs="Arial" w:eastAsia="Arial" w:hAnsi="Arial"/>
+                <w:sz w:val="17"/>
+                <w:szCs w:val="17"/>
+              </w:rPr>
+              <w:t xml:space="preserve">DELETE /api/clientes/{id} (administrador; solo sin cuentas)</w:t>
+            </w:r>
+          </w:p>
+        </w:tc>
+      </w:tr>
+      <w:tr>
+        <w:trPr>
+          <w:cantSplit/>
+        </w:trPr>
+        <w:tc>
+          <w:tcPr>
+            <w:tcW w:type="dxa" w:w="1700"/>
+            <w:tcBorders>
+              <w:top w:val="single" w:color="D1D5DB" w:sz="4"/>
+              <w:left w:val="single" w:color="D1D5DB" w:sz="4"/>
+              <w:bottom w:val="single" w:color="D1D5DB" w:sz="4"/>
+              <w:right w:val="single" w:color="D1D5DB" w:sz="4"/>
+            </w:tcBorders>
+            <w:tcMar>
+              <w:top w:type="dxa" w:w="50"/>
+              <w:left w:type="dxa" w:w="90"/>
+              <w:bottom w:type="dxa" w:w="50"/>
+              <w:right w:type="dxa" w:w="90"/>
+            </w:tcMar>
+          </w:tcPr>
+          <w:p>
+            <w:pPr>
+              <w:spacing w:after="0" w:line="260"/>
+            </w:pPr>
+            <w:r>
+              <w:rPr>
+                <w:rFonts w:ascii="Arial" w:cs="Arial" w:eastAsia="Arial" w:hAnsi="Arial"/>
+                <w:sz w:val="17"/>
+                <w:szCs w:val="17"/>
+              </w:rPr>
+              <w:t xml:space="preserve">Cuenta, asignación y pago</w:t>
+            </w:r>
+          </w:p>
+        </w:tc>
+        <w:tc>
+          <w:tcPr>
+            <w:tcW w:type="dxa" w:w="2100"/>
+            <w:tcBorders>
+              <w:top w:val="single" w:color="D1D5DB" w:sz="4"/>
+              <w:left w:val="single" w:color="D1D5DB" w:sz="4"/>
+              <w:bottom w:val="single" w:color="D1D5DB" w:sz="4"/>
+              <w:right w:val="single" w:color="D1D5DB" w:sz="4"/>
+            </w:tcBorders>
+            <w:tcMar>
+              <w:top w:type="dxa" w:w="50"/>
+              <w:left w:type="dxa" w:w="90"/>
+              <w:bottom w:type="dxa" w:w="50"/>
+              <w:right w:type="dxa" w:w="90"/>
+            </w:tcMar>
+          </w:tcPr>
+          <w:p>
+            <w:pPr>
+              <w:spacing w:after="0" w:line="260"/>
+            </w:pPr>
+            <w:r>
+              <w:rPr>
+                <w:rFonts w:ascii="Arial" w:cs="Arial" w:eastAsia="Arial" w:hAnsi="Arial"/>
+                <w:sz w:val="17"/>
+                <w:szCs w:val="17"/>
+              </w:rPr>
               <w:t xml:space="preserve">Carga de archivos CSV</w:t>
             </w:r>
           </w:p>
@@ -12655,7 +13027,7 @@
                 <w:sz w:val="17"/>
                 <w:szCs w:val="17"/>
               </w:rPr>
-              <w:t xml:space="preserve">GET /api/clientes, /{id}; GET /api/cartera</w:t>
+              <w:t xml:space="preserve">GET /api/cartera</w:t>
             </w:r>
           </w:p>
         </w:tc>
@@ -12909,13 +13281,13 @@
           <w:b/>
           <w:bCs/>
         </w:rPr>
-        <w:t xml:space="preserve">31 endpoints</w:t>
-      </w:r>
-      <w:r>
-        <w:rPr>
-          <w:rFonts w:ascii="Arial" w:cs="Arial" w:eastAsia="Arial" w:hAnsi="Arial"/>
-        </w:rPr>
-        <w:t xml:space="preserve">: 16 GET, 8 POST, 3 PUT, 2 PATCH y 2 DELETE. La columna Rol indica quién puede usar cada operación.</w:t>
+        <w:t xml:space="preserve">34 endpoints</w:t>
+      </w:r>
+      <w:r>
+        <w:rPr>
+          <w:rFonts w:ascii="Arial" w:cs="Arial" w:eastAsia="Arial" w:hAnsi="Arial"/>
+        </w:rPr>
+        <w:t xml:space="preserve">: 16 GET, 9 POST, 4 PUT, 2 PATCH y 3 DELETE. La columna Rol indica quién puede usar cada operación.</w:t>
       </w:r>
     </w:p>
     <w:tbl>
@@ -13732,6 +14104,381 @@
                 <w:sz w:val="17"/>
                 <w:szCs w:val="17"/>
               </w:rPr>
+              <w:t xml:space="preserve">POST</w:t>
+            </w:r>
+          </w:p>
+        </w:tc>
+        <w:tc>
+          <w:tcPr>
+            <w:tcW w:type="dxa" w:w="3300"/>
+            <w:tcBorders>
+              <w:top w:val="single" w:color="D1D5DB" w:sz="4"/>
+              <w:left w:val="single" w:color="D1D5DB" w:sz="4"/>
+              <w:bottom w:val="single" w:color="D1D5DB" w:sz="4"/>
+              <w:right w:val="single" w:color="D1D5DB" w:sz="4"/>
+            </w:tcBorders>
+            <w:tcMar>
+              <w:top w:type="dxa" w:w="50"/>
+              <w:left w:type="dxa" w:w="90"/>
+              <w:bottom w:type="dxa" w:w="50"/>
+              <w:right w:type="dxa" w:w="90"/>
+            </w:tcMar>
+          </w:tcPr>
+          <w:p>
+            <w:pPr>
+              <w:spacing w:after="0" w:line="260"/>
+            </w:pPr>
+            <w:r>
+              <w:rPr>
+                <w:rFonts w:ascii="Arial" w:cs="Arial" w:eastAsia="Arial" w:hAnsi="Arial"/>
+                <w:sz w:val="17"/>
+                <w:szCs w:val="17"/>
+              </w:rPr>
+              <w:t xml:space="preserve">/api/clientes</w:t>
+            </w:r>
+          </w:p>
+        </w:tc>
+        <w:tc>
+          <w:tcPr>
+            <w:tcW w:type="dxa" w:w="2300"/>
+            <w:tcBorders>
+              <w:top w:val="single" w:color="D1D5DB" w:sz="4"/>
+              <w:left w:val="single" w:color="D1D5DB" w:sz="4"/>
+              <w:bottom w:val="single" w:color="D1D5DB" w:sz="4"/>
+              <w:right w:val="single" w:color="D1D5DB" w:sz="4"/>
+            </w:tcBorders>
+            <w:tcMar>
+              <w:top w:type="dxa" w:w="50"/>
+              <w:left w:type="dxa" w:w="90"/>
+              <w:bottom w:type="dxa" w:w="50"/>
+              <w:right w:type="dxa" w:w="90"/>
+            </w:tcMar>
+          </w:tcPr>
+          <w:p>
+            <w:pPr>
+              <w:spacing w:after="0" w:line="260"/>
+            </w:pPr>
+            <w:r>
+              <w:rPr>
+                <w:rFonts w:ascii="Arial" w:cs="Arial" w:eastAsia="Arial" w:hAnsi="Arial"/>
+                <w:sz w:val="17"/>
+                <w:szCs w:val="17"/>
+              </w:rPr>
+              <w:t xml:space="preserve">Administrador</w:t>
+            </w:r>
+          </w:p>
+        </w:tc>
+        <w:tc>
+          <w:tcPr>
+            <w:tcW w:type="dxa" w:w="3038"/>
+            <w:tcBorders>
+              <w:top w:val="single" w:color="D1D5DB" w:sz="4"/>
+              <w:left w:val="single" w:color="D1D5DB" w:sz="4"/>
+              <w:bottom w:val="single" w:color="D1D5DB" w:sz="4"/>
+              <w:right w:val="single" w:color="D1D5DB" w:sz="4"/>
+            </w:tcBorders>
+            <w:tcMar>
+              <w:top w:type="dxa" w:w="50"/>
+              <w:left w:type="dxa" w:w="90"/>
+              <w:bottom w:type="dxa" w:w="50"/>
+              <w:right w:type="dxa" w:w="90"/>
+            </w:tcMar>
+          </w:tcPr>
+          <w:p>
+            <w:pPr>
+              <w:spacing w:after="0" w:line="260"/>
+            </w:pPr>
+            <w:r>
+              <w:rPr>
+                <w:rFonts w:ascii="Arial" w:cs="Arial" w:eastAsia="Arial" w:hAnsi="Arial"/>
+                <w:sz w:val="17"/>
+                <w:szCs w:val="17"/>
+              </w:rPr>
+              <w:t xml:space="preserve">Crea un cliente sin cuentas (documento único)</w:t>
+            </w:r>
+          </w:p>
+        </w:tc>
+      </w:tr>
+      <w:tr>
+        <w:trPr>
+          <w:cantSplit/>
+        </w:trPr>
+        <w:tc>
+          <w:tcPr>
+            <w:tcW w:type="dxa" w:w="1000"/>
+            <w:tcBorders>
+              <w:top w:val="single" w:color="D1D5DB" w:sz="4"/>
+              <w:left w:val="single" w:color="D1D5DB" w:sz="4"/>
+              <w:bottom w:val="single" w:color="D1D5DB" w:sz="4"/>
+              <w:right w:val="single" w:color="D1D5DB" w:sz="4"/>
+            </w:tcBorders>
+            <w:tcMar>
+              <w:top w:type="dxa" w:w="50"/>
+              <w:left w:type="dxa" w:w="90"/>
+              <w:bottom w:type="dxa" w:w="50"/>
+              <w:right w:type="dxa" w:w="90"/>
+            </w:tcMar>
+          </w:tcPr>
+          <w:p>
+            <w:pPr>
+              <w:spacing w:after="0" w:line="260"/>
+            </w:pPr>
+            <w:r>
+              <w:rPr>
+                <w:rFonts w:ascii="Arial" w:cs="Arial" w:eastAsia="Arial" w:hAnsi="Arial"/>
+                <w:sz w:val="17"/>
+                <w:szCs w:val="17"/>
+              </w:rPr>
+              <w:t xml:space="preserve">PUT</w:t>
+            </w:r>
+          </w:p>
+        </w:tc>
+        <w:tc>
+          <w:tcPr>
+            <w:tcW w:type="dxa" w:w="3300"/>
+            <w:tcBorders>
+              <w:top w:val="single" w:color="D1D5DB" w:sz="4"/>
+              <w:left w:val="single" w:color="D1D5DB" w:sz="4"/>
+              <w:bottom w:val="single" w:color="D1D5DB" w:sz="4"/>
+              <w:right w:val="single" w:color="D1D5DB" w:sz="4"/>
+            </w:tcBorders>
+            <w:tcMar>
+              <w:top w:type="dxa" w:w="50"/>
+              <w:left w:type="dxa" w:w="90"/>
+              <w:bottom w:type="dxa" w:w="50"/>
+              <w:right w:type="dxa" w:w="90"/>
+            </w:tcMar>
+          </w:tcPr>
+          <w:p>
+            <w:pPr>
+              <w:spacing w:after="0" w:line="260"/>
+            </w:pPr>
+            <w:r>
+              <w:rPr>
+                <w:rFonts w:ascii="Arial" w:cs="Arial" w:eastAsia="Arial" w:hAnsi="Arial"/>
+                <w:sz w:val="17"/>
+                <w:szCs w:val="17"/>
+              </w:rPr>
+              <w:t xml:space="preserve">/api/clientes/{id}</w:t>
+            </w:r>
+          </w:p>
+        </w:tc>
+        <w:tc>
+          <w:tcPr>
+            <w:tcW w:type="dxa" w:w="2300"/>
+            <w:tcBorders>
+              <w:top w:val="single" w:color="D1D5DB" w:sz="4"/>
+              <w:left w:val="single" w:color="D1D5DB" w:sz="4"/>
+              <w:bottom w:val="single" w:color="D1D5DB" w:sz="4"/>
+              <w:right w:val="single" w:color="D1D5DB" w:sz="4"/>
+            </w:tcBorders>
+            <w:tcMar>
+              <w:top w:type="dxa" w:w="50"/>
+              <w:left w:type="dxa" w:w="90"/>
+              <w:bottom w:type="dxa" w:w="50"/>
+              <w:right w:type="dxa" w:w="90"/>
+            </w:tcMar>
+          </w:tcPr>
+          <w:p>
+            <w:pPr>
+              <w:spacing w:after="0" w:line="260"/>
+            </w:pPr>
+            <w:r>
+              <w:rPr>
+                <w:rFonts w:ascii="Arial" w:cs="Arial" w:eastAsia="Arial" w:hAnsi="Arial"/>
+                <w:sz w:val="17"/>
+                <w:szCs w:val="17"/>
+              </w:rPr>
+              <w:t xml:space="preserve">Quien ve al cliente</w:t>
+            </w:r>
+          </w:p>
+        </w:tc>
+        <w:tc>
+          <w:tcPr>
+            <w:tcW w:type="dxa" w:w="3038"/>
+            <w:tcBorders>
+              <w:top w:val="single" w:color="D1D5DB" w:sz="4"/>
+              <w:left w:val="single" w:color="D1D5DB" w:sz="4"/>
+              <w:bottom w:val="single" w:color="D1D5DB" w:sz="4"/>
+              <w:right w:val="single" w:color="D1D5DB" w:sz="4"/>
+            </w:tcBorders>
+            <w:tcMar>
+              <w:top w:type="dxa" w:w="50"/>
+              <w:left w:type="dxa" w:w="90"/>
+              <w:bottom w:type="dxa" w:w="50"/>
+              <w:right w:type="dxa" w:w="90"/>
+            </w:tcMar>
+          </w:tcPr>
+          <w:p>
+            <w:pPr>
+              <w:spacing w:after="0" w:line="260"/>
+            </w:pPr>
+            <w:r>
+              <w:rPr>
+                <w:rFonts w:ascii="Arial" w:cs="Arial" w:eastAsia="Arial" w:hAnsi="Arial"/>
+                <w:sz w:val="17"/>
+                <w:szCs w:val="17"/>
+              </w:rPr>
+              <w:t xml:space="preserve">Actualiza nombre, correo y dirección</w:t>
+            </w:r>
+          </w:p>
+        </w:tc>
+      </w:tr>
+      <w:tr>
+        <w:trPr>
+          <w:cantSplit/>
+        </w:trPr>
+        <w:tc>
+          <w:tcPr>
+            <w:tcW w:type="dxa" w:w="1000"/>
+            <w:tcBorders>
+              <w:top w:val="single" w:color="D1D5DB" w:sz="4"/>
+              <w:left w:val="single" w:color="D1D5DB" w:sz="4"/>
+              <w:bottom w:val="single" w:color="D1D5DB" w:sz="4"/>
+              <w:right w:val="single" w:color="D1D5DB" w:sz="4"/>
+            </w:tcBorders>
+            <w:tcMar>
+              <w:top w:type="dxa" w:w="50"/>
+              <w:left w:type="dxa" w:w="90"/>
+              <w:bottom w:type="dxa" w:w="50"/>
+              <w:right w:type="dxa" w:w="90"/>
+            </w:tcMar>
+          </w:tcPr>
+          <w:p>
+            <w:pPr>
+              <w:spacing w:after="0" w:line="260"/>
+            </w:pPr>
+            <w:r>
+              <w:rPr>
+                <w:rFonts w:ascii="Arial" w:cs="Arial" w:eastAsia="Arial" w:hAnsi="Arial"/>
+                <w:sz w:val="17"/>
+                <w:szCs w:val="17"/>
+              </w:rPr>
+              <w:t xml:space="preserve">DELETE</w:t>
+            </w:r>
+          </w:p>
+        </w:tc>
+        <w:tc>
+          <w:tcPr>
+            <w:tcW w:type="dxa" w:w="3300"/>
+            <w:tcBorders>
+              <w:top w:val="single" w:color="D1D5DB" w:sz="4"/>
+              <w:left w:val="single" w:color="D1D5DB" w:sz="4"/>
+              <w:bottom w:val="single" w:color="D1D5DB" w:sz="4"/>
+              <w:right w:val="single" w:color="D1D5DB" w:sz="4"/>
+            </w:tcBorders>
+            <w:tcMar>
+              <w:top w:type="dxa" w:w="50"/>
+              <w:left w:type="dxa" w:w="90"/>
+              <w:bottom w:type="dxa" w:w="50"/>
+              <w:right w:type="dxa" w:w="90"/>
+            </w:tcMar>
+          </w:tcPr>
+          <w:p>
+            <w:pPr>
+              <w:spacing w:after="0" w:line="260"/>
+            </w:pPr>
+            <w:r>
+              <w:rPr>
+                <w:rFonts w:ascii="Arial" w:cs="Arial" w:eastAsia="Arial" w:hAnsi="Arial"/>
+                <w:sz w:val="17"/>
+                <w:szCs w:val="17"/>
+              </w:rPr>
+              <w:t xml:space="preserve">/api/clientes/{id}</w:t>
+            </w:r>
+          </w:p>
+        </w:tc>
+        <w:tc>
+          <w:tcPr>
+            <w:tcW w:type="dxa" w:w="2300"/>
+            <w:tcBorders>
+              <w:top w:val="single" w:color="D1D5DB" w:sz="4"/>
+              <w:left w:val="single" w:color="D1D5DB" w:sz="4"/>
+              <w:bottom w:val="single" w:color="D1D5DB" w:sz="4"/>
+              <w:right w:val="single" w:color="D1D5DB" w:sz="4"/>
+            </w:tcBorders>
+            <w:tcMar>
+              <w:top w:type="dxa" w:w="50"/>
+              <w:left w:type="dxa" w:w="90"/>
+              <w:bottom w:type="dxa" w:w="50"/>
+              <w:right w:type="dxa" w:w="90"/>
+            </w:tcMar>
+          </w:tcPr>
+          <w:p>
+            <w:pPr>
+              <w:spacing w:after="0" w:line="260"/>
+            </w:pPr>
+            <w:r>
+              <w:rPr>
+                <w:rFonts w:ascii="Arial" w:cs="Arial" w:eastAsia="Arial" w:hAnsi="Arial"/>
+                <w:sz w:val="17"/>
+                <w:szCs w:val="17"/>
+              </w:rPr>
+              <w:t xml:space="preserve">Administrador</w:t>
+            </w:r>
+          </w:p>
+        </w:tc>
+        <w:tc>
+          <w:tcPr>
+            <w:tcW w:type="dxa" w:w="3038"/>
+            <w:tcBorders>
+              <w:top w:val="single" w:color="D1D5DB" w:sz="4"/>
+              <w:left w:val="single" w:color="D1D5DB" w:sz="4"/>
+              <w:bottom w:val="single" w:color="D1D5DB" w:sz="4"/>
+              <w:right w:val="single" w:color="D1D5DB" w:sz="4"/>
+            </w:tcBorders>
+            <w:tcMar>
+              <w:top w:type="dxa" w:w="50"/>
+              <w:left w:type="dxa" w:w="90"/>
+              <w:bottom w:type="dxa" w:w="50"/>
+              <w:right w:type="dxa" w:w="90"/>
+            </w:tcMar>
+          </w:tcPr>
+          <w:p>
+            <w:pPr>
+              <w:spacing w:after="0" w:line="260"/>
+            </w:pPr>
+            <w:r>
+              <w:rPr>
+                <w:rFonts w:ascii="Arial" w:cs="Arial" w:eastAsia="Arial" w:hAnsi="Arial"/>
+                <w:sz w:val="17"/>
+                <w:szCs w:val="17"/>
+              </w:rPr>
+              <w:t xml:space="preserve">Elimina el cliente solo si no tiene cuentas</w:t>
+            </w:r>
+          </w:p>
+        </w:tc>
+      </w:tr>
+      <w:tr>
+        <w:trPr>
+          <w:cantSplit/>
+        </w:trPr>
+        <w:tc>
+          <w:tcPr>
+            <w:tcW w:type="dxa" w:w="1000"/>
+            <w:tcBorders>
+              <w:top w:val="single" w:color="D1D5DB" w:sz="4"/>
+              <w:left w:val="single" w:color="D1D5DB" w:sz="4"/>
+              <w:bottom w:val="single" w:color="D1D5DB" w:sz="4"/>
+              <w:right w:val="single" w:color="D1D5DB" w:sz="4"/>
+            </w:tcBorders>
+            <w:tcMar>
+              <w:top w:type="dxa" w:w="50"/>
+              <w:left w:type="dxa" w:w="90"/>
+              <w:bottom w:type="dxa" w:w="50"/>
+              <w:right w:type="dxa" w:w="90"/>
+            </w:tcMar>
+          </w:tcPr>
+          <w:p>
+            <w:pPr>
+              <w:spacing w:after="0" w:line="260"/>
+            </w:pPr>
+            <w:r>
+              <w:rPr>
+                <w:rFonts w:ascii="Arial" w:cs="Arial" w:eastAsia="Arial" w:hAnsi="Arial"/>
+                <w:sz w:val="17"/>
+                <w:szCs w:val="17"/>
+              </w:rPr>
               <w:t xml:space="preserve">GET</w:t>
             </w:r>
           </w:p>
@@ -18612,7 +19359,72 @@
                 <w:sz w:val="17"/>
                 <w:szCs w:val="17"/>
               </w:rPr>
-              <w:t xml:space="preserve">Alta o cambio de usuarios y tipificaciones</w:t>
+              <w:t xml:space="preserve">Alta o cambio de usuarios, clientes y tipificaciones</w:t>
+            </w:r>
+          </w:p>
+        </w:tc>
+      </w:tr>
+      <w:tr>
+        <w:trPr>
+          <w:cantSplit/>
+        </w:trPr>
+        <w:tc>
+          <w:tcPr>
+            <w:tcW w:type="dxa" w:w="3000"/>
+            <w:tcBorders>
+              <w:top w:val="single" w:color="D1D5DB" w:sz="4"/>
+              <w:left w:val="single" w:color="D1D5DB" w:sz="4"/>
+              <w:bottom w:val="single" w:color="D1D5DB" w:sz="4"/>
+              <w:right w:val="single" w:color="D1D5DB" w:sz="4"/>
+            </w:tcBorders>
+            <w:tcMar>
+              <w:top w:type="dxa" w:w="50"/>
+              <w:left w:type="dxa" w:w="90"/>
+              <w:bottom w:type="dxa" w:w="50"/>
+              <w:right w:type="dxa" w:w="90"/>
+            </w:tcMar>
+          </w:tcPr>
+          <w:p>
+            <w:pPr>
+              <w:spacing w:after="0" w:line="260"/>
+            </w:pPr>
+            <w:r>
+              <w:rPr>
+                <w:rFonts w:ascii="Arial" w:cs="Arial" w:eastAsia="Arial" w:hAnsi="Arial"/>
+                <w:sz w:val="17"/>
+                <w:szCs w:val="17"/>
+              </w:rPr>
+              <w:t xml:space="preserve">ELIMINAR</w:t>
+            </w:r>
+          </w:p>
+        </w:tc>
+        <w:tc>
+          <w:tcPr>
+            <w:tcW w:type="dxa" w:w="6638"/>
+            <w:tcBorders>
+              <w:top w:val="single" w:color="D1D5DB" w:sz="4"/>
+              <w:left w:val="single" w:color="D1D5DB" w:sz="4"/>
+              <w:bottom w:val="single" w:color="D1D5DB" w:sz="4"/>
+              <w:right w:val="single" w:color="D1D5DB" w:sz="4"/>
+            </w:tcBorders>
+            <w:tcMar>
+              <w:top w:type="dxa" w:w="50"/>
+              <w:left w:type="dxa" w:w="90"/>
+              <w:bottom w:type="dxa" w:w="50"/>
+              <w:right w:type="dxa" w:w="90"/>
+            </w:tcMar>
+          </w:tcPr>
+          <w:p>
+            <w:pPr>
+              <w:spacing w:after="0" w:line="260"/>
+            </w:pPr>
+            <w:r>
+              <w:rPr>
+                <w:rFonts w:ascii="Arial" w:cs="Arial" w:eastAsia="Arial" w:hAnsi="Arial"/>
+                <w:sz w:val="17"/>
+                <w:szCs w:val="17"/>
+              </w:rPr>
+              <w:t xml:space="preserve">Baja física de un cliente sin cuentas</w:t>
             </w:r>
           </w:p>
         </w:tc>
@@ -19653,6 +20465,196 @@
           </w:p>
         </w:tc>
       </w:tr>
+      <w:tr>
+        <w:trPr>
+          <w:cantSplit/>
+        </w:trPr>
+        <w:tc>
+          <w:tcPr>
+            <w:tcW w:type="dxa" w:w="3100"/>
+            <w:tcBorders>
+              <w:top w:val="single" w:color="D1D5DB" w:sz="4"/>
+              <w:left w:val="single" w:color="D1D5DB" w:sz="4"/>
+              <w:bottom w:val="single" w:color="D1D5DB" w:sz="4"/>
+              <w:right w:val="single" w:color="D1D5DB" w:sz="4"/>
+            </w:tcBorders>
+            <w:tcMar>
+              <w:top w:type="dxa" w:w="50"/>
+              <w:left w:type="dxa" w:w="90"/>
+              <w:bottom w:type="dxa" w:w="50"/>
+              <w:right w:type="dxa" w:w="90"/>
+            </w:tcMar>
+          </w:tcPr>
+          <w:p>
+            <w:pPr>
+              <w:spacing w:after="0" w:line="260"/>
+            </w:pPr>
+            <w:r>
+              <w:rPr>
+                <w:rFonts w:ascii="Arial" w:cs="Arial" w:eastAsia="Arial" w:hAnsi="Arial"/>
+                <w:sz w:val="17"/>
+                <w:szCs w:val="17"/>
+              </w:rPr>
+              <w:t xml:space="preserve">crudClientes_rolesAlcanceYReglas</w:t>
+            </w:r>
+          </w:p>
+        </w:tc>
+        <w:tc>
+          <w:tcPr>
+            <w:tcW w:type="dxa" w:w="1800"/>
+            <w:tcBorders>
+              <w:top w:val="single" w:color="D1D5DB" w:sz="4"/>
+              <w:left w:val="single" w:color="D1D5DB" w:sz="4"/>
+              <w:bottom w:val="single" w:color="D1D5DB" w:sz="4"/>
+              <w:right w:val="single" w:color="D1D5DB" w:sz="4"/>
+            </w:tcBorders>
+            <w:tcMar>
+              <w:top w:type="dxa" w:w="50"/>
+              <w:left w:type="dxa" w:w="90"/>
+              <w:bottom w:type="dxa" w:w="50"/>
+              <w:right w:type="dxa" w:w="90"/>
+            </w:tcMar>
+          </w:tcPr>
+          <w:p>
+            <w:pPr>
+              <w:spacing w:after="0" w:line="260"/>
+            </w:pPr>
+            <w:r>
+              <w:rPr>
+                <w:rFonts w:ascii="Arial" w:cs="Arial" w:eastAsia="Arial" w:hAnsi="Arial"/>
+                <w:sz w:val="17"/>
+                <w:szCs w:val="17"/>
+              </w:rPr>
+              <w:t xml:space="preserve">CRUD (rúbrica)</w:t>
+            </w:r>
+          </w:p>
+        </w:tc>
+        <w:tc>
+          <w:tcPr>
+            <w:tcW w:type="dxa" w:w="4738"/>
+            <w:tcBorders>
+              <w:top w:val="single" w:color="D1D5DB" w:sz="4"/>
+              <w:left w:val="single" w:color="D1D5DB" w:sz="4"/>
+              <w:bottom w:val="single" w:color="D1D5DB" w:sz="4"/>
+              <w:right w:val="single" w:color="D1D5DB" w:sz="4"/>
+            </w:tcBorders>
+            <w:tcMar>
+              <w:top w:type="dxa" w:w="50"/>
+              <w:left w:type="dxa" w:w="90"/>
+              <w:bottom w:type="dxa" w:w="50"/>
+              <w:right w:type="dxa" w:w="90"/>
+            </w:tcMar>
+          </w:tcPr>
+          <w:p>
+            <w:pPr>
+              <w:spacing w:after="0" w:line="260"/>
+            </w:pPr>
+            <w:r>
+              <w:rPr>
+                <w:rFonts w:ascii="Arial" w:cs="Arial" w:eastAsia="Arial" w:hAnsi="Arial"/>
+                <w:sz w:val="17"/>
+                <w:szCs w:val="17"/>
+              </w:rPr>
+              <w:t xml:space="preserve">Solo el administrador crea y elimina clientes. El asesor edita solo los de su cartera (otro asesor recibe 404). No se elimina un cliente con cuentas (409). Un documento repetido responde 409.</w:t>
+            </w:r>
+          </w:p>
+        </w:tc>
+      </w:tr>
+      <w:tr>
+        <w:trPr>
+          <w:cantSplit/>
+        </w:trPr>
+        <w:tc>
+          <w:tcPr>
+            <w:tcW w:type="dxa" w:w="3100"/>
+            <w:tcBorders>
+              <w:top w:val="single" w:color="D1D5DB" w:sz="4"/>
+              <w:left w:val="single" w:color="D1D5DB" w:sz="4"/>
+              <w:bottom w:val="single" w:color="D1D5DB" w:sz="4"/>
+              <w:right w:val="single" w:color="D1D5DB" w:sz="4"/>
+            </w:tcBorders>
+            <w:tcMar>
+              <w:top w:type="dxa" w:w="50"/>
+              <w:left w:type="dxa" w:w="90"/>
+              <w:bottom w:type="dxa" w:w="50"/>
+              <w:right w:type="dxa" w:w="90"/>
+            </w:tcMar>
+          </w:tcPr>
+          <w:p>
+            <w:pPr>
+              <w:spacing w:after="0" w:line="260"/>
+            </w:pPr>
+            <w:r>
+              <w:rPr>
+                <w:rFonts w:ascii="Arial" w:cs="Arial" w:eastAsia="Arial" w:hAnsi="Arial"/>
+                <w:sz w:val="17"/>
+                <w:szCs w:val="17"/>
+              </w:rPr>
+              <w:t xml:space="preserve">rf19_cargaSinArchivoResponde400NoError</w:t>
+            </w:r>
+          </w:p>
+        </w:tc>
+        <w:tc>
+          <w:tcPr>
+            <w:tcW w:type="dxa" w:w="1800"/>
+            <w:tcBorders>
+              <w:top w:val="single" w:color="D1D5DB" w:sz="4"/>
+              <w:left w:val="single" w:color="D1D5DB" w:sz="4"/>
+              <w:bottom w:val="single" w:color="D1D5DB" w:sz="4"/>
+              <w:right w:val="single" w:color="D1D5DB" w:sz="4"/>
+            </w:tcBorders>
+            <w:tcMar>
+              <w:top w:type="dxa" w:w="50"/>
+              <w:left w:type="dxa" w:w="90"/>
+              <w:bottom w:type="dxa" w:w="50"/>
+              <w:right w:type="dxa" w:w="90"/>
+            </w:tcMar>
+          </w:tcPr>
+          <w:p>
+            <w:pPr>
+              <w:spacing w:after="0" w:line="260"/>
+            </w:pPr>
+            <w:r>
+              <w:rPr>
+                <w:rFonts w:ascii="Arial" w:cs="Arial" w:eastAsia="Arial" w:hAnsi="Arial"/>
+                <w:sz w:val="17"/>
+                <w:szCs w:val="17"/>
+              </w:rPr>
+              <w:t xml:space="preserve">RNF07</w:t>
+            </w:r>
+          </w:p>
+        </w:tc>
+        <w:tc>
+          <w:tcPr>
+            <w:tcW w:type="dxa" w:w="4738"/>
+            <w:tcBorders>
+              <w:top w:val="single" w:color="D1D5DB" w:sz="4"/>
+              <w:left w:val="single" w:color="D1D5DB" w:sz="4"/>
+              <w:bottom w:val="single" w:color="D1D5DB" w:sz="4"/>
+              <w:right w:val="single" w:color="D1D5DB" w:sz="4"/>
+            </w:tcBorders>
+            <w:tcMar>
+              <w:top w:type="dxa" w:w="50"/>
+              <w:left w:type="dxa" w:w="90"/>
+              <w:bottom w:type="dxa" w:w="50"/>
+              <w:right w:type="dxa" w:w="90"/>
+            </w:tcMar>
+          </w:tcPr>
+          <w:p>
+            <w:pPr>
+              <w:spacing w:after="0" w:line="260"/>
+            </w:pPr>
+            <w:r>
+              <w:rPr>
+                <w:rFonts w:ascii="Arial" w:cs="Arial" w:eastAsia="Arial" w:hAnsi="Arial"/>
+                <w:sz w:val="17"/>
+                <w:szCs w:val="17"/>
+              </w:rPr>
+              <w:t xml:space="preserve">Una carga sin archivo responde 400 con un mensaje claro, no 500.</w:t>
+            </w:r>
+          </w:p>
+        </w:tc>
+      </w:tr>
     </w:tbl>
     <w:p>
       <w:pPr>
@@ -19687,13 +20689,13 @@
           <w:b/>
           <w:bCs/>
         </w:rPr>
-        <w:t xml:space="preserve">Tests run: 7, Failures: 0, Errors: 0, Skipped: 0 · BUILD SUCCESS</w:t>
-      </w:r>
-      <w:r>
-        <w:rPr>
-          <w:rFonts w:ascii="Arial" w:cs="Arial" w:eastAsia="Arial" w:hAnsi="Arial"/>
-        </w:rPr>
-        <w:t xml:space="preserve">. Antes de agregar el borrado lógico de tipificaciones, la misma suite ejecutaba 6 pruebas y también pasaba todas.</w:t>
+        <w:t xml:space="preserve">Tests run: 9, Failures: 0, Errors: 0, Skipped: 0 · BUILD SUCCESS</w:t>
+      </w:r>
+      <w:r>
+        <w:rPr>
+          <w:rFonts w:ascii="Arial" w:cs="Arial" w:eastAsia="Arial" w:hAnsi="Arial"/>
+        </w:rPr>
+        <w:t xml:space="preserve">.</w:t>
       </w:r>
     </w:p>
     <w:p>
@@ -19705,7 +20707,55 @@
         <w:rPr>
           <w:rFonts w:ascii="Arial" w:cs="Arial" w:eastAsia="Arial" w:hAnsi="Arial"/>
         </w:rPr>
-        <w:t xml:space="preserve">9.3 Pruebas pendientes</w:t>
+        <w:t xml:space="preserve">9.3 Colección de Postman (newman)</w:t>
+      </w:r>
+    </w:p>
+    <w:p>
+      <w:pPr>
+        <w:spacing w:after="140" w:before="0" w:line="300"/>
+      </w:pPr>
+      <w:r>
+        <w:rPr>
+          <w:rFonts w:ascii="Arial" w:cs="Arial" w:eastAsia="Arial" w:hAnsi="Arial"/>
+        </w:rPr>
+        <w:t xml:space="preserve">La colección tiene 34 peticiones, y cada una verifica su código de respuesta. Se ejecutó contra el backend con perfil demo (H2): </w:t>
+      </w:r>
+      <w:r>
+        <w:rPr>
+          <w:rFonts w:ascii="Arial" w:cs="Arial" w:eastAsia="Arial" w:hAnsi="Arial"/>
+          <w:b/>
+          <w:bCs/>
+        </w:rPr>
+        <w:t xml:space="preserve">34 de 34 peticiones y 34 de 34 aserciones pasan</w:t>
+      </w:r>
+      <w:r>
+        <w:rPr>
+          <w:rFonts w:ascii="Arial" w:cs="Arial" w:eastAsia="Arial" w:hAnsi="Arial"/>
+        </w:rPr>
+        <w:t xml:space="preserve">. El reporte completo está en docs/avance-2/postman-resultados.txt.</w:t>
+      </w:r>
+    </w:p>
+    <w:p>
+      <w:pPr>
+        <w:spacing w:after="140" w:before="0" w:line="300"/>
+      </w:pPr>
+      <w:r>
+        <w:rPr>
+          <w:rFonts w:ascii="Arial" w:cs="Arial" w:eastAsia="Arial" w:hAnsi="Arial"/>
+        </w:rPr>
+        <w:t xml:space="preserve">Al ejecutarla, la colección tenía errores que se corrigieron: el token de asesor se usaba para módulos de administración, dos IDs de ejemplo no correspondían a la cartera del asesor, y las cargas sin archivo respondían 500. Además, crear tipificaciones respondía 200 y ahora responde 201.</w:t>
+      </w:r>
+    </w:p>
+    <w:p>
+      <w:pPr>
+        <w:pStyle w:val="Heading2"/>
+        <w:keepNext/>
+      </w:pPr>
+      <w:r>
+        <w:rPr>
+          <w:rFonts w:ascii="Arial" w:cs="Arial" w:eastAsia="Arial" w:hAnsi="Arial"/>
+        </w:rPr>
+        <w:t xml:space="preserve">9.4 Pruebas pendientes</w:t>
       </w:r>
     </w:p>
     <w:p>
@@ -19723,13 +20773,13 @@
           <w:b/>
           <w:bCs/>
         </w:rPr>
-        <w:t xml:space="preserve">Postman (P01–P04 del Avance 1):</w:t>
-      </w:r>
-      <w:r>
-        <w:rPr>
-          <w:rFonts w:ascii="Arial" w:cs="Arial" w:eastAsia="Arial" w:hAnsi="Arial"/>
-        </w:rPr>
-        <w:t xml:space="preserve"> la colección está en docs/CRM-Cobranzas.postman_collection.json. Falta ejecutarla contra la base MySQL y adjuntar las capturas.</w:t>
+        <w:t xml:space="preserve">Ejecución contra MySQL 8 real:</w:t>
+      </w:r>
+      <w:r>
+        <w:rPr>
+          <w:rFonts w:ascii="Arial" w:cs="Arial" w:eastAsia="Arial" w:hAnsi="Arial"/>
+        </w:rPr>
+        <w:t xml:space="preserve"> las pruebas y Postman corren con H2 en modo MySQL. Falta ejecutar 01_esquema.sql en un servidor MySQL 8 y correr el backend con el perfil mysql.</w:t>
       </w:r>
     </w:p>
     <w:p>
@@ -19848,7 +20898,7 @@
         <w:rPr>
           <w:rFonts w:ascii="Arial" w:cs="Arial" w:eastAsia="Arial" w:hAnsi="Arial"/>
         </w:rPr>
-        <w:t xml:space="preserve"> 31 endpoints con creación, lectura, actualización y borrado lógico en usuarios y tipificaciones.</w:t>
+        <w:t xml:space="preserve"> 34 endpoints. CRUD completo en clientes y tipificaciones; usuarios se da de baja de forma lógica.</w:t>
       </w:r>
     </w:p>
     <w:p>
@@ -19920,7 +20970,7 @@
         <w:rPr>
           <w:rFonts w:ascii="Arial" w:cs="Arial" w:eastAsia="Arial" w:hAnsi="Arial"/>
         </w:rPr>
-        <w:t xml:space="preserve"> 7 pruebas de integración automatizadas que pasan.</w:t>
+        <w:t xml:space="preserve"> 9 pruebas de integración automatizadas que pasan, y 34 de 34 peticiones de Postman.</w:t>
       </w:r>
     </w:p>
     <w:p>
@@ -19964,7 +21014,7 @@
         <w:rPr>
           <w:rFonts w:ascii="Arial" w:cs="Arial" w:eastAsia="Arial" w:hAnsi="Arial"/>
         </w:rPr>
-        <w:t xml:space="preserve">Captura de Postman con los casos P01–P04 y de la carga de un CSV con filas aceptadas y rechazadas.</w:t>
+        <w:t xml:space="preserve">Ejecución de 01_esquema.sql en un servidor MySQL 8 real, y del backend con el perfil mysql.</w:t>
       </w:r>
     </w:p>
     <w:p>
@@ -20473,6 +21523,25 @@
           <w:rFonts w:ascii="Arial" w:cs="Arial" w:eastAsia="Arial" w:hAnsi="Arial"/>
         </w:rPr>
         <w:t xml:space="preserve"> Desde la carpeta backend, ejecutar `./mvnw test`. No necesitan MySQL porque usan el perfil demo con H2.</w:t>
+      </w:r>
+    </w:p>
+    <w:p>
+      <w:pPr>
+        <w:spacing w:after="140" w:before="0" w:line="300"/>
+      </w:pPr>
+      <w:r>
+        <w:rPr>
+          <w:rFonts w:ascii="Arial" w:cs="Arial" w:eastAsia="Arial" w:hAnsi="Arial"/>
+          <w:b/>
+          <w:bCs/>
+        </w:rPr>
+        <w:t xml:space="preserve">6. Probar la API con Postman (newman).</w:t>
+      </w:r>
+      <w:r>
+        <w:rPr>
+          <w:rFonts w:ascii="Arial" w:cs="Arial" w:eastAsia="Arial" w:hAnsi="Arial"/>
+        </w:rPr>
+        <w:t xml:space="preserve"> Con el backend en marcha, desde la raíz del proyecto: `newman run docs/CRM-Cobranzas.postman_collection.json --env-var base_url=http://localhost:8080 --working-dir docs`.</w:t>
       </w:r>
     </w:p>
     <w:sectPr>

--- a/docs/avance-2/Informe_Avance_2_CRM_Cobranzas.docx
+++ b/docs/avance-2/Informe_Avance_2_CRM_Cobranzas.docx
@@ -7057,9 +7057,11 @@
       </w:pPr>
       <w:r>
         <w:rPr>
-          <w:rFonts w:ascii="Arial" w:cs="Arial" w:eastAsia="Arial" w:hAnsi="Arial"/>
+          <w:rFonts w:ascii="Consolas" w:cs="Consolas" w:eastAsia="Consolas" w:hAnsi="Consolas"/>
+          <w:sz w:val="19"/>
+          <w:szCs w:val="19"/>
         </w:rPr>
-        <w:t xml:space="preserve">`Cliente HTTP → Filtro de seguridad (JWT) → Controller → Service → Repository (Spring Data JPA) → Hibernate / JPA → MySQL`</w:t>
+        <w:t xml:space="preserve">Cliente HTTP → Filtro de seguridad (JWT) → Controller → Service → Repository (Spring Data JPA) → Hibernate / JPA → MySQL</w:t>
       </w:r>
     </w:p>
     <w:p>
@@ -7783,9 +7785,11 @@
       </w:pPr>
       <w:r>
         <w:rPr>
-          <w:rFonts w:ascii="Arial" w:cs="Arial" w:eastAsia="Arial" w:hAnsi="Arial"/>
+          <w:rFonts w:ascii="Consolas" w:cs="Consolas" w:eastAsia="Consolas" w:hAnsi="Consolas"/>
+          <w:sz w:val="19"/>
+          <w:szCs w:val="19"/>
         </w:rPr>
-        <w:t xml:space="preserve">`backend/src/main/java/com/escall/crm/`</w:t>
+        <w:t xml:space="preserve">backend/src/main/java/com/escall/crm/</w:t>
       </w:r>
     </w:p>
     <w:p>
@@ -8155,7 +8159,21 @@
         <w:rPr>
           <w:rFonts w:ascii="Arial" w:cs="Arial" w:eastAsia="Arial" w:hAnsi="Arial"/>
         </w:rPr>
-        <w:t xml:space="preserve">El modelo tiene 12 tablas y 17 relaciones (claves foráneas). PK es la clave primaria, FK la clave foránea y UK un valor único. El esquema completo está en `database/01_esquema.sql`.</w:t>
+        <w:t xml:space="preserve">El modelo tiene 12 tablas y 17 relaciones (claves foráneas). PK es la clave primaria, FK la clave foránea y UK un valor único. El esquema completo está en </w:t>
+      </w:r>
+      <w:r>
+        <w:rPr>
+          <w:rFonts w:ascii="Consolas" w:cs="Consolas" w:eastAsia="Consolas" w:hAnsi="Consolas"/>
+          <w:sz w:val="19"/>
+          <w:szCs w:val="19"/>
+        </w:rPr>
+        <w:t xml:space="preserve">database/01_esquema.sql</w:t>
+      </w:r>
+      <w:r>
+        <w:rPr>
+          <w:rFonts w:ascii="Arial" w:cs="Arial" w:eastAsia="Arial" w:hAnsi="Arial"/>
+        </w:rPr>
+        <w:t xml:space="preserve">.</w:t>
       </w:r>
     </w:p>
     <w:p>
@@ -9907,7 +9925,77 @@
         <w:rPr>
           <w:rFonts w:ascii="Arial" w:cs="Arial" w:eastAsia="Arial" w:hAnsi="Arial"/>
         </w:rPr>
-        <w:t xml:space="preserve">Los enumerados `Rol` (ADMIN, SUPERVISOR, ASESOR) y `EstadoPromesa` (PENDIENTE, CUMPLIDA) se guardan como texto con `@Enumerated(EnumType.STRING)`. Las entidades usan `@Table` con el nombre de la tabla, y las claves con `GenerationType.IDENTITY`.</w:t>
+        <w:t xml:space="preserve">Los enumerados </w:t>
+      </w:r>
+      <w:r>
+        <w:rPr>
+          <w:rFonts w:ascii="Consolas" w:cs="Consolas" w:eastAsia="Consolas" w:hAnsi="Consolas"/>
+          <w:sz w:val="19"/>
+          <w:szCs w:val="19"/>
+        </w:rPr>
+        <w:t xml:space="preserve">Rol</w:t>
+      </w:r>
+      <w:r>
+        <w:rPr>
+          <w:rFonts w:ascii="Arial" w:cs="Arial" w:eastAsia="Arial" w:hAnsi="Arial"/>
+        </w:rPr>
+        <w:t xml:space="preserve"> (ADMIN, SUPERVISOR, ASESOR) y </w:t>
+      </w:r>
+      <w:r>
+        <w:rPr>
+          <w:rFonts w:ascii="Consolas" w:cs="Consolas" w:eastAsia="Consolas" w:hAnsi="Consolas"/>
+          <w:sz w:val="19"/>
+          <w:szCs w:val="19"/>
+        </w:rPr>
+        <w:t xml:space="preserve">EstadoPromesa</w:t>
+      </w:r>
+      <w:r>
+        <w:rPr>
+          <w:rFonts w:ascii="Arial" w:cs="Arial" w:eastAsia="Arial" w:hAnsi="Arial"/>
+        </w:rPr>
+        <w:t xml:space="preserve"> (PENDIENTE, CUMPLIDA) se guardan como texto con </w:t>
+      </w:r>
+      <w:r>
+        <w:rPr>
+          <w:rFonts w:ascii="Consolas" w:cs="Consolas" w:eastAsia="Consolas" w:hAnsi="Consolas"/>
+          <w:sz w:val="19"/>
+          <w:szCs w:val="19"/>
+        </w:rPr>
+        <w:t xml:space="preserve">@Enumerated(EnumType.STRING)</w:t>
+      </w:r>
+      <w:r>
+        <w:rPr>
+          <w:rFonts w:ascii="Arial" w:cs="Arial" w:eastAsia="Arial" w:hAnsi="Arial"/>
+        </w:rPr>
+        <w:t xml:space="preserve">. Las entidades usan </w:t>
+      </w:r>
+      <w:r>
+        <w:rPr>
+          <w:rFonts w:ascii="Consolas" w:cs="Consolas" w:eastAsia="Consolas" w:hAnsi="Consolas"/>
+          <w:sz w:val="19"/>
+          <w:szCs w:val="19"/>
+        </w:rPr>
+        <w:t xml:space="preserve">@Table</w:t>
+      </w:r>
+      <w:r>
+        <w:rPr>
+          <w:rFonts w:ascii="Arial" w:cs="Arial" w:eastAsia="Arial" w:hAnsi="Arial"/>
+        </w:rPr>
+        <w:t xml:space="preserve"> con el nombre de la tabla, y las claves con </w:t>
+      </w:r>
+      <w:r>
+        <w:rPr>
+          <w:rFonts w:ascii="Consolas" w:cs="Consolas" w:eastAsia="Consolas" w:hAnsi="Consolas"/>
+          <w:sz w:val="19"/>
+          <w:szCs w:val="19"/>
+        </w:rPr>
+        <w:t xml:space="preserve">GenerationType.IDENTITY</w:t>
+      </w:r>
+      <w:r>
+        <w:rPr>
+          <w:rFonts w:ascii="Arial" w:cs="Arial" w:eastAsia="Arial" w:hAnsi="Arial"/>
+        </w:rPr>
+        <w:t xml:space="preserve">.</w:t>
       </w:r>
     </w:p>
     <w:p>
@@ -9935,7 +10023,21 @@
         <w:rPr>
           <w:rFonts w:ascii="Arial" w:cs="Arial" w:eastAsia="Arial" w:hAnsi="Arial"/>
         </w:rPr>
-        <w:t xml:space="preserve">Perfil `mysql`, que es el predeterminado. La conexión se lee de las variables MYSQL_URL, MYSQL_USER y MYSQL_PASSWORD.</w:t>
+        <w:t xml:space="preserve">Perfil </w:t>
+      </w:r>
+      <w:r>
+        <w:rPr>
+          <w:rFonts w:ascii="Consolas" w:cs="Consolas" w:eastAsia="Consolas" w:hAnsi="Consolas"/>
+          <w:sz w:val="19"/>
+          <w:szCs w:val="19"/>
+        </w:rPr>
+        <w:t xml:space="preserve">mysql</w:t>
+      </w:r>
+      <w:r>
+        <w:rPr>
+          <w:rFonts w:ascii="Arial" w:cs="Arial" w:eastAsia="Arial" w:hAnsi="Arial"/>
+        </w:rPr>
+        <w:t xml:space="preserve">, que es el predeterminado. La conexión se lee de las variables MYSQL_URL, MYSQL_USER y MYSQL_PASSWORD.</w:t>
       </w:r>
     </w:p>
     <w:p>
@@ -9951,7 +10053,73 @@
         <w:rPr>
           <w:rFonts w:ascii="Arial" w:cs="Arial" w:eastAsia="Arial" w:hAnsi="Arial"/>
         </w:rPr>
-        <w:t xml:space="preserve">Los valores sensibles van en `backend/.env`, que no se sube al repositorio (`backend/.env.example` tiene la plantilla sin valores reales).</w:t>
+        <w:t xml:space="preserve">Los valores sensibles van en </w:t>
+      </w:r>
+      <w:r>
+        <w:rPr>
+          <w:rFonts w:ascii="Consolas" w:cs="Consolas" w:eastAsia="Consolas" w:hAnsi="Consolas"/>
+          <w:sz w:val="19"/>
+          <w:szCs w:val="19"/>
+        </w:rPr>
+        <w:t xml:space="preserve">backend/.env</w:t>
+      </w:r>
+      <w:r>
+        <w:rPr>
+          <w:rFonts w:ascii="Arial" w:cs="Arial" w:eastAsia="Arial" w:hAnsi="Arial"/>
+        </w:rPr>
+        <w:t xml:space="preserve">, que no se sube al repositorio (</w:t>
+      </w:r>
+      <w:r>
+        <w:rPr>
+          <w:rFonts w:ascii="Consolas" w:cs="Consolas" w:eastAsia="Consolas" w:hAnsi="Consolas"/>
+          <w:sz w:val="19"/>
+          <w:szCs w:val="19"/>
+        </w:rPr>
+        <w:t xml:space="preserve">backend/.env.example</w:t>
+      </w:r>
+      <w:r>
+        <w:rPr>
+          <w:rFonts w:ascii="Arial" w:cs="Arial" w:eastAsia="Arial" w:hAnsi="Arial"/>
+        </w:rPr>
+        <w:t xml:space="preserve"> tiene la plantilla sin valores reales).</w:t>
+      </w:r>
+    </w:p>
+    <w:p>
+      <w:pPr>
+        <w:pStyle w:val="ListParagraph"/>
+        <w:numPr>
+          <w:ilvl w:val="0"/>
+          <w:numId w:val="2"/>
+        </w:numPr>
+        <w:spacing w:after="80" w:line="290"/>
+      </w:pPr>
+      <w:r>
+        <w:rPr>
+          <w:rFonts w:ascii="Consolas" w:cs="Consolas" w:eastAsia="Consolas" w:hAnsi="Consolas"/>
+          <w:sz w:val="19"/>
+          <w:szCs w:val="19"/>
+        </w:rPr>
+        <w:t xml:space="preserve">spring.jpa.hibernate.ddl-auto=none</w:t>
+      </w:r>
+      <w:r>
+        <w:rPr>
+          <w:rFonts w:ascii="Arial" w:cs="Arial" w:eastAsia="Arial" w:hAnsi="Arial"/>
+        </w:rPr>
+        <w:t xml:space="preserve">: Hibernate no crea ni modifica tablas. El esquema lo crea </w:t>
+      </w:r>
+      <w:r>
+        <w:rPr>
+          <w:rFonts w:ascii="Consolas" w:cs="Consolas" w:eastAsia="Consolas" w:hAnsi="Consolas"/>
+          <w:sz w:val="19"/>
+          <w:szCs w:val="19"/>
+        </w:rPr>
+        <w:t xml:space="preserve">database/01_esquema.sql</w:t>
+      </w:r>
+      <w:r>
+        <w:rPr>
+          <w:rFonts w:ascii="Arial" w:cs="Arial" w:eastAsia="Arial" w:hAnsi="Arial"/>
+        </w:rPr>
+        <w:t xml:space="preserve">.</w:t>
       </w:r>
     </w:p>
     <w:p>
@@ -9967,23 +10135,21 @@
         <w:rPr>
           <w:rFonts w:ascii="Arial" w:cs="Arial" w:eastAsia="Arial" w:hAnsi="Arial"/>
         </w:rPr>
-        <w:t xml:space="preserve">`spring.jpa.hibernate.ddl-auto=none`: Hibernate no crea ni modifica tablas. El esquema lo crea `database/01_esquema.sql`.</w:t>
+        <w:t xml:space="preserve">Pool de conexiones HikariCP con 10 conexiones por defecto; </w:t>
       </w:r>
-    </w:p>
-    <w:p>
-      <w:pPr>
-        <w:pStyle w:val="ListParagraph"/>
-        <w:numPr>
-          <w:ilvl w:val="0"/>
-          <w:numId w:val="2"/>
-        </w:numPr>
-        <w:spacing w:after="80" w:line="290"/>
-      </w:pPr>
+      <w:r>
+        <w:rPr>
+          <w:rFonts w:ascii="Consolas" w:cs="Consolas" w:eastAsia="Consolas" w:hAnsi="Consolas"/>
+          <w:sz w:val="19"/>
+          <w:szCs w:val="19"/>
+        </w:rPr>
+        <w:t xml:space="preserve">spring.jpa.open-in-view=false</w:t>
+      </w:r>
       <w:r>
         <w:rPr>
           <w:rFonts w:ascii="Arial" w:cs="Arial" w:eastAsia="Arial" w:hAnsi="Arial"/>
         </w:rPr>
-        <w:t xml:space="preserve">Pool de conexiones HikariCP con 10 conexiones por defecto; `spring.jpa.open-in-view=false`.</w:t>
+        <w:t xml:space="preserve">.</w:t>
       </w:r>
     </w:p>
     <w:p>
@@ -11156,7 +11322,91 @@
         <w:rPr>
           <w:rFonts w:ascii="Arial" w:cs="Arial" w:eastAsia="Arial" w:hAnsi="Arial"/>
         </w:rPr>
-        <w:t xml:space="preserve"> Esta comprobación requiere el servidor MySQL 8 real. El procedimiento es el siguiente: (1) ejecutar `database/01_esquema.sql` en MySQL; (2) arrancar el backend con el perfil `mysql` y ejecutar `node docs/avance-2/evidencia-api.js http://localhost:8080 mysql`; (3) registrar la respuesta de `GET /api/clientes/7` y de `SELECT id, usuario, rol FROM usuarios;`; (4) detener y volver a arrancar el backend; (5) repetir el `GET` y la consulta SQL y comparar los resultados.</w:t>
+        <w:t xml:space="preserve"> Esta comprobación requiere el servidor MySQL 8 real. El procedimiento es el siguiente: (1) ejecutar </w:t>
+      </w:r>
+      <w:r>
+        <w:rPr>
+          <w:rFonts w:ascii="Consolas" w:cs="Consolas" w:eastAsia="Consolas" w:hAnsi="Consolas"/>
+          <w:sz w:val="19"/>
+          <w:szCs w:val="19"/>
+        </w:rPr>
+        <w:t xml:space="preserve">database/01_esquema.sql</w:t>
+      </w:r>
+      <w:r>
+        <w:rPr>
+          <w:rFonts w:ascii="Arial" w:cs="Arial" w:eastAsia="Arial" w:hAnsi="Arial"/>
+        </w:rPr>
+        <w:t xml:space="preserve"> en MySQL; (2) arrancar el backend con el perfil </w:t>
+      </w:r>
+      <w:r>
+        <w:rPr>
+          <w:rFonts w:ascii="Consolas" w:cs="Consolas" w:eastAsia="Consolas" w:hAnsi="Consolas"/>
+          <w:sz w:val="19"/>
+          <w:szCs w:val="19"/>
+        </w:rPr>
+        <w:t xml:space="preserve">mysql</w:t>
+      </w:r>
+      <w:r>
+        <w:rPr>
+          <w:rFonts w:ascii="Arial" w:cs="Arial" w:eastAsia="Arial" w:hAnsi="Arial"/>
+        </w:rPr>
+        <w:t xml:space="preserve"> y ejecutar </w:t>
+      </w:r>
+      <w:r>
+        <w:rPr>
+          <w:rFonts w:ascii="Consolas" w:cs="Consolas" w:eastAsia="Consolas" w:hAnsi="Consolas"/>
+          <w:sz w:val="19"/>
+          <w:szCs w:val="19"/>
+        </w:rPr>
+        <w:t xml:space="preserve">node docs/avance-2/evidencia-api.js http://localhost:8080 mysql</w:t>
+      </w:r>
+      <w:r>
+        <w:rPr>
+          <w:rFonts w:ascii="Arial" w:cs="Arial" w:eastAsia="Arial" w:hAnsi="Arial"/>
+        </w:rPr>
+        <w:t xml:space="preserve">; (3) registrar la respuesta de </w:t>
+      </w:r>
+      <w:r>
+        <w:rPr>
+          <w:rFonts w:ascii="Consolas" w:cs="Consolas" w:eastAsia="Consolas" w:hAnsi="Consolas"/>
+          <w:sz w:val="19"/>
+          <w:szCs w:val="19"/>
+        </w:rPr>
+        <w:t xml:space="preserve">GET /api/clientes/7</w:t>
+      </w:r>
+      <w:r>
+        <w:rPr>
+          <w:rFonts w:ascii="Arial" w:cs="Arial" w:eastAsia="Arial" w:hAnsi="Arial"/>
+        </w:rPr>
+        <w:t xml:space="preserve"> y de </w:t>
+      </w:r>
+      <w:r>
+        <w:rPr>
+          <w:rFonts w:ascii="Consolas" w:cs="Consolas" w:eastAsia="Consolas" w:hAnsi="Consolas"/>
+          <w:sz w:val="19"/>
+          <w:szCs w:val="19"/>
+        </w:rPr>
+        <w:t xml:space="preserve">SELECT id, usuario, rol FROM usuarios;</w:t>
+      </w:r>
+      <w:r>
+        <w:rPr>
+          <w:rFonts w:ascii="Arial" w:cs="Arial" w:eastAsia="Arial" w:hAnsi="Arial"/>
+        </w:rPr>
+        <w:t xml:space="preserve">; (4) detener y volver a arrancar el backend; (5) repetir el </w:t>
+      </w:r>
+      <w:r>
+        <w:rPr>
+          <w:rFonts w:ascii="Consolas" w:cs="Consolas" w:eastAsia="Consolas" w:hAnsi="Consolas"/>
+          <w:sz w:val="19"/>
+          <w:szCs w:val="19"/>
+        </w:rPr>
+        <w:t xml:space="preserve">GET</w:t>
+      </w:r>
+      <w:r>
+        <w:rPr>
+          <w:rFonts w:ascii="Arial" w:cs="Arial" w:eastAsia="Arial" w:hAnsi="Arial"/>
+        </w:rPr>
+        <w:t xml:space="preserve"> y la consulta SQL y comparar los resultados.</w:t>
       </w:r>
     </w:p>
     <w:tbl>
@@ -11603,7 +11853,7 @@
         <w:rPr>
           <w:rFonts w:ascii="Arial" w:cs="Arial" w:eastAsia="Arial" w:hAnsi="Arial"/>
         </w:rPr>
-        <w:t xml:space="preserve">Cada consulta resuelve un problema concreto del sistema. La columna de evidencia remite a la tabla de la sección 10.</w:t>
+        <w:t xml:space="preserve">Cada consulta resuelve un problema concreto. La columna de entrada y resultado indica los datos que se enviaron y lo que devolvió el backend en la evidencia de la sección 10. El código de cada consulta está en el Anexo C.</w:t>
       </w:r>
     </w:p>
     <w:tbl>
@@ -11619,10 +11869,11 @@
         </w:tblBorders>
       </w:tblPr>
       <w:tblGrid>
-        <w:gridCol w:w="2500"/>
-        <w:gridCol w:w="4000"/>
         <w:gridCol w:w="2000"/>
-        <w:gridCol w:w="1138"/>
+        <w:gridCol w:w="2700"/>
+        <w:gridCol w:w="2300"/>
+        <w:gridCol w:w="1900"/>
+        <w:gridCol w:w="738"/>
       </w:tblGrid>
       <w:tr>
         <w:trPr>
@@ -11630,7 +11881,7 @@
         </w:trPr>
         <w:tc>
           <w:tcPr>
-            <w:tcW w:type="dxa" w:w="2500"/>
+            <w:tcW w:type="dxa" w:w="2000"/>
             <w:tcBorders>
               <w:top w:val="single" w:color="D1D5DB" w:sz="4"/>
               <w:left w:val="single" w:color="D1D5DB" w:sz="4"/>
@@ -11664,7 +11915,7 @@
         </w:tc>
         <w:tc>
           <w:tcPr>
-            <w:tcW w:type="dxa" w:w="4000"/>
+            <w:tcW w:type="dxa" w:w="2700"/>
             <w:tcBorders>
               <w:top w:val="single" w:color="D1D5DB" w:sz="4"/>
               <w:left w:val="single" w:color="D1D5DB" w:sz="4"/>
@@ -11698,7 +11949,7 @@
         </w:tc>
         <w:tc>
           <w:tcPr>
-            <w:tcW w:type="dxa" w:w="2000"/>
+            <w:tcW w:type="dxa" w:w="2300"/>
             <w:tcBorders>
               <w:top w:val="single" w:color="D1D5DB" w:sz="4"/>
               <w:left w:val="single" w:color="D1D5DB" w:sz="4"/>
@@ -11726,13 +11977,47 @@
                 <w:sz w:val="17"/>
                 <w:szCs w:val="17"/>
               </w:rPr>
-              <w:t xml:space="preserve">Endpoint</w:t>
-            </w:r>
-          </w:p>
-        </w:tc>
-        <w:tc>
-          <w:tcPr>
-            <w:tcW w:type="dxa" w:w="1138"/>
+              <w:t xml:space="preserve">Endpoint y datos de entrada</w:t>
+            </w:r>
+          </w:p>
+        </w:tc>
+        <w:tc>
+          <w:tcPr>
+            <w:tcW w:type="dxa" w:w="1900"/>
+            <w:tcBorders>
+              <w:top w:val="single" w:color="D1D5DB" w:sz="4"/>
+              <w:left w:val="single" w:color="D1D5DB" w:sz="4"/>
+              <w:bottom w:val="single" w:color="D1D5DB" w:sz="4"/>
+              <w:right w:val="single" w:color="D1D5DB" w:sz="4"/>
+            </w:tcBorders>
+            <w:shd w:fill="1E3A5F" w:color="auto" w:val="clear"/>
+            <w:tcMar>
+              <w:top w:type="dxa" w:w="50"/>
+              <w:left w:type="dxa" w:w="90"/>
+              <w:bottom w:type="dxa" w:w="50"/>
+              <w:right w:type="dxa" w:w="90"/>
+            </w:tcMar>
+          </w:tcPr>
+          <w:p>
+            <w:pPr>
+              <w:spacing w:after="0" w:line="260"/>
+            </w:pPr>
+            <w:r>
+              <w:rPr>
+                <w:rFonts w:ascii="Arial" w:cs="Arial" w:eastAsia="Arial" w:hAnsi="Arial"/>
+                <w:b/>
+                <w:bCs/>
+                <w:color w:val="FFFFFF"/>
+                <w:sz w:val="17"/>
+                <w:szCs w:val="17"/>
+              </w:rPr>
+              <w:t xml:space="preserve">Resultado obtenido</w:t>
+            </w:r>
+          </w:p>
+        </w:tc>
+        <w:tc>
+          <w:tcPr>
+            <w:tcW w:type="dxa" w:w="738"/>
             <w:tcBorders>
               <w:top w:val="single" w:color="D1D5DB" w:sz="4"/>
               <w:left w:val="single" w:color="D1D5DB" w:sz="4"/>
@@ -11771,7 +12056,7 @@
         </w:trPr>
         <w:tc>
           <w:tcPr>
-            <w:tcW w:type="dxa" w:w="2500"/>
+            <w:tcW w:type="dxa" w:w="2000"/>
             <w:tcBorders>
               <w:top w:val="single" w:color="D1D5DB" w:sz="4"/>
               <w:left w:val="single" w:color="D1D5DB" w:sz="4"/>
@@ -11801,7 +12086,7 @@
         </w:tc>
         <w:tc>
           <w:tcPr>
-            <w:tcW w:type="dxa" w:w="4000"/>
+            <w:tcW w:type="dxa" w:w="2700"/>
             <w:tcBorders>
               <w:top w:val="single" w:color="D1D5DB" w:sz="4"/>
               <w:left w:val="single" w:color="D1D5DB" w:sz="4"/>
@@ -11831,37 +12116,67 @@
         </w:tc>
         <w:tc>
           <w:tcPr>
-            <w:tcW w:type="dxa" w:w="2000"/>
-            <w:tcBorders>
-              <w:top w:val="single" w:color="D1D5DB" w:sz="4"/>
-              <w:left w:val="single" w:color="D1D5DB" w:sz="4"/>
-              <w:bottom w:val="single" w:color="D1D5DB" w:sz="4"/>
-              <w:right w:val="single" w:color="D1D5DB" w:sz="4"/>
-            </w:tcBorders>
-            <w:tcMar>
-              <w:top w:type="dxa" w:w="50"/>
-              <w:left w:type="dxa" w:w="90"/>
-              <w:bottom w:type="dxa" w:w="50"/>
-              <w:right w:type="dxa" w:w="90"/>
-            </w:tcMar>
-          </w:tcPr>
-          <w:p>
-            <w:pPr>
-              <w:spacing w:after="0" w:line="260"/>
-            </w:pPr>
-            <w:r>
-              <w:rPr>
-                <w:rFonts w:ascii="Arial" w:cs="Arial" w:eastAsia="Arial" w:hAnsi="Arial"/>
-                <w:sz w:val="17"/>
-                <w:szCs w:val="17"/>
-              </w:rPr>
-              <w:t xml:space="preserve">GET /api/clientes?q=</w:t>
-            </w:r>
-          </w:p>
-        </w:tc>
-        <w:tc>
-          <w:tcPr>
-            <w:tcW w:type="dxa" w:w="1138"/>
+            <w:tcW w:type="dxa" w:w="2300"/>
+            <w:tcBorders>
+              <w:top w:val="single" w:color="D1D5DB" w:sz="4"/>
+              <w:left w:val="single" w:color="D1D5DB" w:sz="4"/>
+              <w:bottom w:val="single" w:color="D1D5DB" w:sz="4"/>
+              <w:right w:val="single" w:color="D1D5DB" w:sz="4"/>
+            </w:tcBorders>
+            <w:tcMar>
+              <w:top w:type="dxa" w:w="50"/>
+              <w:left w:type="dxa" w:w="90"/>
+              <w:bottom w:type="dxa" w:w="50"/>
+              <w:right w:type="dxa" w:w="90"/>
+            </w:tcMar>
+          </w:tcPr>
+          <w:p>
+            <w:pPr>
+              <w:spacing w:after="0" w:line="260"/>
+            </w:pPr>
+            <w:r>
+              <w:rPr>
+                <w:rFonts w:ascii="Arial" w:cs="Arial" w:eastAsia="Arial" w:hAnsi="Arial"/>
+                <w:sz w:val="17"/>
+                <w:szCs w:val="17"/>
+              </w:rPr>
+              <w:t xml:space="preserve">GET /api/clientes?q=&lt;documento de un cliente de la cartera&gt;, con token de asesor1</w:t>
+            </w:r>
+          </w:p>
+        </w:tc>
+        <w:tc>
+          <w:tcPr>
+            <w:tcW w:type="dxa" w:w="1900"/>
+            <w:tcBorders>
+              <w:top w:val="single" w:color="D1D5DB" w:sz="4"/>
+              <w:left w:val="single" w:color="D1D5DB" w:sz="4"/>
+              <w:bottom w:val="single" w:color="D1D5DB" w:sz="4"/>
+              <w:right w:val="single" w:color="D1D5DB" w:sz="4"/>
+            </w:tcBorders>
+            <w:tcMar>
+              <w:top w:type="dxa" w:w="50"/>
+              <w:left w:type="dxa" w:w="90"/>
+              <w:bottom w:type="dxa" w:w="50"/>
+              <w:right w:type="dxa" w:w="90"/>
+            </w:tcMar>
+          </w:tcPr>
+          <w:p>
+            <w:pPr>
+              <w:spacing w:after="0" w:line="260"/>
+            </w:pPr>
+            <w:r>
+              <w:rPr>
+                <w:rFonts w:ascii="Arial" w:cs="Arial" w:eastAsia="Arial" w:hAnsi="Arial"/>
+                <w:sz w:val="17"/>
+                <w:szCs w:val="17"/>
+              </w:rPr>
+              <w:t xml:space="preserve">Lista de 1 cliente</w:t>
+            </w:r>
+          </w:p>
+        </w:tc>
+        <w:tc>
+          <w:tcPr>
+            <w:tcW w:type="dxa" w:w="738"/>
             <w:tcBorders>
               <w:top w:val="single" w:color="D1D5DB" w:sz="4"/>
               <w:left w:val="single" w:color="D1D5DB" w:sz="4"/>
@@ -11896,7 +12211,7 @@
         </w:trPr>
         <w:tc>
           <w:tcPr>
-            <w:tcW w:type="dxa" w:w="2500"/>
+            <w:tcW w:type="dxa" w:w="2000"/>
             <w:tcBorders>
               <w:top w:val="single" w:color="D1D5DB" w:sz="4"/>
               <w:left w:val="single" w:color="D1D5DB" w:sz="4"/>
@@ -11926,67 +12241,97 @@
         </w:tc>
         <w:tc>
           <w:tcPr>
-            <w:tcW w:type="dxa" w:w="4000"/>
-            <w:tcBorders>
-              <w:top w:val="single" w:color="D1D5DB" w:sz="4"/>
-              <w:left w:val="single" w:color="D1D5DB" w:sz="4"/>
-              <w:bottom w:val="single" w:color="D1D5DB" w:sz="4"/>
-              <w:right w:val="single" w:color="D1D5DB" w:sz="4"/>
-            </w:tcBorders>
-            <w:tcMar>
-              <w:top w:type="dxa" w:w="50"/>
-              <w:left w:type="dxa" w:w="90"/>
-              <w:bottom w:type="dxa" w:w="50"/>
-              <w:right w:type="dxa" w:w="90"/>
-            </w:tcMar>
-          </w:tcPr>
-          <w:p>
-            <w:pPr>
-              <w:spacing w:after="0" w:line="260"/>
-            </w:pPr>
-            <w:r>
-              <w:rPr>
-                <w:rFonts w:ascii="Arial" w:cs="Arial" w:eastAsia="Arial" w:hAnsi="Arial"/>
-                <w:sz w:val="17"/>
-                <w:szCs w:val="17"/>
-              </w:rPr>
-              <w:t xml:space="preserve">Comprueba si un cliente pertenece a los asesores visibles para el usuario. Es la base de la respuesta 404 para clientes ajenos.</w:t>
-            </w:r>
-          </w:p>
-        </w:tc>
-        <w:tc>
-          <w:tcPr>
-            <w:tcW w:type="dxa" w:w="2000"/>
-            <w:tcBorders>
-              <w:top w:val="single" w:color="D1D5DB" w:sz="4"/>
-              <w:left w:val="single" w:color="D1D5DB" w:sz="4"/>
-              <w:bottom w:val="single" w:color="D1D5DB" w:sz="4"/>
-              <w:right w:val="single" w:color="D1D5DB" w:sz="4"/>
-            </w:tcBorders>
-            <w:tcMar>
-              <w:top w:type="dxa" w:w="50"/>
-              <w:left w:type="dxa" w:w="90"/>
-              <w:bottom w:type="dxa" w:w="50"/>
-              <w:right w:type="dxa" w:w="90"/>
-            </w:tcMar>
-          </w:tcPr>
-          <w:p>
-            <w:pPr>
-              <w:spacing w:after="0" w:line="260"/>
-            </w:pPr>
-            <w:r>
-              <w:rPr>
-                <w:rFonts w:ascii="Arial" w:cs="Arial" w:eastAsia="Arial" w:hAnsi="Arial"/>
-                <w:sz w:val="17"/>
-                <w:szCs w:val="17"/>
-              </w:rPr>
-              <w:t xml:space="preserve">GET /api/clientes/{id}</w:t>
-            </w:r>
-          </w:p>
-        </w:tc>
-        <w:tc>
-          <w:tcPr>
-            <w:tcW w:type="dxa" w:w="1138"/>
+            <w:tcW w:type="dxa" w:w="2700"/>
+            <w:tcBorders>
+              <w:top w:val="single" w:color="D1D5DB" w:sz="4"/>
+              <w:left w:val="single" w:color="D1D5DB" w:sz="4"/>
+              <w:bottom w:val="single" w:color="D1D5DB" w:sz="4"/>
+              <w:right w:val="single" w:color="D1D5DB" w:sz="4"/>
+            </w:tcBorders>
+            <w:tcMar>
+              <w:top w:type="dxa" w:w="50"/>
+              <w:left w:type="dxa" w:w="90"/>
+              <w:bottom w:type="dxa" w:w="50"/>
+              <w:right w:type="dxa" w:w="90"/>
+            </w:tcMar>
+          </w:tcPr>
+          <w:p>
+            <w:pPr>
+              <w:spacing w:after="0" w:line="260"/>
+            </w:pPr>
+            <w:r>
+              <w:rPr>
+                <w:rFonts w:ascii="Arial" w:cs="Arial" w:eastAsia="Arial" w:hAnsi="Arial"/>
+                <w:sz w:val="17"/>
+                <w:szCs w:val="17"/>
+              </w:rPr>
+              <w:t xml:space="preserve">Comprueba si el cliente pertenece a los asesores visibles para el usuario. Es la base de la respuesta 404 para clientes ajenos.</w:t>
+            </w:r>
+          </w:p>
+        </w:tc>
+        <w:tc>
+          <w:tcPr>
+            <w:tcW w:type="dxa" w:w="2300"/>
+            <w:tcBorders>
+              <w:top w:val="single" w:color="D1D5DB" w:sz="4"/>
+              <w:left w:val="single" w:color="D1D5DB" w:sz="4"/>
+              <w:bottom w:val="single" w:color="D1D5DB" w:sz="4"/>
+              <w:right w:val="single" w:color="D1D5DB" w:sz="4"/>
+            </w:tcBorders>
+            <w:tcMar>
+              <w:top w:type="dxa" w:w="50"/>
+              <w:left w:type="dxa" w:w="90"/>
+              <w:bottom w:type="dxa" w:w="50"/>
+              <w:right w:type="dxa" w:w="90"/>
+            </w:tcMar>
+          </w:tcPr>
+          <w:p>
+            <w:pPr>
+              <w:spacing w:after="0" w:line="260"/>
+            </w:pPr>
+            <w:r>
+              <w:rPr>
+                <w:rFonts w:ascii="Arial" w:cs="Arial" w:eastAsia="Arial" w:hAnsi="Arial"/>
+                <w:sz w:val="17"/>
+                <w:szCs w:val="17"/>
+              </w:rPr>
+              <w:t xml:space="preserve">GET /api/clientes/&lt;id de otra cartera&gt;, con token de asesor1</w:t>
+            </w:r>
+          </w:p>
+        </w:tc>
+        <w:tc>
+          <w:tcPr>
+            <w:tcW w:type="dxa" w:w="1900"/>
+            <w:tcBorders>
+              <w:top w:val="single" w:color="D1D5DB" w:sz="4"/>
+              <w:left w:val="single" w:color="D1D5DB" w:sz="4"/>
+              <w:bottom w:val="single" w:color="D1D5DB" w:sz="4"/>
+              <w:right w:val="single" w:color="D1D5DB" w:sz="4"/>
+            </w:tcBorders>
+            <w:tcMar>
+              <w:top w:type="dxa" w:w="50"/>
+              <w:left w:type="dxa" w:w="90"/>
+              <w:bottom w:type="dxa" w:w="50"/>
+              <w:right w:type="dxa" w:w="90"/>
+            </w:tcMar>
+          </w:tcPr>
+          <w:p>
+            <w:pPr>
+              <w:spacing w:after="0" w:line="260"/>
+            </w:pPr>
+            <w:r>
+              <w:rPr>
+                <w:rFonts w:ascii="Arial" w:cs="Arial" w:eastAsia="Arial" w:hAnsi="Arial"/>
+                <w:sz w:val="17"/>
+                <w:szCs w:val="17"/>
+              </w:rPr>
+              <w:t xml:space="preserve">404: el cliente no es visible para el asesor</w:t>
+            </w:r>
+          </w:p>
+        </w:tc>
+        <w:tc>
+          <w:tcPr>
+            <w:tcW w:type="dxa" w:w="738"/>
             <w:tcBorders>
               <w:top w:val="single" w:color="D1D5DB" w:sz="4"/>
               <w:left w:val="single" w:color="D1D5DB" w:sz="4"/>
@@ -12021,7 +12366,7 @@
         </w:trPr>
         <w:tc>
           <w:tcPr>
-            <w:tcW w:type="dxa" w:w="2500"/>
+            <w:tcW w:type="dxa" w:w="2000"/>
             <w:tcBorders>
               <w:top w:val="single" w:color="D1D5DB" w:sz="4"/>
               <w:left w:val="single" w:color="D1D5DB" w:sz="4"/>
@@ -12051,67 +12396,97 @@
         </w:tc>
         <w:tc>
           <w:tcPr>
-            <w:tcW w:type="dxa" w:w="4000"/>
-            <w:tcBorders>
-              <w:top w:val="single" w:color="D1D5DB" w:sz="4"/>
-              <w:left w:val="single" w:color="D1D5DB" w:sz="4"/>
-              <w:bottom w:val="single" w:color="D1D5DB" w:sz="4"/>
-              <w:right w:val="single" w:color="D1D5DB" w:sz="4"/>
-            </w:tcBorders>
-            <w:tcMar>
-              <w:top w:type="dxa" w:w="50"/>
-              <w:left w:type="dxa" w:w="90"/>
-              <w:bottom w:type="dxa" w:w="50"/>
-              <w:right w:type="dxa" w:w="90"/>
-            </w:tcMar>
-          </w:tcPr>
-          <w:p>
-            <w:pPr>
-              <w:spacing w:after="0" w:line="260"/>
-            </w:pPr>
-            <w:r>
-              <w:rPr>
-                <w:rFonts w:ascii="Arial" w:cs="Arial" w:eastAsia="Arial" w:hAnsi="Arial"/>
-                <w:sz w:val="17"/>
-                <w:szCs w:val="17"/>
-              </w:rPr>
-              <w:t xml:space="preserve">Gestiones de un periodo con JOIN FETCH de cuenta, cliente, asesor y tipificaciones, y filtros opcionales de cartera y cosecha.</w:t>
-            </w:r>
-          </w:p>
-        </w:tc>
-        <w:tc>
-          <w:tcPr>
-            <w:tcW w:type="dxa" w:w="2000"/>
-            <w:tcBorders>
-              <w:top w:val="single" w:color="D1D5DB" w:sz="4"/>
-              <w:left w:val="single" w:color="D1D5DB" w:sz="4"/>
-              <w:bottom w:val="single" w:color="D1D5DB" w:sz="4"/>
-              <w:right w:val="single" w:color="D1D5DB" w:sz="4"/>
-            </w:tcBorders>
-            <w:tcMar>
-              <w:top w:type="dxa" w:w="50"/>
-              <w:left w:type="dxa" w:w="90"/>
-              <w:bottom w:type="dxa" w:w="50"/>
-              <w:right w:type="dxa" w:w="90"/>
-            </w:tcMar>
-          </w:tcPr>
-          <w:p>
-            <w:pPr>
-              <w:spacing w:after="0" w:line="260"/>
-            </w:pPr>
-            <w:r>
-              <w:rPr>
-                <w:rFonts w:ascii="Arial" w:cs="Arial" w:eastAsia="Arial" w:hAnsi="Arial"/>
-                <w:sz w:val="17"/>
-                <w:szCs w:val="17"/>
-              </w:rPr>
-              <w:t xml:space="preserve">GET /api/reportes/gestiones</w:t>
-            </w:r>
-          </w:p>
-        </w:tc>
-        <w:tc>
-          <w:tcPr>
-            <w:tcW w:type="dxa" w:w="1138"/>
+            <w:tcW w:type="dxa" w:w="2700"/>
+            <w:tcBorders>
+              <w:top w:val="single" w:color="D1D5DB" w:sz="4"/>
+              <w:left w:val="single" w:color="D1D5DB" w:sz="4"/>
+              <w:bottom w:val="single" w:color="D1D5DB" w:sz="4"/>
+              <w:right w:val="single" w:color="D1D5DB" w:sz="4"/>
+            </w:tcBorders>
+            <w:tcMar>
+              <w:top w:type="dxa" w:w="50"/>
+              <w:left w:type="dxa" w:w="90"/>
+              <w:bottom w:type="dxa" w:w="50"/>
+              <w:right w:type="dxa" w:w="90"/>
+            </w:tcMar>
+          </w:tcPr>
+          <w:p>
+            <w:pPr>
+              <w:spacing w:after="0" w:line="260"/>
+            </w:pPr>
+            <w:r>
+              <w:rPr>
+                <w:rFonts w:ascii="Arial" w:cs="Arial" w:eastAsia="Arial" w:hAnsi="Arial"/>
+                <w:sz w:val="17"/>
+                <w:szCs w:val="17"/>
+              </w:rPr>
+              <w:t xml:space="preserve">Gestiones de un periodo con JOIN FETCH de cuenta, cliente, asesor y tipificaciones, con filtros opcionales de cartera y cosecha.</w:t>
+            </w:r>
+          </w:p>
+        </w:tc>
+        <w:tc>
+          <w:tcPr>
+            <w:tcW w:type="dxa" w:w="2300"/>
+            <w:tcBorders>
+              <w:top w:val="single" w:color="D1D5DB" w:sz="4"/>
+              <w:left w:val="single" w:color="D1D5DB" w:sz="4"/>
+              <w:bottom w:val="single" w:color="D1D5DB" w:sz="4"/>
+              <w:right w:val="single" w:color="D1D5DB" w:sz="4"/>
+            </w:tcBorders>
+            <w:tcMar>
+              <w:top w:type="dxa" w:w="50"/>
+              <w:left w:type="dxa" w:w="90"/>
+              <w:bottom w:type="dxa" w:w="50"/>
+              <w:right w:type="dxa" w:w="90"/>
+            </w:tcMar>
+          </w:tcPr>
+          <w:p>
+            <w:pPr>
+              <w:spacing w:after="0" w:line="260"/>
+            </w:pPr>
+            <w:r>
+              <w:rPr>
+                <w:rFonts w:ascii="Arial" w:cs="Arial" w:eastAsia="Arial" w:hAnsi="Arial"/>
+                <w:sz w:val="17"/>
+                <w:szCs w:val="17"/>
+              </w:rPr>
+              <w:t xml:space="preserve">GET /api/reportes/gestiones?periodo=MES, con token de supervisor</w:t>
+            </w:r>
+          </w:p>
+        </w:tc>
+        <w:tc>
+          <w:tcPr>
+            <w:tcW w:type="dxa" w:w="1900"/>
+            <w:tcBorders>
+              <w:top w:val="single" w:color="D1D5DB" w:sz="4"/>
+              <w:left w:val="single" w:color="D1D5DB" w:sz="4"/>
+              <w:bottom w:val="single" w:color="D1D5DB" w:sz="4"/>
+              <w:right w:val="single" w:color="D1D5DB" w:sz="4"/>
+            </w:tcBorders>
+            <w:tcMar>
+              <w:top w:type="dxa" w:w="50"/>
+              <w:left w:type="dxa" w:w="90"/>
+              <w:bottom w:type="dxa" w:w="50"/>
+              <w:right w:type="dxa" w:w="90"/>
+            </w:tcMar>
+          </w:tcPr>
+          <w:p>
+            <w:pPr>
+              <w:spacing w:after="0" w:line="260"/>
+            </w:pPr>
+            <w:r>
+              <w:rPr>
+                <w:rFonts w:ascii="Arial" w:cs="Arial" w:eastAsia="Arial" w:hAnsi="Arial"/>
+                <w:sz w:val="17"/>
+                <w:szCs w:val="17"/>
+              </w:rPr>
+              <w:t xml:space="preserve">Lista de 34 gestiones del mes</w:t>
+            </w:r>
+          </w:p>
+        </w:tc>
+        <w:tc>
+          <w:tcPr>
+            <w:tcW w:type="dxa" w:w="738"/>
             <w:tcBorders>
               <w:top w:val="single" w:color="D1D5DB" w:sz="4"/>
               <w:left w:val="single" w:color="D1D5DB" w:sz="4"/>
@@ -12146,7 +12521,7 @@
         </w:trPr>
         <w:tc>
           <w:tcPr>
-            <w:tcW w:type="dxa" w:w="2500"/>
+            <w:tcW w:type="dxa" w:w="2000"/>
             <w:tcBorders>
               <w:top w:val="single" w:color="D1D5DB" w:sz="4"/>
               <w:left w:val="single" w:color="D1D5DB" w:sz="4"/>
@@ -12176,7 +12551,7 @@
         </w:tc>
         <w:tc>
           <w:tcPr>
-            <w:tcW w:type="dxa" w:w="4000"/>
+            <w:tcW w:type="dxa" w:w="2700"/>
             <w:tcBorders>
               <w:top w:val="single" w:color="D1D5DB" w:sz="4"/>
               <w:left w:val="single" w:color="D1D5DB" w:sz="4"/>
@@ -12206,37 +12581,67 @@
         </w:tc>
         <w:tc>
           <w:tcPr>
-            <w:tcW w:type="dxa" w:w="2000"/>
-            <w:tcBorders>
-              <w:top w:val="single" w:color="D1D5DB" w:sz="4"/>
-              <w:left w:val="single" w:color="D1D5DB" w:sz="4"/>
-              <w:bottom w:val="single" w:color="D1D5DB" w:sz="4"/>
-              <w:right w:val="single" w:color="D1D5DB" w:sz="4"/>
-            </w:tcBorders>
-            <w:tcMar>
-              <w:top w:type="dxa" w:w="50"/>
-              <w:left w:type="dxa" w:w="90"/>
-              <w:bottom w:type="dxa" w:w="50"/>
-              <w:right w:type="dxa" w:w="90"/>
-            </w:tcMar>
-          </w:tcPr>
-          <w:p>
-            <w:pPr>
-              <w:spacing w:after="0" w:line="260"/>
-            </w:pPr>
-            <w:r>
-              <w:rPr>
-                <w:rFonts w:ascii="Arial" w:cs="Arial" w:eastAsia="Arial" w:hAnsi="Arial"/>
-                <w:sz w:val="17"/>
-                <w:szCs w:val="17"/>
-              </w:rPr>
-              <w:t xml:space="preserve">GET /api/cartera</w:t>
-            </w:r>
-          </w:p>
-        </w:tc>
-        <w:tc>
-          <w:tcPr>
-            <w:tcW w:type="dxa" w:w="1138"/>
+            <w:tcW w:type="dxa" w:w="2300"/>
+            <w:tcBorders>
+              <w:top w:val="single" w:color="D1D5DB" w:sz="4"/>
+              <w:left w:val="single" w:color="D1D5DB" w:sz="4"/>
+              <w:bottom w:val="single" w:color="D1D5DB" w:sz="4"/>
+              <w:right w:val="single" w:color="D1D5DB" w:sz="4"/>
+            </w:tcBorders>
+            <w:tcMar>
+              <w:top w:type="dxa" w:w="50"/>
+              <w:left w:type="dxa" w:w="90"/>
+              <w:bottom w:type="dxa" w:w="50"/>
+              <w:right w:type="dxa" w:w="90"/>
+            </w:tcMar>
+          </w:tcPr>
+          <w:p>
+            <w:pPr>
+              <w:spacing w:after="0" w:line="260"/>
+            </w:pPr>
+            <w:r>
+              <w:rPr>
+                <w:rFonts w:ascii="Arial" w:cs="Arial" w:eastAsia="Arial" w:hAnsi="Arial"/>
+                <w:sz w:val="17"/>
+                <w:szCs w:val="17"/>
+              </w:rPr>
+              <w:t xml:space="preserve">GET /api/cartera, con token de asesor1; la consulta usa los ids de sus cuentas</w:t>
+            </w:r>
+          </w:p>
+        </w:tc>
+        <w:tc>
+          <w:tcPr>
+            <w:tcW w:type="dxa" w:w="1900"/>
+            <w:tcBorders>
+              <w:top w:val="single" w:color="D1D5DB" w:sz="4"/>
+              <w:left w:val="single" w:color="D1D5DB" w:sz="4"/>
+              <w:bottom w:val="single" w:color="D1D5DB" w:sz="4"/>
+              <w:right w:val="single" w:color="D1D5DB" w:sz="4"/>
+            </w:tcBorders>
+            <w:tcMar>
+              <w:top w:type="dxa" w:w="50"/>
+              <w:left w:type="dxa" w:w="90"/>
+              <w:bottom w:type="dxa" w:w="50"/>
+              <w:right w:type="dxa" w:w="90"/>
+            </w:tcMar>
+          </w:tcPr>
+          <w:p>
+            <w:pPr>
+              <w:spacing w:after="0" w:line="260"/>
+            </w:pPr>
+            <w:r>
+              <w:rPr>
+                <w:rFonts w:ascii="Arial" w:cs="Arial" w:eastAsia="Arial" w:hAnsi="Arial"/>
+                <w:sz w:val="17"/>
+                <w:szCs w:val="17"/>
+              </w:rPr>
+              <w:t xml:space="preserve">Lista de 5 cuentas con total pagado y saldo</w:t>
+            </w:r>
+          </w:p>
+        </w:tc>
+        <w:tc>
+          <w:tcPr>
+            <w:tcW w:type="dxa" w:w="738"/>
             <w:tcBorders>
               <w:top w:val="single" w:color="D1D5DB" w:sz="4"/>
               <w:left w:val="single" w:color="D1D5DB" w:sz="4"/>
@@ -12271,7 +12676,7 @@
         </w:trPr>
         <w:tc>
           <w:tcPr>
-            <w:tcW w:type="dxa" w:w="2500"/>
+            <w:tcW w:type="dxa" w:w="2000"/>
             <w:tcBorders>
               <w:top w:val="single" w:color="D1D5DB" w:sz="4"/>
               <w:left w:val="single" w:color="D1D5DB" w:sz="4"/>
@@ -12301,91 +12706,121 @@
         </w:tc>
         <w:tc>
           <w:tcPr>
-            <w:tcW w:type="dxa" w:w="4000"/>
-            <w:tcBorders>
-              <w:top w:val="single" w:color="D1D5DB" w:sz="4"/>
-              <w:left w:val="single" w:color="D1D5DB" w:sz="4"/>
-              <w:bottom w:val="single" w:color="D1D5DB" w:sz="4"/>
-              <w:right w:val="single" w:color="D1D5DB" w:sz="4"/>
-            </w:tcBorders>
-            <w:tcMar>
-              <w:top w:type="dxa" w:w="50"/>
-              <w:left w:type="dxa" w:w="90"/>
-              <w:bottom w:type="dxa" w:w="50"/>
-              <w:right w:type="dxa" w:w="90"/>
-            </w:tcMar>
-          </w:tcPr>
-          <w:p>
-            <w:pPr>
-              <w:spacing w:after="0" w:line="260"/>
-            </w:pPr>
-            <w:r>
-              <w:rPr>
-                <w:rFonts w:ascii="Arial" w:cs="Arial" w:eastAsia="Arial" w:hAnsi="Arial"/>
-                <w:sz w:val="17"/>
-                <w:szCs w:val="17"/>
-              </w:rPr>
-              <w:t xml:space="preserve">Promesas de un asesor filtradas por estado, ordenadas por fecha de compromiso.</w:t>
-            </w:r>
-          </w:p>
-        </w:tc>
-        <w:tc>
-          <w:tcPr>
-            <w:tcW w:type="dxa" w:w="2000"/>
-            <w:tcBorders>
-              <w:top w:val="single" w:color="D1D5DB" w:sz="4"/>
-              <w:left w:val="single" w:color="D1D5DB" w:sz="4"/>
-              <w:bottom w:val="single" w:color="D1D5DB" w:sz="4"/>
-              <w:right w:val="single" w:color="D1D5DB" w:sz="4"/>
-            </w:tcBorders>
-            <w:tcMar>
-              <w:top w:type="dxa" w:w="50"/>
-              <w:left w:type="dxa" w:w="90"/>
-              <w:bottom w:type="dxa" w:w="50"/>
-              <w:right w:type="dxa" w:w="90"/>
-            </w:tcMar>
-          </w:tcPr>
-          <w:p>
-            <w:pPr>
-              <w:spacing w:after="0" w:line="260"/>
-            </w:pPr>
-            <w:r>
-              <w:rPr>
-                <w:rFonts w:ascii="Arial" w:cs="Arial" w:eastAsia="Arial" w:hAnsi="Arial"/>
-                <w:sz w:val="17"/>
-                <w:szCs w:val="17"/>
-              </w:rPr>
-              <w:t xml:space="preserve">GET /api/cartera/agenda</w:t>
-            </w:r>
-          </w:p>
-        </w:tc>
-        <w:tc>
-          <w:tcPr>
-            <w:tcW w:type="dxa" w:w="1138"/>
-            <w:tcBorders>
-              <w:top w:val="single" w:color="D1D5DB" w:sz="4"/>
-              <w:left w:val="single" w:color="D1D5DB" w:sz="4"/>
-              <w:bottom w:val="single" w:color="D1D5DB" w:sz="4"/>
-              <w:right w:val="single" w:color="D1D5DB" w:sz="4"/>
-            </w:tcBorders>
-            <w:tcMar>
-              <w:top w:type="dxa" w:w="50"/>
-              <w:left w:type="dxa" w:w="90"/>
-              <w:bottom w:type="dxa" w:w="50"/>
-              <w:right w:type="dxa" w:w="90"/>
-            </w:tcMar>
-          </w:tcPr>
-          <w:p>
-            <w:pPr>
-              <w:spacing w:after="0" w:line="260"/>
-            </w:pPr>
-            <w:r>
-              <w:rPr>
-                <w:rFonts w:ascii="Arial" w:cs="Arial" w:eastAsia="Arial" w:hAnsi="Arial"/>
-                <w:sz w:val="17"/>
-                <w:szCs w:val="17"/>
-              </w:rPr>
-              <w:t xml:space="preserve">—</w:t>
+            <w:tcW w:type="dxa" w:w="2700"/>
+            <w:tcBorders>
+              <w:top w:val="single" w:color="D1D5DB" w:sz="4"/>
+              <w:left w:val="single" w:color="D1D5DB" w:sz="4"/>
+              <w:bottom w:val="single" w:color="D1D5DB" w:sz="4"/>
+              <w:right w:val="single" w:color="D1D5DB" w:sz="4"/>
+            </w:tcBorders>
+            <w:tcMar>
+              <w:top w:type="dxa" w:w="50"/>
+              <w:left w:type="dxa" w:w="90"/>
+              <w:bottom w:type="dxa" w:w="50"/>
+              <w:right w:type="dxa" w:w="90"/>
+            </w:tcMar>
+          </w:tcPr>
+          <w:p>
+            <w:pPr>
+              <w:spacing w:after="0" w:line="260"/>
+            </w:pPr>
+            <w:r>
+              <w:rPr>
+                <w:rFonts w:ascii="Arial" w:cs="Arial" w:eastAsia="Arial" w:hAnsi="Arial"/>
+                <w:sz w:val="17"/>
+                <w:szCs w:val="17"/>
+              </w:rPr>
+              <w:t xml:space="preserve">Promesas de un asesor filtradas por estado PENDIENTE, ordenadas por fecha de compromiso.</w:t>
+            </w:r>
+          </w:p>
+        </w:tc>
+        <w:tc>
+          <w:tcPr>
+            <w:tcW w:type="dxa" w:w="2300"/>
+            <w:tcBorders>
+              <w:top w:val="single" w:color="D1D5DB" w:sz="4"/>
+              <w:left w:val="single" w:color="D1D5DB" w:sz="4"/>
+              <w:bottom w:val="single" w:color="D1D5DB" w:sz="4"/>
+              <w:right w:val="single" w:color="D1D5DB" w:sz="4"/>
+            </w:tcBorders>
+            <w:tcMar>
+              <w:top w:type="dxa" w:w="50"/>
+              <w:left w:type="dxa" w:w="90"/>
+              <w:bottom w:type="dxa" w:w="50"/>
+              <w:right w:type="dxa" w:w="90"/>
+            </w:tcMar>
+          </w:tcPr>
+          <w:p>
+            <w:pPr>
+              <w:spacing w:after="0" w:line="260"/>
+            </w:pPr>
+            <w:r>
+              <w:rPr>
+                <w:rFonts w:ascii="Arial" w:cs="Arial" w:eastAsia="Arial" w:hAnsi="Arial"/>
+                <w:sz w:val="17"/>
+                <w:szCs w:val="17"/>
+              </w:rPr>
+              <w:t xml:space="preserve">GET /api/cartera/agenda, con token de asesor1</w:t>
+            </w:r>
+          </w:p>
+        </w:tc>
+        <w:tc>
+          <w:tcPr>
+            <w:tcW w:type="dxa" w:w="1900"/>
+            <w:tcBorders>
+              <w:top w:val="single" w:color="D1D5DB" w:sz="4"/>
+              <w:left w:val="single" w:color="D1D5DB" w:sz="4"/>
+              <w:bottom w:val="single" w:color="D1D5DB" w:sz="4"/>
+              <w:right w:val="single" w:color="D1D5DB" w:sz="4"/>
+            </w:tcBorders>
+            <w:tcMar>
+              <w:top w:type="dxa" w:w="50"/>
+              <w:left w:type="dxa" w:w="90"/>
+              <w:bottom w:type="dxa" w:w="50"/>
+              <w:right w:type="dxa" w:w="90"/>
+            </w:tcMar>
+          </w:tcPr>
+          <w:p>
+            <w:pPr>
+              <w:spacing w:after="0" w:line="260"/>
+            </w:pPr>
+            <w:r>
+              <w:rPr>
+                <w:rFonts w:ascii="Arial" w:cs="Arial" w:eastAsia="Arial" w:hAnsi="Arial"/>
+                <w:sz w:val="17"/>
+                <w:szCs w:val="17"/>
+              </w:rPr>
+              <w:t xml:space="preserve">Lista de promesas pendientes del asesor</w:t>
+            </w:r>
+          </w:p>
+        </w:tc>
+        <w:tc>
+          <w:tcPr>
+            <w:tcW w:type="dxa" w:w="738"/>
+            <w:tcBorders>
+              <w:top w:val="single" w:color="D1D5DB" w:sz="4"/>
+              <w:left w:val="single" w:color="D1D5DB" w:sz="4"/>
+              <w:bottom w:val="single" w:color="D1D5DB" w:sz="4"/>
+              <w:right w:val="single" w:color="D1D5DB" w:sz="4"/>
+            </w:tcBorders>
+            <w:tcMar>
+              <w:top w:type="dxa" w:w="50"/>
+              <w:left w:type="dxa" w:w="90"/>
+              <w:bottom w:type="dxa" w:w="50"/>
+              <w:right w:type="dxa" w:w="90"/>
+            </w:tcMar>
+          </w:tcPr>
+          <w:p>
+            <w:pPr>
+              <w:spacing w:after="0" w:line="260"/>
+            </w:pPr>
+            <w:r>
+              <w:rPr>
+                <w:rFonts w:ascii="Arial" w:cs="Arial" w:eastAsia="Arial" w:hAnsi="Arial"/>
+                <w:sz w:val="17"/>
+                <w:szCs w:val="17"/>
+              </w:rPr>
+              <w:t xml:space="preserve">27</w:t>
             </w:r>
           </w:p>
         </w:tc>
@@ -12396,7 +12831,7 @@
         </w:trPr>
         <w:tc>
           <w:tcPr>
-            <w:tcW w:type="dxa" w:w="2500"/>
+            <w:tcW w:type="dxa" w:w="2000"/>
             <w:tcBorders>
               <w:top w:val="single" w:color="D1D5DB" w:sz="4"/>
               <w:left w:val="single" w:color="D1D5DB" w:sz="4"/>
@@ -12426,91 +12861,121 @@
         </w:tc>
         <w:tc>
           <w:tcPr>
-            <w:tcW w:type="dxa" w:w="4000"/>
-            <w:tcBorders>
-              <w:top w:val="single" w:color="D1D5DB" w:sz="4"/>
-              <w:left w:val="single" w:color="D1D5DB" w:sz="4"/>
-              <w:bottom w:val="single" w:color="D1D5DB" w:sz="4"/>
-              <w:right w:val="single" w:color="D1D5DB" w:sz="4"/>
-            </w:tcBorders>
-            <w:tcMar>
-              <w:top w:type="dxa" w:w="50"/>
-              <w:left w:type="dxa" w:w="90"/>
-              <w:bottom w:type="dxa" w:w="50"/>
-              <w:right w:type="dxa" w:w="90"/>
-            </w:tcMar>
-          </w:tcPr>
-          <w:p>
-            <w:pPr>
-              <w:spacing w:after="0" w:line="260"/>
-            </w:pPr>
-            <w:r>
-              <w:rPr>
-                <w:rFonts w:ascii="Arial" w:cs="Arial" w:eastAsia="Arial" w:hAnsi="Arial"/>
-                <w:sz w:val="17"/>
-                <w:szCs w:val="17"/>
-              </w:rPr>
-              <w:t xml:space="preserve">Actualización masiva con subconsulta: marca como CUMPLIDA las promesas pendientes de la cuenta hechas antes de la fecha del pago.</w:t>
-            </w:r>
-          </w:p>
-        </w:tc>
-        <w:tc>
-          <w:tcPr>
-            <w:tcW w:type="dxa" w:w="2000"/>
-            <w:tcBorders>
-              <w:top w:val="single" w:color="D1D5DB" w:sz="4"/>
-              <w:left w:val="single" w:color="D1D5DB" w:sz="4"/>
-              <w:bottom w:val="single" w:color="D1D5DB" w:sz="4"/>
-              <w:right w:val="single" w:color="D1D5DB" w:sz="4"/>
-            </w:tcBorders>
-            <w:tcMar>
-              <w:top w:type="dxa" w:w="50"/>
-              <w:left w:type="dxa" w:w="90"/>
-              <w:bottom w:type="dxa" w:w="50"/>
-              <w:right w:type="dxa" w:w="90"/>
-            </w:tcMar>
-          </w:tcPr>
-          <w:p>
-            <w:pPr>
-              <w:spacing w:after="0" w:line="260"/>
-            </w:pPr>
-            <w:r>
-              <w:rPr>
-                <w:rFonts w:ascii="Arial" w:cs="Arial" w:eastAsia="Arial" w:hAnsi="Arial"/>
-                <w:sz w:val="17"/>
-                <w:szCs w:val="17"/>
-              </w:rPr>
-              <w:t xml:space="preserve">Se ejecuta al cargar pagos (POST /api/admin/integracion/pagos)</w:t>
-            </w:r>
-          </w:p>
-        </w:tc>
-        <w:tc>
-          <w:tcPr>
-            <w:tcW w:type="dxa" w:w="1138"/>
-            <w:tcBorders>
-              <w:top w:val="single" w:color="D1D5DB" w:sz="4"/>
-              <w:left w:val="single" w:color="D1D5DB" w:sz="4"/>
-              <w:bottom w:val="single" w:color="D1D5DB" w:sz="4"/>
-              <w:right w:val="single" w:color="D1D5DB" w:sz="4"/>
-            </w:tcBorders>
-            <w:tcMar>
-              <w:top w:type="dxa" w:w="50"/>
-              <w:left w:type="dxa" w:w="90"/>
-              <w:bottom w:type="dxa" w:w="50"/>
-              <w:right w:type="dxa" w:w="90"/>
-            </w:tcMar>
-          </w:tcPr>
-          <w:p>
-            <w:pPr>
-              <w:spacing w:after="0" w:line="260"/>
-            </w:pPr>
-            <w:r>
-              <w:rPr>
-                <w:rFonts w:ascii="Arial" w:cs="Arial" w:eastAsia="Arial" w:hAnsi="Arial"/>
-                <w:sz w:val="17"/>
-                <w:szCs w:val="17"/>
-              </w:rPr>
-              <w:t xml:space="preserve">20</w:t>
+            <w:tcW w:type="dxa" w:w="2700"/>
+            <w:tcBorders>
+              <w:top w:val="single" w:color="D1D5DB" w:sz="4"/>
+              <w:left w:val="single" w:color="D1D5DB" w:sz="4"/>
+              <w:bottom w:val="single" w:color="D1D5DB" w:sz="4"/>
+              <w:right w:val="single" w:color="D1D5DB" w:sz="4"/>
+            </w:tcBorders>
+            <w:tcMar>
+              <w:top w:type="dxa" w:w="50"/>
+              <w:left w:type="dxa" w:w="90"/>
+              <w:bottom w:type="dxa" w:w="50"/>
+              <w:right w:type="dxa" w:w="90"/>
+            </w:tcMar>
+          </w:tcPr>
+          <w:p>
+            <w:pPr>
+              <w:spacing w:after="0" w:line="260"/>
+            </w:pPr>
+            <w:r>
+              <w:rPr>
+                <w:rFonts w:ascii="Arial" w:cs="Arial" w:eastAsia="Arial" w:hAnsi="Arial"/>
+                <w:sz w:val="17"/>
+                <w:szCs w:val="17"/>
+              </w:rPr>
+              <w:t xml:space="preserve">Actualización masiva con subconsulta: marca CUMPLIDA las promesas pendientes de la cuenta hechas antes de la fecha del pago.</w:t>
+            </w:r>
+          </w:p>
+        </w:tc>
+        <w:tc>
+          <w:tcPr>
+            <w:tcW w:type="dxa" w:w="2300"/>
+            <w:tcBorders>
+              <w:top w:val="single" w:color="D1D5DB" w:sz="4"/>
+              <w:left w:val="single" w:color="D1D5DB" w:sz="4"/>
+              <w:bottom w:val="single" w:color="D1D5DB" w:sz="4"/>
+              <w:right w:val="single" w:color="D1D5DB" w:sz="4"/>
+            </w:tcBorders>
+            <w:tcMar>
+              <w:top w:type="dxa" w:w="50"/>
+              <w:left w:type="dxa" w:w="90"/>
+              <w:bottom w:type="dxa" w:w="50"/>
+              <w:right w:type="dxa" w:w="90"/>
+            </w:tcMar>
+          </w:tcPr>
+          <w:p>
+            <w:pPr>
+              <w:spacing w:after="0" w:line="260"/>
+            </w:pPr>
+            <w:r>
+              <w:rPr>
+                <w:rFonts w:ascii="Arial" w:cs="Arial" w:eastAsia="Arial" w:hAnsi="Arial"/>
+                <w:sz w:val="17"/>
+                <w:szCs w:val="17"/>
+              </w:rPr>
+              <w:t xml:space="preserve">POST /api/admin/integracion/pagos con un pago de 50.00 en la cuenta de asesor1</w:t>
+            </w:r>
+          </w:p>
+        </w:tc>
+        <w:tc>
+          <w:tcPr>
+            <w:tcW w:type="dxa" w:w="1900"/>
+            <w:tcBorders>
+              <w:top w:val="single" w:color="D1D5DB" w:sz="4"/>
+              <w:left w:val="single" w:color="D1D5DB" w:sz="4"/>
+              <w:bottom w:val="single" w:color="D1D5DB" w:sz="4"/>
+              <w:right w:val="single" w:color="D1D5DB" w:sz="4"/>
+            </w:tcBorders>
+            <w:tcMar>
+              <w:top w:type="dxa" w:w="50"/>
+              <w:left w:type="dxa" w:w="90"/>
+              <w:bottom w:type="dxa" w:w="50"/>
+              <w:right w:type="dxa" w:w="90"/>
+            </w:tcMar>
+          </w:tcPr>
+          <w:p>
+            <w:pPr>
+              <w:spacing w:after="0" w:line="260"/>
+            </w:pPr>
+            <w:r>
+              <w:rPr>
+                <w:rFonts w:ascii="Arial" w:cs="Arial" w:eastAsia="Arial" w:hAnsi="Arial"/>
+                <w:sz w:val="17"/>
+                <w:szCs w:val="17"/>
+              </w:rPr>
+              <w:t xml:space="preserve">La promesa nueva pasa de PENDIENTE a CUMPLIDA</w:t>
+            </w:r>
+          </w:p>
+        </w:tc>
+        <w:tc>
+          <w:tcPr>
+            <w:tcW w:type="dxa" w:w="738"/>
+            <w:tcBorders>
+              <w:top w:val="single" w:color="D1D5DB" w:sz="4"/>
+              <w:left w:val="single" w:color="D1D5DB" w:sz="4"/>
+              <w:bottom w:val="single" w:color="D1D5DB" w:sz="4"/>
+              <w:right w:val="single" w:color="D1D5DB" w:sz="4"/>
+            </w:tcBorders>
+            <w:tcMar>
+              <w:top w:type="dxa" w:w="50"/>
+              <w:left w:type="dxa" w:w="90"/>
+              <w:bottom w:type="dxa" w:w="50"/>
+              <w:right w:type="dxa" w:w="90"/>
+            </w:tcMar>
+          </w:tcPr>
+          <w:p>
+            <w:pPr>
+              <w:spacing w:after="0" w:line="260"/>
+            </w:pPr>
+            <w:r>
+              <w:rPr>
+                <w:rFonts w:ascii="Arial" w:cs="Arial" w:eastAsia="Arial" w:hAnsi="Arial"/>
+                <w:sz w:val="17"/>
+                <w:szCs w:val="17"/>
+              </w:rPr>
+              <w:t xml:space="preserve">19-20</w:t>
             </w:r>
           </w:p>
         </w:tc>
@@ -12520,30 +12985,6 @@
       <w:pPr>
         <w:spacing w:after="120"/>
       </w:pPr>
-    </w:p>
-    <w:p>
-      <w:pPr>
-        <w:spacing w:after="60" w:before="0" w:line="300"/>
-      </w:pPr>
-      <w:r>
-        <w:rPr>
-          <w:rFonts w:ascii="Arial" w:cs="Arial" w:eastAsia="Arial" w:hAnsi="Arial"/>
-        </w:rPr>
-        <w:t xml:space="preserve">Fragmento representativo de la consulta de cumplimiento de promesas:</w:t>
-      </w:r>
-    </w:p>
-    <w:p>
-      <w:pPr>
-        <w:spacing w:after="140" w:before="0" w:line="300"/>
-      </w:pPr>
-      <w:r>
-        <w:rPr>
-          <w:rFonts w:ascii="Arial" w:cs="Arial" w:eastAsia="Arial" w:hAnsi="Arial"/>
-          <w:i/>
-          <w:iCs/>
-        </w:rPr>
-        <w:t xml:space="preserve">`update Promesa p set p.estado = EstadoPromesa.CUMPLIDA where p.cuenta.id = :cuentaId and p.estado = EstadoPromesa.PENDIENTE and p.gestion.id in (select g.id from Gestion g where g.fechaHora &lt; :limite)`</w:t>
-      </w:r>
     </w:p>
     <w:p>
       <w:pPr>
@@ -12565,7 +13006,7 @@
         <w:rPr>
           <w:rFonts w:ascii="Arial" w:cs="Arial" w:eastAsia="Arial" w:hAnsi="Arial"/>
         </w:rPr>
-        <w:t xml:space="preserve">Las operaciones que requieren consistencia están marcadas con `@Transactional`. Cuando una regla falla, la transacción se revierte y no queda nada a medio guardar.</w:t>
+        <w:t xml:space="preserve">Las operaciones que requieren consistencia están marcadas con @Transactional. Cuando una regla falla, la transacción se revierte y no queda nada a medio guardar.</w:t>
       </w:r>
     </w:p>
     <w:tbl>
@@ -12581,9 +13022,10 @@
         </w:tblBorders>
       </w:tblPr>
       <w:tblGrid>
-        <w:gridCol w:w="2600"/>
-        <w:gridCol w:w="5038"/>
-        <w:gridCol w:w="2000"/>
+        <w:gridCol w:w="2300"/>
+        <w:gridCol w:w="3700"/>
+        <w:gridCol w:w="2638"/>
+        <w:gridCol w:w="1000"/>
       </w:tblGrid>
       <w:tr>
         <w:trPr>
@@ -12591,7 +13033,7 @@
         </w:trPr>
         <w:tc>
           <w:tcPr>
-            <w:tcW w:type="dxa" w:w="2600"/>
+            <w:tcW w:type="dxa" w:w="2300"/>
             <w:tcBorders>
               <w:top w:val="single" w:color="D1D5DB" w:sz="4"/>
               <w:left w:val="single" w:color="D1D5DB" w:sz="4"/>
@@ -12625,7 +13067,7 @@
         </w:tc>
         <w:tc>
           <w:tcPr>
-            <w:tcW w:type="dxa" w:w="5038"/>
+            <w:tcW w:type="dxa" w:w="3700"/>
             <w:tcBorders>
               <w:top w:val="single" w:color="D1D5DB" w:sz="4"/>
               <w:left w:val="single" w:color="D1D5DB" w:sz="4"/>
@@ -12653,13 +13095,47 @@
                 <w:sz w:val="17"/>
                 <w:szCs w:val="17"/>
               </w:rPr>
-              <w:t xml:space="preserve">Qué hace y qué garantiza</w:t>
-            </w:r>
-          </w:p>
-        </w:tc>
-        <w:tc>
-          <w:tcPr>
-            <w:tcW w:type="dxa" w:w="2000"/>
+              <w:t xml:space="preserve">Qué garantiza</w:t>
+            </w:r>
+          </w:p>
+        </w:tc>
+        <w:tc>
+          <w:tcPr>
+            <w:tcW w:type="dxa" w:w="2638"/>
+            <w:tcBorders>
+              <w:top w:val="single" w:color="D1D5DB" w:sz="4"/>
+              <w:left w:val="single" w:color="D1D5DB" w:sz="4"/>
+              <w:bottom w:val="single" w:color="D1D5DB" w:sz="4"/>
+              <w:right w:val="single" w:color="D1D5DB" w:sz="4"/>
+            </w:tcBorders>
+            <w:shd w:fill="1E3A5F" w:color="auto" w:val="clear"/>
+            <w:tcMar>
+              <w:top w:type="dxa" w:w="50"/>
+              <w:left w:type="dxa" w:w="90"/>
+              <w:bottom w:type="dxa" w:w="50"/>
+              <w:right w:type="dxa" w:w="90"/>
+            </w:tcMar>
+          </w:tcPr>
+          <w:p>
+            <w:pPr>
+              <w:spacing w:after="0" w:line="260"/>
+            </w:pPr>
+            <w:r>
+              <w:rPr>
+                <w:rFonts w:ascii="Arial" w:cs="Arial" w:eastAsia="Arial" w:hAnsi="Arial"/>
+                <w:b/>
+                <w:bCs/>
+                <w:color w:val="FFFFFF"/>
+                <w:sz w:val="17"/>
+                <w:szCs w:val="17"/>
+              </w:rPr>
+              <w:t xml:space="preserve">Datos de entrada y resultado</w:t>
+            </w:r>
+          </w:p>
+        </w:tc>
+        <w:tc>
+          <w:tcPr>
+            <w:tcW w:type="dxa" w:w="1000"/>
             <w:tcBorders>
               <w:top w:val="single" w:color="D1D5DB" w:sz="4"/>
               <w:left w:val="single" w:color="D1D5DB" w:sz="4"/>
@@ -12698,7 +13174,7 @@
         </w:trPr>
         <w:tc>
           <w:tcPr>
-            <w:tcW w:type="dxa" w:w="2600"/>
+            <w:tcW w:type="dxa" w:w="2300"/>
             <w:tcBorders>
               <w:top w:val="single" w:color="D1D5DB" w:sz="4"/>
               <w:left w:val="single" w:color="D1D5DB" w:sz="4"/>
@@ -12728,61 +13204,91 @@
         </w:tc>
         <w:tc>
           <w:tcPr>
-            <w:tcW w:type="dxa" w:w="5038"/>
-            <w:tcBorders>
-              <w:top w:val="single" w:color="D1D5DB" w:sz="4"/>
-              <w:left w:val="single" w:color="D1D5DB" w:sz="4"/>
-              <w:bottom w:val="single" w:color="D1D5DB" w:sz="4"/>
-              <w:right w:val="single" w:color="D1D5DB" w:sz="4"/>
-            </w:tcBorders>
-            <w:tcMar>
-              <w:top w:type="dxa" w:w="50"/>
-              <w:left w:type="dxa" w:w="90"/>
-              <w:bottom w:type="dxa" w:w="50"/>
-              <w:right w:type="dxa" w:w="90"/>
-            </w:tcMar>
-          </w:tcPr>
-          <w:p>
-            <w:pPr>
-              <w:spacing w:after="0" w:line="260"/>
-            </w:pPr>
-            <w:r>
-              <w:rPr>
-                <w:rFonts w:ascii="Arial" w:cs="Arial" w:eastAsia="Arial" w:hAnsi="Arial"/>
-                <w:sz w:val="17"/>
-                <w:szCs w:val="17"/>
-              </w:rPr>
-              <w:t xml:space="preserve">Valida que la cuenta esté en la cartera del asesor y que la tipificación esté activa, y que la fecha y el monto del compromiso sean válidos. En una sola transacción guarda la gestión, la promesa (si la tipificación lo exige) y el teléfono en la ficha del cliente. Si una validación falla, no se guarda nada.</w:t>
-            </w:r>
-          </w:p>
-        </w:tc>
-        <w:tc>
-          <w:tcPr>
-            <w:tcW w:type="dxa" w:w="2000"/>
-            <w:tcBorders>
-              <w:top w:val="single" w:color="D1D5DB" w:sz="4"/>
-              <w:left w:val="single" w:color="D1D5DB" w:sz="4"/>
-              <w:bottom w:val="single" w:color="D1D5DB" w:sz="4"/>
-              <w:right w:val="single" w:color="D1D5DB" w:sz="4"/>
-            </w:tcBorders>
-            <w:tcMar>
-              <w:top w:type="dxa" w:w="50"/>
-              <w:left w:type="dxa" w:w="90"/>
-              <w:bottom w:type="dxa" w:w="50"/>
-              <w:right w:type="dxa" w:w="90"/>
-            </w:tcMar>
-          </w:tcPr>
-          <w:p>
-            <w:pPr>
-              <w:spacing w:after="0" w:line="260"/>
-            </w:pPr>
-            <w:r>
-              <w:rPr>
-                <w:rFonts w:ascii="Arial" w:cs="Arial" w:eastAsia="Arial" w:hAnsi="Arial"/>
-                <w:sz w:val="17"/>
-                <w:szCs w:val="17"/>
-              </w:rPr>
-              <w:t xml:space="preserve">17-18 (201, promesa PENDIENTE); pruebas rf07_rf08</w:t>
+            <w:tcW w:type="dxa" w:w="3700"/>
+            <w:tcBorders>
+              <w:top w:val="single" w:color="D1D5DB" w:sz="4"/>
+              <w:left w:val="single" w:color="D1D5DB" w:sz="4"/>
+              <w:bottom w:val="single" w:color="D1D5DB" w:sz="4"/>
+              <w:right w:val="single" w:color="D1D5DB" w:sz="4"/>
+            </w:tcBorders>
+            <w:tcMar>
+              <w:top w:type="dxa" w:w="50"/>
+              <w:left w:type="dxa" w:w="90"/>
+              <w:bottom w:type="dxa" w:w="50"/>
+              <w:right w:type="dxa" w:w="90"/>
+            </w:tcMar>
+          </w:tcPr>
+          <w:p>
+            <w:pPr>
+              <w:spacing w:after="0" w:line="260"/>
+            </w:pPr>
+            <w:r>
+              <w:rPr>
+                <w:rFonts w:ascii="Arial" w:cs="Arial" w:eastAsia="Arial" w:hAnsi="Arial"/>
+                <w:sz w:val="17"/>
+                <w:szCs w:val="17"/>
+              </w:rPr>
+              <w:t xml:space="preserve">Valida que la cuenta esté en la cartera del asesor, que la tipificación esté activa y que la fecha y el monto del compromiso sean válidos. En una sola transacción guarda la gestión, la promesa y el teléfono en la ficha del cliente. Si una validación falla, no se guarda nada.</w:t>
+            </w:r>
+          </w:p>
+        </w:tc>
+        <w:tc>
+          <w:tcPr>
+            <w:tcW w:type="dxa" w:w="2638"/>
+            <w:tcBorders>
+              <w:top w:val="single" w:color="D1D5DB" w:sz="4"/>
+              <w:left w:val="single" w:color="D1D5DB" w:sz="4"/>
+              <w:bottom w:val="single" w:color="D1D5DB" w:sz="4"/>
+              <w:right w:val="single" w:color="D1D5DB" w:sz="4"/>
+            </w:tcBorders>
+            <w:tcMar>
+              <w:top w:type="dxa" w:w="50"/>
+              <w:left w:type="dxa" w:w="90"/>
+              <w:bottom w:type="dxa" w:w="50"/>
+              <w:right w:type="dxa" w:w="90"/>
+            </w:tcMar>
+          </w:tcPr>
+          <w:p>
+            <w:pPr>
+              <w:spacing w:after="0" w:line="260"/>
+            </w:pPr>
+            <w:r>
+              <w:rPr>
+                <w:rFonts w:ascii="Arial" w:cs="Arial" w:eastAsia="Arial" w:hAnsi="Arial"/>
+                <w:sz w:val="17"/>
+                <w:szCs w:val="17"/>
+              </w:rPr>
+              <w:t xml:space="preserve">Entrada: POST /api/gestiones con la cuenta 9, la tipificación N2 1, compromiso a 10 días por 100. Resultado: 201; la promesa queda PENDIENTE.</w:t>
+            </w:r>
+          </w:p>
+        </w:tc>
+        <w:tc>
+          <w:tcPr>
+            <w:tcW w:type="dxa" w:w="1000"/>
+            <w:tcBorders>
+              <w:top w:val="single" w:color="D1D5DB" w:sz="4"/>
+              <w:left w:val="single" w:color="D1D5DB" w:sz="4"/>
+              <w:bottom w:val="single" w:color="D1D5DB" w:sz="4"/>
+              <w:right w:val="single" w:color="D1D5DB" w:sz="4"/>
+            </w:tcBorders>
+            <w:tcMar>
+              <w:top w:type="dxa" w:w="50"/>
+              <w:left w:type="dxa" w:w="90"/>
+              <w:bottom w:type="dxa" w:w="50"/>
+              <w:right w:type="dxa" w:w="90"/>
+            </w:tcMar>
+          </w:tcPr>
+          <w:p>
+            <w:pPr>
+              <w:spacing w:after="0" w:line="260"/>
+            </w:pPr>
+            <w:r>
+              <w:rPr>
+                <w:rFonts w:ascii="Arial" w:cs="Arial" w:eastAsia="Arial" w:hAnsi="Arial"/>
+                <w:sz w:val="17"/>
+                <w:szCs w:val="17"/>
+              </w:rPr>
+              <w:t xml:space="preserve">17-18; pruebas rf07_rf08</w:t>
             </w:r>
           </w:p>
         </w:tc>
@@ -12793,7 +13299,7 @@
         </w:trPr>
         <w:tc>
           <w:tcPr>
-            <w:tcW w:type="dxa" w:w="2600"/>
+            <w:tcW w:type="dxa" w:w="2300"/>
             <w:tcBorders>
               <w:top w:val="single" w:color="D1D5DB" w:sz="4"/>
               <w:left w:val="single" w:color="D1D5DB" w:sz="4"/>
@@ -12823,61 +13329,91 @@
         </w:tc>
         <w:tc>
           <w:tcPr>
-            <w:tcW w:type="dxa" w:w="5038"/>
-            <w:tcBorders>
-              <w:top w:val="single" w:color="D1D5DB" w:sz="4"/>
-              <w:left w:val="single" w:color="D1D5DB" w:sz="4"/>
-              <w:bottom w:val="single" w:color="D1D5DB" w:sz="4"/>
-              <w:right w:val="single" w:color="D1D5DB" w:sz="4"/>
-            </w:tcBorders>
-            <w:tcMar>
-              <w:top w:type="dxa" w:w="50"/>
-              <w:left w:type="dxa" w:w="90"/>
-              <w:bottom w:type="dxa" w:w="50"/>
-              <w:right w:type="dxa" w:w="90"/>
-            </w:tcMar>
-          </w:tcPr>
-          <w:p>
-            <w:pPr>
-              <w:spacing w:after="0" w:line="260"/>
-            </w:pPr>
-            <w:r>
-              <w:rPr>
-                <w:rFonts w:ascii="Arial" w:cs="Arial" w:eastAsia="Arial" w:hAnsi="Arial"/>
-                <w:sz w:val="17"/>
-                <w:szCs w:val="17"/>
-              </w:rPr>
-              <w:t xml:space="preserve">Una transacción por archivo con validación fila por fila: faltantes, operación inexistente, fecha futura, monto no positivo y pagos duplicados. Cada pago válido se guarda y marca como cumplidas las promesas pendientes de la cuenta. Las filas con error se reportan sin cancelar las válidas.</w:t>
-            </w:r>
-          </w:p>
-        </w:tc>
-        <w:tc>
-          <w:tcPr>
-            <w:tcW w:type="dxa" w:w="2000"/>
-            <w:tcBorders>
-              <w:top w:val="single" w:color="D1D5DB" w:sz="4"/>
-              <w:left w:val="single" w:color="D1D5DB" w:sz="4"/>
-              <w:bottom w:val="single" w:color="D1D5DB" w:sz="4"/>
-              <w:right w:val="single" w:color="D1D5DB" w:sz="4"/>
-            </w:tcBorders>
-            <w:tcMar>
-              <w:top w:type="dxa" w:w="50"/>
-              <w:left w:type="dxa" w:w="90"/>
-              <w:bottom w:type="dxa" w:w="50"/>
-              <w:right w:type="dxa" w:w="90"/>
-            </w:tcMar>
-          </w:tcPr>
-          <w:p>
-            <w:pPr>
-              <w:spacing w:after="0" w:line="260"/>
-            </w:pPr>
-            <w:r>
-              <w:rPr>
-                <w:rFonts w:ascii="Arial" w:cs="Arial" w:eastAsia="Arial" w:hAnsi="Arial"/>
-                <w:sz w:val="17"/>
-                <w:szCs w:val="17"/>
-              </w:rPr>
-              <w:t xml:space="preserve">19 (1 aceptado, 1 rechazado); 20 (promesa CUMPLIDA)</w:t>
+            <w:tcW w:type="dxa" w:w="3700"/>
+            <w:tcBorders>
+              <w:top w:val="single" w:color="D1D5DB" w:sz="4"/>
+              <w:left w:val="single" w:color="D1D5DB" w:sz="4"/>
+              <w:bottom w:val="single" w:color="D1D5DB" w:sz="4"/>
+              <w:right w:val="single" w:color="D1D5DB" w:sz="4"/>
+            </w:tcBorders>
+            <w:tcMar>
+              <w:top w:type="dxa" w:w="50"/>
+              <w:left w:type="dxa" w:w="90"/>
+              <w:bottom w:type="dxa" w:w="50"/>
+              <w:right w:type="dxa" w:w="90"/>
+            </w:tcMar>
+          </w:tcPr>
+          <w:p>
+            <w:pPr>
+              <w:spacing w:after="0" w:line="260"/>
+            </w:pPr>
+            <w:r>
+              <w:rPr>
+                <w:rFonts w:ascii="Arial" w:cs="Arial" w:eastAsia="Arial" w:hAnsi="Arial"/>
+                <w:sz w:val="17"/>
+                <w:szCs w:val="17"/>
+              </w:rPr>
+              <w:t xml:space="preserve">Una transacción por archivo con validación fila por fila: faltantes, operación inexistente, fecha futura, monto no positivo y pagos duplicados. Cada pago válido marca como cumplidas las promesas pendientes de la cuenta. Las filas con error se reportan sin cancelar las válidas.</w:t>
+            </w:r>
+          </w:p>
+        </w:tc>
+        <w:tc>
+          <w:tcPr>
+            <w:tcW w:type="dxa" w:w="2638"/>
+            <w:tcBorders>
+              <w:top w:val="single" w:color="D1D5DB" w:sz="4"/>
+              <w:left w:val="single" w:color="D1D5DB" w:sz="4"/>
+              <w:bottom w:val="single" w:color="D1D5DB" w:sz="4"/>
+              <w:right w:val="single" w:color="D1D5DB" w:sz="4"/>
+            </w:tcBorders>
+            <w:tcMar>
+              <w:top w:type="dxa" w:w="50"/>
+              <w:left w:type="dxa" w:w="90"/>
+              <w:bottom w:type="dxa" w:w="50"/>
+              <w:right w:type="dxa" w:w="90"/>
+            </w:tcMar>
+          </w:tcPr>
+          <w:p>
+            <w:pPr>
+              <w:spacing w:after="0" w:line="260"/>
+            </w:pPr>
+            <w:r>
+              <w:rPr>
+                <w:rFonts w:ascii="Arial" w:cs="Arial" w:eastAsia="Arial" w:hAnsi="Arial"/>
+                <w:sz w:val="17"/>
+                <w:szCs w:val="17"/>
+              </w:rPr>
+              <w:t xml:space="preserve">Entrada: CSV con 1 fila válida y 1 con operación inexistente. Resultado: 1 aceptado y 1 rechazado; la promesa pasa a CUMPLIDA.</w:t>
+            </w:r>
+          </w:p>
+        </w:tc>
+        <w:tc>
+          <w:tcPr>
+            <w:tcW w:type="dxa" w:w="1000"/>
+            <w:tcBorders>
+              <w:top w:val="single" w:color="D1D5DB" w:sz="4"/>
+              <w:left w:val="single" w:color="D1D5DB" w:sz="4"/>
+              <w:bottom w:val="single" w:color="D1D5DB" w:sz="4"/>
+              <w:right w:val="single" w:color="D1D5DB" w:sz="4"/>
+            </w:tcBorders>
+            <w:tcMar>
+              <w:top w:type="dxa" w:w="50"/>
+              <w:left w:type="dxa" w:w="90"/>
+              <w:bottom w:type="dxa" w:w="50"/>
+              <w:right w:type="dxa" w:w="90"/>
+            </w:tcMar>
+          </w:tcPr>
+          <w:p>
+            <w:pPr>
+              <w:spacing w:after="0" w:line="260"/>
+            </w:pPr>
+            <w:r>
+              <w:rPr>
+                <w:rFonts w:ascii="Arial" w:cs="Arial" w:eastAsia="Arial" w:hAnsi="Arial"/>
+                <w:sz w:val="17"/>
+                <w:szCs w:val="17"/>
+              </w:rPr>
+              <w:t xml:space="preserve">19-20</w:t>
             </w:r>
           </w:p>
         </w:tc>
@@ -12888,7 +13424,7 @@
         </w:trPr>
         <w:tc>
           <w:tcPr>
-            <w:tcW w:type="dxa" w:w="2600"/>
+            <w:tcW w:type="dxa" w:w="2300"/>
             <w:tcBorders>
               <w:top w:val="single" w:color="D1D5DB" w:sz="4"/>
               <w:left w:val="single" w:color="D1D5DB" w:sz="4"/>
@@ -12918,37 +13454,67 @@
         </w:tc>
         <w:tc>
           <w:tcPr>
-            <w:tcW w:type="dxa" w:w="5038"/>
-            <w:tcBorders>
-              <w:top w:val="single" w:color="D1D5DB" w:sz="4"/>
-              <w:left w:val="single" w:color="D1D5DB" w:sz="4"/>
-              <w:bottom w:val="single" w:color="D1D5DB" w:sz="4"/>
-              <w:right w:val="single" w:color="D1D5DB" w:sz="4"/>
-            </w:tcBorders>
-            <w:tcMar>
-              <w:top w:type="dxa" w:w="50"/>
-              <w:left w:type="dxa" w:w="90"/>
-              <w:bottom w:type="dxa" w:w="50"/>
-              <w:right w:type="dxa" w:w="90"/>
-            </w:tcMar>
-          </w:tcPr>
-          <w:p>
-            <w:pPr>
-              <w:spacing w:after="0" w:line="260"/>
-            </w:pPr>
-            <w:r>
-              <w:rPr>
-                <w:rFonts w:ascii="Arial" w:cs="Arial" w:eastAsia="Arial" w:hAnsi="Arial"/>
-                <w:sz w:val="17"/>
-                <w:szCs w:val="17"/>
-              </w:rPr>
-              <w:t xml:space="preserve">Una transacción por archivo. Crea o actualiza el cliente y la cuenta por documento y número de operación. Si la cuenta cambia de asesor, la asignación anterior queda en historial (activa = false).</w:t>
-            </w:r>
-          </w:p>
-        </w:tc>
-        <w:tc>
-          <w:tcPr>
-            <w:tcW w:type="dxa" w:w="2000"/>
+            <w:tcW w:type="dxa" w:w="3700"/>
+            <w:tcBorders>
+              <w:top w:val="single" w:color="D1D5DB" w:sz="4"/>
+              <w:left w:val="single" w:color="D1D5DB" w:sz="4"/>
+              <w:bottom w:val="single" w:color="D1D5DB" w:sz="4"/>
+              <w:right w:val="single" w:color="D1D5DB" w:sz="4"/>
+            </w:tcBorders>
+            <w:tcMar>
+              <w:top w:type="dxa" w:w="50"/>
+              <w:left w:type="dxa" w:w="90"/>
+              <w:bottom w:type="dxa" w:w="50"/>
+              <w:right w:type="dxa" w:w="90"/>
+            </w:tcMar>
+          </w:tcPr>
+          <w:p>
+            <w:pPr>
+              <w:spacing w:after="0" w:line="260"/>
+            </w:pPr>
+            <w:r>
+              <w:rPr>
+                <w:rFonts w:ascii="Arial" w:cs="Arial" w:eastAsia="Arial" w:hAnsi="Arial"/>
+                <w:sz w:val="17"/>
+                <w:szCs w:val="17"/>
+              </w:rPr>
+              <w:t xml:space="preserve">Una transacción por archivo. Crea o actualiza el cliente y la cuenta por documento y número de operación. Si la cuenta cambia de asesor, la asignación anterior queda en historial (activa = false, con fecha de fin).</w:t>
+            </w:r>
+          </w:p>
+        </w:tc>
+        <w:tc>
+          <w:tcPr>
+            <w:tcW w:type="dxa" w:w="2638"/>
+            <w:tcBorders>
+              <w:top w:val="single" w:color="D1D5DB" w:sz="4"/>
+              <w:left w:val="single" w:color="D1D5DB" w:sz="4"/>
+              <w:bottom w:val="single" w:color="D1D5DB" w:sz="4"/>
+              <w:right w:val="single" w:color="D1D5DB" w:sz="4"/>
+            </w:tcBorders>
+            <w:tcMar>
+              <w:top w:type="dxa" w:w="50"/>
+              <w:left w:type="dxa" w:w="90"/>
+              <w:bottom w:type="dxa" w:w="50"/>
+              <w:right w:type="dxa" w:w="90"/>
+            </w:tcMar>
+          </w:tcPr>
+          <w:p>
+            <w:pPr>
+              <w:spacing w:after="0" w:line="260"/>
+            </w:pPr>
+            <w:r>
+              <w:rPr>
+                <w:rFonts w:ascii="Arial" w:cs="Arial" w:eastAsia="Arial" w:hAnsi="Arial"/>
+                <w:sz w:val="17"/>
+                <w:szCs w:val="17"/>
+              </w:rPr>
+              <w:t xml:space="preserve">Entrada: CSV con una fila válida y una con asesor inexistente. Resultado: 1 aceptada y 1 rechazada.</w:t>
+            </w:r>
+          </w:p>
+        </w:tc>
+        <w:tc>
+          <w:tcPr>
+            <w:tcW w:type="dxa" w:w="1000"/>
             <w:tcBorders>
               <w:top w:val="single" w:color="D1D5DB" w:sz="4"/>
               <w:left w:val="single" w:color="D1D5DB" w:sz="4"/>
@@ -12983,7 +13549,7 @@
         </w:trPr>
         <w:tc>
           <w:tcPr>
-            <w:tcW w:type="dxa" w:w="2600"/>
+            <w:tcW w:type="dxa" w:w="2300"/>
             <w:tcBorders>
               <w:top w:val="single" w:color="D1D5DB" w:sz="4"/>
               <w:left w:val="single" w:color="D1D5DB" w:sz="4"/>
@@ -13013,61 +13579,91 @@
         </w:tc>
         <w:tc>
           <w:tcPr>
-            <w:tcW w:type="dxa" w:w="5038"/>
-            <w:tcBorders>
-              <w:top w:val="single" w:color="D1D5DB" w:sz="4"/>
-              <w:left w:val="single" w:color="D1D5DB" w:sz="4"/>
-              <w:bottom w:val="single" w:color="D1D5DB" w:sz="4"/>
-              <w:right w:val="single" w:color="D1D5DB" w:sz="4"/>
-            </w:tcBorders>
-            <w:tcMar>
-              <w:top w:type="dxa" w:w="50"/>
-              <w:left w:type="dxa" w:w="90"/>
-              <w:bottom w:type="dxa" w:w="50"/>
-              <w:right w:type="dxa" w:w="90"/>
-            </w:tcMar>
-          </w:tcPr>
-          <w:p>
-            <w:pPr>
-              <w:spacing w:after="0" w:line="260"/>
-            </w:pPr>
-            <w:r>
-              <w:rPr>
-                <w:rFonts w:ascii="Arial" w:cs="Arial" w:eastAsia="Arial" w:hAnsi="Arial"/>
-                <w:sz w:val="17"/>
-                <w:szCs w:val="17"/>
-              </w:rPr>
-              <w:t xml:space="preserve">Solo elimina un cliente sin cuentas. Si tiene cuentas responde 409, para no perder deuda ni historial. La baja y su auditoría van en la misma transacción.</w:t>
-            </w:r>
-          </w:p>
-        </w:tc>
-        <w:tc>
-          <w:tcPr>
-            <w:tcW w:type="dxa" w:w="2000"/>
-            <w:tcBorders>
-              <w:top w:val="single" w:color="D1D5DB" w:sz="4"/>
-              <w:left w:val="single" w:color="D1D5DB" w:sz="4"/>
-              <w:bottom w:val="single" w:color="D1D5DB" w:sz="4"/>
-              <w:right w:val="single" w:color="D1D5DB" w:sz="4"/>
-            </w:tcBorders>
-            <w:tcMar>
-              <w:top w:type="dxa" w:w="50"/>
-              <w:left w:type="dxa" w:w="90"/>
-              <w:bottom w:type="dxa" w:w="50"/>
-              <w:right w:type="dxa" w:w="90"/>
-            </w:tcMar>
-          </w:tcPr>
-          <w:p>
-            <w:pPr>
-              <w:spacing w:after="0" w:line="260"/>
-            </w:pPr>
-            <w:r>
-              <w:rPr>
-                <w:rFonts w:ascii="Arial" w:cs="Arial" w:eastAsia="Arial" w:hAnsi="Arial"/>
-                <w:sz w:val="17"/>
-                <w:szCs w:val="17"/>
-              </w:rPr>
-              <w:t xml:space="preserve">24 (409 con cuentas); 25 (204 sin cuentas)</w:t>
+            <w:tcW w:type="dxa" w:w="3700"/>
+            <w:tcBorders>
+              <w:top w:val="single" w:color="D1D5DB" w:sz="4"/>
+              <w:left w:val="single" w:color="D1D5DB" w:sz="4"/>
+              <w:bottom w:val="single" w:color="D1D5DB" w:sz="4"/>
+              <w:right w:val="single" w:color="D1D5DB" w:sz="4"/>
+            </w:tcBorders>
+            <w:tcMar>
+              <w:top w:type="dxa" w:w="50"/>
+              <w:left w:type="dxa" w:w="90"/>
+              <w:bottom w:type="dxa" w:w="50"/>
+              <w:right w:type="dxa" w:w="90"/>
+            </w:tcMar>
+          </w:tcPr>
+          <w:p>
+            <w:pPr>
+              <w:spacing w:after="0" w:line="260"/>
+            </w:pPr>
+            <w:r>
+              <w:rPr>
+                <w:rFonts w:ascii="Arial" w:cs="Arial" w:eastAsia="Arial" w:hAnsi="Arial"/>
+                <w:sz w:val="17"/>
+                <w:szCs w:val="17"/>
+              </w:rPr>
+              <w:t xml:space="preserve">Solo elimina un cliente sin cuentas. Si tiene cuentas, responde 409 para no perder deuda ni historial. La baja y su auditoría van en la misma transacción.</w:t>
+            </w:r>
+          </w:p>
+        </w:tc>
+        <w:tc>
+          <w:tcPr>
+            <w:tcW w:type="dxa" w:w="2638"/>
+            <w:tcBorders>
+              <w:top w:val="single" w:color="D1D5DB" w:sz="4"/>
+              <w:left w:val="single" w:color="D1D5DB" w:sz="4"/>
+              <w:bottom w:val="single" w:color="D1D5DB" w:sz="4"/>
+              <w:right w:val="single" w:color="D1D5DB" w:sz="4"/>
+            </w:tcBorders>
+            <w:tcMar>
+              <w:top w:type="dxa" w:w="50"/>
+              <w:left w:type="dxa" w:w="90"/>
+              <w:bottom w:type="dxa" w:w="50"/>
+              <w:right w:type="dxa" w:w="90"/>
+            </w:tcMar>
+          </w:tcPr>
+          <w:p>
+            <w:pPr>
+              <w:spacing w:after="0" w:line="260"/>
+            </w:pPr>
+            <w:r>
+              <w:rPr>
+                <w:rFonts w:ascii="Arial" w:cs="Arial" w:eastAsia="Arial" w:hAnsi="Arial"/>
+                <w:sz w:val="17"/>
+                <w:szCs w:val="17"/>
+              </w:rPr>
+              <w:t xml:space="preserve">Entrada: DELETE de un cliente con cuentas. Resultado: 409. Con un cliente sin cuentas: 204.</w:t>
+            </w:r>
+          </w:p>
+        </w:tc>
+        <w:tc>
+          <w:tcPr>
+            <w:tcW w:type="dxa" w:w="1000"/>
+            <w:tcBorders>
+              <w:top w:val="single" w:color="D1D5DB" w:sz="4"/>
+              <w:left w:val="single" w:color="D1D5DB" w:sz="4"/>
+              <w:bottom w:val="single" w:color="D1D5DB" w:sz="4"/>
+              <w:right w:val="single" w:color="D1D5DB" w:sz="4"/>
+            </w:tcBorders>
+            <w:tcMar>
+              <w:top w:type="dxa" w:w="50"/>
+              <w:left w:type="dxa" w:w="90"/>
+              <w:bottom w:type="dxa" w:w="50"/>
+              <w:right w:type="dxa" w:w="90"/>
+            </w:tcMar>
+          </w:tcPr>
+          <w:p>
+            <w:pPr>
+              <w:spacing w:after="0" w:line="260"/>
+            </w:pPr>
+            <w:r>
+              <w:rPr>
+                <w:rFonts w:ascii="Arial" w:cs="Arial" w:eastAsia="Arial" w:hAnsi="Arial"/>
+                <w:sz w:val="17"/>
+                <w:szCs w:val="17"/>
+              </w:rPr>
+              <w:t xml:space="preserve">24-25</w:t>
             </w:r>
           </w:p>
         </w:tc>
@@ -14126,7 +14722,21 @@
         <w:rPr>
           <w:rFonts w:ascii="Arial" w:cs="Arial" w:eastAsia="Arial" w:hAnsi="Arial"/>
         </w:rPr>
-        <w:t xml:space="preserve">El cliente envía el token en la cabecera `Authorization: Bearer &lt;token&gt;`. La sesión es </w:t>
+        <w:t xml:space="preserve">El cliente envía el token en la cabecera </w:t>
+      </w:r>
+      <w:r>
+        <w:rPr>
+          <w:rFonts w:ascii="Consolas" w:cs="Consolas" w:eastAsia="Consolas" w:hAnsi="Consolas"/>
+          <w:sz w:val="19"/>
+          <w:szCs w:val="19"/>
+        </w:rPr>
+        <w:t xml:space="preserve">Authorization: Bearer &lt;token&gt;</w:t>
+      </w:r>
+      <w:r>
+        <w:rPr>
+          <w:rFonts w:ascii="Arial" w:cs="Arial" w:eastAsia="Arial" w:hAnsi="Arial"/>
+        </w:rPr>
+        <w:t xml:space="preserve">. La sesión es </w:t>
       </w:r>
       <w:r>
         <w:rPr>
@@ -15206,12 +15816,13 @@
         </w:tblBorders>
       </w:tblPr>
       <w:tblGrid>
-        <w:gridCol w:w="500"/>
-        <w:gridCol w:w="3500"/>
-        <w:gridCol w:w="2600"/>
-        <w:gridCol w:w="900"/>
-        <w:gridCol w:w="1100"/>
-        <w:gridCol w:w="1038"/>
+        <w:gridCol w:w="400"/>
+        <w:gridCol w:w="2300"/>
+        <w:gridCol w:w="1900"/>
+        <w:gridCol w:w="2000"/>
+        <w:gridCol w:w="700"/>
+        <w:gridCol w:w="800"/>
+        <w:gridCol w:w="1538"/>
       </w:tblGrid>
       <w:tr>
         <w:trPr>
@@ -15219,7 +15830,7 @@
         </w:trPr>
         <w:tc>
           <w:tcPr>
-            <w:tcW w:type="dxa" w:w="500"/>
+            <w:tcW w:type="dxa" w:w="400"/>
             <w:tcBorders>
               <w:top w:val="single" w:color="D1D5DB" w:sz="4"/>
               <w:left w:val="single" w:color="D1D5DB" w:sz="4"/>
@@ -15253,7 +15864,7 @@
         </w:tc>
         <w:tc>
           <w:tcPr>
-            <w:tcW w:type="dxa" w:w="3500"/>
+            <w:tcW w:type="dxa" w:w="2300"/>
             <w:tcBorders>
               <w:top w:val="single" w:color="D1D5DB" w:sz="4"/>
               <w:left w:val="single" w:color="D1D5DB" w:sz="4"/>
@@ -15287,7 +15898,7 @@
         </w:tc>
         <w:tc>
           <w:tcPr>
-            <w:tcW w:type="dxa" w:w="2600"/>
+            <w:tcW w:type="dxa" w:w="1900"/>
             <w:tcBorders>
               <w:top w:val="single" w:color="D1D5DB" w:sz="4"/>
               <w:left w:val="single" w:color="D1D5DB" w:sz="4"/>
@@ -15321,7 +15932,7 @@
         </w:tc>
         <w:tc>
           <w:tcPr>
-            <w:tcW w:type="dxa" w:w="900"/>
+            <w:tcW w:type="dxa" w:w="2000"/>
             <w:tcBorders>
               <w:top w:val="single" w:color="D1D5DB" w:sz="4"/>
               <w:left w:val="single" w:color="D1D5DB" w:sz="4"/>
@@ -15349,13 +15960,13 @@
                 <w:sz w:val="17"/>
                 <w:szCs w:val="17"/>
               </w:rPr>
-              <w:t xml:space="preserve">Esperado</w:t>
-            </w:r>
-          </w:p>
-        </w:tc>
-        <w:tc>
-          <w:tcPr>
-            <w:tcW w:type="dxa" w:w="1100"/>
+              <w:t xml:space="preserve">Datos enviados</w:t>
+            </w:r>
+          </w:p>
+        </w:tc>
+        <w:tc>
+          <w:tcPr>
+            <w:tcW w:type="dxa" w:w="700"/>
             <w:tcBorders>
               <w:top w:val="single" w:color="D1D5DB" w:sz="4"/>
               <w:left w:val="single" w:color="D1D5DB" w:sz="4"/>
@@ -15383,13 +15994,47 @@
                 <w:sz w:val="17"/>
                 <w:szCs w:val="17"/>
               </w:rPr>
+              <w:t xml:space="preserve">Esperado</w:t>
+            </w:r>
+          </w:p>
+        </w:tc>
+        <w:tc>
+          <w:tcPr>
+            <w:tcW w:type="dxa" w:w="800"/>
+            <w:tcBorders>
+              <w:top w:val="single" w:color="D1D5DB" w:sz="4"/>
+              <w:left w:val="single" w:color="D1D5DB" w:sz="4"/>
+              <w:bottom w:val="single" w:color="D1D5DB" w:sz="4"/>
+              <w:right w:val="single" w:color="D1D5DB" w:sz="4"/>
+            </w:tcBorders>
+            <w:shd w:fill="1E3A5F" w:color="auto" w:val="clear"/>
+            <w:tcMar>
+              <w:top w:type="dxa" w:w="50"/>
+              <w:left w:type="dxa" w:w="90"/>
+              <w:bottom w:type="dxa" w:w="50"/>
+              <w:right w:type="dxa" w:w="90"/>
+            </w:tcMar>
+          </w:tcPr>
+          <w:p>
+            <w:pPr>
+              <w:spacing w:after="0" w:line="260"/>
+            </w:pPr>
+            <w:r>
+              <w:rPr>
+                <w:rFonts w:ascii="Arial" w:cs="Arial" w:eastAsia="Arial" w:hAnsi="Arial"/>
+                <w:b/>
+                <w:bCs/>
+                <w:color w:val="FFFFFF"/>
+                <w:sz w:val="17"/>
+                <w:szCs w:val="17"/>
+              </w:rPr>
               <w:t xml:space="preserve">Obtenido</w:t>
             </w:r>
           </w:p>
         </w:tc>
         <w:tc>
           <w:tcPr>
-            <w:tcW w:type="dxa" w:w="1038"/>
+            <w:tcW w:type="dxa" w:w="1538"/>
             <w:tcBorders>
               <w:top w:val="single" w:color="D1D5DB" w:sz="4"/>
               <w:left w:val="single" w:color="D1D5DB" w:sz="4"/>
@@ -15428,7 +16073,7 @@
         </w:trPr>
         <w:tc>
           <w:tcPr>
-            <w:tcW w:type="dxa" w:w="500"/>
+            <w:tcW w:type="dxa" w:w="400"/>
             <w:tcBorders>
               <w:top w:val="single" w:color="D1D5DB" w:sz="4"/>
               <w:left w:val="single" w:color="D1D5DB" w:sz="4"/>
@@ -15458,7 +16103,7 @@
         </w:tc>
         <w:tc>
           <w:tcPr>
-            <w:tcW w:type="dxa" w:w="3500"/>
+            <w:tcW w:type="dxa" w:w="2300"/>
             <w:tcBorders>
               <w:top w:val="single" w:color="D1D5DB" w:sz="4"/>
               <w:left w:val="single" w:color="D1D5DB" w:sz="4"/>
@@ -15488,37 +16133,67 @@
         </w:tc>
         <w:tc>
           <w:tcPr>
-            <w:tcW w:type="dxa" w:w="2600"/>
-            <w:tcBorders>
-              <w:top w:val="single" w:color="D1D5DB" w:sz="4"/>
-              <w:left w:val="single" w:color="D1D5DB" w:sz="4"/>
-              <w:bottom w:val="single" w:color="D1D5DB" w:sz="4"/>
-              <w:right w:val="single" w:color="D1D5DB" w:sz="4"/>
-            </w:tcBorders>
-            <w:tcMar>
-              <w:top w:type="dxa" w:w="50"/>
-              <w:left w:type="dxa" w:w="90"/>
-              <w:bottom w:type="dxa" w:w="50"/>
-              <w:right w:type="dxa" w:w="90"/>
-            </w:tcMar>
-          </w:tcPr>
-          <w:p>
-            <w:pPr>
-              <w:spacing w:after="0" w:line="260"/>
-            </w:pPr>
-            <w:r>
-              <w:rPr>
-                <w:rFonts w:ascii="Arial" w:cs="Arial" w:eastAsia="Arial" w:hAnsi="Arial"/>
-                <w:sz w:val="17"/>
-                <w:szCs w:val="17"/>
-              </w:rPr>
-              <w:t xml:space="preserve">`GET /api/cartera`</w:t>
-            </w:r>
-          </w:p>
-        </w:tc>
-        <w:tc>
-          <w:tcPr>
-            <w:tcW w:type="dxa" w:w="900"/>
+            <w:tcW w:type="dxa" w:w="1900"/>
+            <w:tcBorders>
+              <w:top w:val="single" w:color="D1D5DB" w:sz="4"/>
+              <w:left w:val="single" w:color="D1D5DB" w:sz="4"/>
+              <w:bottom w:val="single" w:color="D1D5DB" w:sz="4"/>
+              <w:right w:val="single" w:color="D1D5DB" w:sz="4"/>
+            </w:tcBorders>
+            <w:tcMar>
+              <w:top w:type="dxa" w:w="50"/>
+              <w:left w:type="dxa" w:w="90"/>
+              <w:bottom w:type="dxa" w:w="50"/>
+              <w:right w:type="dxa" w:w="90"/>
+            </w:tcMar>
+          </w:tcPr>
+          <w:p>
+            <w:pPr>
+              <w:spacing w:after="0" w:line="260"/>
+            </w:pPr>
+            <w:r>
+              <w:rPr>
+                <w:rFonts w:ascii="Consolas" w:cs="Consolas" w:eastAsia="Consolas" w:hAnsi="Consolas"/>
+                <w:sz w:val="17"/>
+                <w:szCs w:val="17"/>
+              </w:rPr>
+              <w:t xml:space="preserve">GET /api/cartera</w:t>
+            </w:r>
+          </w:p>
+        </w:tc>
+        <w:tc>
+          <w:tcPr>
+            <w:tcW w:type="dxa" w:w="2000"/>
+            <w:tcBorders>
+              <w:top w:val="single" w:color="D1D5DB" w:sz="4"/>
+              <w:left w:val="single" w:color="D1D5DB" w:sz="4"/>
+              <w:bottom w:val="single" w:color="D1D5DB" w:sz="4"/>
+              <w:right w:val="single" w:color="D1D5DB" w:sz="4"/>
+            </w:tcBorders>
+            <w:tcMar>
+              <w:top w:type="dxa" w:w="50"/>
+              <w:left w:type="dxa" w:w="90"/>
+              <w:bottom w:type="dxa" w:w="50"/>
+              <w:right w:type="dxa" w:w="90"/>
+            </w:tcMar>
+          </w:tcPr>
+          <w:p>
+            <w:pPr>
+              <w:spacing w:after="0" w:line="260"/>
+            </w:pPr>
+            <w:r>
+              <w:rPr>
+                <w:rFonts w:ascii="Arial" w:cs="Arial" w:eastAsia="Arial" w:hAnsi="Arial"/>
+                <w:sz w:val="17"/>
+                <w:szCs w:val="17"/>
+              </w:rPr>
+              <w:t xml:space="preserve">sin cabecera Authorization</w:t>
+            </w:r>
+          </w:p>
+        </w:tc>
+        <w:tc>
+          <w:tcPr>
+            <w:tcW w:type="dxa" w:w="700"/>
             <w:tcBorders>
               <w:top w:val="single" w:color="D1D5DB" w:sz="4"/>
               <w:left w:val="single" w:color="D1D5DB" w:sz="4"/>
@@ -15548,7 +16223,7 @@
         </w:tc>
         <w:tc>
           <w:tcPr>
-            <w:tcW w:type="dxa" w:w="1100"/>
+            <w:tcW w:type="dxa" w:w="800"/>
             <w:tcBorders>
               <w:top w:val="single" w:color="D1D5DB" w:sz="4"/>
               <w:left w:val="single" w:color="D1D5DB" w:sz="4"/>
@@ -15578,7 +16253,7 @@
         </w:tc>
         <w:tc>
           <w:tcPr>
-            <w:tcW w:type="dxa" w:w="1038"/>
+            <w:tcW w:type="dxa" w:w="1538"/>
             <w:tcBorders>
               <w:top w:val="single" w:color="D1D5DB" w:sz="4"/>
               <w:left w:val="single" w:color="D1D5DB" w:sz="4"/>
@@ -15605,7 +16280,7 @@
         </w:trPr>
         <w:tc>
           <w:tcPr>
-            <w:tcW w:type="dxa" w:w="500"/>
+            <w:tcW w:type="dxa" w:w="400"/>
             <w:tcBorders>
               <w:top w:val="single" w:color="D1D5DB" w:sz="4"/>
               <w:left w:val="single" w:color="D1D5DB" w:sz="4"/>
@@ -15635,7 +16310,7 @@
         </w:tc>
         <w:tc>
           <w:tcPr>
-            <w:tcW w:type="dxa" w:w="3500"/>
+            <w:tcW w:type="dxa" w:w="2300"/>
             <w:tcBorders>
               <w:top w:val="single" w:color="D1D5DB" w:sz="4"/>
               <w:left w:val="single" w:color="D1D5DB" w:sz="4"/>
@@ -15665,37 +16340,67 @@
         </w:tc>
         <w:tc>
           <w:tcPr>
-            <w:tcW w:type="dxa" w:w="2600"/>
-            <w:tcBorders>
-              <w:top w:val="single" w:color="D1D5DB" w:sz="4"/>
-              <w:left w:val="single" w:color="D1D5DB" w:sz="4"/>
-              <w:bottom w:val="single" w:color="D1D5DB" w:sz="4"/>
-              <w:right w:val="single" w:color="D1D5DB" w:sz="4"/>
-            </w:tcBorders>
-            <w:tcMar>
-              <w:top w:type="dxa" w:w="50"/>
-              <w:left w:type="dxa" w:w="90"/>
-              <w:bottom w:type="dxa" w:w="50"/>
-              <w:right w:type="dxa" w:w="90"/>
-            </w:tcMar>
-          </w:tcPr>
-          <w:p>
-            <w:pPr>
-              <w:spacing w:after="0" w:line="260"/>
-            </w:pPr>
-            <w:r>
-              <w:rPr>
-                <w:rFonts w:ascii="Arial" w:cs="Arial" w:eastAsia="Arial" w:hAnsi="Arial"/>
-                <w:sz w:val="17"/>
-                <w:szCs w:val="17"/>
-              </w:rPr>
-              <w:t xml:space="preserve">`POST /api/auth/login`</w:t>
-            </w:r>
-          </w:p>
-        </w:tc>
-        <w:tc>
-          <w:tcPr>
-            <w:tcW w:type="dxa" w:w="900"/>
+            <w:tcW w:type="dxa" w:w="1900"/>
+            <w:tcBorders>
+              <w:top w:val="single" w:color="D1D5DB" w:sz="4"/>
+              <w:left w:val="single" w:color="D1D5DB" w:sz="4"/>
+              <w:bottom w:val="single" w:color="D1D5DB" w:sz="4"/>
+              <w:right w:val="single" w:color="D1D5DB" w:sz="4"/>
+            </w:tcBorders>
+            <w:tcMar>
+              <w:top w:type="dxa" w:w="50"/>
+              <w:left w:type="dxa" w:w="90"/>
+              <w:bottom w:type="dxa" w:w="50"/>
+              <w:right w:type="dxa" w:w="90"/>
+            </w:tcMar>
+          </w:tcPr>
+          <w:p>
+            <w:pPr>
+              <w:spacing w:after="0" w:line="260"/>
+            </w:pPr>
+            <w:r>
+              <w:rPr>
+                <w:rFonts w:ascii="Consolas" w:cs="Consolas" w:eastAsia="Consolas" w:hAnsi="Consolas"/>
+                <w:sz w:val="17"/>
+                <w:szCs w:val="17"/>
+              </w:rPr>
+              <w:t xml:space="preserve">POST /api/auth/login</w:t>
+            </w:r>
+          </w:p>
+        </w:tc>
+        <w:tc>
+          <w:tcPr>
+            <w:tcW w:type="dxa" w:w="2000"/>
+            <w:tcBorders>
+              <w:top w:val="single" w:color="D1D5DB" w:sz="4"/>
+              <w:left w:val="single" w:color="D1D5DB" w:sz="4"/>
+              <w:bottom w:val="single" w:color="D1D5DB" w:sz="4"/>
+              <w:right w:val="single" w:color="D1D5DB" w:sz="4"/>
+            </w:tcBorders>
+            <w:tcMar>
+              <w:top w:type="dxa" w:w="50"/>
+              <w:left w:type="dxa" w:w="90"/>
+              <w:bottom w:type="dxa" w:w="50"/>
+              <w:right w:type="dxa" w:w="90"/>
+            </w:tcMar>
+          </w:tcPr>
+          <w:p>
+            <w:pPr>
+              <w:spacing w:after="0" w:line="260"/>
+            </w:pPr>
+            <w:r>
+              <w:rPr>
+                <w:rFonts w:ascii="Arial" w:cs="Arial" w:eastAsia="Arial" w:hAnsi="Arial"/>
+                <w:sz w:val="17"/>
+                <w:szCs w:val="17"/>
+              </w:rPr>
+              <w:t xml:space="preserve">usuario admin, clave incorrecta</w:t>
+            </w:r>
+          </w:p>
+        </w:tc>
+        <w:tc>
+          <w:tcPr>
+            <w:tcW w:type="dxa" w:w="700"/>
             <w:tcBorders>
               <w:top w:val="single" w:color="D1D5DB" w:sz="4"/>
               <w:left w:val="single" w:color="D1D5DB" w:sz="4"/>
@@ -15725,7 +16430,7 @@
         </w:tc>
         <w:tc>
           <w:tcPr>
-            <w:tcW w:type="dxa" w:w="1100"/>
+            <w:tcW w:type="dxa" w:w="800"/>
             <w:tcBorders>
               <w:top w:val="single" w:color="D1D5DB" w:sz="4"/>
               <w:left w:val="single" w:color="D1D5DB" w:sz="4"/>
@@ -15755,7 +16460,7 @@
         </w:tc>
         <w:tc>
           <w:tcPr>
-            <w:tcW w:type="dxa" w:w="1038"/>
+            <w:tcW w:type="dxa" w:w="1538"/>
             <w:tcBorders>
               <w:top w:val="single" w:color="D1D5DB" w:sz="4"/>
               <w:left w:val="single" w:color="D1D5DB" w:sz="4"/>
@@ -15790,7 +16495,7 @@
         </w:trPr>
         <w:tc>
           <w:tcPr>
-            <w:tcW w:type="dxa" w:w="500"/>
+            <w:tcW w:type="dxa" w:w="400"/>
             <w:tcBorders>
               <w:top w:val="single" w:color="D1D5DB" w:sz="4"/>
               <w:left w:val="single" w:color="D1D5DB" w:sz="4"/>
@@ -15820,7 +16525,7 @@
         </w:tc>
         <w:tc>
           <w:tcPr>
-            <w:tcW w:type="dxa" w:w="3500"/>
+            <w:tcW w:type="dxa" w:w="2300"/>
             <w:tcBorders>
               <w:top w:val="single" w:color="D1D5DB" w:sz="4"/>
               <w:left w:val="single" w:color="D1D5DB" w:sz="4"/>
@@ -15850,37 +16555,67 @@
         </w:tc>
         <w:tc>
           <w:tcPr>
-            <w:tcW w:type="dxa" w:w="2600"/>
-            <w:tcBorders>
-              <w:top w:val="single" w:color="D1D5DB" w:sz="4"/>
-              <w:left w:val="single" w:color="D1D5DB" w:sz="4"/>
-              <w:bottom w:val="single" w:color="D1D5DB" w:sz="4"/>
-              <w:right w:val="single" w:color="D1D5DB" w:sz="4"/>
-            </w:tcBorders>
-            <w:tcMar>
-              <w:top w:type="dxa" w:w="50"/>
-              <w:left w:type="dxa" w:w="90"/>
-              <w:bottom w:type="dxa" w:w="50"/>
-              <w:right w:type="dxa" w:w="90"/>
-            </w:tcMar>
-          </w:tcPr>
-          <w:p>
-            <w:pPr>
-              <w:spacing w:after="0" w:line="260"/>
-            </w:pPr>
-            <w:r>
-              <w:rPr>
-                <w:rFonts w:ascii="Arial" w:cs="Arial" w:eastAsia="Arial" w:hAnsi="Arial"/>
-                <w:sz w:val="17"/>
-                <w:szCs w:val="17"/>
-              </w:rPr>
-              <w:t xml:space="preserve">`POST /api/auth/login`</w:t>
-            </w:r>
-          </w:p>
-        </w:tc>
-        <w:tc>
-          <w:tcPr>
-            <w:tcW w:type="dxa" w:w="900"/>
+            <w:tcW w:type="dxa" w:w="1900"/>
+            <w:tcBorders>
+              <w:top w:val="single" w:color="D1D5DB" w:sz="4"/>
+              <w:left w:val="single" w:color="D1D5DB" w:sz="4"/>
+              <w:bottom w:val="single" w:color="D1D5DB" w:sz="4"/>
+              <w:right w:val="single" w:color="D1D5DB" w:sz="4"/>
+            </w:tcBorders>
+            <w:tcMar>
+              <w:top w:type="dxa" w:w="50"/>
+              <w:left w:type="dxa" w:w="90"/>
+              <w:bottom w:type="dxa" w:w="50"/>
+              <w:right w:type="dxa" w:w="90"/>
+            </w:tcMar>
+          </w:tcPr>
+          <w:p>
+            <w:pPr>
+              <w:spacing w:after="0" w:line="260"/>
+            </w:pPr>
+            <w:r>
+              <w:rPr>
+                <w:rFonts w:ascii="Consolas" w:cs="Consolas" w:eastAsia="Consolas" w:hAnsi="Consolas"/>
+                <w:sz w:val="17"/>
+                <w:szCs w:val="17"/>
+              </w:rPr>
+              <w:t xml:space="preserve">POST /api/auth/login</w:t>
+            </w:r>
+          </w:p>
+        </w:tc>
+        <w:tc>
+          <w:tcPr>
+            <w:tcW w:type="dxa" w:w="2000"/>
+            <w:tcBorders>
+              <w:top w:val="single" w:color="D1D5DB" w:sz="4"/>
+              <w:left w:val="single" w:color="D1D5DB" w:sz="4"/>
+              <w:bottom w:val="single" w:color="D1D5DB" w:sz="4"/>
+              <w:right w:val="single" w:color="D1D5DB" w:sz="4"/>
+            </w:tcBorders>
+            <w:tcMar>
+              <w:top w:type="dxa" w:w="50"/>
+              <w:left w:type="dxa" w:w="90"/>
+              <w:bottom w:type="dxa" w:w="50"/>
+              <w:right w:type="dxa" w:w="90"/>
+            </w:tcMar>
+          </w:tcPr>
+          <w:p>
+            <w:pPr>
+              <w:spacing w:after="0" w:line="260"/>
+            </w:pPr>
+            <w:r>
+              <w:rPr>
+                <w:rFonts w:ascii="Arial" w:cs="Arial" w:eastAsia="Arial" w:hAnsi="Arial"/>
+                <w:sz w:val="17"/>
+                <w:szCs w:val="17"/>
+              </w:rPr>
+              <w:t xml:space="preserve">usuario admin</w:t>
+            </w:r>
+          </w:p>
+        </w:tc>
+        <w:tc>
+          <w:tcPr>
+            <w:tcW w:type="dxa" w:w="700"/>
             <w:tcBorders>
               <w:top w:val="single" w:color="D1D5DB" w:sz="4"/>
               <w:left w:val="single" w:color="D1D5DB" w:sz="4"/>
@@ -15910,7 +16645,7 @@
         </w:tc>
         <w:tc>
           <w:tcPr>
-            <w:tcW w:type="dxa" w:w="1100"/>
+            <w:tcW w:type="dxa" w:w="800"/>
             <w:tcBorders>
               <w:top w:val="single" w:color="D1D5DB" w:sz="4"/>
               <w:left w:val="single" w:color="D1D5DB" w:sz="4"/>
@@ -15940,7 +16675,7 @@
         </w:tc>
         <w:tc>
           <w:tcPr>
-            <w:tcW w:type="dxa" w:w="1038"/>
+            <w:tcW w:type="dxa" w:w="1538"/>
             <w:tcBorders>
               <w:top w:val="single" w:color="D1D5DB" w:sz="4"/>
               <w:left w:val="single" w:color="D1D5DB" w:sz="4"/>
@@ -15975,7 +16710,7 @@
         </w:trPr>
         <w:tc>
           <w:tcPr>
-            <w:tcW w:type="dxa" w:w="500"/>
+            <w:tcW w:type="dxa" w:w="400"/>
             <w:tcBorders>
               <w:top w:val="single" w:color="D1D5DB" w:sz="4"/>
               <w:left w:val="single" w:color="D1D5DB" w:sz="4"/>
@@ -16005,7 +16740,7 @@
         </w:tc>
         <w:tc>
           <w:tcPr>
-            <w:tcW w:type="dxa" w:w="3500"/>
+            <w:tcW w:type="dxa" w:w="2300"/>
             <w:tcBorders>
               <w:top w:val="single" w:color="D1D5DB" w:sz="4"/>
               <w:left w:val="single" w:color="D1D5DB" w:sz="4"/>
@@ -16035,37 +16770,67 @@
         </w:tc>
         <w:tc>
           <w:tcPr>
-            <w:tcW w:type="dxa" w:w="2600"/>
-            <w:tcBorders>
-              <w:top w:val="single" w:color="D1D5DB" w:sz="4"/>
-              <w:left w:val="single" w:color="D1D5DB" w:sz="4"/>
-              <w:bottom w:val="single" w:color="D1D5DB" w:sz="4"/>
-              <w:right w:val="single" w:color="D1D5DB" w:sz="4"/>
-            </w:tcBorders>
-            <w:tcMar>
-              <w:top w:type="dxa" w:w="50"/>
-              <w:left w:type="dxa" w:w="90"/>
-              <w:bottom w:type="dxa" w:w="50"/>
-              <w:right w:type="dxa" w:w="90"/>
-            </w:tcMar>
-          </w:tcPr>
-          <w:p>
-            <w:pPr>
-              <w:spacing w:after="0" w:line="260"/>
-            </w:pPr>
-            <w:r>
-              <w:rPr>
-                <w:rFonts w:ascii="Arial" w:cs="Arial" w:eastAsia="Arial" w:hAnsi="Arial"/>
-                <w:sz w:val="17"/>
-                <w:szCs w:val="17"/>
-              </w:rPr>
-              <w:t xml:space="preserve">`POST /api/auth/login`</w:t>
-            </w:r>
-          </w:p>
-        </w:tc>
-        <w:tc>
-          <w:tcPr>
-            <w:tcW w:type="dxa" w:w="900"/>
+            <w:tcW w:type="dxa" w:w="1900"/>
+            <w:tcBorders>
+              <w:top w:val="single" w:color="D1D5DB" w:sz="4"/>
+              <w:left w:val="single" w:color="D1D5DB" w:sz="4"/>
+              <w:bottom w:val="single" w:color="D1D5DB" w:sz="4"/>
+              <w:right w:val="single" w:color="D1D5DB" w:sz="4"/>
+            </w:tcBorders>
+            <w:tcMar>
+              <w:top w:type="dxa" w:w="50"/>
+              <w:left w:type="dxa" w:w="90"/>
+              <w:bottom w:type="dxa" w:w="50"/>
+              <w:right w:type="dxa" w:w="90"/>
+            </w:tcMar>
+          </w:tcPr>
+          <w:p>
+            <w:pPr>
+              <w:spacing w:after="0" w:line="260"/>
+            </w:pPr>
+            <w:r>
+              <w:rPr>
+                <w:rFonts w:ascii="Consolas" w:cs="Consolas" w:eastAsia="Consolas" w:hAnsi="Consolas"/>
+                <w:sz w:val="17"/>
+                <w:szCs w:val="17"/>
+              </w:rPr>
+              <w:t xml:space="preserve">POST /api/auth/login</w:t>
+            </w:r>
+          </w:p>
+        </w:tc>
+        <w:tc>
+          <w:tcPr>
+            <w:tcW w:type="dxa" w:w="2000"/>
+            <w:tcBorders>
+              <w:top w:val="single" w:color="D1D5DB" w:sz="4"/>
+              <w:left w:val="single" w:color="D1D5DB" w:sz="4"/>
+              <w:bottom w:val="single" w:color="D1D5DB" w:sz="4"/>
+              <w:right w:val="single" w:color="D1D5DB" w:sz="4"/>
+            </w:tcBorders>
+            <w:tcMar>
+              <w:top w:type="dxa" w:w="50"/>
+              <w:left w:type="dxa" w:w="90"/>
+              <w:bottom w:type="dxa" w:w="50"/>
+              <w:right w:type="dxa" w:w="90"/>
+            </w:tcMar>
+          </w:tcPr>
+          <w:p>
+            <w:pPr>
+              <w:spacing w:after="0" w:line="260"/>
+            </w:pPr>
+            <w:r>
+              <w:rPr>
+                <w:rFonts w:ascii="Arial" w:cs="Arial" w:eastAsia="Arial" w:hAnsi="Arial"/>
+                <w:sz w:val="17"/>
+                <w:szCs w:val="17"/>
+              </w:rPr>
+              <w:t xml:space="preserve">usuario asesor1</w:t>
+            </w:r>
+          </w:p>
+        </w:tc>
+        <w:tc>
+          <w:tcPr>
+            <w:tcW w:type="dxa" w:w="700"/>
             <w:tcBorders>
               <w:top w:val="single" w:color="D1D5DB" w:sz="4"/>
               <w:left w:val="single" w:color="D1D5DB" w:sz="4"/>
@@ -16095,7 +16860,7 @@
         </w:tc>
         <w:tc>
           <w:tcPr>
-            <w:tcW w:type="dxa" w:w="1100"/>
+            <w:tcW w:type="dxa" w:w="800"/>
             <w:tcBorders>
               <w:top w:val="single" w:color="D1D5DB" w:sz="4"/>
               <w:left w:val="single" w:color="D1D5DB" w:sz="4"/>
@@ -16125,7 +16890,7 @@
         </w:tc>
         <w:tc>
           <w:tcPr>
-            <w:tcW w:type="dxa" w:w="1038"/>
+            <w:tcW w:type="dxa" w:w="1538"/>
             <w:tcBorders>
               <w:top w:val="single" w:color="D1D5DB" w:sz="4"/>
               <w:left w:val="single" w:color="D1D5DB" w:sz="4"/>
@@ -16160,7 +16925,7 @@
         </w:trPr>
         <w:tc>
           <w:tcPr>
-            <w:tcW w:type="dxa" w:w="500"/>
+            <w:tcW w:type="dxa" w:w="400"/>
             <w:tcBorders>
               <w:top w:val="single" w:color="D1D5DB" w:sz="4"/>
               <w:left w:val="single" w:color="D1D5DB" w:sz="4"/>
@@ -16190,7 +16955,7 @@
         </w:tc>
         <w:tc>
           <w:tcPr>
-            <w:tcW w:type="dxa" w:w="3500"/>
+            <w:tcW w:type="dxa" w:w="2300"/>
             <w:tcBorders>
               <w:top w:val="single" w:color="D1D5DB" w:sz="4"/>
               <w:left w:val="single" w:color="D1D5DB" w:sz="4"/>
@@ -16220,37 +16985,67 @@
         </w:tc>
         <w:tc>
           <w:tcPr>
-            <w:tcW w:type="dxa" w:w="2600"/>
-            <w:tcBorders>
-              <w:top w:val="single" w:color="D1D5DB" w:sz="4"/>
-              <w:left w:val="single" w:color="D1D5DB" w:sz="4"/>
-              <w:bottom w:val="single" w:color="D1D5DB" w:sz="4"/>
-              <w:right w:val="single" w:color="D1D5DB" w:sz="4"/>
-            </w:tcBorders>
-            <w:tcMar>
-              <w:top w:type="dxa" w:w="50"/>
-              <w:left w:type="dxa" w:w="90"/>
-              <w:bottom w:type="dxa" w:w="50"/>
-              <w:right w:type="dxa" w:w="90"/>
-            </w:tcMar>
-          </w:tcPr>
-          <w:p>
-            <w:pPr>
-              <w:spacing w:after="0" w:line="260"/>
-            </w:pPr>
-            <w:r>
-              <w:rPr>
-                <w:rFonts w:ascii="Arial" w:cs="Arial" w:eastAsia="Arial" w:hAnsi="Arial"/>
-                <w:sz w:val="17"/>
-                <w:szCs w:val="17"/>
-              </w:rPr>
-              <w:t xml:space="preserve">`POST /api/auth/login`</w:t>
-            </w:r>
-          </w:p>
-        </w:tc>
-        <w:tc>
-          <w:tcPr>
-            <w:tcW w:type="dxa" w:w="900"/>
+            <w:tcW w:type="dxa" w:w="1900"/>
+            <w:tcBorders>
+              <w:top w:val="single" w:color="D1D5DB" w:sz="4"/>
+              <w:left w:val="single" w:color="D1D5DB" w:sz="4"/>
+              <w:bottom w:val="single" w:color="D1D5DB" w:sz="4"/>
+              <w:right w:val="single" w:color="D1D5DB" w:sz="4"/>
+            </w:tcBorders>
+            <w:tcMar>
+              <w:top w:type="dxa" w:w="50"/>
+              <w:left w:type="dxa" w:w="90"/>
+              <w:bottom w:type="dxa" w:w="50"/>
+              <w:right w:type="dxa" w:w="90"/>
+            </w:tcMar>
+          </w:tcPr>
+          <w:p>
+            <w:pPr>
+              <w:spacing w:after="0" w:line="260"/>
+            </w:pPr>
+            <w:r>
+              <w:rPr>
+                <w:rFonts w:ascii="Consolas" w:cs="Consolas" w:eastAsia="Consolas" w:hAnsi="Consolas"/>
+                <w:sz w:val="17"/>
+                <w:szCs w:val="17"/>
+              </w:rPr>
+              <w:t xml:space="preserve">POST /api/auth/login</w:t>
+            </w:r>
+          </w:p>
+        </w:tc>
+        <w:tc>
+          <w:tcPr>
+            <w:tcW w:type="dxa" w:w="2000"/>
+            <w:tcBorders>
+              <w:top w:val="single" w:color="D1D5DB" w:sz="4"/>
+              <w:left w:val="single" w:color="D1D5DB" w:sz="4"/>
+              <w:bottom w:val="single" w:color="D1D5DB" w:sz="4"/>
+              <w:right w:val="single" w:color="D1D5DB" w:sz="4"/>
+            </w:tcBorders>
+            <w:tcMar>
+              <w:top w:type="dxa" w:w="50"/>
+              <w:left w:type="dxa" w:w="90"/>
+              <w:bottom w:type="dxa" w:w="50"/>
+              <w:right w:type="dxa" w:w="90"/>
+            </w:tcMar>
+          </w:tcPr>
+          <w:p>
+            <w:pPr>
+              <w:spacing w:after="0" w:line="260"/>
+            </w:pPr>
+            <w:r>
+              <w:rPr>
+                <w:rFonts w:ascii="Arial" w:cs="Arial" w:eastAsia="Arial" w:hAnsi="Arial"/>
+                <w:sz w:val="17"/>
+                <w:szCs w:val="17"/>
+              </w:rPr>
+              <w:t xml:space="preserve">usuario sgarcia</w:t>
+            </w:r>
+          </w:p>
+        </w:tc>
+        <w:tc>
+          <w:tcPr>
+            <w:tcW w:type="dxa" w:w="700"/>
             <w:tcBorders>
               <w:top w:val="single" w:color="D1D5DB" w:sz="4"/>
               <w:left w:val="single" w:color="D1D5DB" w:sz="4"/>
@@ -16280,7 +17075,7 @@
         </w:tc>
         <w:tc>
           <w:tcPr>
-            <w:tcW w:type="dxa" w:w="1100"/>
+            <w:tcW w:type="dxa" w:w="800"/>
             <w:tcBorders>
               <w:top w:val="single" w:color="D1D5DB" w:sz="4"/>
               <w:left w:val="single" w:color="D1D5DB" w:sz="4"/>
@@ -16310,7 +17105,7 @@
         </w:tc>
         <w:tc>
           <w:tcPr>
-            <w:tcW w:type="dxa" w:w="1038"/>
+            <w:tcW w:type="dxa" w:w="1538"/>
             <w:tcBorders>
               <w:top w:val="single" w:color="D1D5DB" w:sz="4"/>
               <w:left w:val="single" w:color="D1D5DB" w:sz="4"/>
@@ -16345,7 +17140,7 @@
         </w:trPr>
         <w:tc>
           <w:tcPr>
-            <w:tcW w:type="dxa" w:w="500"/>
+            <w:tcW w:type="dxa" w:w="400"/>
             <w:tcBorders>
               <w:top w:val="single" w:color="D1D5DB" w:sz="4"/>
               <w:left w:val="single" w:color="D1D5DB" w:sz="4"/>
@@ -16375,7 +17170,7 @@
         </w:tc>
         <w:tc>
           <w:tcPr>
-            <w:tcW w:type="dxa" w:w="3500"/>
+            <w:tcW w:type="dxa" w:w="2300"/>
             <w:tcBorders>
               <w:top w:val="single" w:color="D1D5DB" w:sz="4"/>
               <w:left w:val="single" w:color="D1D5DB" w:sz="4"/>
@@ -16405,37 +17200,67 @@
         </w:tc>
         <w:tc>
           <w:tcPr>
-            <w:tcW w:type="dxa" w:w="2600"/>
-            <w:tcBorders>
-              <w:top w:val="single" w:color="D1D5DB" w:sz="4"/>
-              <w:left w:val="single" w:color="D1D5DB" w:sz="4"/>
-              <w:bottom w:val="single" w:color="D1D5DB" w:sz="4"/>
-              <w:right w:val="single" w:color="D1D5DB" w:sz="4"/>
-            </w:tcBorders>
-            <w:tcMar>
-              <w:top w:type="dxa" w:w="50"/>
-              <w:left w:type="dxa" w:w="90"/>
-              <w:bottom w:type="dxa" w:w="50"/>
-              <w:right w:type="dxa" w:w="90"/>
-            </w:tcMar>
-          </w:tcPr>
-          <w:p>
-            <w:pPr>
-              <w:spacing w:after="0" w:line="260"/>
-            </w:pPr>
-            <w:r>
-              <w:rPr>
-                <w:rFonts w:ascii="Arial" w:cs="Arial" w:eastAsia="Arial" w:hAnsi="Arial"/>
-                <w:sz w:val="17"/>
-                <w:szCs w:val="17"/>
-              </w:rPr>
-              <w:t xml:space="preserve">`POST /api/auth/login`</w:t>
-            </w:r>
-          </w:p>
-        </w:tc>
-        <w:tc>
-          <w:tcPr>
-            <w:tcW w:type="dxa" w:w="900"/>
+            <w:tcW w:type="dxa" w:w="1900"/>
+            <w:tcBorders>
+              <w:top w:val="single" w:color="D1D5DB" w:sz="4"/>
+              <w:left w:val="single" w:color="D1D5DB" w:sz="4"/>
+              <w:bottom w:val="single" w:color="D1D5DB" w:sz="4"/>
+              <w:right w:val="single" w:color="D1D5DB" w:sz="4"/>
+            </w:tcBorders>
+            <w:tcMar>
+              <w:top w:type="dxa" w:w="50"/>
+              <w:left w:type="dxa" w:w="90"/>
+              <w:bottom w:type="dxa" w:w="50"/>
+              <w:right w:type="dxa" w:w="90"/>
+            </w:tcMar>
+          </w:tcPr>
+          <w:p>
+            <w:pPr>
+              <w:spacing w:after="0" w:line="260"/>
+            </w:pPr>
+            <w:r>
+              <w:rPr>
+                <w:rFonts w:ascii="Consolas" w:cs="Consolas" w:eastAsia="Consolas" w:hAnsi="Consolas"/>
+                <w:sz w:val="17"/>
+                <w:szCs w:val="17"/>
+              </w:rPr>
+              <w:t xml:space="preserve">POST /api/auth/login</w:t>
+            </w:r>
+          </w:p>
+        </w:tc>
+        <w:tc>
+          <w:tcPr>
+            <w:tcW w:type="dxa" w:w="2000"/>
+            <w:tcBorders>
+              <w:top w:val="single" w:color="D1D5DB" w:sz="4"/>
+              <w:left w:val="single" w:color="D1D5DB" w:sz="4"/>
+              <w:bottom w:val="single" w:color="D1D5DB" w:sz="4"/>
+              <w:right w:val="single" w:color="D1D5DB" w:sz="4"/>
+            </w:tcBorders>
+            <w:tcMar>
+              <w:top w:type="dxa" w:w="50"/>
+              <w:left w:type="dxa" w:w="90"/>
+              <w:bottom w:type="dxa" w:w="50"/>
+              <w:right w:type="dxa" w:w="90"/>
+            </w:tcMar>
+          </w:tcPr>
+          <w:p>
+            <w:pPr>
+              <w:spacing w:after="0" w:line="260"/>
+            </w:pPr>
+            <w:r>
+              <w:rPr>
+                <w:rFonts w:ascii="Arial" w:cs="Arial" w:eastAsia="Arial" w:hAnsi="Arial"/>
+                <w:sz w:val="17"/>
+                <w:szCs w:val="17"/>
+              </w:rPr>
+              <w:t xml:space="preserve">usuario asesor3</w:t>
+            </w:r>
+          </w:p>
+        </w:tc>
+        <w:tc>
+          <w:tcPr>
+            <w:tcW w:type="dxa" w:w="700"/>
             <w:tcBorders>
               <w:top w:val="single" w:color="D1D5DB" w:sz="4"/>
               <w:left w:val="single" w:color="D1D5DB" w:sz="4"/>
@@ -16465,7 +17290,7 @@
         </w:tc>
         <w:tc>
           <w:tcPr>
-            <w:tcW w:type="dxa" w:w="1100"/>
+            <w:tcW w:type="dxa" w:w="800"/>
             <w:tcBorders>
               <w:top w:val="single" w:color="D1D5DB" w:sz="4"/>
               <w:left w:val="single" w:color="D1D5DB" w:sz="4"/>
@@ -16495,7 +17320,7 @@
         </w:tc>
         <w:tc>
           <w:tcPr>
-            <w:tcW w:type="dxa" w:w="1038"/>
+            <w:tcW w:type="dxa" w:w="1538"/>
             <w:tcBorders>
               <w:top w:val="single" w:color="D1D5DB" w:sz="4"/>
               <w:left w:val="single" w:color="D1D5DB" w:sz="4"/>
@@ -16530,7 +17355,7 @@
         </w:trPr>
         <w:tc>
           <w:tcPr>
-            <w:tcW w:type="dxa" w:w="500"/>
+            <w:tcW w:type="dxa" w:w="400"/>
             <w:tcBorders>
               <w:top w:val="single" w:color="D1D5DB" w:sz="4"/>
               <w:left w:val="single" w:color="D1D5DB" w:sz="4"/>
@@ -16560,7 +17385,7 @@
         </w:tc>
         <w:tc>
           <w:tcPr>
-            <w:tcW w:type="dxa" w:w="3500"/>
+            <w:tcW w:type="dxa" w:w="2300"/>
             <w:tcBorders>
               <w:top w:val="single" w:color="D1D5DB" w:sz="4"/>
               <w:left w:val="single" w:color="D1D5DB" w:sz="4"/>
@@ -16590,37 +17415,67 @@
         </w:tc>
         <w:tc>
           <w:tcPr>
-            <w:tcW w:type="dxa" w:w="2600"/>
-            <w:tcBorders>
-              <w:top w:val="single" w:color="D1D5DB" w:sz="4"/>
-              <w:left w:val="single" w:color="D1D5DB" w:sz="4"/>
-              <w:bottom w:val="single" w:color="D1D5DB" w:sz="4"/>
-              <w:right w:val="single" w:color="D1D5DB" w:sz="4"/>
-            </w:tcBorders>
-            <w:tcMar>
-              <w:top w:type="dxa" w:w="50"/>
-              <w:left w:type="dxa" w:w="90"/>
-              <w:bottom w:type="dxa" w:w="50"/>
-              <w:right w:type="dxa" w:w="90"/>
-            </w:tcMar>
-          </w:tcPr>
-          <w:p>
-            <w:pPr>
-              <w:spacing w:after="0" w:line="260"/>
-            </w:pPr>
-            <w:r>
-              <w:rPr>
-                <w:rFonts w:ascii="Arial" w:cs="Arial" w:eastAsia="Arial" w:hAnsi="Arial"/>
-                <w:sz w:val="17"/>
-                <w:szCs w:val="17"/>
-              </w:rPr>
-              <w:t xml:space="preserve">`GET /api/admin/auditoria`</w:t>
-            </w:r>
-          </w:p>
-        </w:tc>
-        <w:tc>
-          <w:tcPr>
-            <w:tcW w:type="dxa" w:w="900"/>
+            <w:tcW w:type="dxa" w:w="1900"/>
+            <w:tcBorders>
+              <w:top w:val="single" w:color="D1D5DB" w:sz="4"/>
+              <w:left w:val="single" w:color="D1D5DB" w:sz="4"/>
+              <w:bottom w:val="single" w:color="D1D5DB" w:sz="4"/>
+              <w:right w:val="single" w:color="D1D5DB" w:sz="4"/>
+            </w:tcBorders>
+            <w:tcMar>
+              <w:top w:type="dxa" w:w="50"/>
+              <w:left w:type="dxa" w:w="90"/>
+              <w:bottom w:type="dxa" w:w="50"/>
+              <w:right w:type="dxa" w:w="90"/>
+            </w:tcMar>
+          </w:tcPr>
+          <w:p>
+            <w:pPr>
+              <w:spacing w:after="0" w:line="260"/>
+            </w:pPr>
+            <w:r>
+              <w:rPr>
+                <w:rFonts w:ascii="Consolas" w:cs="Consolas" w:eastAsia="Consolas" w:hAnsi="Consolas"/>
+                <w:sz w:val="17"/>
+                <w:szCs w:val="17"/>
+              </w:rPr>
+              <w:t xml:space="preserve">GET /api/admin/auditoria</w:t>
+            </w:r>
+          </w:p>
+        </w:tc>
+        <w:tc>
+          <w:tcPr>
+            <w:tcW w:type="dxa" w:w="2000"/>
+            <w:tcBorders>
+              <w:top w:val="single" w:color="D1D5DB" w:sz="4"/>
+              <w:left w:val="single" w:color="D1D5DB" w:sz="4"/>
+              <w:bottom w:val="single" w:color="D1D5DB" w:sz="4"/>
+              <w:right w:val="single" w:color="D1D5DB" w:sz="4"/>
+            </w:tcBorders>
+            <w:tcMar>
+              <w:top w:type="dxa" w:w="50"/>
+              <w:left w:type="dxa" w:w="90"/>
+              <w:bottom w:type="dxa" w:w="50"/>
+              <w:right w:type="dxa" w:w="90"/>
+            </w:tcMar>
+          </w:tcPr>
+          <w:p>
+            <w:pPr>
+              <w:spacing w:after="0" w:line="260"/>
+            </w:pPr>
+            <w:r>
+              <w:rPr>
+                <w:rFonts w:ascii="Arial" w:cs="Arial" w:eastAsia="Arial" w:hAnsi="Arial"/>
+                <w:sz w:val="17"/>
+                <w:szCs w:val="17"/>
+              </w:rPr>
+              <w:t xml:space="preserve">—</w:t>
+            </w:r>
+          </w:p>
+        </w:tc>
+        <w:tc>
+          <w:tcPr>
+            <w:tcW w:type="dxa" w:w="700"/>
             <w:tcBorders>
               <w:top w:val="single" w:color="D1D5DB" w:sz="4"/>
               <w:left w:val="single" w:color="D1D5DB" w:sz="4"/>
@@ -16650,7 +17505,7 @@
         </w:tc>
         <w:tc>
           <w:tcPr>
-            <w:tcW w:type="dxa" w:w="1100"/>
+            <w:tcW w:type="dxa" w:w="800"/>
             <w:tcBorders>
               <w:top w:val="single" w:color="D1D5DB" w:sz="4"/>
               <w:left w:val="single" w:color="D1D5DB" w:sz="4"/>
@@ -16680,7 +17535,7 @@
         </w:tc>
         <w:tc>
           <w:tcPr>
-            <w:tcW w:type="dxa" w:w="1038"/>
+            <w:tcW w:type="dxa" w:w="1538"/>
             <w:tcBorders>
               <w:top w:val="single" w:color="D1D5DB" w:sz="4"/>
               <w:left w:val="single" w:color="D1D5DB" w:sz="4"/>
@@ -16715,7 +17570,7 @@
         </w:trPr>
         <w:tc>
           <w:tcPr>
-            <w:tcW w:type="dxa" w:w="500"/>
+            <w:tcW w:type="dxa" w:w="400"/>
             <w:tcBorders>
               <w:top w:val="single" w:color="D1D5DB" w:sz="4"/>
               <w:left w:val="single" w:color="D1D5DB" w:sz="4"/>
@@ -16745,7 +17600,7 @@
         </w:tc>
         <w:tc>
           <w:tcPr>
-            <w:tcW w:type="dxa" w:w="3500"/>
+            <w:tcW w:type="dxa" w:w="2300"/>
             <w:tcBorders>
               <w:top w:val="single" w:color="D1D5DB" w:sz="4"/>
               <w:left w:val="single" w:color="D1D5DB" w:sz="4"/>
@@ -16775,37 +17630,67 @@
         </w:tc>
         <w:tc>
           <w:tcPr>
-            <w:tcW w:type="dxa" w:w="2600"/>
-            <w:tcBorders>
-              <w:top w:val="single" w:color="D1D5DB" w:sz="4"/>
-              <w:left w:val="single" w:color="D1D5DB" w:sz="4"/>
-              <w:bottom w:val="single" w:color="D1D5DB" w:sz="4"/>
-              <w:right w:val="single" w:color="D1D5DB" w:sz="4"/>
-            </w:tcBorders>
-            <w:tcMar>
-              <w:top w:type="dxa" w:w="50"/>
-              <w:left w:type="dxa" w:w="90"/>
-              <w:bottom w:type="dxa" w:w="50"/>
-              <w:right w:type="dxa" w:w="90"/>
-            </w:tcMar>
-          </w:tcPr>
-          <w:p>
-            <w:pPr>
-              <w:spacing w:after="0" w:line="260"/>
-            </w:pPr>
-            <w:r>
-              <w:rPr>
-                <w:rFonts w:ascii="Arial" w:cs="Arial" w:eastAsia="Arial" w:hAnsi="Arial"/>
-                <w:sz w:val="17"/>
-                <w:szCs w:val="17"/>
-              </w:rPr>
-              <w:t xml:space="preserve">`GET /api/dashboard?periodo=MES`</w:t>
-            </w:r>
-          </w:p>
-        </w:tc>
-        <w:tc>
-          <w:tcPr>
-            <w:tcW w:type="dxa" w:w="900"/>
+            <w:tcW w:type="dxa" w:w="1900"/>
+            <w:tcBorders>
+              <w:top w:val="single" w:color="D1D5DB" w:sz="4"/>
+              <w:left w:val="single" w:color="D1D5DB" w:sz="4"/>
+              <w:bottom w:val="single" w:color="D1D5DB" w:sz="4"/>
+              <w:right w:val="single" w:color="D1D5DB" w:sz="4"/>
+            </w:tcBorders>
+            <w:tcMar>
+              <w:top w:type="dxa" w:w="50"/>
+              <w:left w:type="dxa" w:w="90"/>
+              <w:bottom w:type="dxa" w:w="50"/>
+              <w:right w:type="dxa" w:w="90"/>
+            </w:tcMar>
+          </w:tcPr>
+          <w:p>
+            <w:pPr>
+              <w:spacing w:after="0" w:line="260"/>
+            </w:pPr>
+            <w:r>
+              <w:rPr>
+                <w:rFonts w:ascii="Consolas" w:cs="Consolas" w:eastAsia="Consolas" w:hAnsi="Consolas"/>
+                <w:sz w:val="17"/>
+                <w:szCs w:val="17"/>
+              </w:rPr>
+              <w:t xml:space="preserve">GET /api/dashboard?periodo=MES</w:t>
+            </w:r>
+          </w:p>
+        </w:tc>
+        <w:tc>
+          <w:tcPr>
+            <w:tcW w:type="dxa" w:w="2000"/>
+            <w:tcBorders>
+              <w:top w:val="single" w:color="D1D5DB" w:sz="4"/>
+              <w:left w:val="single" w:color="D1D5DB" w:sz="4"/>
+              <w:bottom w:val="single" w:color="D1D5DB" w:sz="4"/>
+              <w:right w:val="single" w:color="D1D5DB" w:sz="4"/>
+            </w:tcBorders>
+            <w:tcMar>
+              <w:top w:type="dxa" w:w="50"/>
+              <w:left w:type="dxa" w:w="90"/>
+              <w:bottom w:type="dxa" w:w="50"/>
+              <w:right w:type="dxa" w:w="90"/>
+            </w:tcMar>
+          </w:tcPr>
+          <w:p>
+            <w:pPr>
+              <w:spacing w:after="0" w:line="260"/>
+            </w:pPr>
+            <w:r>
+              <w:rPr>
+                <w:rFonts w:ascii="Arial" w:cs="Arial" w:eastAsia="Arial" w:hAnsi="Arial"/>
+                <w:sz w:val="17"/>
+                <w:szCs w:val="17"/>
+              </w:rPr>
+              <w:t xml:space="preserve">periodo = MES</w:t>
+            </w:r>
+          </w:p>
+        </w:tc>
+        <w:tc>
+          <w:tcPr>
+            <w:tcW w:type="dxa" w:w="700"/>
             <w:tcBorders>
               <w:top w:val="single" w:color="D1D5DB" w:sz="4"/>
               <w:left w:val="single" w:color="D1D5DB" w:sz="4"/>
@@ -16835,7 +17720,7 @@
         </w:tc>
         <w:tc>
           <w:tcPr>
-            <w:tcW w:type="dxa" w:w="1100"/>
+            <w:tcW w:type="dxa" w:w="800"/>
             <w:tcBorders>
               <w:top w:val="single" w:color="D1D5DB" w:sz="4"/>
               <w:left w:val="single" w:color="D1D5DB" w:sz="4"/>
@@ -16865,7 +17750,7 @@
         </w:tc>
         <w:tc>
           <w:tcPr>
-            <w:tcW w:type="dxa" w:w="1038"/>
+            <w:tcW w:type="dxa" w:w="1538"/>
             <w:tcBorders>
               <w:top w:val="single" w:color="D1D5DB" w:sz="4"/>
               <w:left w:val="single" w:color="D1D5DB" w:sz="4"/>
@@ -16900,7 +17785,7 @@
         </w:trPr>
         <w:tc>
           <w:tcPr>
-            <w:tcW w:type="dxa" w:w="500"/>
+            <w:tcW w:type="dxa" w:w="400"/>
             <w:tcBorders>
               <w:top w:val="single" w:color="D1D5DB" w:sz="4"/>
               <w:left w:val="single" w:color="D1D5DB" w:sz="4"/>
@@ -16930,7 +17815,7 @@
         </w:tc>
         <w:tc>
           <w:tcPr>
-            <w:tcW w:type="dxa" w:w="3500"/>
+            <w:tcW w:type="dxa" w:w="2300"/>
             <w:tcBorders>
               <w:top w:val="single" w:color="D1D5DB" w:sz="4"/>
               <w:left w:val="single" w:color="D1D5DB" w:sz="4"/>
@@ -16960,37 +17845,67 @@
         </w:tc>
         <w:tc>
           <w:tcPr>
-            <w:tcW w:type="dxa" w:w="2600"/>
-            <w:tcBorders>
-              <w:top w:val="single" w:color="D1D5DB" w:sz="4"/>
-              <w:left w:val="single" w:color="D1D5DB" w:sz="4"/>
-              <w:bottom w:val="single" w:color="D1D5DB" w:sz="4"/>
-              <w:right w:val="single" w:color="D1D5DB" w:sz="4"/>
-            </w:tcBorders>
-            <w:tcMar>
-              <w:top w:type="dxa" w:w="50"/>
-              <w:left w:type="dxa" w:w="90"/>
-              <w:bottom w:type="dxa" w:w="50"/>
-              <w:right w:type="dxa" w:w="90"/>
-            </w:tcMar>
-          </w:tcPr>
-          <w:p>
-            <w:pPr>
-              <w:spacing w:after="0" w:line="260"/>
-            </w:pPr>
-            <w:r>
-              <w:rPr>
-                <w:rFonts w:ascii="Arial" w:cs="Arial" w:eastAsia="Arial" w:hAnsi="Arial"/>
-                <w:sz w:val="17"/>
-                <w:szCs w:val="17"/>
-              </w:rPr>
-              <w:t xml:space="preserve">`GET /api/dashboard?periodo=MES`</w:t>
-            </w:r>
-          </w:p>
-        </w:tc>
-        <w:tc>
-          <w:tcPr>
-            <w:tcW w:type="dxa" w:w="900"/>
+            <w:tcW w:type="dxa" w:w="1900"/>
+            <w:tcBorders>
+              <w:top w:val="single" w:color="D1D5DB" w:sz="4"/>
+              <w:left w:val="single" w:color="D1D5DB" w:sz="4"/>
+              <w:bottom w:val="single" w:color="D1D5DB" w:sz="4"/>
+              <w:right w:val="single" w:color="D1D5DB" w:sz="4"/>
+            </w:tcBorders>
+            <w:tcMar>
+              <w:top w:type="dxa" w:w="50"/>
+              <w:left w:type="dxa" w:w="90"/>
+              <w:bottom w:type="dxa" w:w="50"/>
+              <w:right w:type="dxa" w:w="90"/>
+            </w:tcMar>
+          </w:tcPr>
+          <w:p>
+            <w:pPr>
+              <w:spacing w:after="0" w:line="260"/>
+            </w:pPr>
+            <w:r>
+              <w:rPr>
+                <w:rFonts w:ascii="Consolas" w:cs="Consolas" w:eastAsia="Consolas" w:hAnsi="Consolas"/>
+                <w:sz w:val="17"/>
+                <w:szCs w:val="17"/>
+              </w:rPr>
+              <w:t xml:space="preserve">GET /api/dashboard?periodo=MES</w:t>
+            </w:r>
+          </w:p>
+        </w:tc>
+        <w:tc>
+          <w:tcPr>
+            <w:tcW w:type="dxa" w:w="2000"/>
+            <w:tcBorders>
+              <w:top w:val="single" w:color="D1D5DB" w:sz="4"/>
+              <w:left w:val="single" w:color="D1D5DB" w:sz="4"/>
+              <w:bottom w:val="single" w:color="D1D5DB" w:sz="4"/>
+              <w:right w:val="single" w:color="D1D5DB" w:sz="4"/>
+            </w:tcBorders>
+            <w:tcMar>
+              <w:top w:type="dxa" w:w="50"/>
+              <w:left w:type="dxa" w:w="90"/>
+              <w:bottom w:type="dxa" w:w="50"/>
+              <w:right w:type="dxa" w:w="90"/>
+            </w:tcMar>
+          </w:tcPr>
+          <w:p>
+            <w:pPr>
+              <w:spacing w:after="0" w:line="260"/>
+            </w:pPr>
+            <w:r>
+              <w:rPr>
+                <w:rFonts w:ascii="Arial" w:cs="Arial" w:eastAsia="Arial" w:hAnsi="Arial"/>
+                <w:sz w:val="17"/>
+                <w:szCs w:val="17"/>
+              </w:rPr>
+              <w:t xml:space="preserve">periodo = MES</w:t>
+            </w:r>
+          </w:p>
+        </w:tc>
+        <w:tc>
+          <w:tcPr>
+            <w:tcW w:type="dxa" w:w="700"/>
             <w:tcBorders>
               <w:top w:val="single" w:color="D1D5DB" w:sz="4"/>
               <w:left w:val="single" w:color="D1D5DB" w:sz="4"/>
@@ -17020,7 +17935,7 @@
         </w:tc>
         <w:tc>
           <w:tcPr>
-            <w:tcW w:type="dxa" w:w="1100"/>
+            <w:tcW w:type="dxa" w:w="800"/>
             <w:tcBorders>
               <w:top w:val="single" w:color="D1D5DB" w:sz="4"/>
               <w:left w:val="single" w:color="D1D5DB" w:sz="4"/>
@@ -17050,7 +17965,7 @@
         </w:tc>
         <w:tc>
           <w:tcPr>
-            <w:tcW w:type="dxa" w:w="1038"/>
+            <w:tcW w:type="dxa" w:w="1538"/>
             <w:tcBorders>
               <w:top w:val="single" w:color="D1D5DB" w:sz="4"/>
               <w:left w:val="single" w:color="D1D5DB" w:sz="4"/>
@@ -17085,7 +18000,7 @@
         </w:trPr>
         <w:tc>
           <w:tcPr>
-            <w:tcW w:type="dxa" w:w="500"/>
+            <w:tcW w:type="dxa" w:w="400"/>
             <w:tcBorders>
               <w:top w:val="single" w:color="D1D5DB" w:sz="4"/>
               <w:left w:val="single" w:color="D1D5DB" w:sz="4"/>
@@ -17115,7 +18030,7 @@
         </w:tc>
         <w:tc>
           <w:tcPr>
-            <w:tcW w:type="dxa" w:w="3500"/>
+            <w:tcW w:type="dxa" w:w="2300"/>
             <w:tcBorders>
               <w:top w:val="single" w:color="D1D5DB" w:sz="4"/>
               <w:left w:val="single" w:color="D1D5DB" w:sz="4"/>
@@ -17145,37 +18060,67 @@
         </w:tc>
         <w:tc>
           <w:tcPr>
-            <w:tcW w:type="dxa" w:w="2600"/>
-            <w:tcBorders>
-              <w:top w:val="single" w:color="D1D5DB" w:sz="4"/>
-              <w:left w:val="single" w:color="D1D5DB" w:sz="4"/>
-              <w:bottom w:val="single" w:color="D1D5DB" w:sz="4"/>
-              <w:right w:val="single" w:color="D1D5DB" w:sz="4"/>
-            </w:tcBorders>
-            <w:tcMar>
-              <w:top w:type="dxa" w:w="50"/>
-              <w:left w:type="dxa" w:w="90"/>
-              <w:bottom w:type="dxa" w:w="50"/>
-              <w:right w:type="dxa" w:w="90"/>
-            </w:tcMar>
-          </w:tcPr>
-          <w:p>
-            <w:pPr>
-              <w:spacing w:after="0" w:line="260"/>
-            </w:pPr>
-            <w:r>
-              <w:rPr>
-                <w:rFonts w:ascii="Arial" w:cs="Arial" w:eastAsia="Arial" w:hAnsi="Arial"/>
-                <w:sz w:val="17"/>
-                <w:szCs w:val="17"/>
-              </w:rPr>
-              <w:t xml:space="preserve">`GET /api/admin/auditoria`</w:t>
-            </w:r>
-          </w:p>
-        </w:tc>
-        <w:tc>
-          <w:tcPr>
-            <w:tcW w:type="dxa" w:w="900"/>
+            <w:tcW w:type="dxa" w:w="1900"/>
+            <w:tcBorders>
+              <w:top w:val="single" w:color="D1D5DB" w:sz="4"/>
+              <w:left w:val="single" w:color="D1D5DB" w:sz="4"/>
+              <w:bottom w:val="single" w:color="D1D5DB" w:sz="4"/>
+              <w:right w:val="single" w:color="D1D5DB" w:sz="4"/>
+            </w:tcBorders>
+            <w:tcMar>
+              <w:top w:type="dxa" w:w="50"/>
+              <w:left w:type="dxa" w:w="90"/>
+              <w:bottom w:type="dxa" w:w="50"/>
+              <w:right w:type="dxa" w:w="90"/>
+            </w:tcMar>
+          </w:tcPr>
+          <w:p>
+            <w:pPr>
+              <w:spacing w:after="0" w:line="260"/>
+            </w:pPr>
+            <w:r>
+              <w:rPr>
+                <w:rFonts w:ascii="Consolas" w:cs="Consolas" w:eastAsia="Consolas" w:hAnsi="Consolas"/>
+                <w:sz w:val="17"/>
+                <w:szCs w:val="17"/>
+              </w:rPr>
+              <w:t xml:space="preserve">GET /api/admin/auditoria</w:t>
+            </w:r>
+          </w:p>
+        </w:tc>
+        <w:tc>
+          <w:tcPr>
+            <w:tcW w:type="dxa" w:w="2000"/>
+            <w:tcBorders>
+              <w:top w:val="single" w:color="D1D5DB" w:sz="4"/>
+              <w:left w:val="single" w:color="D1D5DB" w:sz="4"/>
+              <w:bottom w:val="single" w:color="D1D5DB" w:sz="4"/>
+              <w:right w:val="single" w:color="D1D5DB" w:sz="4"/>
+            </w:tcBorders>
+            <w:tcMar>
+              <w:top w:type="dxa" w:w="50"/>
+              <w:left w:type="dxa" w:w="90"/>
+              <w:bottom w:type="dxa" w:w="50"/>
+              <w:right w:type="dxa" w:w="90"/>
+            </w:tcMar>
+          </w:tcPr>
+          <w:p>
+            <w:pPr>
+              <w:spacing w:after="0" w:line="260"/>
+            </w:pPr>
+            <w:r>
+              <w:rPr>
+                <w:rFonts w:ascii="Arial" w:cs="Arial" w:eastAsia="Arial" w:hAnsi="Arial"/>
+                <w:sz w:val="17"/>
+                <w:szCs w:val="17"/>
+              </w:rPr>
+              <w:t xml:space="preserve">—</w:t>
+            </w:r>
+          </w:p>
+        </w:tc>
+        <w:tc>
+          <w:tcPr>
+            <w:tcW w:type="dxa" w:w="700"/>
             <w:tcBorders>
               <w:top w:val="single" w:color="D1D5DB" w:sz="4"/>
               <w:left w:val="single" w:color="D1D5DB" w:sz="4"/>
@@ -17205,7 +18150,7 @@
         </w:tc>
         <w:tc>
           <w:tcPr>
-            <w:tcW w:type="dxa" w:w="1100"/>
+            <w:tcW w:type="dxa" w:w="800"/>
             <w:tcBorders>
               <w:top w:val="single" w:color="D1D5DB" w:sz="4"/>
               <w:left w:val="single" w:color="D1D5DB" w:sz="4"/>
@@ -17235,7 +18180,7 @@
         </w:tc>
         <w:tc>
           <w:tcPr>
-            <w:tcW w:type="dxa" w:w="1038"/>
+            <w:tcW w:type="dxa" w:w="1538"/>
             <w:tcBorders>
               <w:top w:val="single" w:color="D1D5DB" w:sz="4"/>
               <w:left w:val="single" w:color="D1D5DB" w:sz="4"/>
@@ -17270,7 +18215,7 @@
         </w:trPr>
         <w:tc>
           <w:tcPr>
-            <w:tcW w:type="dxa" w:w="500"/>
+            <w:tcW w:type="dxa" w:w="400"/>
             <w:tcBorders>
               <w:top w:val="single" w:color="D1D5DB" w:sz="4"/>
               <w:left w:val="single" w:color="D1D5DB" w:sz="4"/>
@@ -17300,7 +18245,7 @@
         </w:tc>
         <w:tc>
           <w:tcPr>
-            <w:tcW w:type="dxa" w:w="3500"/>
+            <w:tcW w:type="dxa" w:w="2300"/>
             <w:tcBorders>
               <w:top w:val="single" w:color="D1D5DB" w:sz="4"/>
               <w:left w:val="single" w:color="D1D5DB" w:sz="4"/>
@@ -17330,37 +18275,67 @@
         </w:tc>
         <w:tc>
           <w:tcPr>
-            <w:tcW w:type="dxa" w:w="2600"/>
-            <w:tcBorders>
-              <w:top w:val="single" w:color="D1D5DB" w:sz="4"/>
-              <w:left w:val="single" w:color="D1D5DB" w:sz="4"/>
-              <w:bottom w:val="single" w:color="D1D5DB" w:sz="4"/>
-              <w:right w:val="single" w:color="D1D5DB" w:sz="4"/>
-            </w:tcBorders>
-            <w:tcMar>
-              <w:top w:type="dxa" w:w="50"/>
-              <w:left w:type="dxa" w:w="90"/>
-              <w:bottom w:type="dxa" w:w="50"/>
-              <w:right w:type="dxa" w:w="90"/>
-            </w:tcMar>
-          </w:tcPr>
-          <w:p>
-            <w:pPr>
-              <w:spacing w:after="0" w:line="260"/>
-            </w:pPr>
-            <w:r>
-              <w:rPr>
-                <w:rFonts w:ascii="Arial" w:cs="Arial" w:eastAsia="Arial" w:hAnsi="Arial"/>
-                <w:sz w:val="17"/>
-                <w:szCs w:val="17"/>
-              </w:rPr>
-              <w:t xml:space="preserve">`GET /api/cartera`</w:t>
-            </w:r>
-          </w:p>
-        </w:tc>
-        <w:tc>
-          <w:tcPr>
-            <w:tcW w:type="dxa" w:w="900"/>
+            <w:tcW w:type="dxa" w:w="1900"/>
+            <w:tcBorders>
+              <w:top w:val="single" w:color="D1D5DB" w:sz="4"/>
+              <w:left w:val="single" w:color="D1D5DB" w:sz="4"/>
+              <w:bottom w:val="single" w:color="D1D5DB" w:sz="4"/>
+              <w:right w:val="single" w:color="D1D5DB" w:sz="4"/>
+            </w:tcBorders>
+            <w:tcMar>
+              <w:top w:type="dxa" w:w="50"/>
+              <w:left w:type="dxa" w:w="90"/>
+              <w:bottom w:type="dxa" w:w="50"/>
+              <w:right w:type="dxa" w:w="90"/>
+            </w:tcMar>
+          </w:tcPr>
+          <w:p>
+            <w:pPr>
+              <w:spacing w:after="0" w:line="260"/>
+            </w:pPr>
+            <w:r>
+              <w:rPr>
+                <w:rFonts w:ascii="Consolas" w:cs="Consolas" w:eastAsia="Consolas" w:hAnsi="Consolas"/>
+                <w:sz w:val="17"/>
+                <w:szCs w:val="17"/>
+              </w:rPr>
+              <w:t xml:space="preserve">GET /api/cartera</w:t>
+            </w:r>
+          </w:p>
+        </w:tc>
+        <w:tc>
+          <w:tcPr>
+            <w:tcW w:type="dxa" w:w="2000"/>
+            <w:tcBorders>
+              <w:top w:val="single" w:color="D1D5DB" w:sz="4"/>
+              <w:left w:val="single" w:color="D1D5DB" w:sz="4"/>
+              <w:bottom w:val="single" w:color="D1D5DB" w:sz="4"/>
+              <w:right w:val="single" w:color="D1D5DB" w:sz="4"/>
+            </w:tcBorders>
+            <w:tcMar>
+              <w:top w:type="dxa" w:w="50"/>
+              <w:left w:type="dxa" w:w="90"/>
+              <w:bottom w:type="dxa" w:w="50"/>
+              <w:right w:type="dxa" w:w="90"/>
+            </w:tcMar>
+          </w:tcPr>
+          <w:p>
+            <w:pPr>
+              <w:spacing w:after="0" w:line="260"/>
+            </w:pPr>
+            <w:r>
+              <w:rPr>
+                <w:rFonts w:ascii="Arial" w:cs="Arial" w:eastAsia="Arial" w:hAnsi="Arial"/>
+                <w:sz w:val="17"/>
+                <w:szCs w:val="17"/>
+              </w:rPr>
+              <w:t xml:space="preserve">—</w:t>
+            </w:r>
+          </w:p>
+        </w:tc>
+        <w:tc>
+          <w:tcPr>
+            <w:tcW w:type="dxa" w:w="700"/>
             <w:tcBorders>
               <w:top w:val="single" w:color="D1D5DB" w:sz="4"/>
               <w:left w:val="single" w:color="D1D5DB" w:sz="4"/>
@@ -17390,7 +18365,7 @@
         </w:tc>
         <w:tc>
           <w:tcPr>
-            <w:tcW w:type="dxa" w:w="1100"/>
+            <w:tcW w:type="dxa" w:w="800"/>
             <w:tcBorders>
               <w:top w:val="single" w:color="D1D5DB" w:sz="4"/>
               <w:left w:val="single" w:color="D1D5DB" w:sz="4"/>
@@ -17420,7 +18395,7 @@
         </w:tc>
         <w:tc>
           <w:tcPr>
-            <w:tcW w:type="dxa" w:w="1038"/>
+            <w:tcW w:type="dxa" w:w="1538"/>
             <w:tcBorders>
               <w:top w:val="single" w:color="D1D5DB" w:sz="4"/>
               <w:left w:val="single" w:color="D1D5DB" w:sz="4"/>
@@ -17455,7 +18430,7 @@
         </w:trPr>
         <w:tc>
           <w:tcPr>
-            <w:tcW w:type="dxa" w:w="500"/>
+            <w:tcW w:type="dxa" w:w="400"/>
             <w:tcBorders>
               <w:top w:val="single" w:color="D1D5DB" w:sz="4"/>
               <w:left w:val="single" w:color="D1D5DB" w:sz="4"/>
@@ -17485,7 +18460,7 @@
         </w:tc>
         <w:tc>
           <w:tcPr>
-            <w:tcW w:type="dxa" w:w="3500"/>
+            <w:tcW w:type="dxa" w:w="2300"/>
             <w:tcBorders>
               <w:top w:val="single" w:color="D1D5DB" w:sz="4"/>
               <w:left w:val="single" w:color="D1D5DB" w:sz="4"/>
@@ -17515,37 +18490,67 @@
         </w:tc>
         <w:tc>
           <w:tcPr>
-            <w:tcW w:type="dxa" w:w="2600"/>
-            <w:tcBorders>
-              <w:top w:val="single" w:color="D1D5DB" w:sz="4"/>
-              <w:left w:val="single" w:color="D1D5DB" w:sz="4"/>
-              <w:bottom w:val="single" w:color="D1D5DB" w:sz="4"/>
-              <w:right w:val="single" w:color="D1D5DB" w:sz="4"/>
-            </w:tcBorders>
-            <w:tcMar>
-              <w:top w:type="dxa" w:w="50"/>
-              <w:left w:type="dxa" w:w="90"/>
-              <w:bottom w:type="dxa" w:w="50"/>
-              <w:right w:type="dxa" w:w="90"/>
-            </w:tcMar>
-          </w:tcPr>
-          <w:p>
-            <w:pPr>
-              <w:spacing w:after="0" w:line="260"/>
-            </w:pPr>
-            <w:r>
-              <w:rPr>
-                <w:rFonts w:ascii="Arial" w:cs="Arial" w:eastAsia="Arial" w:hAnsi="Arial"/>
-                <w:sz w:val="17"/>
-                <w:szCs w:val="17"/>
-              </w:rPr>
-              <w:t xml:space="preserve">`GET /api/cartera`</w:t>
-            </w:r>
-          </w:p>
-        </w:tc>
-        <w:tc>
-          <w:tcPr>
-            <w:tcW w:type="dxa" w:w="900"/>
+            <w:tcW w:type="dxa" w:w="1900"/>
+            <w:tcBorders>
+              <w:top w:val="single" w:color="D1D5DB" w:sz="4"/>
+              <w:left w:val="single" w:color="D1D5DB" w:sz="4"/>
+              <w:bottom w:val="single" w:color="D1D5DB" w:sz="4"/>
+              <w:right w:val="single" w:color="D1D5DB" w:sz="4"/>
+            </w:tcBorders>
+            <w:tcMar>
+              <w:top w:type="dxa" w:w="50"/>
+              <w:left w:type="dxa" w:w="90"/>
+              <w:bottom w:type="dxa" w:w="50"/>
+              <w:right w:type="dxa" w:w="90"/>
+            </w:tcMar>
+          </w:tcPr>
+          <w:p>
+            <w:pPr>
+              <w:spacing w:after="0" w:line="260"/>
+            </w:pPr>
+            <w:r>
+              <w:rPr>
+                <w:rFonts w:ascii="Consolas" w:cs="Consolas" w:eastAsia="Consolas" w:hAnsi="Consolas"/>
+                <w:sz w:val="17"/>
+                <w:szCs w:val="17"/>
+              </w:rPr>
+              <w:t xml:space="preserve">GET /api/cartera</w:t>
+            </w:r>
+          </w:p>
+        </w:tc>
+        <w:tc>
+          <w:tcPr>
+            <w:tcW w:type="dxa" w:w="2000"/>
+            <w:tcBorders>
+              <w:top w:val="single" w:color="D1D5DB" w:sz="4"/>
+              <w:left w:val="single" w:color="D1D5DB" w:sz="4"/>
+              <w:bottom w:val="single" w:color="D1D5DB" w:sz="4"/>
+              <w:right w:val="single" w:color="D1D5DB" w:sz="4"/>
+            </w:tcBorders>
+            <w:tcMar>
+              <w:top w:type="dxa" w:w="50"/>
+              <w:left w:type="dxa" w:w="90"/>
+              <w:bottom w:type="dxa" w:w="50"/>
+              <w:right w:type="dxa" w:w="90"/>
+            </w:tcMar>
+          </w:tcPr>
+          <w:p>
+            <w:pPr>
+              <w:spacing w:after="0" w:line="260"/>
+            </w:pPr>
+            <w:r>
+              <w:rPr>
+                <w:rFonts w:ascii="Arial" w:cs="Arial" w:eastAsia="Arial" w:hAnsi="Arial"/>
+                <w:sz w:val="17"/>
+                <w:szCs w:val="17"/>
+              </w:rPr>
+              <w:t xml:space="preserve">—</w:t>
+            </w:r>
+          </w:p>
+        </w:tc>
+        <w:tc>
+          <w:tcPr>
+            <w:tcW w:type="dxa" w:w="700"/>
             <w:tcBorders>
               <w:top w:val="single" w:color="D1D5DB" w:sz="4"/>
               <w:left w:val="single" w:color="D1D5DB" w:sz="4"/>
@@ -17575,7 +18580,7 @@
         </w:tc>
         <w:tc>
           <w:tcPr>
-            <w:tcW w:type="dxa" w:w="1100"/>
+            <w:tcW w:type="dxa" w:w="800"/>
             <w:tcBorders>
               <w:top w:val="single" w:color="D1D5DB" w:sz="4"/>
               <w:left w:val="single" w:color="D1D5DB" w:sz="4"/>
@@ -17605,7 +18610,7 @@
         </w:tc>
         <w:tc>
           <w:tcPr>
-            <w:tcW w:type="dxa" w:w="1038"/>
+            <w:tcW w:type="dxa" w:w="1538"/>
             <w:tcBorders>
               <w:top w:val="single" w:color="D1D5DB" w:sz="4"/>
               <w:left w:val="single" w:color="D1D5DB" w:sz="4"/>
@@ -17640,7 +18645,7 @@
         </w:trPr>
         <w:tc>
           <w:tcPr>
-            <w:tcW w:type="dxa" w:w="500"/>
+            <w:tcW w:type="dxa" w:w="400"/>
             <w:tcBorders>
               <w:top w:val="single" w:color="D1D5DB" w:sz="4"/>
               <w:left w:val="single" w:color="D1D5DB" w:sz="4"/>
@@ -17670,7 +18675,7 @@
         </w:tc>
         <w:tc>
           <w:tcPr>
-            <w:tcW w:type="dxa" w:w="3500"/>
+            <w:tcW w:type="dxa" w:w="2300"/>
             <w:tcBorders>
               <w:top w:val="single" w:color="D1D5DB" w:sz="4"/>
               <w:left w:val="single" w:color="D1D5DB" w:sz="4"/>
@@ -17700,37 +18705,67 @@
         </w:tc>
         <w:tc>
           <w:tcPr>
-            <w:tcW w:type="dxa" w:w="2600"/>
-            <w:tcBorders>
-              <w:top w:val="single" w:color="D1D5DB" w:sz="4"/>
-              <w:left w:val="single" w:color="D1D5DB" w:sz="4"/>
-              <w:bottom w:val="single" w:color="D1D5DB" w:sz="4"/>
-              <w:right w:val="single" w:color="D1D5DB" w:sz="4"/>
-            </w:tcBorders>
-            <w:tcMar>
-              <w:top w:type="dxa" w:w="50"/>
-              <w:left w:type="dxa" w:w="90"/>
-              <w:bottom w:type="dxa" w:w="50"/>
-              <w:right w:type="dxa" w:w="90"/>
-            </w:tcMar>
-          </w:tcPr>
-          <w:p>
-            <w:pPr>
-              <w:spacing w:after="0" w:line="260"/>
-            </w:pPr>
-            <w:r>
-              <w:rPr>
-                <w:rFonts w:ascii="Arial" w:cs="Arial" w:eastAsia="Arial" w:hAnsi="Arial"/>
-                <w:sz w:val="17"/>
-                <w:szCs w:val="17"/>
-              </w:rPr>
-              <w:t xml:space="preserve">`GET /api/clientes/4`</w:t>
-            </w:r>
-          </w:p>
-        </w:tc>
-        <w:tc>
-          <w:tcPr>
-            <w:tcW w:type="dxa" w:w="900"/>
+            <w:tcW w:type="dxa" w:w="1900"/>
+            <w:tcBorders>
+              <w:top w:val="single" w:color="D1D5DB" w:sz="4"/>
+              <w:left w:val="single" w:color="D1D5DB" w:sz="4"/>
+              <w:bottom w:val="single" w:color="D1D5DB" w:sz="4"/>
+              <w:right w:val="single" w:color="D1D5DB" w:sz="4"/>
+            </w:tcBorders>
+            <w:tcMar>
+              <w:top w:type="dxa" w:w="50"/>
+              <w:left w:type="dxa" w:w="90"/>
+              <w:bottom w:type="dxa" w:w="50"/>
+              <w:right w:type="dxa" w:w="90"/>
+            </w:tcMar>
+          </w:tcPr>
+          <w:p>
+            <w:pPr>
+              <w:spacing w:after="0" w:line="260"/>
+            </w:pPr>
+            <w:r>
+              <w:rPr>
+                <w:rFonts w:ascii="Consolas" w:cs="Consolas" w:eastAsia="Consolas" w:hAnsi="Consolas"/>
+                <w:sz w:val="17"/>
+                <w:szCs w:val="17"/>
+              </w:rPr>
+              <w:t xml:space="preserve">GET /api/clientes/4</w:t>
+            </w:r>
+          </w:p>
+        </w:tc>
+        <w:tc>
+          <w:tcPr>
+            <w:tcW w:type="dxa" w:w="2000"/>
+            <w:tcBorders>
+              <w:top w:val="single" w:color="D1D5DB" w:sz="4"/>
+              <w:left w:val="single" w:color="D1D5DB" w:sz="4"/>
+              <w:bottom w:val="single" w:color="D1D5DB" w:sz="4"/>
+              <w:right w:val="single" w:color="D1D5DB" w:sz="4"/>
+            </w:tcBorders>
+            <w:tcMar>
+              <w:top w:type="dxa" w:w="50"/>
+              <w:left w:type="dxa" w:w="90"/>
+              <w:bottom w:type="dxa" w:w="50"/>
+              <w:right w:type="dxa" w:w="90"/>
+            </w:tcMar>
+          </w:tcPr>
+          <w:p>
+            <w:pPr>
+              <w:spacing w:after="0" w:line="260"/>
+            </w:pPr>
+            <w:r>
+              <w:rPr>
+                <w:rFonts w:ascii="Arial" w:cs="Arial" w:eastAsia="Arial" w:hAnsi="Arial"/>
+                <w:sz w:val="17"/>
+                <w:szCs w:val="17"/>
+              </w:rPr>
+              <w:t xml:space="preserve">id 4</w:t>
+            </w:r>
+          </w:p>
+        </w:tc>
+        <w:tc>
+          <w:tcPr>
+            <w:tcW w:type="dxa" w:w="700"/>
             <w:tcBorders>
               <w:top w:val="single" w:color="D1D5DB" w:sz="4"/>
               <w:left w:val="single" w:color="D1D5DB" w:sz="4"/>
@@ -17760,7 +18795,7 @@
         </w:tc>
         <w:tc>
           <w:tcPr>
-            <w:tcW w:type="dxa" w:w="1100"/>
+            <w:tcW w:type="dxa" w:w="800"/>
             <w:tcBorders>
               <w:top w:val="single" w:color="D1D5DB" w:sz="4"/>
               <w:left w:val="single" w:color="D1D5DB" w:sz="4"/>
@@ -17790,7 +18825,7 @@
         </w:tc>
         <w:tc>
           <w:tcPr>
-            <w:tcW w:type="dxa" w:w="1038"/>
+            <w:tcW w:type="dxa" w:w="1538"/>
             <w:tcBorders>
               <w:top w:val="single" w:color="D1D5DB" w:sz="4"/>
               <w:left w:val="single" w:color="D1D5DB" w:sz="4"/>
@@ -17825,7 +18860,7 @@
         </w:trPr>
         <w:tc>
           <w:tcPr>
-            <w:tcW w:type="dxa" w:w="500"/>
+            <w:tcW w:type="dxa" w:w="400"/>
             <w:tcBorders>
               <w:top w:val="single" w:color="D1D5DB" w:sz="4"/>
               <w:left w:val="single" w:color="D1D5DB" w:sz="4"/>
@@ -17855,7 +18890,7 @@
         </w:tc>
         <w:tc>
           <w:tcPr>
-            <w:tcW w:type="dxa" w:w="3500"/>
+            <w:tcW w:type="dxa" w:w="2300"/>
             <w:tcBorders>
               <w:top w:val="single" w:color="D1D5DB" w:sz="4"/>
               <w:left w:val="single" w:color="D1D5DB" w:sz="4"/>
@@ -17885,37 +18920,67 @@
         </w:tc>
         <w:tc>
           <w:tcPr>
-            <w:tcW w:type="dxa" w:w="2600"/>
-            <w:tcBorders>
-              <w:top w:val="single" w:color="D1D5DB" w:sz="4"/>
-              <w:left w:val="single" w:color="D1D5DB" w:sz="4"/>
-              <w:bottom w:val="single" w:color="D1D5DB" w:sz="4"/>
-              <w:right w:val="single" w:color="D1D5DB" w:sz="4"/>
-            </w:tcBorders>
-            <w:tcMar>
-              <w:top w:type="dxa" w:w="50"/>
-              <w:left w:type="dxa" w:w="90"/>
-              <w:bottom w:type="dxa" w:w="50"/>
-              <w:right w:type="dxa" w:w="90"/>
-            </w:tcMar>
-          </w:tcPr>
-          <w:p>
-            <w:pPr>
-              <w:spacing w:after="0" w:line="260"/>
-            </w:pPr>
-            <w:r>
-              <w:rPr>
-                <w:rFonts w:ascii="Arial" w:cs="Arial" w:eastAsia="Arial" w:hAnsi="Arial"/>
-                <w:sz w:val="17"/>
-                <w:szCs w:val="17"/>
-              </w:rPr>
-              <w:t xml:space="preserve">`GET /api/clientes/7`</w:t>
-            </w:r>
-          </w:p>
-        </w:tc>
-        <w:tc>
-          <w:tcPr>
-            <w:tcW w:type="dxa" w:w="900"/>
+            <w:tcW w:type="dxa" w:w="1900"/>
+            <w:tcBorders>
+              <w:top w:val="single" w:color="D1D5DB" w:sz="4"/>
+              <w:left w:val="single" w:color="D1D5DB" w:sz="4"/>
+              <w:bottom w:val="single" w:color="D1D5DB" w:sz="4"/>
+              <w:right w:val="single" w:color="D1D5DB" w:sz="4"/>
+            </w:tcBorders>
+            <w:tcMar>
+              <w:top w:type="dxa" w:w="50"/>
+              <w:left w:type="dxa" w:w="90"/>
+              <w:bottom w:type="dxa" w:w="50"/>
+              <w:right w:type="dxa" w:w="90"/>
+            </w:tcMar>
+          </w:tcPr>
+          <w:p>
+            <w:pPr>
+              <w:spacing w:after="0" w:line="260"/>
+            </w:pPr>
+            <w:r>
+              <w:rPr>
+                <w:rFonts w:ascii="Consolas" w:cs="Consolas" w:eastAsia="Consolas" w:hAnsi="Consolas"/>
+                <w:sz w:val="17"/>
+                <w:szCs w:val="17"/>
+              </w:rPr>
+              <w:t xml:space="preserve">GET /api/clientes/7</w:t>
+            </w:r>
+          </w:p>
+        </w:tc>
+        <w:tc>
+          <w:tcPr>
+            <w:tcW w:type="dxa" w:w="2000"/>
+            <w:tcBorders>
+              <w:top w:val="single" w:color="D1D5DB" w:sz="4"/>
+              <w:left w:val="single" w:color="D1D5DB" w:sz="4"/>
+              <w:bottom w:val="single" w:color="D1D5DB" w:sz="4"/>
+              <w:right w:val="single" w:color="D1D5DB" w:sz="4"/>
+            </w:tcBorders>
+            <w:tcMar>
+              <w:top w:type="dxa" w:w="50"/>
+              <w:left w:type="dxa" w:w="90"/>
+              <w:bottom w:type="dxa" w:w="50"/>
+              <w:right w:type="dxa" w:w="90"/>
+            </w:tcMar>
+          </w:tcPr>
+          <w:p>
+            <w:pPr>
+              <w:spacing w:after="0" w:line="260"/>
+            </w:pPr>
+            <w:r>
+              <w:rPr>
+                <w:rFonts w:ascii="Arial" w:cs="Arial" w:eastAsia="Arial" w:hAnsi="Arial"/>
+                <w:sz w:val="17"/>
+                <w:szCs w:val="17"/>
+              </w:rPr>
+              <w:t xml:space="preserve">id 7</w:t>
+            </w:r>
+          </w:p>
+        </w:tc>
+        <w:tc>
+          <w:tcPr>
+            <w:tcW w:type="dxa" w:w="700"/>
             <w:tcBorders>
               <w:top w:val="single" w:color="D1D5DB" w:sz="4"/>
               <w:left w:val="single" w:color="D1D5DB" w:sz="4"/>
@@ -17945,7 +19010,7 @@
         </w:tc>
         <w:tc>
           <w:tcPr>
-            <w:tcW w:type="dxa" w:w="1100"/>
+            <w:tcW w:type="dxa" w:w="800"/>
             <w:tcBorders>
               <w:top w:val="single" w:color="D1D5DB" w:sz="4"/>
               <w:left w:val="single" w:color="D1D5DB" w:sz="4"/>
@@ -17975,7 +19040,7 @@
         </w:tc>
         <w:tc>
           <w:tcPr>
-            <w:tcW w:type="dxa" w:w="1038"/>
+            <w:tcW w:type="dxa" w:w="1538"/>
             <w:tcBorders>
               <w:top w:val="single" w:color="D1D5DB" w:sz="4"/>
               <w:left w:val="single" w:color="D1D5DB" w:sz="4"/>
@@ -21168,7 +22233,7 @@
                 <w:sz w:val="17"/>
                 <w:szCs w:val="17"/>
               </w:rPr>
-              <w:t xml:space="preserve">26 de 26 comprobaciones (perfil demo)</w:t>
+              <w:t xml:space="preserve">27 de 27 comprobaciones (perfil demo)</w:t>
             </w:r>
           </w:p>
         </w:tc>
@@ -21940,7 +23005,7 @@
                 <w:sz w:val="17"/>
                 <w:szCs w:val="17"/>
               </w:rPr>
-              <w:t xml:space="preserve">Filas 15 y 16 (búsqueda y reporte con joins)</w:t>
+              <w:t xml:space="preserve">Filas 15, 16 y 27 (búsqueda, reporte con joins y agenda)</w:t>
             </w:r>
           </w:p>
         </w:tc>
@@ -22161,7 +23226,21 @@
         <w:rPr>
           <w:rFonts w:ascii="Arial" w:cs="Arial" w:eastAsia="Arial" w:hAnsi="Arial"/>
         </w:rPr>
-        <w:t xml:space="preserve">Tabla generada por `docs/avance-2/evidencia-api.js`. Se ejecutó contra un backend recién arrancado con perfil demo.</w:t>
+        <w:t xml:space="preserve">Tabla generada por </w:t>
+      </w:r>
+      <w:r>
+        <w:rPr>
+          <w:rFonts w:ascii="Consolas" w:cs="Consolas" w:eastAsia="Consolas" w:hAnsi="Consolas"/>
+          <w:sz w:val="19"/>
+          <w:szCs w:val="19"/>
+        </w:rPr>
+        <w:t xml:space="preserve">docs/avance-2/evidencia-api.js</w:t>
+      </w:r>
+      <w:r>
+        <w:rPr>
+          <w:rFonts w:ascii="Arial" w:cs="Arial" w:eastAsia="Arial" w:hAnsi="Arial"/>
+        </w:rPr>
+        <w:t xml:space="preserve">. Se ejecutó contra un backend recién arrancado con perfil demo.</w:t>
       </w:r>
     </w:p>
     <w:tbl>
@@ -22177,12 +23256,13 @@
         </w:tblBorders>
       </w:tblPr>
       <w:tblGrid>
-        <w:gridCol w:w="500"/>
-        <w:gridCol w:w="3500"/>
-        <w:gridCol w:w="2600"/>
-        <w:gridCol w:w="900"/>
-        <w:gridCol w:w="1100"/>
-        <w:gridCol w:w="1038"/>
+        <w:gridCol w:w="400"/>
+        <w:gridCol w:w="2300"/>
+        <w:gridCol w:w="1900"/>
+        <w:gridCol w:w="2000"/>
+        <w:gridCol w:w="700"/>
+        <w:gridCol w:w="800"/>
+        <w:gridCol w:w="1538"/>
       </w:tblGrid>
       <w:tr>
         <w:trPr>
@@ -22190,7 +23270,7 @@
         </w:trPr>
         <w:tc>
           <w:tcPr>
-            <w:tcW w:type="dxa" w:w="500"/>
+            <w:tcW w:type="dxa" w:w="400"/>
             <w:tcBorders>
               <w:top w:val="single" w:color="D1D5DB" w:sz="4"/>
               <w:left w:val="single" w:color="D1D5DB" w:sz="4"/>
@@ -22224,7 +23304,7 @@
         </w:tc>
         <w:tc>
           <w:tcPr>
-            <w:tcW w:type="dxa" w:w="3500"/>
+            <w:tcW w:type="dxa" w:w="2300"/>
             <w:tcBorders>
               <w:top w:val="single" w:color="D1D5DB" w:sz="4"/>
               <w:left w:val="single" w:color="D1D5DB" w:sz="4"/>
@@ -22258,7 +23338,7 @@
         </w:tc>
         <w:tc>
           <w:tcPr>
-            <w:tcW w:type="dxa" w:w="2600"/>
+            <w:tcW w:type="dxa" w:w="1900"/>
             <w:tcBorders>
               <w:top w:val="single" w:color="D1D5DB" w:sz="4"/>
               <w:left w:val="single" w:color="D1D5DB" w:sz="4"/>
@@ -22292,7 +23372,7 @@
         </w:tc>
         <w:tc>
           <w:tcPr>
-            <w:tcW w:type="dxa" w:w="900"/>
+            <w:tcW w:type="dxa" w:w="2000"/>
             <w:tcBorders>
               <w:top w:val="single" w:color="D1D5DB" w:sz="4"/>
               <w:left w:val="single" w:color="D1D5DB" w:sz="4"/>
@@ -22320,13 +23400,13 @@
                 <w:sz w:val="17"/>
                 <w:szCs w:val="17"/>
               </w:rPr>
-              <w:t xml:space="preserve">Esperado</w:t>
-            </w:r>
-          </w:p>
-        </w:tc>
-        <w:tc>
-          <w:tcPr>
-            <w:tcW w:type="dxa" w:w="1100"/>
+              <w:t xml:space="preserve">Datos enviados</w:t>
+            </w:r>
+          </w:p>
+        </w:tc>
+        <w:tc>
+          <w:tcPr>
+            <w:tcW w:type="dxa" w:w="700"/>
             <w:tcBorders>
               <w:top w:val="single" w:color="D1D5DB" w:sz="4"/>
               <w:left w:val="single" w:color="D1D5DB" w:sz="4"/>
@@ -22354,13 +23434,47 @@
                 <w:sz w:val="17"/>
                 <w:szCs w:val="17"/>
               </w:rPr>
+              <w:t xml:space="preserve">Esperado</w:t>
+            </w:r>
+          </w:p>
+        </w:tc>
+        <w:tc>
+          <w:tcPr>
+            <w:tcW w:type="dxa" w:w="800"/>
+            <w:tcBorders>
+              <w:top w:val="single" w:color="D1D5DB" w:sz="4"/>
+              <w:left w:val="single" w:color="D1D5DB" w:sz="4"/>
+              <w:bottom w:val="single" w:color="D1D5DB" w:sz="4"/>
+              <w:right w:val="single" w:color="D1D5DB" w:sz="4"/>
+            </w:tcBorders>
+            <w:shd w:fill="1E3A5F" w:color="auto" w:val="clear"/>
+            <w:tcMar>
+              <w:top w:type="dxa" w:w="50"/>
+              <w:left w:type="dxa" w:w="90"/>
+              <w:bottom w:type="dxa" w:w="50"/>
+              <w:right w:type="dxa" w:w="90"/>
+            </w:tcMar>
+          </w:tcPr>
+          <w:p>
+            <w:pPr>
+              <w:spacing w:after="0" w:line="260"/>
+            </w:pPr>
+            <w:r>
+              <w:rPr>
+                <w:rFonts w:ascii="Arial" w:cs="Arial" w:eastAsia="Arial" w:hAnsi="Arial"/>
+                <w:b/>
+                <w:bCs/>
+                <w:color w:val="FFFFFF"/>
+                <w:sz w:val="17"/>
+                <w:szCs w:val="17"/>
+              </w:rPr>
               <w:t xml:space="preserve">Obtenido</w:t>
             </w:r>
           </w:p>
         </w:tc>
         <w:tc>
           <w:tcPr>
-            <w:tcW w:type="dxa" w:w="1038"/>
+            <w:tcW w:type="dxa" w:w="1538"/>
             <w:tcBorders>
               <w:top w:val="single" w:color="D1D5DB" w:sz="4"/>
               <w:left w:val="single" w:color="D1D5DB" w:sz="4"/>
@@ -22399,7 +23513,7 @@
         </w:trPr>
         <w:tc>
           <w:tcPr>
-            <w:tcW w:type="dxa" w:w="500"/>
+            <w:tcW w:type="dxa" w:w="400"/>
             <w:tcBorders>
               <w:top w:val="single" w:color="D1D5DB" w:sz="4"/>
               <w:left w:val="single" w:color="D1D5DB" w:sz="4"/>
@@ -22429,7 +23543,7 @@
         </w:tc>
         <w:tc>
           <w:tcPr>
-            <w:tcW w:type="dxa" w:w="3500"/>
+            <w:tcW w:type="dxa" w:w="2300"/>
             <w:tcBorders>
               <w:top w:val="single" w:color="D1D5DB" w:sz="4"/>
               <w:left w:val="single" w:color="D1D5DB" w:sz="4"/>
@@ -22459,37 +23573,67 @@
         </w:tc>
         <w:tc>
           <w:tcPr>
-            <w:tcW w:type="dxa" w:w="2600"/>
-            <w:tcBorders>
-              <w:top w:val="single" w:color="D1D5DB" w:sz="4"/>
-              <w:left w:val="single" w:color="D1D5DB" w:sz="4"/>
-              <w:bottom w:val="single" w:color="D1D5DB" w:sz="4"/>
-              <w:right w:val="single" w:color="D1D5DB" w:sz="4"/>
-            </w:tcBorders>
-            <w:tcMar>
-              <w:top w:type="dxa" w:w="50"/>
-              <w:left w:type="dxa" w:w="90"/>
-              <w:bottom w:type="dxa" w:w="50"/>
-              <w:right w:type="dxa" w:w="90"/>
-            </w:tcMar>
-          </w:tcPr>
-          <w:p>
-            <w:pPr>
-              <w:spacing w:after="0" w:line="260"/>
-            </w:pPr>
-            <w:r>
-              <w:rPr>
-                <w:rFonts w:ascii="Arial" w:cs="Arial" w:eastAsia="Arial" w:hAnsi="Arial"/>
-                <w:sz w:val="17"/>
-                <w:szCs w:val="17"/>
-              </w:rPr>
-              <w:t xml:space="preserve">`GET /api/cartera`</w:t>
-            </w:r>
-          </w:p>
-        </w:tc>
-        <w:tc>
-          <w:tcPr>
-            <w:tcW w:type="dxa" w:w="900"/>
+            <w:tcW w:type="dxa" w:w="1900"/>
+            <w:tcBorders>
+              <w:top w:val="single" w:color="D1D5DB" w:sz="4"/>
+              <w:left w:val="single" w:color="D1D5DB" w:sz="4"/>
+              <w:bottom w:val="single" w:color="D1D5DB" w:sz="4"/>
+              <w:right w:val="single" w:color="D1D5DB" w:sz="4"/>
+            </w:tcBorders>
+            <w:tcMar>
+              <w:top w:type="dxa" w:w="50"/>
+              <w:left w:type="dxa" w:w="90"/>
+              <w:bottom w:type="dxa" w:w="50"/>
+              <w:right w:type="dxa" w:w="90"/>
+            </w:tcMar>
+          </w:tcPr>
+          <w:p>
+            <w:pPr>
+              <w:spacing w:after="0" w:line="260"/>
+            </w:pPr>
+            <w:r>
+              <w:rPr>
+                <w:rFonts w:ascii="Consolas" w:cs="Consolas" w:eastAsia="Consolas" w:hAnsi="Consolas"/>
+                <w:sz w:val="17"/>
+                <w:szCs w:val="17"/>
+              </w:rPr>
+              <w:t xml:space="preserve">GET /api/cartera</w:t>
+            </w:r>
+          </w:p>
+        </w:tc>
+        <w:tc>
+          <w:tcPr>
+            <w:tcW w:type="dxa" w:w="2000"/>
+            <w:tcBorders>
+              <w:top w:val="single" w:color="D1D5DB" w:sz="4"/>
+              <w:left w:val="single" w:color="D1D5DB" w:sz="4"/>
+              <w:bottom w:val="single" w:color="D1D5DB" w:sz="4"/>
+              <w:right w:val="single" w:color="D1D5DB" w:sz="4"/>
+            </w:tcBorders>
+            <w:tcMar>
+              <w:top w:type="dxa" w:w="50"/>
+              <w:left w:type="dxa" w:w="90"/>
+              <w:bottom w:type="dxa" w:w="50"/>
+              <w:right w:type="dxa" w:w="90"/>
+            </w:tcMar>
+          </w:tcPr>
+          <w:p>
+            <w:pPr>
+              <w:spacing w:after="0" w:line="260"/>
+            </w:pPr>
+            <w:r>
+              <w:rPr>
+                <w:rFonts w:ascii="Arial" w:cs="Arial" w:eastAsia="Arial" w:hAnsi="Arial"/>
+                <w:sz w:val="17"/>
+                <w:szCs w:val="17"/>
+              </w:rPr>
+              <w:t xml:space="preserve">sin cabecera Authorization</w:t>
+            </w:r>
+          </w:p>
+        </w:tc>
+        <w:tc>
+          <w:tcPr>
+            <w:tcW w:type="dxa" w:w="700"/>
             <w:tcBorders>
               <w:top w:val="single" w:color="D1D5DB" w:sz="4"/>
               <w:left w:val="single" w:color="D1D5DB" w:sz="4"/>
@@ -22519,7 +23663,7 @@
         </w:tc>
         <w:tc>
           <w:tcPr>
-            <w:tcW w:type="dxa" w:w="1100"/>
+            <w:tcW w:type="dxa" w:w="800"/>
             <w:tcBorders>
               <w:top w:val="single" w:color="D1D5DB" w:sz="4"/>
               <w:left w:val="single" w:color="D1D5DB" w:sz="4"/>
@@ -22549,7 +23693,7 @@
         </w:tc>
         <w:tc>
           <w:tcPr>
-            <w:tcW w:type="dxa" w:w="1038"/>
+            <w:tcW w:type="dxa" w:w="1538"/>
             <w:tcBorders>
               <w:top w:val="single" w:color="D1D5DB" w:sz="4"/>
               <w:left w:val="single" w:color="D1D5DB" w:sz="4"/>
@@ -22576,7 +23720,7 @@
         </w:trPr>
         <w:tc>
           <w:tcPr>
-            <w:tcW w:type="dxa" w:w="500"/>
+            <w:tcW w:type="dxa" w:w="400"/>
             <w:tcBorders>
               <w:top w:val="single" w:color="D1D5DB" w:sz="4"/>
               <w:left w:val="single" w:color="D1D5DB" w:sz="4"/>
@@ -22606,7 +23750,7 @@
         </w:tc>
         <w:tc>
           <w:tcPr>
-            <w:tcW w:type="dxa" w:w="3500"/>
+            <w:tcW w:type="dxa" w:w="2300"/>
             <w:tcBorders>
               <w:top w:val="single" w:color="D1D5DB" w:sz="4"/>
               <w:left w:val="single" w:color="D1D5DB" w:sz="4"/>
@@ -22636,37 +23780,67 @@
         </w:tc>
         <w:tc>
           <w:tcPr>
-            <w:tcW w:type="dxa" w:w="2600"/>
-            <w:tcBorders>
-              <w:top w:val="single" w:color="D1D5DB" w:sz="4"/>
-              <w:left w:val="single" w:color="D1D5DB" w:sz="4"/>
-              <w:bottom w:val="single" w:color="D1D5DB" w:sz="4"/>
-              <w:right w:val="single" w:color="D1D5DB" w:sz="4"/>
-            </w:tcBorders>
-            <w:tcMar>
-              <w:top w:type="dxa" w:w="50"/>
-              <w:left w:type="dxa" w:w="90"/>
-              <w:bottom w:type="dxa" w:w="50"/>
-              <w:right w:type="dxa" w:w="90"/>
-            </w:tcMar>
-          </w:tcPr>
-          <w:p>
-            <w:pPr>
-              <w:spacing w:after="0" w:line="260"/>
-            </w:pPr>
-            <w:r>
-              <w:rPr>
-                <w:rFonts w:ascii="Arial" w:cs="Arial" w:eastAsia="Arial" w:hAnsi="Arial"/>
-                <w:sz w:val="17"/>
-                <w:szCs w:val="17"/>
-              </w:rPr>
-              <w:t xml:space="preserve">`POST /api/auth/login`</w:t>
-            </w:r>
-          </w:p>
-        </w:tc>
-        <w:tc>
-          <w:tcPr>
-            <w:tcW w:type="dxa" w:w="900"/>
+            <w:tcW w:type="dxa" w:w="1900"/>
+            <w:tcBorders>
+              <w:top w:val="single" w:color="D1D5DB" w:sz="4"/>
+              <w:left w:val="single" w:color="D1D5DB" w:sz="4"/>
+              <w:bottom w:val="single" w:color="D1D5DB" w:sz="4"/>
+              <w:right w:val="single" w:color="D1D5DB" w:sz="4"/>
+            </w:tcBorders>
+            <w:tcMar>
+              <w:top w:type="dxa" w:w="50"/>
+              <w:left w:type="dxa" w:w="90"/>
+              <w:bottom w:type="dxa" w:w="50"/>
+              <w:right w:type="dxa" w:w="90"/>
+            </w:tcMar>
+          </w:tcPr>
+          <w:p>
+            <w:pPr>
+              <w:spacing w:after="0" w:line="260"/>
+            </w:pPr>
+            <w:r>
+              <w:rPr>
+                <w:rFonts w:ascii="Consolas" w:cs="Consolas" w:eastAsia="Consolas" w:hAnsi="Consolas"/>
+                <w:sz w:val="17"/>
+                <w:szCs w:val="17"/>
+              </w:rPr>
+              <w:t xml:space="preserve">POST /api/auth/login</w:t>
+            </w:r>
+          </w:p>
+        </w:tc>
+        <w:tc>
+          <w:tcPr>
+            <w:tcW w:type="dxa" w:w="2000"/>
+            <w:tcBorders>
+              <w:top w:val="single" w:color="D1D5DB" w:sz="4"/>
+              <w:left w:val="single" w:color="D1D5DB" w:sz="4"/>
+              <w:bottom w:val="single" w:color="D1D5DB" w:sz="4"/>
+              <w:right w:val="single" w:color="D1D5DB" w:sz="4"/>
+            </w:tcBorders>
+            <w:tcMar>
+              <w:top w:type="dxa" w:w="50"/>
+              <w:left w:type="dxa" w:w="90"/>
+              <w:bottom w:type="dxa" w:w="50"/>
+              <w:right w:type="dxa" w:w="90"/>
+            </w:tcMar>
+          </w:tcPr>
+          <w:p>
+            <w:pPr>
+              <w:spacing w:after="0" w:line="260"/>
+            </w:pPr>
+            <w:r>
+              <w:rPr>
+                <w:rFonts w:ascii="Arial" w:cs="Arial" w:eastAsia="Arial" w:hAnsi="Arial"/>
+                <w:sz w:val="17"/>
+                <w:szCs w:val="17"/>
+              </w:rPr>
+              <w:t xml:space="preserve">usuario admin, clave incorrecta</w:t>
+            </w:r>
+          </w:p>
+        </w:tc>
+        <w:tc>
+          <w:tcPr>
+            <w:tcW w:type="dxa" w:w="700"/>
             <w:tcBorders>
               <w:top w:val="single" w:color="D1D5DB" w:sz="4"/>
               <w:left w:val="single" w:color="D1D5DB" w:sz="4"/>
@@ -22696,7 +23870,7 @@
         </w:tc>
         <w:tc>
           <w:tcPr>
-            <w:tcW w:type="dxa" w:w="1100"/>
+            <w:tcW w:type="dxa" w:w="800"/>
             <w:tcBorders>
               <w:top w:val="single" w:color="D1D5DB" w:sz="4"/>
               <w:left w:val="single" w:color="D1D5DB" w:sz="4"/>
@@ -22726,7 +23900,7 @@
         </w:tc>
         <w:tc>
           <w:tcPr>
-            <w:tcW w:type="dxa" w:w="1038"/>
+            <w:tcW w:type="dxa" w:w="1538"/>
             <w:tcBorders>
               <w:top w:val="single" w:color="D1D5DB" w:sz="4"/>
               <w:left w:val="single" w:color="D1D5DB" w:sz="4"/>
@@ -22761,7 +23935,7 @@
         </w:trPr>
         <w:tc>
           <w:tcPr>
-            <w:tcW w:type="dxa" w:w="500"/>
+            <w:tcW w:type="dxa" w:w="400"/>
             <w:tcBorders>
               <w:top w:val="single" w:color="D1D5DB" w:sz="4"/>
               <w:left w:val="single" w:color="D1D5DB" w:sz="4"/>
@@ -22791,7 +23965,7 @@
         </w:tc>
         <w:tc>
           <w:tcPr>
-            <w:tcW w:type="dxa" w:w="3500"/>
+            <w:tcW w:type="dxa" w:w="2300"/>
             <w:tcBorders>
               <w:top w:val="single" w:color="D1D5DB" w:sz="4"/>
               <w:left w:val="single" w:color="D1D5DB" w:sz="4"/>
@@ -22821,37 +23995,67 @@
         </w:tc>
         <w:tc>
           <w:tcPr>
-            <w:tcW w:type="dxa" w:w="2600"/>
-            <w:tcBorders>
-              <w:top w:val="single" w:color="D1D5DB" w:sz="4"/>
-              <w:left w:val="single" w:color="D1D5DB" w:sz="4"/>
-              <w:bottom w:val="single" w:color="D1D5DB" w:sz="4"/>
-              <w:right w:val="single" w:color="D1D5DB" w:sz="4"/>
-            </w:tcBorders>
-            <w:tcMar>
-              <w:top w:type="dxa" w:w="50"/>
-              <w:left w:type="dxa" w:w="90"/>
-              <w:bottom w:type="dxa" w:w="50"/>
-              <w:right w:type="dxa" w:w="90"/>
-            </w:tcMar>
-          </w:tcPr>
-          <w:p>
-            <w:pPr>
-              <w:spacing w:after="0" w:line="260"/>
-            </w:pPr>
-            <w:r>
-              <w:rPr>
-                <w:rFonts w:ascii="Arial" w:cs="Arial" w:eastAsia="Arial" w:hAnsi="Arial"/>
-                <w:sz w:val="17"/>
-                <w:szCs w:val="17"/>
-              </w:rPr>
-              <w:t xml:space="preserve">`POST /api/auth/login`</w:t>
-            </w:r>
-          </w:p>
-        </w:tc>
-        <w:tc>
-          <w:tcPr>
-            <w:tcW w:type="dxa" w:w="900"/>
+            <w:tcW w:type="dxa" w:w="1900"/>
+            <w:tcBorders>
+              <w:top w:val="single" w:color="D1D5DB" w:sz="4"/>
+              <w:left w:val="single" w:color="D1D5DB" w:sz="4"/>
+              <w:bottom w:val="single" w:color="D1D5DB" w:sz="4"/>
+              <w:right w:val="single" w:color="D1D5DB" w:sz="4"/>
+            </w:tcBorders>
+            <w:tcMar>
+              <w:top w:type="dxa" w:w="50"/>
+              <w:left w:type="dxa" w:w="90"/>
+              <w:bottom w:type="dxa" w:w="50"/>
+              <w:right w:type="dxa" w:w="90"/>
+            </w:tcMar>
+          </w:tcPr>
+          <w:p>
+            <w:pPr>
+              <w:spacing w:after="0" w:line="260"/>
+            </w:pPr>
+            <w:r>
+              <w:rPr>
+                <w:rFonts w:ascii="Consolas" w:cs="Consolas" w:eastAsia="Consolas" w:hAnsi="Consolas"/>
+                <w:sz w:val="17"/>
+                <w:szCs w:val="17"/>
+              </w:rPr>
+              <w:t xml:space="preserve">POST /api/auth/login</w:t>
+            </w:r>
+          </w:p>
+        </w:tc>
+        <w:tc>
+          <w:tcPr>
+            <w:tcW w:type="dxa" w:w="2000"/>
+            <w:tcBorders>
+              <w:top w:val="single" w:color="D1D5DB" w:sz="4"/>
+              <w:left w:val="single" w:color="D1D5DB" w:sz="4"/>
+              <w:bottom w:val="single" w:color="D1D5DB" w:sz="4"/>
+              <w:right w:val="single" w:color="D1D5DB" w:sz="4"/>
+            </w:tcBorders>
+            <w:tcMar>
+              <w:top w:type="dxa" w:w="50"/>
+              <w:left w:type="dxa" w:w="90"/>
+              <w:bottom w:type="dxa" w:w="50"/>
+              <w:right w:type="dxa" w:w="90"/>
+            </w:tcMar>
+          </w:tcPr>
+          <w:p>
+            <w:pPr>
+              <w:spacing w:after="0" w:line="260"/>
+            </w:pPr>
+            <w:r>
+              <w:rPr>
+                <w:rFonts w:ascii="Arial" w:cs="Arial" w:eastAsia="Arial" w:hAnsi="Arial"/>
+                <w:sz w:val="17"/>
+                <w:szCs w:val="17"/>
+              </w:rPr>
+              <w:t xml:space="preserve">usuario admin</w:t>
+            </w:r>
+          </w:p>
+        </w:tc>
+        <w:tc>
+          <w:tcPr>
+            <w:tcW w:type="dxa" w:w="700"/>
             <w:tcBorders>
               <w:top w:val="single" w:color="D1D5DB" w:sz="4"/>
               <w:left w:val="single" w:color="D1D5DB" w:sz="4"/>
@@ -22881,7 +24085,7 @@
         </w:tc>
         <w:tc>
           <w:tcPr>
-            <w:tcW w:type="dxa" w:w="1100"/>
+            <w:tcW w:type="dxa" w:w="800"/>
             <w:tcBorders>
               <w:top w:val="single" w:color="D1D5DB" w:sz="4"/>
               <w:left w:val="single" w:color="D1D5DB" w:sz="4"/>
@@ -22911,7 +24115,7 @@
         </w:tc>
         <w:tc>
           <w:tcPr>
-            <w:tcW w:type="dxa" w:w="1038"/>
+            <w:tcW w:type="dxa" w:w="1538"/>
             <w:tcBorders>
               <w:top w:val="single" w:color="D1D5DB" w:sz="4"/>
               <w:left w:val="single" w:color="D1D5DB" w:sz="4"/>
@@ -22946,7 +24150,7 @@
         </w:trPr>
         <w:tc>
           <w:tcPr>
-            <w:tcW w:type="dxa" w:w="500"/>
+            <w:tcW w:type="dxa" w:w="400"/>
             <w:tcBorders>
               <w:top w:val="single" w:color="D1D5DB" w:sz="4"/>
               <w:left w:val="single" w:color="D1D5DB" w:sz="4"/>
@@ -22976,7 +24180,7 @@
         </w:tc>
         <w:tc>
           <w:tcPr>
-            <w:tcW w:type="dxa" w:w="3500"/>
+            <w:tcW w:type="dxa" w:w="2300"/>
             <w:tcBorders>
               <w:top w:val="single" w:color="D1D5DB" w:sz="4"/>
               <w:left w:val="single" w:color="D1D5DB" w:sz="4"/>
@@ -23006,37 +24210,67 @@
         </w:tc>
         <w:tc>
           <w:tcPr>
-            <w:tcW w:type="dxa" w:w="2600"/>
-            <w:tcBorders>
-              <w:top w:val="single" w:color="D1D5DB" w:sz="4"/>
-              <w:left w:val="single" w:color="D1D5DB" w:sz="4"/>
-              <w:bottom w:val="single" w:color="D1D5DB" w:sz="4"/>
-              <w:right w:val="single" w:color="D1D5DB" w:sz="4"/>
-            </w:tcBorders>
-            <w:tcMar>
-              <w:top w:type="dxa" w:w="50"/>
-              <w:left w:type="dxa" w:w="90"/>
-              <w:bottom w:type="dxa" w:w="50"/>
-              <w:right w:type="dxa" w:w="90"/>
-            </w:tcMar>
-          </w:tcPr>
-          <w:p>
-            <w:pPr>
-              <w:spacing w:after="0" w:line="260"/>
-            </w:pPr>
-            <w:r>
-              <w:rPr>
-                <w:rFonts w:ascii="Arial" w:cs="Arial" w:eastAsia="Arial" w:hAnsi="Arial"/>
-                <w:sz w:val="17"/>
-                <w:szCs w:val="17"/>
-              </w:rPr>
-              <w:t xml:space="preserve">`POST /api/auth/login`</w:t>
-            </w:r>
-          </w:p>
-        </w:tc>
-        <w:tc>
-          <w:tcPr>
-            <w:tcW w:type="dxa" w:w="900"/>
+            <w:tcW w:type="dxa" w:w="1900"/>
+            <w:tcBorders>
+              <w:top w:val="single" w:color="D1D5DB" w:sz="4"/>
+              <w:left w:val="single" w:color="D1D5DB" w:sz="4"/>
+              <w:bottom w:val="single" w:color="D1D5DB" w:sz="4"/>
+              <w:right w:val="single" w:color="D1D5DB" w:sz="4"/>
+            </w:tcBorders>
+            <w:tcMar>
+              <w:top w:type="dxa" w:w="50"/>
+              <w:left w:type="dxa" w:w="90"/>
+              <w:bottom w:type="dxa" w:w="50"/>
+              <w:right w:type="dxa" w:w="90"/>
+            </w:tcMar>
+          </w:tcPr>
+          <w:p>
+            <w:pPr>
+              <w:spacing w:after="0" w:line="260"/>
+            </w:pPr>
+            <w:r>
+              <w:rPr>
+                <w:rFonts w:ascii="Consolas" w:cs="Consolas" w:eastAsia="Consolas" w:hAnsi="Consolas"/>
+                <w:sz w:val="17"/>
+                <w:szCs w:val="17"/>
+              </w:rPr>
+              <w:t xml:space="preserve">POST /api/auth/login</w:t>
+            </w:r>
+          </w:p>
+        </w:tc>
+        <w:tc>
+          <w:tcPr>
+            <w:tcW w:type="dxa" w:w="2000"/>
+            <w:tcBorders>
+              <w:top w:val="single" w:color="D1D5DB" w:sz="4"/>
+              <w:left w:val="single" w:color="D1D5DB" w:sz="4"/>
+              <w:bottom w:val="single" w:color="D1D5DB" w:sz="4"/>
+              <w:right w:val="single" w:color="D1D5DB" w:sz="4"/>
+            </w:tcBorders>
+            <w:tcMar>
+              <w:top w:type="dxa" w:w="50"/>
+              <w:left w:type="dxa" w:w="90"/>
+              <w:bottom w:type="dxa" w:w="50"/>
+              <w:right w:type="dxa" w:w="90"/>
+            </w:tcMar>
+          </w:tcPr>
+          <w:p>
+            <w:pPr>
+              <w:spacing w:after="0" w:line="260"/>
+            </w:pPr>
+            <w:r>
+              <w:rPr>
+                <w:rFonts w:ascii="Arial" w:cs="Arial" w:eastAsia="Arial" w:hAnsi="Arial"/>
+                <w:sz w:val="17"/>
+                <w:szCs w:val="17"/>
+              </w:rPr>
+              <w:t xml:space="preserve">usuario asesor1</w:t>
+            </w:r>
+          </w:p>
+        </w:tc>
+        <w:tc>
+          <w:tcPr>
+            <w:tcW w:type="dxa" w:w="700"/>
             <w:tcBorders>
               <w:top w:val="single" w:color="D1D5DB" w:sz="4"/>
               <w:left w:val="single" w:color="D1D5DB" w:sz="4"/>
@@ -23066,7 +24300,7 @@
         </w:tc>
         <w:tc>
           <w:tcPr>
-            <w:tcW w:type="dxa" w:w="1100"/>
+            <w:tcW w:type="dxa" w:w="800"/>
             <w:tcBorders>
               <w:top w:val="single" w:color="D1D5DB" w:sz="4"/>
               <w:left w:val="single" w:color="D1D5DB" w:sz="4"/>
@@ -23096,7 +24330,7 @@
         </w:tc>
         <w:tc>
           <w:tcPr>
-            <w:tcW w:type="dxa" w:w="1038"/>
+            <w:tcW w:type="dxa" w:w="1538"/>
             <w:tcBorders>
               <w:top w:val="single" w:color="D1D5DB" w:sz="4"/>
               <w:left w:val="single" w:color="D1D5DB" w:sz="4"/>
@@ -23131,7 +24365,7 @@
         </w:trPr>
         <w:tc>
           <w:tcPr>
-            <w:tcW w:type="dxa" w:w="500"/>
+            <w:tcW w:type="dxa" w:w="400"/>
             <w:tcBorders>
               <w:top w:val="single" w:color="D1D5DB" w:sz="4"/>
               <w:left w:val="single" w:color="D1D5DB" w:sz="4"/>
@@ -23161,7 +24395,7 @@
         </w:tc>
         <w:tc>
           <w:tcPr>
-            <w:tcW w:type="dxa" w:w="3500"/>
+            <w:tcW w:type="dxa" w:w="2300"/>
             <w:tcBorders>
               <w:top w:val="single" w:color="D1D5DB" w:sz="4"/>
               <w:left w:val="single" w:color="D1D5DB" w:sz="4"/>
@@ -23191,37 +24425,67 @@
         </w:tc>
         <w:tc>
           <w:tcPr>
-            <w:tcW w:type="dxa" w:w="2600"/>
-            <w:tcBorders>
-              <w:top w:val="single" w:color="D1D5DB" w:sz="4"/>
-              <w:left w:val="single" w:color="D1D5DB" w:sz="4"/>
-              <w:bottom w:val="single" w:color="D1D5DB" w:sz="4"/>
-              <w:right w:val="single" w:color="D1D5DB" w:sz="4"/>
-            </w:tcBorders>
-            <w:tcMar>
-              <w:top w:type="dxa" w:w="50"/>
-              <w:left w:type="dxa" w:w="90"/>
-              <w:bottom w:type="dxa" w:w="50"/>
-              <w:right w:type="dxa" w:w="90"/>
-            </w:tcMar>
-          </w:tcPr>
-          <w:p>
-            <w:pPr>
-              <w:spacing w:after="0" w:line="260"/>
-            </w:pPr>
-            <w:r>
-              <w:rPr>
-                <w:rFonts w:ascii="Arial" w:cs="Arial" w:eastAsia="Arial" w:hAnsi="Arial"/>
-                <w:sz w:val="17"/>
-                <w:szCs w:val="17"/>
-              </w:rPr>
-              <w:t xml:space="preserve">`POST /api/auth/login`</w:t>
-            </w:r>
-          </w:p>
-        </w:tc>
-        <w:tc>
-          <w:tcPr>
-            <w:tcW w:type="dxa" w:w="900"/>
+            <w:tcW w:type="dxa" w:w="1900"/>
+            <w:tcBorders>
+              <w:top w:val="single" w:color="D1D5DB" w:sz="4"/>
+              <w:left w:val="single" w:color="D1D5DB" w:sz="4"/>
+              <w:bottom w:val="single" w:color="D1D5DB" w:sz="4"/>
+              <w:right w:val="single" w:color="D1D5DB" w:sz="4"/>
+            </w:tcBorders>
+            <w:tcMar>
+              <w:top w:type="dxa" w:w="50"/>
+              <w:left w:type="dxa" w:w="90"/>
+              <w:bottom w:type="dxa" w:w="50"/>
+              <w:right w:type="dxa" w:w="90"/>
+            </w:tcMar>
+          </w:tcPr>
+          <w:p>
+            <w:pPr>
+              <w:spacing w:after="0" w:line="260"/>
+            </w:pPr>
+            <w:r>
+              <w:rPr>
+                <w:rFonts w:ascii="Consolas" w:cs="Consolas" w:eastAsia="Consolas" w:hAnsi="Consolas"/>
+                <w:sz w:val="17"/>
+                <w:szCs w:val="17"/>
+              </w:rPr>
+              <w:t xml:space="preserve">POST /api/auth/login</w:t>
+            </w:r>
+          </w:p>
+        </w:tc>
+        <w:tc>
+          <w:tcPr>
+            <w:tcW w:type="dxa" w:w="2000"/>
+            <w:tcBorders>
+              <w:top w:val="single" w:color="D1D5DB" w:sz="4"/>
+              <w:left w:val="single" w:color="D1D5DB" w:sz="4"/>
+              <w:bottom w:val="single" w:color="D1D5DB" w:sz="4"/>
+              <w:right w:val="single" w:color="D1D5DB" w:sz="4"/>
+            </w:tcBorders>
+            <w:tcMar>
+              <w:top w:type="dxa" w:w="50"/>
+              <w:left w:type="dxa" w:w="90"/>
+              <w:bottom w:type="dxa" w:w="50"/>
+              <w:right w:type="dxa" w:w="90"/>
+            </w:tcMar>
+          </w:tcPr>
+          <w:p>
+            <w:pPr>
+              <w:spacing w:after="0" w:line="260"/>
+            </w:pPr>
+            <w:r>
+              <w:rPr>
+                <w:rFonts w:ascii="Arial" w:cs="Arial" w:eastAsia="Arial" w:hAnsi="Arial"/>
+                <w:sz w:val="17"/>
+                <w:szCs w:val="17"/>
+              </w:rPr>
+              <w:t xml:space="preserve">usuario sgarcia</w:t>
+            </w:r>
+          </w:p>
+        </w:tc>
+        <w:tc>
+          <w:tcPr>
+            <w:tcW w:type="dxa" w:w="700"/>
             <w:tcBorders>
               <w:top w:val="single" w:color="D1D5DB" w:sz="4"/>
               <w:left w:val="single" w:color="D1D5DB" w:sz="4"/>
@@ -23251,7 +24515,7 @@
         </w:tc>
         <w:tc>
           <w:tcPr>
-            <w:tcW w:type="dxa" w:w="1100"/>
+            <w:tcW w:type="dxa" w:w="800"/>
             <w:tcBorders>
               <w:top w:val="single" w:color="D1D5DB" w:sz="4"/>
               <w:left w:val="single" w:color="D1D5DB" w:sz="4"/>
@@ -23281,7 +24545,7 @@
         </w:tc>
         <w:tc>
           <w:tcPr>
-            <w:tcW w:type="dxa" w:w="1038"/>
+            <w:tcW w:type="dxa" w:w="1538"/>
             <w:tcBorders>
               <w:top w:val="single" w:color="D1D5DB" w:sz="4"/>
               <w:left w:val="single" w:color="D1D5DB" w:sz="4"/>
@@ -23316,7 +24580,7 @@
         </w:trPr>
         <w:tc>
           <w:tcPr>
-            <w:tcW w:type="dxa" w:w="500"/>
+            <w:tcW w:type="dxa" w:w="400"/>
             <w:tcBorders>
               <w:top w:val="single" w:color="D1D5DB" w:sz="4"/>
               <w:left w:val="single" w:color="D1D5DB" w:sz="4"/>
@@ -23346,7 +24610,7 @@
         </w:tc>
         <w:tc>
           <w:tcPr>
-            <w:tcW w:type="dxa" w:w="3500"/>
+            <w:tcW w:type="dxa" w:w="2300"/>
             <w:tcBorders>
               <w:top w:val="single" w:color="D1D5DB" w:sz="4"/>
               <w:left w:val="single" w:color="D1D5DB" w:sz="4"/>
@@ -23376,37 +24640,67 @@
         </w:tc>
         <w:tc>
           <w:tcPr>
-            <w:tcW w:type="dxa" w:w="2600"/>
-            <w:tcBorders>
-              <w:top w:val="single" w:color="D1D5DB" w:sz="4"/>
-              <w:left w:val="single" w:color="D1D5DB" w:sz="4"/>
-              <w:bottom w:val="single" w:color="D1D5DB" w:sz="4"/>
-              <w:right w:val="single" w:color="D1D5DB" w:sz="4"/>
-            </w:tcBorders>
-            <w:tcMar>
-              <w:top w:type="dxa" w:w="50"/>
-              <w:left w:type="dxa" w:w="90"/>
-              <w:bottom w:type="dxa" w:w="50"/>
-              <w:right w:type="dxa" w:w="90"/>
-            </w:tcMar>
-          </w:tcPr>
-          <w:p>
-            <w:pPr>
-              <w:spacing w:after="0" w:line="260"/>
-            </w:pPr>
-            <w:r>
-              <w:rPr>
-                <w:rFonts w:ascii="Arial" w:cs="Arial" w:eastAsia="Arial" w:hAnsi="Arial"/>
-                <w:sz w:val="17"/>
-                <w:szCs w:val="17"/>
-              </w:rPr>
-              <w:t xml:space="preserve">`POST /api/auth/login`</w:t>
-            </w:r>
-          </w:p>
-        </w:tc>
-        <w:tc>
-          <w:tcPr>
-            <w:tcW w:type="dxa" w:w="900"/>
+            <w:tcW w:type="dxa" w:w="1900"/>
+            <w:tcBorders>
+              <w:top w:val="single" w:color="D1D5DB" w:sz="4"/>
+              <w:left w:val="single" w:color="D1D5DB" w:sz="4"/>
+              <w:bottom w:val="single" w:color="D1D5DB" w:sz="4"/>
+              <w:right w:val="single" w:color="D1D5DB" w:sz="4"/>
+            </w:tcBorders>
+            <w:tcMar>
+              <w:top w:type="dxa" w:w="50"/>
+              <w:left w:type="dxa" w:w="90"/>
+              <w:bottom w:type="dxa" w:w="50"/>
+              <w:right w:type="dxa" w:w="90"/>
+            </w:tcMar>
+          </w:tcPr>
+          <w:p>
+            <w:pPr>
+              <w:spacing w:after="0" w:line="260"/>
+            </w:pPr>
+            <w:r>
+              <w:rPr>
+                <w:rFonts w:ascii="Consolas" w:cs="Consolas" w:eastAsia="Consolas" w:hAnsi="Consolas"/>
+                <w:sz w:val="17"/>
+                <w:szCs w:val="17"/>
+              </w:rPr>
+              <w:t xml:space="preserve">POST /api/auth/login</w:t>
+            </w:r>
+          </w:p>
+        </w:tc>
+        <w:tc>
+          <w:tcPr>
+            <w:tcW w:type="dxa" w:w="2000"/>
+            <w:tcBorders>
+              <w:top w:val="single" w:color="D1D5DB" w:sz="4"/>
+              <w:left w:val="single" w:color="D1D5DB" w:sz="4"/>
+              <w:bottom w:val="single" w:color="D1D5DB" w:sz="4"/>
+              <w:right w:val="single" w:color="D1D5DB" w:sz="4"/>
+            </w:tcBorders>
+            <w:tcMar>
+              <w:top w:type="dxa" w:w="50"/>
+              <w:left w:type="dxa" w:w="90"/>
+              <w:bottom w:type="dxa" w:w="50"/>
+              <w:right w:type="dxa" w:w="90"/>
+            </w:tcMar>
+          </w:tcPr>
+          <w:p>
+            <w:pPr>
+              <w:spacing w:after="0" w:line="260"/>
+            </w:pPr>
+            <w:r>
+              <w:rPr>
+                <w:rFonts w:ascii="Arial" w:cs="Arial" w:eastAsia="Arial" w:hAnsi="Arial"/>
+                <w:sz w:val="17"/>
+                <w:szCs w:val="17"/>
+              </w:rPr>
+              <w:t xml:space="preserve">usuario asesor3</w:t>
+            </w:r>
+          </w:p>
+        </w:tc>
+        <w:tc>
+          <w:tcPr>
+            <w:tcW w:type="dxa" w:w="700"/>
             <w:tcBorders>
               <w:top w:val="single" w:color="D1D5DB" w:sz="4"/>
               <w:left w:val="single" w:color="D1D5DB" w:sz="4"/>
@@ -23436,7 +24730,7 @@
         </w:tc>
         <w:tc>
           <w:tcPr>
-            <w:tcW w:type="dxa" w:w="1100"/>
+            <w:tcW w:type="dxa" w:w="800"/>
             <w:tcBorders>
               <w:top w:val="single" w:color="D1D5DB" w:sz="4"/>
               <w:left w:val="single" w:color="D1D5DB" w:sz="4"/>
@@ -23466,7 +24760,7 @@
         </w:tc>
         <w:tc>
           <w:tcPr>
-            <w:tcW w:type="dxa" w:w="1038"/>
+            <w:tcW w:type="dxa" w:w="1538"/>
             <w:tcBorders>
               <w:top w:val="single" w:color="D1D5DB" w:sz="4"/>
               <w:left w:val="single" w:color="D1D5DB" w:sz="4"/>
@@ -23501,7 +24795,7 @@
         </w:trPr>
         <w:tc>
           <w:tcPr>
-            <w:tcW w:type="dxa" w:w="500"/>
+            <w:tcW w:type="dxa" w:w="400"/>
             <w:tcBorders>
               <w:top w:val="single" w:color="D1D5DB" w:sz="4"/>
               <w:left w:val="single" w:color="D1D5DB" w:sz="4"/>
@@ -23531,7 +24825,7 @@
         </w:tc>
         <w:tc>
           <w:tcPr>
-            <w:tcW w:type="dxa" w:w="3500"/>
+            <w:tcW w:type="dxa" w:w="2300"/>
             <w:tcBorders>
               <w:top w:val="single" w:color="D1D5DB" w:sz="4"/>
               <w:left w:val="single" w:color="D1D5DB" w:sz="4"/>
@@ -23561,37 +24855,67 @@
         </w:tc>
         <w:tc>
           <w:tcPr>
-            <w:tcW w:type="dxa" w:w="2600"/>
-            <w:tcBorders>
-              <w:top w:val="single" w:color="D1D5DB" w:sz="4"/>
-              <w:left w:val="single" w:color="D1D5DB" w:sz="4"/>
-              <w:bottom w:val="single" w:color="D1D5DB" w:sz="4"/>
-              <w:right w:val="single" w:color="D1D5DB" w:sz="4"/>
-            </w:tcBorders>
-            <w:tcMar>
-              <w:top w:type="dxa" w:w="50"/>
-              <w:left w:type="dxa" w:w="90"/>
-              <w:bottom w:type="dxa" w:w="50"/>
-              <w:right w:type="dxa" w:w="90"/>
-            </w:tcMar>
-          </w:tcPr>
-          <w:p>
-            <w:pPr>
-              <w:spacing w:after="0" w:line="260"/>
-            </w:pPr>
-            <w:r>
-              <w:rPr>
-                <w:rFonts w:ascii="Arial" w:cs="Arial" w:eastAsia="Arial" w:hAnsi="Arial"/>
-                <w:sz w:val="17"/>
-                <w:szCs w:val="17"/>
-              </w:rPr>
-              <w:t xml:space="preserve">`GET /api/admin/auditoria`</w:t>
-            </w:r>
-          </w:p>
-        </w:tc>
-        <w:tc>
-          <w:tcPr>
-            <w:tcW w:type="dxa" w:w="900"/>
+            <w:tcW w:type="dxa" w:w="1900"/>
+            <w:tcBorders>
+              <w:top w:val="single" w:color="D1D5DB" w:sz="4"/>
+              <w:left w:val="single" w:color="D1D5DB" w:sz="4"/>
+              <w:bottom w:val="single" w:color="D1D5DB" w:sz="4"/>
+              <w:right w:val="single" w:color="D1D5DB" w:sz="4"/>
+            </w:tcBorders>
+            <w:tcMar>
+              <w:top w:type="dxa" w:w="50"/>
+              <w:left w:type="dxa" w:w="90"/>
+              <w:bottom w:type="dxa" w:w="50"/>
+              <w:right w:type="dxa" w:w="90"/>
+            </w:tcMar>
+          </w:tcPr>
+          <w:p>
+            <w:pPr>
+              <w:spacing w:after="0" w:line="260"/>
+            </w:pPr>
+            <w:r>
+              <w:rPr>
+                <w:rFonts w:ascii="Consolas" w:cs="Consolas" w:eastAsia="Consolas" w:hAnsi="Consolas"/>
+                <w:sz w:val="17"/>
+                <w:szCs w:val="17"/>
+              </w:rPr>
+              <w:t xml:space="preserve">GET /api/admin/auditoria</w:t>
+            </w:r>
+          </w:p>
+        </w:tc>
+        <w:tc>
+          <w:tcPr>
+            <w:tcW w:type="dxa" w:w="2000"/>
+            <w:tcBorders>
+              <w:top w:val="single" w:color="D1D5DB" w:sz="4"/>
+              <w:left w:val="single" w:color="D1D5DB" w:sz="4"/>
+              <w:bottom w:val="single" w:color="D1D5DB" w:sz="4"/>
+              <w:right w:val="single" w:color="D1D5DB" w:sz="4"/>
+            </w:tcBorders>
+            <w:tcMar>
+              <w:top w:type="dxa" w:w="50"/>
+              <w:left w:type="dxa" w:w="90"/>
+              <w:bottom w:type="dxa" w:w="50"/>
+              <w:right w:type="dxa" w:w="90"/>
+            </w:tcMar>
+          </w:tcPr>
+          <w:p>
+            <w:pPr>
+              <w:spacing w:after="0" w:line="260"/>
+            </w:pPr>
+            <w:r>
+              <w:rPr>
+                <w:rFonts w:ascii="Arial" w:cs="Arial" w:eastAsia="Arial" w:hAnsi="Arial"/>
+                <w:sz w:val="17"/>
+                <w:szCs w:val="17"/>
+              </w:rPr>
+              <w:t xml:space="preserve">—</w:t>
+            </w:r>
+          </w:p>
+        </w:tc>
+        <w:tc>
+          <w:tcPr>
+            <w:tcW w:type="dxa" w:w="700"/>
             <w:tcBorders>
               <w:top w:val="single" w:color="D1D5DB" w:sz="4"/>
               <w:left w:val="single" w:color="D1D5DB" w:sz="4"/>
@@ -23621,7 +24945,7 @@
         </w:tc>
         <w:tc>
           <w:tcPr>
-            <w:tcW w:type="dxa" w:w="1100"/>
+            <w:tcW w:type="dxa" w:w="800"/>
             <w:tcBorders>
               <w:top w:val="single" w:color="D1D5DB" w:sz="4"/>
               <w:left w:val="single" w:color="D1D5DB" w:sz="4"/>
@@ -23651,7 +24975,7 @@
         </w:tc>
         <w:tc>
           <w:tcPr>
-            <w:tcW w:type="dxa" w:w="1038"/>
+            <w:tcW w:type="dxa" w:w="1538"/>
             <w:tcBorders>
               <w:top w:val="single" w:color="D1D5DB" w:sz="4"/>
               <w:left w:val="single" w:color="D1D5DB" w:sz="4"/>
@@ -23686,7 +25010,7 @@
         </w:trPr>
         <w:tc>
           <w:tcPr>
-            <w:tcW w:type="dxa" w:w="500"/>
+            <w:tcW w:type="dxa" w:w="400"/>
             <w:tcBorders>
               <w:top w:val="single" w:color="D1D5DB" w:sz="4"/>
               <w:left w:val="single" w:color="D1D5DB" w:sz="4"/>
@@ -23716,7 +25040,7 @@
         </w:tc>
         <w:tc>
           <w:tcPr>
-            <w:tcW w:type="dxa" w:w="3500"/>
+            <w:tcW w:type="dxa" w:w="2300"/>
             <w:tcBorders>
               <w:top w:val="single" w:color="D1D5DB" w:sz="4"/>
               <w:left w:val="single" w:color="D1D5DB" w:sz="4"/>
@@ -23746,37 +25070,67 @@
         </w:tc>
         <w:tc>
           <w:tcPr>
-            <w:tcW w:type="dxa" w:w="2600"/>
-            <w:tcBorders>
-              <w:top w:val="single" w:color="D1D5DB" w:sz="4"/>
-              <w:left w:val="single" w:color="D1D5DB" w:sz="4"/>
-              <w:bottom w:val="single" w:color="D1D5DB" w:sz="4"/>
-              <w:right w:val="single" w:color="D1D5DB" w:sz="4"/>
-            </w:tcBorders>
-            <w:tcMar>
-              <w:top w:type="dxa" w:w="50"/>
-              <w:left w:type="dxa" w:w="90"/>
-              <w:bottom w:type="dxa" w:w="50"/>
-              <w:right w:type="dxa" w:w="90"/>
-            </w:tcMar>
-          </w:tcPr>
-          <w:p>
-            <w:pPr>
-              <w:spacing w:after="0" w:line="260"/>
-            </w:pPr>
-            <w:r>
-              <w:rPr>
-                <w:rFonts w:ascii="Arial" w:cs="Arial" w:eastAsia="Arial" w:hAnsi="Arial"/>
-                <w:sz w:val="17"/>
-                <w:szCs w:val="17"/>
-              </w:rPr>
-              <w:t xml:space="preserve">`GET /api/dashboard?periodo=MES`</w:t>
-            </w:r>
-          </w:p>
-        </w:tc>
-        <w:tc>
-          <w:tcPr>
-            <w:tcW w:type="dxa" w:w="900"/>
+            <w:tcW w:type="dxa" w:w="1900"/>
+            <w:tcBorders>
+              <w:top w:val="single" w:color="D1D5DB" w:sz="4"/>
+              <w:left w:val="single" w:color="D1D5DB" w:sz="4"/>
+              <w:bottom w:val="single" w:color="D1D5DB" w:sz="4"/>
+              <w:right w:val="single" w:color="D1D5DB" w:sz="4"/>
+            </w:tcBorders>
+            <w:tcMar>
+              <w:top w:type="dxa" w:w="50"/>
+              <w:left w:type="dxa" w:w="90"/>
+              <w:bottom w:type="dxa" w:w="50"/>
+              <w:right w:type="dxa" w:w="90"/>
+            </w:tcMar>
+          </w:tcPr>
+          <w:p>
+            <w:pPr>
+              <w:spacing w:after="0" w:line="260"/>
+            </w:pPr>
+            <w:r>
+              <w:rPr>
+                <w:rFonts w:ascii="Consolas" w:cs="Consolas" w:eastAsia="Consolas" w:hAnsi="Consolas"/>
+                <w:sz w:val="17"/>
+                <w:szCs w:val="17"/>
+              </w:rPr>
+              <w:t xml:space="preserve">GET /api/dashboard?periodo=MES</w:t>
+            </w:r>
+          </w:p>
+        </w:tc>
+        <w:tc>
+          <w:tcPr>
+            <w:tcW w:type="dxa" w:w="2000"/>
+            <w:tcBorders>
+              <w:top w:val="single" w:color="D1D5DB" w:sz="4"/>
+              <w:left w:val="single" w:color="D1D5DB" w:sz="4"/>
+              <w:bottom w:val="single" w:color="D1D5DB" w:sz="4"/>
+              <w:right w:val="single" w:color="D1D5DB" w:sz="4"/>
+            </w:tcBorders>
+            <w:tcMar>
+              <w:top w:type="dxa" w:w="50"/>
+              <w:left w:type="dxa" w:w="90"/>
+              <w:bottom w:type="dxa" w:w="50"/>
+              <w:right w:type="dxa" w:w="90"/>
+            </w:tcMar>
+          </w:tcPr>
+          <w:p>
+            <w:pPr>
+              <w:spacing w:after="0" w:line="260"/>
+            </w:pPr>
+            <w:r>
+              <w:rPr>
+                <w:rFonts w:ascii="Arial" w:cs="Arial" w:eastAsia="Arial" w:hAnsi="Arial"/>
+                <w:sz w:val="17"/>
+                <w:szCs w:val="17"/>
+              </w:rPr>
+              <w:t xml:space="preserve">periodo = MES</w:t>
+            </w:r>
+          </w:p>
+        </w:tc>
+        <w:tc>
+          <w:tcPr>
+            <w:tcW w:type="dxa" w:w="700"/>
             <w:tcBorders>
               <w:top w:val="single" w:color="D1D5DB" w:sz="4"/>
               <w:left w:val="single" w:color="D1D5DB" w:sz="4"/>
@@ -23806,7 +25160,7 @@
         </w:tc>
         <w:tc>
           <w:tcPr>
-            <w:tcW w:type="dxa" w:w="1100"/>
+            <w:tcW w:type="dxa" w:w="800"/>
             <w:tcBorders>
               <w:top w:val="single" w:color="D1D5DB" w:sz="4"/>
               <w:left w:val="single" w:color="D1D5DB" w:sz="4"/>
@@ -23836,7 +25190,7 @@
         </w:tc>
         <w:tc>
           <w:tcPr>
-            <w:tcW w:type="dxa" w:w="1038"/>
+            <w:tcW w:type="dxa" w:w="1538"/>
             <w:tcBorders>
               <w:top w:val="single" w:color="D1D5DB" w:sz="4"/>
               <w:left w:val="single" w:color="D1D5DB" w:sz="4"/>
@@ -23871,7 +25225,7 @@
         </w:trPr>
         <w:tc>
           <w:tcPr>
-            <w:tcW w:type="dxa" w:w="500"/>
+            <w:tcW w:type="dxa" w:w="400"/>
             <w:tcBorders>
               <w:top w:val="single" w:color="D1D5DB" w:sz="4"/>
               <w:left w:val="single" w:color="D1D5DB" w:sz="4"/>
@@ -23901,7 +25255,7 @@
         </w:tc>
         <w:tc>
           <w:tcPr>
-            <w:tcW w:type="dxa" w:w="3500"/>
+            <w:tcW w:type="dxa" w:w="2300"/>
             <w:tcBorders>
               <w:top w:val="single" w:color="D1D5DB" w:sz="4"/>
               <w:left w:val="single" w:color="D1D5DB" w:sz="4"/>
@@ -23931,37 +25285,67 @@
         </w:tc>
         <w:tc>
           <w:tcPr>
-            <w:tcW w:type="dxa" w:w="2600"/>
-            <w:tcBorders>
-              <w:top w:val="single" w:color="D1D5DB" w:sz="4"/>
-              <w:left w:val="single" w:color="D1D5DB" w:sz="4"/>
-              <w:bottom w:val="single" w:color="D1D5DB" w:sz="4"/>
-              <w:right w:val="single" w:color="D1D5DB" w:sz="4"/>
-            </w:tcBorders>
-            <w:tcMar>
-              <w:top w:type="dxa" w:w="50"/>
-              <w:left w:type="dxa" w:w="90"/>
-              <w:bottom w:type="dxa" w:w="50"/>
-              <w:right w:type="dxa" w:w="90"/>
-            </w:tcMar>
-          </w:tcPr>
-          <w:p>
-            <w:pPr>
-              <w:spacing w:after="0" w:line="260"/>
-            </w:pPr>
-            <w:r>
-              <w:rPr>
-                <w:rFonts w:ascii="Arial" w:cs="Arial" w:eastAsia="Arial" w:hAnsi="Arial"/>
-                <w:sz w:val="17"/>
-                <w:szCs w:val="17"/>
-              </w:rPr>
-              <w:t xml:space="preserve">`GET /api/dashboard?periodo=MES`</w:t>
-            </w:r>
-          </w:p>
-        </w:tc>
-        <w:tc>
-          <w:tcPr>
-            <w:tcW w:type="dxa" w:w="900"/>
+            <w:tcW w:type="dxa" w:w="1900"/>
+            <w:tcBorders>
+              <w:top w:val="single" w:color="D1D5DB" w:sz="4"/>
+              <w:left w:val="single" w:color="D1D5DB" w:sz="4"/>
+              <w:bottom w:val="single" w:color="D1D5DB" w:sz="4"/>
+              <w:right w:val="single" w:color="D1D5DB" w:sz="4"/>
+            </w:tcBorders>
+            <w:tcMar>
+              <w:top w:type="dxa" w:w="50"/>
+              <w:left w:type="dxa" w:w="90"/>
+              <w:bottom w:type="dxa" w:w="50"/>
+              <w:right w:type="dxa" w:w="90"/>
+            </w:tcMar>
+          </w:tcPr>
+          <w:p>
+            <w:pPr>
+              <w:spacing w:after="0" w:line="260"/>
+            </w:pPr>
+            <w:r>
+              <w:rPr>
+                <w:rFonts w:ascii="Consolas" w:cs="Consolas" w:eastAsia="Consolas" w:hAnsi="Consolas"/>
+                <w:sz w:val="17"/>
+                <w:szCs w:val="17"/>
+              </w:rPr>
+              <w:t xml:space="preserve">GET /api/dashboard?periodo=MES</w:t>
+            </w:r>
+          </w:p>
+        </w:tc>
+        <w:tc>
+          <w:tcPr>
+            <w:tcW w:type="dxa" w:w="2000"/>
+            <w:tcBorders>
+              <w:top w:val="single" w:color="D1D5DB" w:sz="4"/>
+              <w:left w:val="single" w:color="D1D5DB" w:sz="4"/>
+              <w:bottom w:val="single" w:color="D1D5DB" w:sz="4"/>
+              <w:right w:val="single" w:color="D1D5DB" w:sz="4"/>
+            </w:tcBorders>
+            <w:tcMar>
+              <w:top w:type="dxa" w:w="50"/>
+              <w:left w:type="dxa" w:w="90"/>
+              <w:bottom w:type="dxa" w:w="50"/>
+              <w:right w:type="dxa" w:w="90"/>
+            </w:tcMar>
+          </w:tcPr>
+          <w:p>
+            <w:pPr>
+              <w:spacing w:after="0" w:line="260"/>
+            </w:pPr>
+            <w:r>
+              <w:rPr>
+                <w:rFonts w:ascii="Arial" w:cs="Arial" w:eastAsia="Arial" w:hAnsi="Arial"/>
+                <w:sz w:val="17"/>
+                <w:szCs w:val="17"/>
+              </w:rPr>
+              <w:t xml:space="preserve">periodo = MES</w:t>
+            </w:r>
+          </w:p>
+        </w:tc>
+        <w:tc>
+          <w:tcPr>
+            <w:tcW w:type="dxa" w:w="700"/>
             <w:tcBorders>
               <w:top w:val="single" w:color="D1D5DB" w:sz="4"/>
               <w:left w:val="single" w:color="D1D5DB" w:sz="4"/>
@@ -23991,7 +25375,7 @@
         </w:tc>
         <w:tc>
           <w:tcPr>
-            <w:tcW w:type="dxa" w:w="1100"/>
+            <w:tcW w:type="dxa" w:w="800"/>
             <w:tcBorders>
               <w:top w:val="single" w:color="D1D5DB" w:sz="4"/>
               <w:left w:val="single" w:color="D1D5DB" w:sz="4"/>
@@ -24021,7 +25405,7 @@
         </w:tc>
         <w:tc>
           <w:tcPr>
-            <w:tcW w:type="dxa" w:w="1038"/>
+            <w:tcW w:type="dxa" w:w="1538"/>
             <w:tcBorders>
               <w:top w:val="single" w:color="D1D5DB" w:sz="4"/>
               <w:left w:val="single" w:color="D1D5DB" w:sz="4"/>
@@ -24056,7 +25440,7 @@
         </w:trPr>
         <w:tc>
           <w:tcPr>
-            <w:tcW w:type="dxa" w:w="500"/>
+            <w:tcW w:type="dxa" w:w="400"/>
             <w:tcBorders>
               <w:top w:val="single" w:color="D1D5DB" w:sz="4"/>
               <w:left w:val="single" w:color="D1D5DB" w:sz="4"/>
@@ -24086,7 +25470,7 @@
         </w:tc>
         <w:tc>
           <w:tcPr>
-            <w:tcW w:type="dxa" w:w="3500"/>
+            <w:tcW w:type="dxa" w:w="2300"/>
             <w:tcBorders>
               <w:top w:val="single" w:color="D1D5DB" w:sz="4"/>
               <w:left w:val="single" w:color="D1D5DB" w:sz="4"/>
@@ -24116,37 +25500,67 @@
         </w:tc>
         <w:tc>
           <w:tcPr>
-            <w:tcW w:type="dxa" w:w="2600"/>
-            <w:tcBorders>
-              <w:top w:val="single" w:color="D1D5DB" w:sz="4"/>
-              <w:left w:val="single" w:color="D1D5DB" w:sz="4"/>
-              <w:bottom w:val="single" w:color="D1D5DB" w:sz="4"/>
-              <w:right w:val="single" w:color="D1D5DB" w:sz="4"/>
-            </w:tcBorders>
-            <w:tcMar>
-              <w:top w:type="dxa" w:w="50"/>
-              <w:left w:type="dxa" w:w="90"/>
-              <w:bottom w:type="dxa" w:w="50"/>
-              <w:right w:type="dxa" w:w="90"/>
-            </w:tcMar>
-          </w:tcPr>
-          <w:p>
-            <w:pPr>
-              <w:spacing w:after="0" w:line="260"/>
-            </w:pPr>
-            <w:r>
-              <w:rPr>
-                <w:rFonts w:ascii="Arial" w:cs="Arial" w:eastAsia="Arial" w:hAnsi="Arial"/>
-                <w:sz w:val="17"/>
-                <w:szCs w:val="17"/>
-              </w:rPr>
-              <w:t xml:space="preserve">`GET /api/admin/auditoria`</w:t>
-            </w:r>
-          </w:p>
-        </w:tc>
-        <w:tc>
-          <w:tcPr>
-            <w:tcW w:type="dxa" w:w="900"/>
+            <w:tcW w:type="dxa" w:w="1900"/>
+            <w:tcBorders>
+              <w:top w:val="single" w:color="D1D5DB" w:sz="4"/>
+              <w:left w:val="single" w:color="D1D5DB" w:sz="4"/>
+              <w:bottom w:val="single" w:color="D1D5DB" w:sz="4"/>
+              <w:right w:val="single" w:color="D1D5DB" w:sz="4"/>
+            </w:tcBorders>
+            <w:tcMar>
+              <w:top w:type="dxa" w:w="50"/>
+              <w:left w:type="dxa" w:w="90"/>
+              <w:bottom w:type="dxa" w:w="50"/>
+              <w:right w:type="dxa" w:w="90"/>
+            </w:tcMar>
+          </w:tcPr>
+          <w:p>
+            <w:pPr>
+              <w:spacing w:after="0" w:line="260"/>
+            </w:pPr>
+            <w:r>
+              <w:rPr>
+                <w:rFonts w:ascii="Consolas" w:cs="Consolas" w:eastAsia="Consolas" w:hAnsi="Consolas"/>
+                <w:sz w:val="17"/>
+                <w:szCs w:val="17"/>
+              </w:rPr>
+              <w:t xml:space="preserve">GET /api/admin/auditoria</w:t>
+            </w:r>
+          </w:p>
+        </w:tc>
+        <w:tc>
+          <w:tcPr>
+            <w:tcW w:type="dxa" w:w="2000"/>
+            <w:tcBorders>
+              <w:top w:val="single" w:color="D1D5DB" w:sz="4"/>
+              <w:left w:val="single" w:color="D1D5DB" w:sz="4"/>
+              <w:bottom w:val="single" w:color="D1D5DB" w:sz="4"/>
+              <w:right w:val="single" w:color="D1D5DB" w:sz="4"/>
+            </w:tcBorders>
+            <w:tcMar>
+              <w:top w:type="dxa" w:w="50"/>
+              <w:left w:type="dxa" w:w="90"/>
+              <w:bottom w:type="dxa" w:w="50"/>
+              <w:right w:type="dxa" w:w="90"/>
+            </w:tcMar>
+          </w:tcPr>
+          <w:p>
+            <w:pPr>
+              <w:spacing w:after="0" w:line="260"/>
+            </w:pPr>
+            <w:r>
+              <w:rPr>
+                <w:rFonts w:ascii="Arial" w:cs="Arial" w:eastAsia="Arial" w:hAnsi="Arial"/>
+                <w:sz w:val="17"/>
+                <w:szCs w:val="17"/>
+              </w:rPr>
+              <w:t xml:space="preserve">—</w:t>
+            </w:r>
+          </w:p>
+        </w:tc>
+        <w:tc>
+          <w:tcPr>
+            <w:tcW w:type="dxa" w:w="700"/>
             <w:tcBorders>
               <w:top w:val="single" w:color="D1D5DB" w:sz="4"/>
               <w:left w:val="single" w:color="D1D5DB" w:sz="4"/>
@@ -24176,7 +25590,7 @@
         </w:tc>
         <w:tc>
           <w:tcPr>
-            <w:tcW w:type="dxa" w:w="1100"/>
+            <w:tcW w:type="dxa" w:w="800"/>
             <w:tcBorders>
               <w:top w:val="single" w:color="D1D5DB" w:sz="4"/>
               <w:left w:val="single" w:color="D1D5DB" w:sz="4"/>
@@ -24206,7 +25620,7 @@
         </w:tc>
         <w:tc>
           <w:tcPr>
-            <w:tcW w:type="dxa" w:w="1038"/>
+            <w:tcW w:type="dxa" w:w="1538"/>
             <w:tcBorders>
               <w:top w:val="single" w:color="D1D5DB" w:sz="4"/>
               <w:left w:val="single" w:color="D1D5DB" w:sz="4"/>
@@ -24241,7 +25655,7 @@
         </w:trPr>
         <w:tc>
           <w:tcPr>
-            <w:tcW w:type="dxa" w:w="500"/>
+            <w:tcW w:type="dxa" w:w="400"/>
             <w:tcBorders>
               <w:top w:val="single" w:color="D1D5DB" w:sz="4"/>
               <w:left w:val="single" w:color="D1D5DB" w:sz="4"/>
@@ -24271,7 +25685,7 @@
         </w:tc>
         <w:tc>
           <w:tcPr>
-            <w:tcW w:type="dxa" w:w="3500"/>
+            <w:tcW w:type="dxa" w:w="2300"/>
             <w:tcBorders>
               <w:top w:val="single" w:color="D1D5DB" w:sz="4"/>
               <w:left w:val="single" w:color="D1D5DB" w:sz="4"/>
@@ -24301,37 +25715,67 @@
         </w:tc>
         <w:tc>
           <w:tcPr>
-            <w:tcW w:type="dxa" w:w="2600"/>
-            <w:tcBorders>
-              <w:top w:val="single" w:color="D1D5DB" w:sz="4"/>
-              <w:left w:val="single" w:color="D1D5DB" w:sz="4"/>
-              <w:bottom w:val="single" w:color="D1D5DB" w:sz="4"/>
-              <w:right w:val="single" w:color="D1D5DB" w:sz="4"/>
-            </w:tcBorders>
-            <w:tcMar>
-              <w:top w:type="dxa" w:w="50"/>
-              <w:left w:type="dxa" w:w="90"/>
-              <w:bottom w:type="dxa" w:w="50"/>
-              <w:right w:type="dxa" w:w="90"/>
-            </w:tcMar>
-          </w:tcPr>
-          <w:p>
-            <w:pPr>
-              <w:spacing w:after="0" w:line="260"/>
-            </w:pPr>
-            <w:r>
-              <w:rPr>
-                <w:rFonts w:ascii="Arial" w:cs="Arial" w:eastAsia="Arial" w:hAnsi="Arial"/>
-                <w:sz w:val="17"/>
-                <w:szCs w:val="17"/>
-              </w:rPr>
-              <w:t xml:space="preserve">`GET /api/cartera`</w:t>
-            </w:r>
-          </w:p>
-        </w:tc>
-        <w:tc>
-          <w:tcPr>
-            <w:tcW w:type="dxa" w:w="900"/>
+            <w:tcW w:type="dxa" w:w="1900"/>
+            <w:tcBorders>
+              <w:top w:val="single" w:color="D1D5DB" w:sz="4"/>
+              <w:left w:val="single" w:color="D1D5DB" w:sz="4"/>
+              <w:bottom w:val="single" w:color="D1D5DB" w:sz="4"/>
+              <w:right w:val="single" w:color="D1D5DB" w:sz="4"/>
+            </w:tcBorders>
+            <w:tcMar>
+              <w:top w:type="dxa" w:w="50"/>
+              <w:left w:type="dxa" w:w="90"/>
+              <w:bottom w:type="dxa" w:w="50"/>
+              <w:right w:type="dxa" w:w="90"/>
+            </w:tcMar>
+          </w:tcPr>
+          <w:p>
+            <w:pPr>
+              <w:spacing w:after="0" w:line="260"/>
+            </w:pPr>
+            <w:r>
+              <w:rPr>
+                <w:rFonts w:ascii="Consolas" w:cs="Consolas" w:eastAsia="Consolas" w:hAnsi="Consolas"/>
+                <w:sz w:val="17"/>
+                <w:szCs w:val="17"/>
+              </w:rPr>
+              <w:t xml:space="preserve">GET /api/cartera</w:t>
+            </w:r>
+          </w:p>
+        </w:tc>
+        <w:tc>
+          <w:tcPr>
+            <w:tcW w:type="dxa" w:w="2000"/>
+            <w:tcBorders>
+              <w:top w:val="single" w:color="D1D5DB" w:sz="4"/>
+              <w:left w:val="single" w:color="D1D5DB" w:sz="4"/>
+              <w:bottom w:val="single" w:color="D1D5DB" w:sz="4"/>
+              <w:right w:val="single" w:color="D1D5DB" w:sz="4"/>
+            </w:tcBorders>
+            <w:tcMar>
+              <w:top w:type="dxa" w:w="50"/>
+              <w:left w:type="dxa" w:w="90"/>
+              <w:bottom w:type="dxa" w:w="50"/>
+              <w:right w:type="dxa" w:w="90"/>
+            </w:tcMar>
+          </w:tcPr>
+          <w:p>
+            <w:pPr>
+              <w:spacing w:after="0" w:line="260"/>
+            </w:pPr>
+            <w:r>
+              <w:rPr>
+                <w:rFonts w:ascii="Arial" w:cs="Arial" w:eastAsia="Arial" w:hAnsi="Arial"/>
+                <w:sz w:val="17"/>
+                <w:szCs w:val="17"/>
+              </w:rPr>
+              <w:t xml:space="preserve">—</w:t>
+            </w:r>
+          </w:p>
+        </w:tc>
+        <w:tc>
+          <w:tcPr>
+            <w:tcW w:type="dxa" w:w="700"/>
             <w:tcBorders>
               <w:top w:val="single" w:color="D1D5DB" w:sz="4"/>
               <w:left w:val="single" w:color="D1D5DB" w:sz="4"/>
@@ -24361,7 +25805,7 @@
         </w:tc>
         <w:tc>
           <w:tcPr>
-            <w:tcW w:type="dxa" w:w="1100"/>
+            <w:tcW w:type="dxa" w:w="800"/>
             <w:tcBorders>
               <w:top w:val="single" w:color="D1D5DB" w:sz="4"/>
               <w:left w:val="single" w:color="D1D5DB" w:sz="4"/>
@@ -24391,7 +25835,7 @@
         </w:tc>
         <w:tc>
           <w:tcPr>
-            <w:tcW w:type="dxa" w:w="1038"/>
+            <w:tcW w:type="dxa" w:w="1538"/>
             <w:tcBorders>
               <w:top w:val="single" w:color="D1D5DB" w:sz="4"/>
               <w:left w:val="single" w:color="D1D5DB" w:sz="4"/>
@@ -24426,7 +25870,7 @@
         </w:trPr>
         <w:tc>
           <w:tcPr>
-            <w:tcW w:type="dxa" w:w="500"/>
+            <w:tcW w:type="dxa" w:w="400"/>
             <w:tcBorders>
               <w:top w:val="single" w:color="D1D5DB" w:sz="4"/>
               <w:left w:val="single" w:color="D1D5DB" w:sz="4"/>
@@ -24456,7 +25900,7 @@
         </w:tc>
         <w:tc>
           <w:tcPr>
-            <w:tcW w:type="dxa" w:w="3500"/>
+            <w:tcW w:type="dxa" w:w="2300"/>
             <w:tcBorders>
               <w:top w:val="single" w:color="D1D5DB" w:sz="4"/>
               <w:left w:val="single" w:color="D1D5DB" w:sz="4"/>
@@ -24486,37 +25930,67 @@
         </w:tc>
         <w:tc>
           <w:tcPr>
-            <w:tcW w:type="dxa" w:w="2600"/>
-            <w:tcBorders>
-              <w:top w:val="single" w:color="D1D5DB" w:sz="4"/>
-              <w:left w:val="single" w:color="D1D5DB" w:sz="4"/>
-              <w:bottom w:val="single" w:color="D1D5DB" w:sz="4"/>
-              <w:right w:val="single" w:color="D1D5DB" w:sz="4"/>
-            </w:tcBorders>
-            <w:tcMar>
-              <w:top w:type="dxa" w:w="50"/>
-              <w:left w:type="dxa" w:w="90"/>
-              <w:bottom w:type="dxa" w:w="50"/>
-              <w:right w:type="dxa" w:w="90"/>
-            </w:tcMar>
-          </w:tcPr>
-          <w:p>
-            <w:pPr>
-              <w:spacing w:after="0" w:line="260"/>
-            </w:pPr>
-            <w:r>
-              <w:rPr>
-                <w:rFonts w:ascii="Arial" w:cs="Arial" w:eastAsia="Arial" w:hAnsi="Arial"/>
-                <w:sz w:val="17"/>
-                <w:szCs w:val="17"/>
-              </w:rPr>
-              <w:t xml:space="preserve">`GET /api/cartera`</w:t>
-            </w:r>
-          </w:p>
-        </w:tc>
-        <w:tc>
-          <w:tcPr>
-            <w:tcW w:type="dxa" w:w="900"/>
+            <w:tcW w:type="dxa" w:w="1900"/>
+            <w:tcBorders>
+              <w:top w:val="single" w:color="D1D5DB" w:sz="4"/>
+              <w:left w:val="single" w:color="D1D5DB" w:sz="4"/>
+              <w:bottom w:val="single" w:color="D1D5DB" w:sz="4"/>
+              <w:right w:val="single" w:color="D1D5DB" w:sz="4"/>
+            </w:tcBorders>
+            <w:tcMar>
+              <w:top w:type="dxa" w:w="50"/>
+              <w:left w:type="dxa" w:w="90"/>
+              <w:bottom w:type="dxa" w:w="50"/>
+              <w:right w:type="dxa" w:w="90"/>
+            </w:tcMar>
+          </w:tcPr>
+          <w:p>
+            <w:pPr>
+              <w:spacing w:after="0" w:line="260"/>
+            </w:pPr>
+            <w:r>
+              <w:rPr>
+                <w:rFonts w:ascii="Consolas" w:cs="Consolas" w:eastAsia="Consolas" w:hAnsi="Consolas"/>
+                <w:sz w:val="17"/>
+                <w:szCs w:val="17"/>
+              </w:rPr>
+              <w:t xml:space="preserve">GET /api/cartera</w:t>
+            </w:r>
+          </w:p>
+        </w:tc>
+        <w:tc>
+          <w:tcPr>
+            <w:tcW w:type="dxa" w:w="2000"/>
+            <w:tcBorders>
+              <w:top w:val="single" w:color="D1D5DB" w:sz="4"/>
+              <w:left w:val="single" w:color="D1D5DB" w:sz="4"/>
+              <w:bottom w:val="single" w:color="D1D5DB" w:sz="4"/>
+              <w:right w:val="single" w:color="D1D5DB" w:sz="4"/>
+            </w:tcBorders>
+            <w:tcMar>
+              <w:top w:type="dxa" w:w="50"/>
+              <w:left w:type="dxa" w:w="90"/>
+              <w:bottom w:type="dxa" w:w="50"/>
+              <w:right w:type="dxa" w:w="90"/>
+            </w:tcMar>
+          </w:tcPr>
+          <w:p>
+            <w:pPr>
+              <w:spacing w:after="0" w:line="260"/>
+            </w:pPr>
+            <w:r>
+              <w:rPr>
+                <w:rFonts w:ascii="Arial" w:cs="Arial" w:eastAsia="Arial" w:hAnsi="Arial"/>
+                <w:sz w:val="17"/>
+                <w:szCs w:val="17"/>
+              </w:rPr>
+              <w:t xml:space="preserve">—</w:t>
+            </w:r>
+          </w:p>
+        </w:tc>
+        <w:tc>
+          <w:tcPr>
+            <w:tcW w:type="dxa" w:w="700"/>
             <w:tcBorders>
               <w:top w:val="single" w:color="D1D5DB" w:sz="4"/>
               <w:left w:val="single" w:color="D1D5DB" w:sz="4"/>
@@ -24546,7 +26020,7 @@
         </w:tc>
         <w:tc>
           <w:tcPr>
-            <w:tcW w:type="dxa" w:w="1100"/>
+            <w:tcW w:type="dxa" w:w="800"/>
             <w:tcBorders>
               <w:top w:val="single" w:color="D1D5DB" w:sz="4"/>
               <w:left w:val="single" w:color="D1D5DB" w:sz="4"/>
@@ -24576,7 +26050,7 @@
         </w:tc>
         <w:tc>
           <w:tcPr>
-            <w:tcW w:type="dxa" w:w="1038"/>
+            <w:tcW w:type="dxa" w:w="1538"/>
             <w:tcBorders>
               <w:top w:val="single" w:color="D1D5DB" w:sz="4"/>
               <w:left w:val="single" w:color="D1D5DB" w:sz="4"/>
@@ -24611,7 +26085,7 @@
         </w:trPr>
         <w:tc>
           <w:tcPr>
-            <w:tcW w:type="dxa" w:w="500"/>
+            <w:tcW w:type="dxa" w:w="400"/>
             <w:tcBorders>
               <w:top w:val="single" w:color="D1D5DB" w:sz="4"/>
               <w:left w:val="single" w:color="D1D5DB" w:sz="4"/>
@@ -24641,7 +26115,7 @@
         </w:tc>
         <w:tc>
           <w:tcPr>
-            <w:tcW w:type="dxa" w:w="3500"/>
+            <w:tcW w:type="dxa" w:w="2300"/>
             <w:tcBorders>
               <w:top w:val="single" w:color="D1D5DB" w:sz="4"/>
               <w:left w:val="single" w:color="D1D5DB" w:sz="4"/>
@@ -24671,37 +26145,67 @@
         </w:tc>
         <w:tc>
           <w:tcPr>
-            <w:tcW w:type="dxa" w:w="2600"/>
-            <w:tcBorders>
-              <w:top w:val="single" w:color="D1D5DB" w:sz="4"/>
-              <w:left w:val="single" w:color="D1D5DB" w:sz="4"/>
-              <w:bottom w:val="single" w:color="D1D5DB" w:sz="4"/>
-              <w:right w:val="single" w:color="D1D5DB" w:sz="4"/>
-            </w:tcBorders>
-            <w:tcMar>
-              <w:top w:type="dxa" w:w="50"/>
-              <w:left w:type="dxa" w:w="90"/>
-              <w:bottom w:type="dxa" w:w="50"/>
-              <w:right w:type="dxa" w:w="90"/>
-            </w:tcMar>
-          </w:tcPr>
-          <w:p>
-            <w:pPr>
-              <w:spacing w:after="0" w:line="260"/>
-            </w:pPr>
-            <w:r>
-              <w:rPr>
-                <w:rFonts w:ascii="Arial" w:cs="Arial" w:eastAsia="Arial" w:hAnsi="Arial"/>
-                <w:sz w:val="17"/>
-                <w:szCs w:val="17"/>
-              </w:rPr>
-              <w:t xml:space="preserve">`GET /api/clientes/4`</w:t>
-            </w:r>
-          </w:p>
-        </w:tc>
-        <w:tc>
-          <w:tcPr>
-            <w:tcW w:type="dxa" w:w="900"/>
+            <w:tcW w:type="dxa" w:w="1900"/>
+            <w:tcBorders>
+              <w:top w:val="single" w:color="D1D5DB" w:sz="4"/>
+              <w:left w:val="single" w:color="D1D5DB" w:sz="4"/>
+              <w:bottom w:val="single" w:color="D1D5DB" w:sz="4"/>
+              <w:right w:val="single" w:color="D1D5DB" w:sz="4"/>
+            </w:tcBorders>
+            <w:tcMar>
+              <w:top w:type="dxa" w:w="50"/>
+              <w:left w:type="dxa" w:w="90"/>
+              <w:bottom w:type="dxa" w:w="50"/>
+              <w:right w:type="dxa" w:w="90"/>
+            </w:tcMar>
+          </w:tcPr>
+          <w:p>
+            <w:pPr>
+              <w:spacing w:after="0" w:line="260"/>
+            </w:pPr>
+            <w:r>
+              <w:rPr>
+                <w:rFonts w:ascii="Consolas" w:cs="Consolas" w:eastAsia="Consolas" w:hAnsi="Consolas"/>
+                <w:sz w:val="17"/>
+                <w:szCs w:val="17"/>
+              </w:rPr>
+              <w:t xml:space="preserve">GET /api/clientes/4</w:t>
+            </w:r>
+          </w:p>
+        </w:tc>
+        <w:tc>
+          <w:tcPr>
+            <w:tcW w:type="dxa" w:w="2000"/>
+            <w:tcBorders>
+              <w:top w:val="single" w:color="D1D5DB" w:sz="4"/>
+              <w:left w:val="single" w:color="D1D5DB" w:sz="4"/>
+              <w:bottom w:val="single" w:color="D1D5DB" w:sz="4"/>
+              <w:right w:val="single" w:color="D1D5DB" w:sz="4"/>
+            </w:tcBorders>
+            <w:tcMar>
+              <w:top w:type="dxa" w:w="50"/>
+              <w:left w:type="dxa" w:w="90"/>
+              <w:bottom w:type="dxa" w:w="50"/>
+              <w:right w:type="dxa" w:w="90"/>
+            </w:tcMar>
+          </w:tcPr>
+          <w:p>
+            <w:pPr>
+              <w:spacing w:after="0" w:line="260"/>
+            </w:pPr>
+            <w:r>
+              <w:rPr>
+                <w:rFonts w:ascii="Arial" w:cs="Arial" w:eastAsia="Arial" w:hAnsi="Arial"/>
+                <w:sz w:val="17"/>
+                <w:szCs w:val="17"/>
+              </w:rPr>
+              <w:t xml:space="preserve">id 4</w:t>
+            </w:r>
+          </w:p>
+        </w:tc>
+        <w:tc>
+          <w:tcPr>
+            <w:tcW w:type="dxa" w:w="700"/>
             <w:tcBorders>
               <w:top w:val="single" w:color="D1D5DB" w:sz="4"/>
               <w:left w:val="single" w:color="D1D5DB" w:sz="4"/>
@@ -24731,7 +26235,7 @@
         </w:tc>
         <w:tc>
           <w:tcPr>
-            <w:tcW w:type="dxa" w:w="1100"/>
+            <w:tcW w:type="dxa" w:w="800"/>
             <w:tcBorders>
               <w:top w:val="single" w:color="D1D5DB" w:sz="4"/>
               <w:left w:val="single" w:color="D1D5DB" w:sz="4"/>
@@ -24761,7 +26265,7 @@
         </w:tc>
         <w:tc>
           <w:tcPr>
-            <w:tcW w:type="dxa" w:w="1038"/>
+            <w:tcW w:type="dxa" w:w="1538"/>
             <w:tcBorders>
               <w:top w:val="single" w:color="D1D5DB" w:sz="4"/>
               <w:left w:val="single" w:color="D1D5DB" w:sz="4"/>
@@ -24796,7 +26300,7 @@
         </w:trPr>
         <w:tc>
           <w:tcPr>
-            <w:tcW w:type="dxa" w:w="500"/>
+            <w:tcW w:type="dxa" w:w="400"/>
             <w:tcBorders>
               <w:top w:val="single" w:color="D1D5DB" w:sz="4"/>
               <w:left w:val="single" w:color="D1D5DB" w:sz="4"/>
@@ -24826,7 +26330,7 @@
         </w:tc>
         <w:tc>
           <w:tcPr>
-            <w:tcW w:type="dxa" w:w="3500"/>
+            <w:tcW w:type="dxa" w:w="2300"/>
             <w:tcBorders>
               <w:top w:val="single" w:color="D1D5DB" w:sz="4"/>
               <w:left w:val="single" w:color="D1D5DB" w:sz="4"/>
@@ -24856,37 +26360,67 @@
         </w:tc>
         <w:tc>
           <w:tcPr>
-            <w:tcW w:type="dxa" w:w="2600"/>
-            <w:tcBorders>
-              <w:top w:val="single" w:color="D1D5DB" w:sz="4"/>
-              <w:left w:val="single" w:color="D1D5DB" w:sz="4"/>
-              <w:bottom w:val="single" w:color="D1D5DB" w:sz="4"/>
-              <w:right w:val="single" w:color="D1D5DB" w:sz="4"/>
-            </w:tcBorders>
-            <w:tcMar>
-              <w:top w:type="dxa" w:w="50"/>
-              <w:left w:type="dxa" w:w="90"/>
-              <w:bottom w:type="dxa" w:w="50"/>
-              <w:right w:type="dxa" w:w="90"/>
-            </w:tcMar>
-          </w:tcPr>
-          <w:p>
-            <w:pPr>
-              <w:spacing w:after="0" w:line="260"/>
-            </w:pPr>
-            <w:r>
-              <w:rPr>
-                <w:rFonts w:ascii="Arial" w:cs="Arial" w:eastAsia="Arial" w:hAnsi="Arial"/>
-                <w:sz w:val="17"/>
-                <w:szCs w:val="17"/>
-              </w:rPr>
-              <w:t xml:space="preserve">`GET /api/clientes/7`</w:t>
-            </w:r>
-          </w:p>
-        </w:tc>
-        <w:tc>
-          <w:tcPr>
-            <w:tcW w:type="dxa" w:w="900"/>
+            <w:tcW w:type="dxa" w:w="1900"/>
+            <w:tcBorders>
+              <w:top w:val="single" w:color="D1D5DB" w:sz="4"/>
+              <w:left w:val="single" w:color="D1D5DB" w:sz="4"/>
+              <w:bottom w:val="single" w:color="D1D5DB" w:sz="4"/>
+              <w:right w:val="single" w:color="D1D5DB" w:sz="4"/>
+            </w:tcBorders>
+            <w:tcMar>
+              <w:top w:type="dxa" w:w="50"/>
+              <w:left w:type="dxa" w:w="90"/>
+              <w:bottom w:type="dxa" w:w="50"/>
+              <w:right w:type="dxa" w:w="90"/>
+            </w:tcMar>
+          </w:tcPr>
+          <w:p>
+            <w:pPr>
+              <w:spacing w:after="0" w:line="260"/>
+            </w:pPr>
+            <w:r>
+              <w:rPr>
+                <w:rFonts w:ascii="Consolas" w:cs="Consolas" w:eastAsia="Consolas" w:hAnsi="Consolas"/>
+                <w:sz w:val="17"/>
+                <w:szCs w:val="17"/>
+              </w:rPr>
+              <w:t xml:space="preserve">GET /api/clientes/7</w:t>
+            </w:r>
+          </w:p>
+        </w:tc>
+        <w:tc>
+          <w:tcPr>
+            <w:tcW w:type="dxa" w:w="2000"/>
+            <w:tcBorders>
+              <w:top w:val="single" w:color="D1D5DB" w:sz="4"/>
+              <w:left w:val="single" w:color="D1D5DB" w:sz="4"/>
+              <w:bottom w:val="single" w:color="D1D5DB" w:sz="4"/>
+              <w:right w:val="single" w:color="D1D5DB" w:sz="4"/>
+            </w:tcBorders>
+            <w:tcMar>
+              <w:top w:type="dxa" w:w="50"/>
+              <w:left w:type="dxa" w:w="90"/>
+              <w:bottom w:type="dxa" w:w="50"/>
+              <w:right w:type="dxa" w:w="90"/>
+            </w:tcMar>
+          </w:tcPr>
+          <w:p>
+            <w:pPr>
+              <w:spacing w:after="0" w:line="260"/>
+            </w:pPr>
+            <w:r>
+              <w:rPr>
+                <w:rFonts w:ascii="Arial" w:cs="Arial" w:eastAsia="Arial" w:hAnsi="Arial"/>
+                <w:sz w:val="17"/>
+                <w:szCs w:val="17"/>
+              </w:rPr>
+              <w:t xml:space="preserve">id 7</w:t>
+            </w:r>
+          </w:p>
+        </w:tc>
+        <w:tc>
+          <w:tcPr>
+            <w:tcW w:type="dxa" w:w="700"/>
             <w:tcBorders>
               <w:top w:val="single" w:color="D1D5DB" w:sz="4"/>
               <w:left w:val="single" w:color="D1D5DB" w:sz="4"/>
@@ -24916,7 +26450,7 @@
         </w:tc>
         <w:tc>
           <w:tcPr>
-            <w:tcW w:type="dxa" w:w="1100"/>
+            <w:tcW w:type="dxa" w:w="800"/>
             <w:tcBorders>
               <w:top w:val="single" w:color="D1D5DB" w:sz="4"/>
               <w:left w:val="single" w:color="D1D5DB" w:sz="4"/>
@@ -24946,7 +26480,7 @@
         </w:tc>
         <w:tc>
           <w:tcPr>
-            <w:tcW w:type="dxa" w:w="1038"/>
+            <w:tcW w:type="dxa" w:w="1538"/>
             <w:tcBorders>
               <w:top w:val="single" w:color="D1D5DB" w:sz="4"/>
               <w:left w:val="single" w:color="D1D5DB" w:sz="4"/>
@@ -24981,7 +26515,7 @@
         </w:trPr>
         <w:tc>
           <w:tcPr>
-            <w:tcW w:type="dxa" w:w="500"/>
+            <w:tcW w:type="dxa" w:w="400"/>
             <w:tcBorders>
               <w:top w:val="single" w:color="D1D5DB" w:sz="4"/>
               <w:left w:val="single" w:color="D1D5DB" w:sz="4"/>
@@ -25011,7 +26545,7 @@
         </w:tc>
         <w:tc>
           <w:tcPr>
-            <w:tcW w:type="dxa" w:w="3500"/>
+            <w:tcW w:type="dxa" w:w="2300"/>
             <w:tcBorders>
               <w:top w:val="single" w:color="D1D5DB" w:sz="4"/>
               <w:left w:val="single" w:color="D1D5DB" w:sz="4"/>
@@ -25041,37 +26575,67 @@
         </w:tc>
         <w:tc>
           <w:tcPr>
-            <w:tcW w:type="dxa" w:w="2600"/>
-            <w:tcBorders>
-              <w:top w:val="single" w:color="D1D5DB" w:sz="4"/>
-              <w:left w:val="single" w:color="D1D5DB" w:sz="4"/>
-              <w:bottom w:val="single" w:color="D1D5DB" w:sz="4"/>
-              <w:right w:val="single" w:color="D1D5DB" w:sz="4"/>
-            </w:tcBorders>
-            <w:tcMar>
-              <w:top w:type="dxa" w:w="50"/>
-              <w:left w:type="dxa" w:w="90"/>
-              <w:bottom w:type="dxa" w:w="50"/>
-              <w:right w:type="dxa" w:w="90"/>
-            </w:tcMar>
-          </w:tcPr>
-          <w:p>
-            <w:pPr>
-              <w:spacing w:after="0" w:line="260"/>
-            </w:pPr>
-            <w:r>
-              <w:rPr>
-                <w:rFonts w:ascii="Arial" w:cs="Arial" w:eastAsia="Arial" w:hAnsi="Arial"/>
-                <w:sz w:val="17"/>
-                <w:szCs w:val="17"/>
-              </w:rPr>
-              <w:t xml:space="preserve">`GET /api/clientes?q=43698521`</w:t>
-            </w:r>
-          </w:p>
-        </w:tc>
-        <w:tc>
-          <w:tcPr>
-            <w:tcW w:type="dxa" w:w="900"/>
+            <w:tcW w:type="dxa" w:w="1900"/>
+            <w:tcBorders>
+              <w:top w:val="single" w:color="D1D5DB" w:sz="4"/>
+              <w:left w:val="single" w:color="D1D5DB" w:sz="4"/>
+              <w:bottom w:val="single" w:color="D1D5DB" w:sz="4"/>
+              <w:right w:val="single" w:color="D1D5DB" w:sz="4"/>
+            </w:tcBorders>
+            <w:tcMar>
+              <w:top w:type="dxa" w:w="50"/>
+              <w:left w:type="dxa" w:w="90"/>
+              <w:bottom w:type="dxa" w:w="50"/>
+              <w:right w:type="dxa" w:w="90"/>
+            </w:tcMar>
+          </w:tcPr>
+          <w:p>
+            <w:pPr>
+              <w:spacing w:after="0" w:line="260"/>
+            </w:pPr>
+            <w:r>
+              <w:rPr>
+                <w:rFonts w:ascii="Consolas" w:cs="Consolas" w:eastAsia="Consolas" w:hAnsi="Consolas"/>
+                <w:sz w:val="17"/>
+                <w:szCs w:val="17"/>
+              </w:rPr>
+              <w:t xml:space="preserve">GET /api/clientes?q=43698521</w:t>
+            </w:r>
+          </w:p>
+        </w:tc>
+        <w:tc>
+          <w:tcPr>
+            <w:tcW w:type="dxa" w:w="2000"/>
+            <w:tcBorders>
+              <w:top w:val="single" w:color="D1D5DB" w:sz="4"/>
+              <w:left w:val="single" w:color="D1D5DB" w:sz="4"/>
+              <w:bottom w:val="single" w:color="D1D5DB" w:sz="4"/>
+              <w:right w:val="single" w:color="D1D5DB" w:sz="4"/>
+            </w:tcBorders>
+            <w:tcMar>
+              <w:top w:type="dxa" w:w="50"/>
+              <w:left w:type="dxa" w:w="90"/>
+              <w:bottom w:type="dxa" w:w="50"/>
+              <w:right w:type="dxa" w:w="90"/>
+            </w:tcMar>
+          </w:tcPr>
+          <w:p>
+            <w:pPr>
+              <w:spacing w:after="0" w:line="260"/>
+            </w:pPr>
+            <w:r>
+              <w:rPr>
+                <w:rFonts w:ascii="Arial" w:cs="Arial" w:eastAsia="Arial" w:hAnsi="Arial"/>
+                <w:sz w:val="17"/>
+                <w:szCs w:val="17"/>
+              </w:rPr>
+              <w:t xml:space="preserve">q = 43698521</w:t>
+            </w:r>
+          </w:p>
+        </w:tc>
+        <w:tc>
+          <w:tcPr>
+            <w:tcW w:type="dxa" w:w="700"/>
             <w:tcBorders>
               <w:top w:val="single" w:color="D1D5DB" w:sz="4"/>
               <w:left w:val="single" w:color="D1D5DB" w:sz="4"/>
@@ -25101,7 +26665,7 @@
         </w:tc>
         <w:tc>
           <w:tcPr>
-            <w:tcW w:type="dxa" w:w="1100"/>
+            <w:tcW w:type="dxa" w:w="800"/>
             <w:tcBorders>
               <w:top w:val="single" w:color="D1D5DB" w:sz="4"/>
               <w:left w:val="single" w:color="D1D5DB" w:sz="4"/>
@@ -25131,7 +26695,7 @@
         </w:tc>
         <w:tc>
           <w:tcPr>
-            <w:tcW w:type="dxa" w:w="1038"/>
+            <w:tcW w:type="dxa" w:w="1538"/>
             <w:tcBorders>
               <w:top w:val="single" w:color="D1D5DB" w:sz="4"/>
               <w:left w:val="single" w:color="D1D5DB" w:sz="4"/>
@@ -25166,7 +26730,7 @@
         </w:trPr>
         <w:tc>
           <w:tcPr>
-            <w:tcW w:type="dxa" w:w="500"/>
+            <w:tcW w:type="dxa" w:w="400"/>
             <w:tcBorders>
               <w:top w:val="single" w:color="D1D5DB" w:sz="4"/>
               <w:left w:val="single" w:color="D1D5DB" w:sz="4"/>
@@ -25196,7 +26760,7 @@
         </w:tc>
         <w:tc>
           <w:tcPr>
-            <w:tcW w:type="dxa" w:w="3500"/>
+            <w:tcW w:type="dxa" w:w="2300"/>
             <w:tcBorders>
               <w:top w:val="single" w:color="D1D5DB" w:sz="4"/>
               <w:left w:val="single" w:color="D1D5DB" w:sz="4"/>
@@ -25226,37 +26790,67 @@
         </w:tc>
         <w:tc>
           <w:tcPr>
-            <w:tcW w:type="dxa" w:w="2600"/>
-            <w:tcBorders>
-              <w:top w:val="single" w:color="D1D5DB" w:sz="4"/>
-              <w:left w:val="single" w:color="D1D5DB" w:sz="4"/>
-              <w:bottom w:val="single" w:color="D1D5DB" w:sz="4"/>
-              <w:right w:val="single" w:color="D1D5DB" w:sz="4"/>
-            </w:tcBorders>
-            <w:tcMar>
-              <w:top w:type="dxa" w:w="50"/>
-              <w:left w:type="dxa" w:w="90"/>
-              <w:bottom w:type="dxa" w:w="50"/>
-              <w:right w:type="dxa" w:w="90"/>
-            </w:tcMar>
-          </w:tcPr>
-          <w:p>
-            <w:pPr>
-              <w:spacing w:after="0" w:line="260"/>
-            </w:pPr>
-            <w:r>
-              <w:rPr>
-                <w:rFonts w:ascii="Arial" w:cs="Arial" w:eastAsia="Arial" w:hAnsi="Arial"/>
-                <w:sz w:val="17"/>
-                <w:szCs w:val="17"/>
-              </w:rPr>
-              <w:t xml:space="preserve">`GET /api/reportes/gestiones?periodo=MES`</w:t>
-            </w:r>
-          </w:p>
-        </w:tc>
-        <w:tc>
-          <w:tcPr>
-            <w:tcW w:type="dxa" w:w="900"/>
+            <w:tcW w:type="dxa" w:w="1900"/>
+            <w:tcBorders>
+              <w:top w:val="single" w:color="D1D5DB" w:sz="4"/>
+              <w:left w:val="single" w:color="D1D5DB" w:sz="4"/>
+              <w:bottom w:val="single" w:color="D1D5DB" w:sz="4"/>
+              <w:right w:val="single" w:color="D1D5DB" w:sz="4"/>
+            </w:tcBorders>
+            <w:tcMar>
+              <w:top w:type="dxa" w:w="50"/>
+              <w:left w:type="dxa" w:w="90"/>
+              <w:bottom w:type="dxa" w:w="50"/>
+              <w:right w:type="dxa" w:w="90"/>
+            </w:tcMar>
+          </w:tcPr>
+          <w:p>
+            <w:pPr>
+              <w:spacing w:after="0" w:line="260"/>
+            </w:pPr>
+            <w:r>
+              <w:rPr>
+                <w:rFonts w:ascii="Consolas" w:cs="Consolas" w:eastAsia="Consolas" w:hAnsi="Consolas"/>
+                <w:sz w:val="17"/>
+                <w:szCs w:val="17"/>
+              </w:rPr>
+              <w:t xml:space="preserve">GET /api/reportes/gestiones?periodo=MES</w:t>
+            </w:r>
+          </w:p>
+        </w:tc>
+        <w:tc>
+          <w:tcPr>
+            <w:tcW w:type="dxa" w:w="2000"/>
+            <w:tcBorders>
+              <w:top w:val="single" w:color="D1D5DB" w:sz="4"/>
+              <w:left w:val="single" w:color="D1D5DB" w:sz="4"/>
+              <w:bottom w:val="single" w:color="D1D5DB" w:sz="4"/>
+              <w:right w:val="single" w:color="D1D5DB" w:sz="4"/>
+            </w:tcBorders>
+            <w:tcMar>
+              <w:top w:type="dxa" w:w="50"/>
+              <w:left w:type="dxa" w:w="90"/>
+              <w:bottom w:type="dxa" w:w="50"/>
+              <w:right w:type="dxa" w:w="90"/>
+            </w:tcMar>
+          </w:tcPr>
+          <w:p>
+            <w:pPr>
+              <w:spacing w:after="0" w:line="260"/>
+            </w:pPr>
+            <w:r>
+              <w:rPr>
+                <w:rFonts w:ascii="Arial" w:cs="Arial" w:eastAsia="Arial" w:hAnsi="Arial"/>
+                <w:sz w:val="17"/>
+                <w:szCs w:val="17"/>
+              </w:rPr>
+              <w:t xml:space="preserve">periodo = MES</w:t>
+            </w:r>
+          </w:p>
+        </w:tc>
+        <w:tc>
+          <w:tcPr>
+            <w:tcW w:type="dxa" w:w="700"/>
             <w:tcBorders>
               <w:top w:val="single" w:color="D1D5DB" w:sz="4"/>
               <w:left w:val="single" w:color="D1D5DB" w:sz="4"/>
@@ -25286,7 +26880,7 @@
         </w:tc>
         <w:tc>
           <w:tcPr>
-            <w:tcW w:type="dxa" w:w="1100"/>
+            <w:tcW w:type="dxa" w:w="800"/>
             <w:tcBorders>
               <w:top w:val="single" w:color="D1D5DB" w:sz="4"/>
               <w:left w:val="single" w:color="D1D5DB" w:sz="4"/>
@@ -25316,7 +26910,7 @@
         </w:tc>
         <w:tc>
           <w:tcPr>
-            <w:tcW w:type="dxa" w:w="1038"/>
+            <w:tcW w:type="dxa" w:w="1538"/>
             <w:tcBorders>
               <w:top w:val="single" w:color="D1D5DB" w:sz="4"/>
               <w:left w:val="single" w:color="D1D5DB" w:sz="4"/>
@@ -25351,7 +26945,7 @@
         </w:trPr>
         <w:tc>
           <w:tcPr>
-            <w:tcW w:type="dxa" w:w="500"/>
+            <w:tcW w:type="dxa" w:w="400"/>
             <w:tcBorders>
               <w:top w:val="single" w:color="D1D5DB" w:sz="4"/>
               <w:left w:val="single" w:color="D1D5DB" w:sz="4"/>
@@ -25381,7 +26975,7 @@
         </w:tc>
         <w:tc>
           <w:tcPr>
-            <w:tcW w:type="dxa" w:w="3500"/>
+            <w:tcW w:type="dxa" w:w="2300"/>
             <w:tcBorders>
               <w:top w:val="single" w:color="D1D5DB" w:sz="4"/>
               <w:left w:val="single" w:color="D1D5DB" w:sz="4"/>
@@ -25411,37 +27005,67 @@
         </w:tc>
         <w:tc>
           <w:tcPr>
-            <w:tcW w:type="dxa" w:w="2600"/>
-            <w:tcBorders>
-              <w:top w:val="single" w:color="D1D5DB" w:sz="4"/>
-              <w:left w:val="single" w:color="D1D5DB" w:sz="4"/>
-              <w:bottom w:val="single" w:color="D1D5DB" w:sz="4"/>
-              <w:right w:val="single" w:color="D1D5DB" w:sz="4"/>
-            </w:tcBorders>
-            <w:tcMar>
-              <w:top w:type="dxa" w:w="50"/>
-              <w:left w:type="dxa" w:w="90"/>
-              <w:bottom w:type="dxa" w:w="50"/>
-              <w:right w:type="dxa" w:w="90"/>
-            </w:tcMar>
-          </w:tcPr>
-          <w:p>
-            <w:pPr>
-              <w:spacing w:after="0" w:line="260"/>
-            </w:pPr>
-            <w:r>
-              <w:rPr>
-                <w:rFonts w:ascii="Arial" w:cs="Arial" w:eastAsia="Arial" w:hAnsi="Arial"/>
-                <w:sz w:val="17"/>
-                <w:szCs w:val="17"/>
-              </w:rPr>
-              <w:t xml:space="preserve">`POST /api/gestiones`</w:t>
-            </w:r>
-          </w:p>
-        </w:tc>
-        <w:tc>
-          <w:tcPr>
-            <w:tcW w:type="dxa" w:w="900"/>
+            <w:tcW w:type="dxa" w:w="1900"/>
+            <w:tcBorders>
+              <w:top w:val="single" w:color="D1D5DB" w:sz="4"/>
+              <w:left w:val="single" w:color="D1D5DB" w:sz="4"/>
+              <w:bottom w:val="single" w:color="D1D5DB" w:sz="4"/>
+              <w:right w:val="single" w:color="D1D5DB" w:sz="4"/>
+            </w:tcBorders>
+            <w:tcMar>
+              <w:top w:type="dxa" w:w="50"/>
+              <w:left w:type="dxa" w:w="90"/>
+              <w:bottom w:type="dxa" w:w="50"/>
+              <w:right w:type="dxa" w:w="90"/>
+            </w:tcMar>
+          </w:tcPr>
+          <w:p>
+            <w:pPr>
+              <w:spacing w:after="0" w:line="260"/>
+            </w:pPr>
+            <w:r>
+              <w:rPr>
+                <w:rFonts w:ascii="Consolas" w:cs="Consolas" w:eastAsia="Consolas" w:hAnsi="Consolas"/>
+                <w:sz w:val="17"/>
+                <w:szCs w:val="17"/>
+              </w:rPr>
+              <w:t xml:space="preserve">POST /api/gestiones</w:t>
+            </w:r>
+          </w:p>
+        </w:tc>
+        <w:tc>
+          <w:tcPr>
+            <w:tcW w:type="dxa" w:w="2000"/>
+            <w:tcBorders>
+              <w:top w:val="single" w:color="D1D5DB" w:sz="4"/>
+              <w:left w:val="single" w:color="D1D5DB" w:sz="4"/>
+              <w:bottom w:val="single" w:color="D1D5DB" w:sz="4"/>
+              <w:right w:val="single" w:color="D1D5DB" w:sz="4"/>
+            </w:tcBorders>
+            <w:tcMar>
+              <w:top w:type="dxa" w:w="50"/>
+              <w:left w:type="dxa" w:w="90"/>
+              <w:bottom w:type="dxa" w:w="50"/>
+              <w:right w:type="dxa" w:w="90"/>
+            </w:tcMar>
+          </w:tcPr>
+          <w:p>
+            <w:pPr>
+              <w:spacing w:after="0" w:line="260"/>
+            </w:pPr>
+            <w:r>
+              <w:rPr>
+                <w:rFonts w:ascii="Arial" w:cs="Arial" w:eastAsia="Arial" w:hAnsi="Arial"/>
+                <w:sz w:val="17"/>
+                <w:szCs w:val="17"/>
+              </w:rPr>
+              <w:t xml:space="preserve">cuenta 9; tipificación N2 1; compromiso 2026-10-23 por 100</w:t>
+            </w:r>
+          </w:p>
+        </w:tc>
+        <w:tc>
+          <w:tcPr>
+            <w:tcW w:type="dxa" w:w="700"/>
             <w:tcBorders>
               <w:top w:val="single" w:color="D1D5DB" w:sz="4"/>
               <w:left w:val="single" w:color="D1D5DB" w:sz="4"/>
@@ -25471,7 +27095,7 @@
         </w:tc>
         <w:tc>
           <w:tcPr>
-            <w:tcW w:type="dxa" w:w="1100"/>
+            <w:tcW w:type="dxa" w:w="800"/>
             <w:tcBorders>
               <w:top w:val="single" w:color="D1D5DB" w:sz="4"/>
               <w:left w:val="single" w:color="D1D5DB" w:sz="4"/>
@@ -25501,7 +27125,7 @@
         </w:tc>
         <w:tc>
           <w:tcPr>
-            <w:tcW w:type="dxa" w:w="1038"/>
+            <w:tcW w:type="dxa" w:w="1538"/>
             <w:tcBorders>
               <w:top w:val="single" w:color="D1D5DB" w:sz="4"/>
               <w:left w:val="single" w:color="D1D5DB" w:sz="4"/>
@@ -25536,7 +27160,7 @@
         </w:trPr>
         <w:tc>
           <w:tcPr>
-            <w:tcW w:type="dxa" w:w="500"/>
+            <w:tcW w:type="dxa" w:w="400"/>
             <w:tcBorders>
               <w:top w:val="single" w:color="D1D5DB" w:sz="4"/>
               <w:left w:val="single" w:color="D1D5DB" w:sz="4"/>
@@ -25566,7 +27190,7 @@
         </w:tc>
         <w:tc>
           <w:tcPr>
-            <w:tcW w:type="dxa" w:w="3500"/>
+            <w:tcW w:type="dxa" w:w="2300"/>
             <w:tcBorders>
               <w:top w:val="single" w:color="D1D5DB" w:sz="4"/>
               <w:left w:val="single" w:color="D1D5DB" w:sz="4"/>
@@ -25596,37 +27220,67 @@
         </w:tc>
         <w:tc>
           <w:tcPr>
-            <w:tcW w:type="dxa" w:w="2600"/>
-            <w:tcBorders>
-              <w:top w:val="single" w:color="D1D5DB" w:sz="4"/>
-              <w:left w:val="single" w:color="D1D5DB" w:sz="4"/>
-              <w:bottom w:val="single" w:color="D1D5DB" w:sz="4"/>
-              <w:right w:val="single" w:color="D1D5DB" w:sz="4"/>
-            </w:tcBorders>
-            <w:tcMar>
-              <w:top w:type="dxa" w:w="50"/>
-              <w:left w:type="dxa" w:w="90"/>
-              <w:bottom w:type="dxa" w:w="50"/>
-              <w:right w:type="dxa" w:w="90"/>
-            </w:tcMar>
-          </w:tcPr>
-          <w:p>
-            <w:pPr>
-              <w:spacing w:after="0" w:line="260"/>
-            </w:pPr>
-            <w:r>
-              <w:rPr>
-                <w:rFonts w:ascii="Arial" w:cs="Arial" w:eastAsia="Arial" w:hAnsi="Arial"/>
-                <w:sz w:val="17"/>
-                <w:szCs w:val="17"/>
-              </w:rPr>
-              <w:t xml:space="preserve">`GET /api/clientes/7`</w:t>
-            </w:r>
-          </w:p>
-        </w:tc>
-        <w:tc>
-          <w:tcPr>
-            <w:tcW w:type="dxa" w:w="900"/>
+            <w:tcW w:type="dxa" w:w="1900"/>
+            <w:tcBorders>
+              <w:top w:val="single" w:color="D1D5DB" w:sz="4"/>
+              <w:left w:val="single" w:color="D1D5DB" w:sz="4"/>
+              <w:bottom w:val="single" w:color="D1D5DB" w:sz="4"/>
+              <w:right w:val="single" w:color="D1D5DB" w:sz="4"/>
+            </w:tcBorders>
+            <w:tcMar>
+              <w:top w:type="dxa" w:w="50"/>
+              <w:left w:type="dxa" w:w="90"/>
+              <w:bottom w:type="dxa" w:w="50"/>
+              <w:right w:type="dxa" w:w="90"/>
+            </w:tcMar>
+          </w:tcPr>
+          <w:p>
+            <w:pPr>
+              <w:spacing w:after="0" w:line="260"/>
+            </w:pPr>
+            <w:r>
+              <w:rPr>
+                <w:rFonts w:ascii="Consolas" w:cs="Consolas" w:eastAsia="Consolas" w:hAnsi="Consolas"/>
+                <w:sz w:val="17"/>
+                <w:szCs w:val="17"/>
+              </w:rPr>
+              <w:t xml:space="preserve">GET /api/clientes/7</w:t>
+            </w:r>
+          </w:p>
+        </w:tc>
+        <w:tc>
+          <w:tcPr>
+            <w:tcW w:type="dxa" w:w="2000"/>
+            <w:tcBorders>
+              <w:top w:val="single" w:color="D1D5DB" w:sz="4"/>
+              <w:left w:val="single" w:color="D1D5DB" w:sz="4"/>
+              <w:bottom w:val="single" w:color="D1D5DB" w:sz="4"/>
+              <w:right w:val="single" w:color="D1D5DB" w:sz="4"/>
+            </w:tcBorders>
+            <w:tcMar>
+              <w:top w:type="dxa" w:w="50"/>
+              <w:left w:type="dxa" w:w="90"/>
+              <w:bottom w:type="dxa" w:w="50"/>
+              <w:right w:type="dxa" w:w="90"/>
+            </w:tcMar>
+          </w:tcPr>
+          <w:p>
+            <w:pPr>
+              <w:spacing w:after="0" w:line="260"/>
+            </w:pPr>
+            <w:r>
+              <w:rPr>
+                <w:rFonts w:ascii="Arial" w:cs="Arial" w:eastAsia="Arial" w:hAnsi="Arial"/>
+                <w:sz w:val="17"/>
+                <w:szCs w:val="17"/>
+              </w:rPr>
+              <w:t xml:space="preserve">—</w:t>
+            </w:r>
+          </w:p>
+        </w:tc>
+        <w:tc>
+          <w:tcPr>
+            <w:tcW w:type="dxa" w:w="700"/>
             <w:tcBorders>
               <w:top w:val="single" w:color="D1D5DB" w:sz="4"/>
               <w:left w:val="single" w:color="D1D5DB" w:sz="4"/>
@@ -25656,7 +27310,7 @@
         </w:tc>
         <w:tc>
           <w:tcPr>
-            <w:tcW w:type="dxa" w:w="1100"/>
+            <w:tcW w:type="dxa" w:w="800"/>
             <w:tcBorders>
               <w:top w:val="single" w:color="D1D5DB" w:sz="4"/>
               <w:left w:val="single" w:color="D1D5DB" w:sz="4"/>
@@ -25686,31 +27340,31 @@
         </w:tc>
         <w:tc>
           <w:tcPr>
-            <w:tcW w:type="dxa" w:w="1038"/>
-            <w:tcBorders>
-              <w:top w:val="single" w:color="D1D5DB" w:sz="4"/>
-              <w:left w:val="single" w:color="D1D5DB" w:sz="4"/>
-              <w:bottom w:val="single" w:color="D1D5DB" w:sz="4"/>
-              <w:right w:val="single" w:color="D1D5DB" w:sz="4"/>
-            </w:tcBorders>
-            <w:tcMar>
-              <w:top w:type="dxa" w:w="50"/>
-              <w:left w:type="dxa" w:w="90"/>
-              <w:bottom w:type="dxa" w:w="50"/>
-              <w:right w:type="dxa" w:w="90"/>
-            </w:tcMar>
-          </w:tcPr>
-          <w:p>
-            <w:pPr>
-              <w:spacing w:after="0" w:line="260"/>
-            </w:pPr>
-            <w:r>
-              <w:rPr>
-                <w:rFonts w:ascii="Arial" w:cs="Arial" w:eastAsia="Arial" w:hAnsi="Arial"/>
-                <w:sz w:val="17"/>
-                <w:szCs w:val="17"/>
-              </w:rPr>
-              <w:t xml:space="preserve">promesa nueva 2026-10-22 por 100: PENDIENTE</w:t>
+            <w:tcW w:type="dxa" w:w="1538"/>
+            <w:tcBorders>
+              <w:top w:val="single" w:color="D1D5DB" w:sz="4"/>
+              <w:left w:val="single" w:color="D1D5DB" w:sz="4"/>
+              <w:bottom w:val="single" w:color="D1D5DB" w:sz="4"/>
+              <w:right w:val="single" w:color="D1D5DB" w:sz="4"/>
+            </w:tcBorders>
+            <w:tcMar>
+              <w:top w:type="dxa" w:w="50"/>
+              <w:left w:type="dxa" w:w="90"/>
+              <w:bottom w:type="dxa" w:w="50"/>
+              <w:right w:type="dxa" w:w="90"/>
+            </w:tcMar>
+          </w:tcPr>
+          <w:p>
+            <w:pPr>
+              <w:spacing w:after="0" w:line="260"/>
+            </w:pPr>
+            <w:r>
+              <w:rPr>
+                <w:rFonts w:ascii="Arial" w:cs="Arial" w:eastAsia="Arial" w:hAnsi="Arial"/>
+                <w:sz w:val="17"/>
+                <w:szCs w:val="17"/>
+              </w:rPr>
+              <w:t xml:space="preserve">promesa nueva 2026-10-23 por 100: PENDIENTE</w:t>
             </w:r>
           </w:p>
         </w:tc>
@@ -25721,7 +27375,7 @@
         </w:trPr>
         <w:tc>
           <w:tcPr>
-            <w:tcW w:type="dxa" w:w="500"/>
+            <w:tcW w:type="dxa" w:w="400"/>
             <w:tcBorders>
               <w:top w:val="single" w:color="D1D5DB" w:sz="4"/>
               <w:left w:val="single" w:color="D1D5DB" w:sz="4"/>
@@ -25751,7 +27405,7 @@
         </w:tc>
         <w:tc>
           <w:tcPr>
-            <w:tcW w:type="dxa" w:w="3500"/>
+            <w:tcW w:type="dxa" w:w="2300"/>
             <w:tcBorders>
               <w:top w:val="single" w:color="D1D5DB" w:sz="4"/>
               <w:left w:val="single" w:color="D1D5DB" w:sz="4"/>
@@ -25781,37 +27435,67 @@
         </w:tc>
         <w:tc>
           <w:tcPr>
-            <w:tcW w:type="dxa" w:w="2600"/>
-            <w:tcBorders>
-              <w:top w:val="single" w:color="D1D5DB" w:sz="4"/>
-              <w:left w:val="single" w:color="D1D5DB" w:sz="4"/>
-              <w:bottom w:val="single" w:color="D1D5DB" w:sz="4"/>
-              <w:right w:val="single" w:color="D1D5DB" w:sz="4"/>
-            </w:tcBorders>
-            <w:tcMar>
-              <w:top w:type="dxa" w:w="50"/>
-              <w:left w:type="dxa" w:w="90"/>
-              <w:bottom w:type="dxa" w:w="50"/>
-              <w:right w:type="dxa" w:w="90"/>
-            </w:tcMar>
-          </w:tcPr>
-          <w:p>
-            <w:pPr>
-              <w:spacing w:after="0" w:line="260"/>
-            </w:pPr>
-            <w:r>
-              <w:rPr>
-                <w:rFonts w:ascii="Arial" w:cs="Arial" w:eastAsia="Arial" w:hAnsi="Arial"/>
-                <w:sz w:val="17"/>
-                <w:szCs w:val="17"/>
-              </w:rPr>
-              <w:t xml:space="preserve">`POST /api/admin/integracion/pagos`</w:t>
-            </w:r>
-          </w:p>
-        </w:tc>
-        <w:tc>
-          <w:tcPr>
-            <w:tcW w:type="dxa" w:w="900"/>
+            <w:tcW w:type="dxa" w:w="1900"/>
+            <w:tcBorders>
+              <w:top w:val="single" w:color="D1D5DB" w:sz="4"/>
+              <w:left w:val="single" w:color="D1D5DB" w:sz="4"/>
+              <w:bottom w:val="single" w:color="D1D5DB" w:sz="4"/>
+              <w:right w:val="single" w:color="D1D5DB" w:sz="4"/>
+            </w:tcBorders>
+            <w:tcMar>
+              <w:top w:type="dxa" w:w="50"/>
+              <w:left w:type="dxa" w:w="90"/>
+              <w:bottom w:type="dxa" w:w="50"/>
+              <w:right w:type="dxa" w:w="90"/>
+            </w:tcMar>
+          </w:tcPr>
+          <w:p>
+            <w:pPr>
+              <w:spacing w:after="0" w:line="260"/>
+            </w:pPr>
+            <w:r>
+              <w:rPr>
+                <w:rFonts w:ascii="Consolas" w:cs="Consolas" w:eastAsia="Consolas" w:hAnsi="Consolas"/>
+                <w:sz w:val="17"/>
+                <w:szCs w:val="17"/>
+              </w:rPr>
+              <w:t xml:space="preserve">POST /api/admin/integracion/pagos</w:t>
+            </w:r>
+          </w:p>
+        </w:tc>
+        <w:tc>
+          <w:tcPr>
+            <w:tcW w:type="dxa" w:w="2000"/>
+            <w:tcBorders>
+              <w:top w:val="single" w:color="D1D5DB" w:sz="4"/>
+              <w:left w:val="single" w:color="D1D5DB" w:sz="4"/>
+              <w:bottom w:val="single" w:color="D1D5DB" w:sz="4"/>
+              <w:right w:val="single" w:color="D1D5DB" w:sz="4"/>
+            </w:tcBorders>
+            <w:tcMar>
+              <w:top w:type="dxa" w:w="50"/>
+              <w:left w:type="dxa" w:w="90"/>
+              <w:bottom w:type="dxa" w:w="50"/>
+              <w:right w:type="dxa" w:w="90"/>
+            </w:tcMar>
+          </w:tcPr>
+          <w:p>
+            <w:pPr>
+              <w:spacing w:after="0" w:line="260"/>
+            </w:pPr>
+            <w:r>
+              <w:rPr>
+                <w:rFonts w:ascii="Arial" w:cs="Arial" w:eastAsia="Arial" w:hAnsi="Arial"/>
+                <w:sz w:val="17"/>
+                <w:szCs w:val="17"/>
+              </w:rPr>
+              <w:t xml:space="preserve">archivo pagos-evidencia.csv: 1 fila válida y 1 inexistente</w:t>
+            </w:r>
+          </w:p>
+        </w:tc>
+        <w:tc>
+          <w:tcPr>
+            <w:tcW w:type="dxa" w:w="700"/>
             <w:tcBorders>
               <w:top w:val="single" w:color="D1D5DB" w:sz="4"/>
               <w:left w:val="single" w:color="D1D5DB" w:sz="4"/>
@@ -25841,7 +27525,7 @@
         </w:tc>
         <w:tc>
           <w:tcPr>
-            <w:tcW w:type="dxa" w:w="1100"/>
+            <w:tcW w:type="dxa" w:w="800"/>
             <w:tcBorders>
               <w:top w:val="single" w:color="D1D5DB" w:sz="4"/>
               <w:left w:val="single" w:color="D1D5DB" w:sz="4"/>
@@ -25871,7 +27555,7 @@
         </w:tc>
         <w:tc>
           <w:tcPr>
-            <w:tcW w:type="dxa" w:w="1038"/>
+            <w:tcW w:type="dxa" w:w="1538"/>
             <w:tcBorders>
               <w:top w:val="single" w:color="D1D5DB" w:sz="4"/>
               <w:left w:val="single" w:color="D1D5DB" w:sz="4"/>
@@ -25906,7 +27590,7 @@
         </w:trPr>
         <w:tc>
           <w:tcPr>
-            <w:tcW w:type="dxa" w:w="500"/>
+            <w:tcW w:type="dxa" w:w="400"/>
             <w:tcBorders>
               <w:top w:val="single" w:color="D1D5DB" w:sz="4"/>
               <w:left w:val="single" w:color="D1D5DB" w:sz="4"/>
@@ -25936,7 +27620,7 @@
         </w:tc>
         <w:tc>
           <w:tcPr>
-            <w:tcW w:type="dxa" w:w="3500"/>
+            <w:tcW w:type="dxa" w:w="2300"/>
             <w:tcBorders>
               <w:top w:val="single" w:color="D1D5DB" w:sz="4"/>
               <w:left w:val="single" w:color="D1D5DB" w:sz="4"/>
@@ -25966,37 +27650,67 @@
         </w:tc>
         <w:tc>
           <w:tcPr>
-            <w:tcW w:type="dxa" w:w="2600"/>
-            <w:tcBorders>
-              <w:top w:val="single" w:color="D1D5DB" w:sz="4"/>
-              <w:left w:val="single" w:color="D1D5DB" w:sz="4"/>
-              <w:bottom w:val="single" w:color="D1D5DB" w:sz="4"/>
-              <w:right w:val="single" w:color="D1D5DB" w:sz="4"/>
-            </w:tcBorders>
-            <w:tcMar>
-              <w:top w:type="dxa" w:w="50"/>
-              <w:left w:type="dxa" w:w="90"/>
-              <w:bottom w:type="dxa" w:w="50"/>
-              <w:right w:type="dxa" w:w="90"/>
-            </w:tcMar>
-          </w:tcPr>
-          <w:p>
-            <w:pPr>
-              <w:spacing w:after="0" w:line="260"/>
-            </w:pPr>
-            <w:r>
-              <w:rPr>
-                <w:rFonts w:ascii="Arial" w:cs="Arial" w:eastAsia="Arial" w:hAnsi="Arial"/>
-                <w:sz w:val="17"/>
-                <w:szCs w:val="17"/>
-              </w:rPr>
-              <w:t xml:space="preserve">`GET /api/clientes/7`</w:t>
-            </w:r>
-          </w:p>
-        </w:tc>
-        <w:tc>
-          <w:tcPr>
-            <w:tcW w:type="dxa" w:w="900"/>
+            <w:tcW w:type="dxa" w:w="1900"/>
+            <w:tcBorders>
+              <w:top w:val="single" w:color="D1D5DB" w:sz="4"/>
+              <w:left w:val="single" w:color="D1D5DB" w:sz="4"/>
+              <w:bottom w:val="single" w:color="D1D5DB" w:sz="4"/>
+              <w:right w:val="single" w:color="D1D5DB" w:sz="4"/>
+            </w:tcBorders>
+            <w:tcMar>
+              <w:top w:type="dxa" w:w="50"/>
+              <w:left w:type="dxa" w:w="90"/>
+              <w:bottom w:type="dxa" w:w="50"/>
+              <w:right w:type="dxa" w:w="90"/>
+            </w:tcMar>
+          </w:tcPr>
+          <w:p>
+            <w:pPr>
+              <w:spacing w:after="0" w:line="260"/>
+            </w:pPr>
+            <w:r>
+              <w:rPr>
+                <w:rFonts w:ascii="Consolas" w:cs="Consolas" w:eastAsia="Consolas" w:hAnsi="Consolas"/>
+                <w:sz w:val="17"/>
+                <w:szCs w:val="17"/>
+              </w:rPr>
+              <w:t xml:space="preserve">GET /api/clientes/7</w:t>
+            </w:r>
+          </w:p>
+        </w:tc>
+        <w:tc>
+          <w:tcPr>
+            <w:tcW w:type="dxa" w:w="2000"/>
+            <w:tcBorders>
+              <w:top w:val="single" w:color="D1D5DB" w:sz="4"/>
+              <w:left w:val="single" w:color="D1D5DB" w:sz="4"/>
+              <w:bottom w:val="single" w:color="D1D5DB" w:sz="4"/>
+              <w:right w:val="single" w:color="D1D5DB" w:sz="4"/>
+            </w:tcBorders>
+            <w:tcMar>
+              <w:top w:type="dxa" w:w="50"/>
+              <w:left w:type="dxa" w:w="90"/>
+              <w:bottom w:type="dxa" w:w="50"/>
+              <w:right w:type="dxa" w:w="90"/>
+            </w:tcMar>
+          </w:tcPr>
+          <w:p>
+            <w:pPr>
+              <w:spacing w:after="0" w:line="260"/>
+            </w:pPr>
+            <w:r>
+              <w:rPr>
+                <w:rFonts w:ascii="Arial" w:cs="Arial" w:eastAsia="Arial" w:hAnsi="Arial"/>
+                <w:sz w:val="17"/>
+                <w:szCs w:val="17"/>
+              </w:rPr>
+              <w:t xml:space="preserve">—</w:t>
+            </w:r>
+          </w:p>
+        </w:tc>
+        <w:tc>
+          <w:tcPr>
+            <w:tcW w:type="dxa" w:w="700"/>
             <w:tcBorders>
               <w:top w:val="single" w:color="D1D5DB" w:sz="4"/>
               <w:left w:val="single" w:color="D1D5DB" w:sz="4"/>
@@ -26026,7 +27740,7 @@
         </w:tc>
         <w:tc>
           <w:tcPr>
-            <w:tcW w:type="dxa" w:w="1100"/>
+            <w:tcW w:type="dxa" w:w="800"/>
             <w:tcBorders>
               <w:top w:val="single" w:color="D1D5DB" w:sz="4"/>
               <w:left w:val="single" w:color="D1D5DB" w:sz="4"/>
@@ -26056,31 +27770,31 @@
         </w:tc>
         <w:tc>
           <w:tcPr>
-            <w:tcW w:type="dxa" w:w="1038"/>
-            <w:tcBorders>
-              <w:top w:val="single" w:color="D1D5DB" w:sz="4"/>
-              <w:left w:val="single" w:color="D1D5DB" w:sz="4"/>
-              <w:bottom w:val="single" w:color="D1D5DB" w:sz="4"/>
-              <w:right w:val="single" w:color="D1D5DB" w:sz="4"/>
-            </w:tcBorders>
-            <w:tcMar>
-              <w:top w:type="dxa" w:w="50"/>
-              <w:left w:type="dxa" w:w="90"/>
-              <w:bottom w:type="dxa" w:w="50"/>
-              <w:right w:type="dxa" w:w="90"/>
-            </w:tcMar>
-          </w:tcPr>
-          <w:p>
-            <w:pPr>
-              <w:spacing w:after="0" w:line="260"/>
-            </w:pPr>
-            <w:r>
-              <w:rPr>
-                <w:rFonts w:ascii="Arial" w:cs="Arial" w:eastAsia="Arial" w:hAnsi="Arial"/>
-                <w:sz w:val="17"/>
-                <w:szCs w:val="17"/>
-              </w:rPr>
-              <w:t xml:space="preserve">promesa nueva 2026-10-22 por 100: CUMPLIDA</w:t>
+            <w:tcW w:type="dxa" w:w="1538"/>
+            <w:tcBorders>
+              <w:top w:val="single" w:color="D1D5DB" w:sz="4"/>
+              <w:left w:val="single" w:color="D1D5DB" w:sz="4"/>
+              <w:bottom w:val="single" w:color="D1D5DB" w:sz="4"/>
+              <w:right w:val="single" w:color="D1D5DB" w:sz="4"/>
+            </w:tcBorders>
+            <w:tcMar>
+              <w:top w:type="dxa" w:w="50"/>
+              <w:left w:type="dxa" w:w="90"/>
+              <w:bottom w:type="dxa" w:w="50"/>
+              <w:right w:type="dxa" w:w="90"/>
+            </w:tcMar>
+          </w:tcPr>
+          <w:p>
+            <w:pPr>
+              <w:spacing w:after="0" w:line="260"/>
+            </w:pPr>
+            <w:r>
+              <w:rPr>
+                <w:rFonts w:ascii="Arial" w:cs="Arial" w:eastAsia="Arial" w:hAnsi="Arial"/>
+                <w:sz w:val="17"/>
+                <w:szCs w:val="17"/>
+              </w:rPr>
+              <w:t xml:space="preserve">promesa nueva 2026-10-23 por 100: CUMPLIDA</w:t>
             </w:r>
           </w:p>
         </w:tc>
@@ -26091,7 +27805,7 @@
         </w:trPr>
         <w:tc>
           <w:tcPr>
-            <w:tcW w:type="dxa" w:w="500"/>
+            <w:tcW w:type="dxa" w:w="400"/>
             <w:tcBorders>
               <w:top w:val="single" w:color="D1D5DB" w:sz="4"/>
               <w:left w:val="single" w:color="D1D5DB" w:sz="4"/>
@@ -26121,7 +27835,7 @@
         </w:tc>
         <w:tc>
           <w:tcPr>
-            <w:tcW w:type="dxa" w:w="3500"/>
+            <w:tcW w:type="dxa" w:w="2300"/>
             <w:tcBorders>
               <w:top w:val="single" w:color="D1D5DB" w:sz="4"/>
               <w:left w:val="single" w:color="D1D5DB" w:sz="4"/>
@@ -26151,37 +27865,67 @@
         </w:tc>
         <w:tc>
           <w:tcPr>
-            <w:tcW w:type="dxa" w:w="2600"/>
-            <w:tcBorders>
-              <w:top w:val="single" w:color="D1D5DB" w:sz="4"/>
-              <w:left w:val="single" w:color="D1D5DB" w:sz="4"/>
-              <w:bottom w:val="single" w:color="D1D5DB" w:sz="4"/>
-              <w:right w:val="single" w:color="D1D5DB" w:sz="4"/>
-            </w:tcBorders>
-            <w:tcMar>
-              <w:top w:type="dxa" w:w="50"/>
-              <w:left w:type="dxa" w:w="90"/>
-              <w:bottom w:type="dxa" w:w="50"/>
-              <w:right w:type="dxa" w:w="90"/>
-            </w:tcMar>
-          </w:tcPr>
-          <w:p>
-            <w:pPr>
-              <w:spacing w:after="0" w:line="260"/>
-            </w:pPr>
-            <w:r>
-              <w:rPr>
-                <w:rFonts w:ascii="Arial" w:cs="Arial" w:eastAsia="Arial" w:hAnsi="Arial"/>
-                <w:sz w:val="17"/>
-                <w:szCs w:val="17"/>
-              </w:rPr>
-              <w:t xml:space="preserve">`POST /api/clientes`</w:t>
-            </w:r>
-          </w:p>
-        </w:tc>
-        <w:tc>
-          <w:tcPr>
-            <w:tcW w:type="dxa" w:w="900"/>
+            <w:tcW w:type="dxa" w:w="1900"/>
+            <w:tcBorders>
+              <w:top w:val="single" w:color="D1D5DB" w:sz="4"/>
+              <w:left w:val="single" w:color="D1D5DB" w:sz="4"/>
+              <w:bottom w:val="single" w:color="D1D5DB" w:sz="4"/>
+              <w:right w:val="single" w:color="D1D5DB" w:sz="4"/>
+            </w:tcBorders>
+            <w:tcMar>
+              <w:top w:type="dxa" w:w="50"/>
+              <w:left w:type="dxa" w:w="90"/>
+              <w:bottom w:type="dxa" w:w="50"/>
+              <w:right w:type="dxa" w:w="90"/>
+            </w:tcMar>
+          </w:tcPr>
+          <w:p>
+            <w:pPr>
+              <w:spacing w:after="0" w:line="260"/>
+            </w:pPr>
+            <w:r>
+              <w:rPr>
+                <w:rFonts w:ascii="Consolas" w:cs="Consolas" w:eastAsia="Consolas" w:hAnsi="Consolas"/>
+                <w:sz w:val="17"/>
+                <w:szCs w:val="17"/>
+              </w:rPr>
+              <w:t xml:space="preserve">POST /api/clientes</w:t>
+            </w:r>
+          </w:p>
+        </w:tc>
+        <w:tc>
+          <w:tcPr>
+            <w:tcW w:type="dxa" w:w="2000"/>
+            <w:tcBorders>
+              <w:top w:val="single" w:color="D1D5DB" w:sz="4"/>
+              <w:left w:val="single" w:color="D1D5DB" w:sz="4"/>
+              <w:bottom w:val="single" w:color="D1D5DB" w:sz="4"/>
+              <w:right w:val="single" w:color="D1D5DB" w:sz="4"/>
+            </w:tcBorders>
+            <w:tcMar>
+              <w:top w:type="dxa" w:w="50"/>
+              <w:left w:type="dxa" w:w="90"/>
+              <w:bottom w:type="dxa" w:w="50"/>
+              <w:right w:type="dxa" w:w="90"/>
+            </w:tcMar>
+          </w:tcPr>
+          <w:p>
+            <w:pPr>
+              <w:spacing w:after="0" w:line="260"/>
+            </w:pPr>
+            <w:r>
+              <w:rPr>
+                <w:rFonts w:ascii="Arial" w:cs="Arial" w:eastAsia="Arial" w:hAnsi="Arial"/>
+                <w:sz w:val="17"/>
+                <w:szCs w:val="17"/>
+              </w:rPr>
+              <w:t xml:space="preserve">documento EV1791910999941; nombres; correo; dirección</w:t>
+            </w:r>
+          </w:p>
+        </w:tc>
+        <w:tc>
+          <w:tcPr>
+            <w:tcW w:type="dxa" w:w="700"/>
             <w:tcBorders>
               <w:top w:val="single" w:color="D1D5DB" w:sz="4"/>
               <w:left w:val="single" w:color="D1D5DB" w:sz="4"/>
@@ -26211,7 +27955,7 @@
         </w:tc>
         <w:tc>
           <w:tcPr>
-            <w:tcW w:type="dxa" w:w="1100"/>
+            <w:tcW w:type="dxa" w:w="800"/>
             <w:tcBorders>
               <w:top w:val="single" w:color="D1D5DB" w:sz="4"/>
               <w:left w:val="single" w:color="D1D5DB" w:sz="4"/>
@@ -26241,7 +27985,7 @@
         </w:tc>
         <w:tc>
           <w:tcPr>
-            <w:tcW w:type="dxa" w:w="1038"/>
+            <w:tcW w:type="dxa" w:w="1538"/>
             <w:tcBorders>
               <w:top w:val="single" w:color="D1D5DB" w:sz="4"/>
               <w:left w:val="single" w:color="D1D5DB" w:sz="4"/>
@@ -26276,7 +28020,7 @@
         </w:trPr>
         <w:tc>
           <w:tcPr>
-            <w:tcW w:type="dxa" w:w="500"/>
+            <w:tcW w:type="dxa" w:w="400"/>
             <w:tcBorders>
               <w:top w:val="single" w:color="D1D5DB" w:sz="4"/>
               <w:left w:val="single" w:color="D1D5DB" w:sz="4"/>
@@ -26306,7 +28050,7 @@
         </w:tc>
         <w:tc>
           <w:tcPr>
-            <w:tcW w:type="dxa" w:w="3500"/>
+            <w:tcW w:type="dxa" w:w="2300"/>
             <w:tcBorders>
               <w:top w:val="single" w:color="D1D5DB" w:sz="4"/>
               <w:left w:val="single" w:color="D1D5DB" w:sz="4"/>
@@ -26336,37 +28080,67 @@
         </w:tc>
         <w:tc>
           <w:tcPr>
-            <w:tcW w:type="dxa" w:w="2600"/>
-            <w:tcBorders>
-              <w:top w:val="single" w:color="D1D5DB" w:sz="4"/>
-              <w:left w:val="single" w:color="D1D5DB" w:sz="4"/>
-              <w:bottom w:val="single" w:color="D1D5DB" w:sz="4"/>
-              <w:right w:val="single" w:color="D1D5DB" w:sz="4"/>
-            </w:tcBorders>
-            <w:tcMar>
-              <w:top w:type="dxa" w:w="50"/>
-              <w:left w:type="dxa" w:w="90"/>
-              <w:bottom w:type="dxa" w:w="50"/>
-              <w:right w:type="dxa" w:w="90"/>
-            </w:tcMar>
-          </w:tcPr>
-          <w:p>
-            <w:pPr>
-              <w:spacing w:after="0" w:line="260"/>
-            </w:pPr>
-            <w:r>
-              <w:rPr>
-                <w:rFonts w:ascii="Arial" w:cs="Arial" w:eastAsia="Arial" w:hAnsi="Arial"/>
-                <w:sz w:val="17"/>
-                <w:szCs w:val="17"/>
-              </w:rPr>
-              <w:t xml:space="preserve">`GET /api/clientes/13`</w:t>
-            </w:r>
-          </w:p>
-        </w:tc>
-        <w:tc>
-          <w:tcPr>
-            <w:tcW w:type="dxa" w:w="900"/>
+            <w:tcW w:type="dxa" w:w="1900"/>
+            <w:tcBorders>
+              <w:top w:val="single" w:color="D1D5DB" w:sz="4"/>
+              <w:left w:val="single" w:color="D1D5DB" w:sz="4"/>
+              <w:bottom w:val="single" w:color="D1D5DB" w:sz="4"/>
+              <w:right w:val="single" w:color="D1D5DB" w:sz="4"/>
+            </w:tcBorders>
+            <w:tcMar>
+              <w:top w:type="dxa" w:w="50"/>
+              <w:left w:type="dxa" w:w="90"/>
+              <w:bottom w:type="dxa" w:w="50"/>
+              <w:right w:type="dxa" w:w="90"/>
+            </w:tcMar>
+          </w:tcPr>
+          <w:p>
+            <w:pPr>
+              <w:spacing w:after="0" w:line="260"/>
+            </w:pPr>
+            <w:r>
+              <w:rPr>
+                <w:rFonts w:ascii="Consolas" w:cs="Consolas" w:eastAsia="Consolas" w:hAnsi="Consolas"/>
+                <w:sz w:val="17"/>
+                <w:szCs w:val="17"/>
+              </w:rPr>
+              <w:t xml:space="preserve">GET /api/clientes/13</w:t>
+            </w:r>
+          </w:p>
+        </w:tc>
+        <w:tc>
+          <w:tcPr>
+            <w:tcW w:type="dxa" w:w="2000"/>
+            <w:tcBorders>
+              <w:top w:val="single" w:color="D1D5DB" w:sz="4"/>
+              <w:left w:val="single" w:color="D1D5DB" w:sz="4"/>
+              <w:bottom w:val="single" w:color="D1D5DB" w:sz="4"/>
+              <w:right w:val="single" w:color="D1D5DB" w:sz="4"/>
+            </w:tcBorders>
+            <w:tcMar>
+              <w:top w:type="dxa" w:w="50"/>
+              <w:left w:type="dxa" w:w="90"/>
+              <w:bottom w:type="dxa" w:w="50"/>
+              <w:right w:type="dxa" w:w="90"/>
+            </w:tcMar>
+          </w:tcPr>
+          <w:p>
+            <w:pPr>
+              <w:spacing w:after="0" w:line="260"/>
+            </w:pPr>
+            <w:r>
+              <w:rPr>
+                <w:rFonts w:ascii="Arial" w:cs="Arial" w:eastAsia="Arial" w:hAnsi="Arial"/>
+                <w:sz w:val="17"/>
+                <w:szCs w:val="17"/>
+              </w:rPr>
+              <w:t xml:space="preserve">id 13</w:t>
+            </w:r>
+          </w:p>
+        </w:tc>
+        <w:tc>
+          <w:tcPr>
+            <w:tcW w:type="dxa" w:w="700"/>
             <w:tcBorders>
               <w:top w:val="single" w:color="D1D5DB" w:sz="4"/>
               <w:left w:val="single" w:color="D1D5DB" w:sz="4"/>
@@ -26396,7 +28170,7 @@
         </w:tc>
         <w:tc>
           <w:tcPr>
-            <w:tcW w:type="dxa" w:w="1100"/>
+            <w:tcW w:type="dxa" w:w="800"/>
             <w:tcBorders>
               <w:top w:val="single" w:color="D1D5DB" w:sz="4"/>
               <w:left w:val="single" w:color="D1D5DB" w:sz="4"/>
@@ -26426,7 +28200,7 @@
         </w:tc>
         <w:tc>
           <w:tcPr>
-            <w:tcW w:type="dxa" w:w="1038"/>
+            <w:tcW w:type="dxa" w:w="1538"/>
             <w:tcBorders>
               <w:top w:val="single" w:color="D1D5DB" w:sz="4"/>
               <w:left w:val="single" w:color="D1D5DB" w:sz="4"/>
@@ -26461,7 +28235,7 @@
         </w:trPr>
         <w:tc>
           <w:tcPr>
-            <w:tcW w:type="dxa" w:w="500"/>
+            <w:tcW w:type="dxa" w:w="400"/>
             <w:tcBorders>
               <w:top w:val="single" w:color="D1D5DB" w:sz="4"/>
               <w:left w:val="single" w:color="D1D5DB" w:sz="4"/>
@@ -26491,7 +28265,7 @@
         </w:tc>
         <w:tc>
           <w:tcPr>
-            <w:tcW w:type="dxa" w:w="3500"/>
+            <w:tcW w:type="dxa" w:w="2300"/>
             <w:tcBorders>
               <w:top w:val="single" w:color="D1D5DB" w:sz="4"/>
               <w:left w:val="single" w:color="D1D5DB" w:sz="4"/>
@@ -26521,37 +28295,67 @@
         </w:tc>
         <w:tc>
           <w:tcPr>
-            <w:tcW w:type="dxa" w:w="2600"/>
-            <w:tcBorders>
-              <w:top w:val="single" w:color="D1D5DB" w:sz="4"/>
-              <w:left w:val="single" w:color="D1D5DB" w:sz="4"/>
-              <w:bottom w:val="single" w:color="D1D5DB" w:sz="4"/>
-              <w:right w:val="single" w:color="D1D5DB" w:sz="4"/>
-            </w:tcBorders>
-            <w:tcMar>
-              <w:top w:type="dxa" w:w="50"/>
-              <w:left w:type="dxa" w:w="90"/>
-              <w:bottom w:type="dxa" w:w="50"/>
-              <w:right w:type="dxa" w:w="90"/>
-            </w:tcMar>
-          </w:tcPr>
-          <w:p>
-            <w:pPr>
-              <w:spacing w:after="0" w:line="260"/>
-            </w:pPr>
-            <w:r>
-              <w:rPr>
-                <w:rFonts w:ascii="Arial" w:cs="Arial" w:eastAsia="Arial" w:hAnsi="Arial"/>
-                <w:sz w:val="17"/>
-                <w:szCs w:val="17"/>
-              </w:rPr>
-              <w:t xml:space="preserve">`PUT /api/clientes/13`</w:t>
-            </w:r>
-          </w:p>
-        </w:tc>
-        <w:tc>
-          <w:tcPr>
-            <w:tcW w:type="dxa" w:w="900"/>
+            <w:tcW w:type="dxa" w:w="1900"/>
+            <w:tcBorders>
+              <w:top w:val="single" w:color="D1D5DB" w:sz="4"/>
+              <w:left w:val="single" w:color="D1D5DB" w:sz="4"/>
+              <w:bottom w:val="single" w:color="D1D5DB" w:sz="4"/>
+              <w:right w:val="single" w:color="D1D5DB" w:sz="4"/>
+            </w:tcBorders>
+            <w:tcMar>
+              <w:top w:type="dxa" w:w="50"/>
+              <w:left w:type="dxa" w:w="90"/>
+              <w:bottom w:type="dxa" w:w="50"/>
+              <w:right w:type="dxa" w:w="90"/>
+            </w:tcMar>
+          </w:tcPr>
+          <w:p>
+            <w:pPr>
+              <w:spacing w:after="0" w:line="260"/>
+            </w:pPr>
+            <w:r>
+              <w:rPr>
+                <w:rFonts w:ascii="Consolas" w:cs="Consolas" w:eastAsia="Consolas" w:hAnsi="Consolas"/>
+                <w:sz w:val="17"/>
+                <w:szCs w:val="17"/>
+              </w:rPr>
+              <w:t xml:space="preserve">PUT /api/clientes/13</w:t>
+            </w:r>
+          </w:p>
+        </w:tc>
+        <w:tc>
+          <w:tcPr>
+            <w:tcW w:type="dxa" w:w="2000"/>
+            <w:tcBorders>
+              <w:top w:val="single" w:color="D1D5DB" w:sz="4"/>
+              <w:left w:val="single" w:color="D1D5DB" w:sz="4"/>
+              <w:bottom w:val="single" w:color="D1D5DB" w:sz="4"/>
+              <w:right w:val="single" w:color="D1D5DB" w:sz="4"/>
+            </w:tcBorders>
+            <w:tcMar>
+              <w:top w:type="dxa" w:w="50"/>
+              <w:left w:type="dxa" w:w="90"/>
+              <w:bottom w:type="dxa" w:w="50"/>
+              <w:right w:type="dxa" w:w="90"/>
+            </w:tcMar>
+          </w:tcPr>
+          <w:p>
+            <w:pPr>
+              <w:spacing w:after="0" w:line="260"/>
+            </w:pPr>
+            <w:r>
+              <w:rPr>
+                <w:rFonts w:ascii="Arial" w:cs="Arial" w:eastAsia="Arial" w:hAnsi="Arial"/>
+                <w:sz w:val="17"/>
+                <w:szCs w:val="17"/>
+              </w:rPr>
+              <w:t xml:space="preserve">nombres editados; dirección nueva</w:t>
+            </w:r>
+          </w:p>
+        </w:tc>
+        <w:tc>
+          <w:tcPr>
+            <w:tcW w:type="dxa" w:w="700"/>
             <w:tcBorders>
               <w:top w:val="single" w:color="D1D5DB" w:sz="4"/>
               <w:left w:val="single" w:color="D1D5DB" w:sz="4"/>
@@ -26581,7 +28385,7 @@
         </w:tc>
         <w:tc>
           <w:tcPr>
-            <w:tcW w:type="dxa" w:w="1100"/>
+            <w:tcW w:type="dxa" w:w="800"/>
             <w:tcBorders>
               <w:top w:val="single" w:color="D1D5DB" w:sz="4"/>
               <w:left w:val="single" w:color="D1D5DB" w:sz="4"/>
@@ -26611,7 +28415,7 @@
         </w:tc>
         <w:tc>
           <w:tcPr>
-            <w:tcW w:type="dxa" w:w="1038"/>
+            <w:tcW w:type="dxa" w:w="1538"/>
             <w:tcBorders>
               <w:top w:val="single" w:color="D1D5DB" w:sz="4"/>
               <w:left w:val="single" w:color="D1D5DB" w:sz="4"/>
@@ -26646,7 +28450,7 @@
         </w:trPr>
         <w:tc>
           <w:tcPr>
-            <w:tcW w:type="dxa" w:w="500"/>
+            <w:tcW w:type="dxa" w:w="400"/>
             <w:tcBorders>
               <w:top w:val="single" w:color="D1D5DB" w:sz="4"/>
               <w:left w:val="single" w:color="D1D5DB" w:sz="4"/>
@@ -26676,7 +28480,7 @@
         </w:tc>
         <w:tc>
           <w:tcPr>
-            <w:tcW w:type="dxa" w:w="3500"/>
+            <w:tcW w:type="dxa" w:w="2300"/>
             <w:tcBorders>
               <w:top w:val="single" w:color="D1D5DB" w:sz="4"/>
               <w:left w:val="single" w:color="D1D5DB" w:sz="4"/>
@@ -26706,37 +28510,67 @@
         </w:tc>
         <w:tc>
           <w:tcPr>
-            <w:tcW w:type="dxa" w:w="2600"/>
-            <w:tcBorders>
-              <w:top w:val="single" w:color="D1D5DB" w:sz="4"/>
-              <w:left w:val="single" w:color="D1D5DB" w:sz="4"/>
-              <w:bottom w:val="single" w:color="D1D5DB" w:sz="4"/>
-              <w:right w:val="single" w:color="D1D5DB" w:sz="4"/>
-            </w:tcBorders>
-            <w:tcMar>
-              <w:top w:type="dxa" w:w="50"/>
-              <w:left w:type="dxa" w:w="90"/>
-              <w:bottom w:type="dxa" w:w="50"/>
-              <w:right w:type="dxa" w:w="90"/>
-            </w:tcMar>
-          </w:tcPr>
-          <w:p>
-            <w:pPr>
-              <w:spacing w:after="0" w:line="260"/>
-            </w:pPr>
-            <w:r>
-              <w:rPr>
-                <w:rFonts w:ascii="Arial" w:cs="Arial" w:eastAsia="Arial" w:hAnsi="Arial"/>
-                <w:sz w:val="17"/>
-                <w:szCs w:val="17"/>
-              </w:rPr>
-              <w:t xml:space="preserve">`DELETE /api/clientes/7`</w:t>
-            </w:r>
-          </w:p>
-        </w:tc>
-        <w:tc>
-          <w:tcPr>
-            <w:tcW w:type="dxa" w:w="900"/>
+            <w:tcW w:type="dxa" w:w="1900"/>
+            <w:tcBorders>
+              <w:top w:val="single" w:color="D1D5DB" w:sz="4"/>
+              <w:left w:val="single" w:color="D1D5DB" w:sz="4"/>
+              <w:bottom w:val="single" w:color="D1D5DB" w:sz="4"/>
+              <w:right w:val="single" w:color="D1D5DB" w:sz="4"/>
+            </w:tcBorders>
+            <w:tcMar>
+              <w:top w:type="dxa" w:w="50"/>
+              <w:left w:type="dxa" w:w="90"/>
+              <w:bottom w:type="dxa" w:w="50"/>
+              <w:right w:type="dxa" w:w="90"/>
+            </w:tcMar>
+          </w:tcPr>
+          <w:p>
+            <w:pPr>
+              <w:spacing w:after="0" w:line="260"/>
+            </w:pPr>
+            <w:r>
+              <w:rPr>
+                <w:rFonts w:ascii="Consolas" w:cs="Consolas" w:eastAsia="Consolas" w:hAnsi="Consolas"/>
+                <w:sz w:val="17"/>
+                <w:szCs w:val="17"/>
+              </w:rPr>
+              <w:t xml:space="preserve">DELETE /api/clientes/7</w:t>
+            </w:r>
+          </w:p>
+        </w:tc>
+        <w:tc>
+          <w:tcPr>
+            <w:tcW w:type="dxa" w:w="2000"/>
+            <w:tcBorders>
+              <w:top w:val="single" w:color="D1D5DB" w:sz="4"/>
+              <w:left w:val="single" w:color="D1D5DB" w:sz="4"/>
+              <w:bottom w:val="single" w:color="D1D5DB" w:sz="4"/>
+              <w:right w:val="single" w:color="D1D5DB" w:sz="4"/>
+            </w:tcBorders>
+            <w:tcMar>
+              <w:top w:type="dxa" w:w="50"/>
+              <w:left w:type="dxa" w:w="90"/>
+              <w:bottom w:type="dxa" w:w="50"/>
+              <w:right w:type="dxa" w:w="90"/>
+            </w:tcMar>
+          </w:tcPr>
+          <w:p>
+            <w:pPr>
+              <w:spacing w:after="0" w:line="260"/>
+            </w:pPr>
+            <w:r>
+              <w:rPr>
+                <w:rFonts w:ascii="Arial" w:cs="Arial" w:eastAsia="Arial" w:hAnsi="Arial"/>
+                <w:sz w:val="17"/>
+                <w:szCs w:val="17"/>
+              </w:rPr>
+              <w:t xml:space="preserve">id 7</w:t>
+            </w:r>
+          </w:p>
+        </w:tc>
+        <w:tc>
+          <w:tcPr>
+            <w:tcW w:type="dxa" w:w="700"/>
             <w:tcBorders>
               <w:top w:val="single" w:color="D1D5DB" w:sz="4"/>
               <w:left w:val="single" w:color="D1D5DB" w:sz="4"/>
@@ -26766,7 +28600,7 @@
         </w:tc>
         <w:tc>
           <w:tcPr>
-            <w:tcW w:type="dxa" w:w="1100"/>
+            <w:tcW w:type="dxa" w:w="800"/>
             <w:tcBorders>
               <w:top w:val="single" w:color="D1D5DB" w:sz="4"/>
               <w:left w:val="single" w:color="D1D5DB" w:sz="4"/>
@@ -26796,7 +28630,7 @@
         </w:tc>
         <w:tc>
           <w:tcPr>
-            <w:tcW w:type="dxa" w:w="1038"/>
+            <w:tcW w:type="dxa" w:w="1538"/>
             <w:tcBorders>
               <w:top w:val="single" w:color="D1D5DB" w:sz="4"/>
               <w:left w:val="single" w:color="D1D5DB" w:sz="4"/>
@@ -26831,7 +28665,7 @@
         </w:trPr>
         <w:tc>
           <w:tcPr>
-            <w:tcW w:type="dxa" w:w="500"/>
+            <w:tcW w:type="dxa" w:w="400"/>
             <w:tcBorders>
               <w:top w:val="single" w:color="D1D5DB" w:sz="4"/>
               <w:left w:val="single" w:color="D1D5DB" w:sz="4"/>
@@ -26861,7 +28695,7 @@
         </w:tc>
         <w:tc>
           <w:tcPr>
-            <w:tcW w:type="dxa" w:w="3500"/>
+            <w:tcW w:type="dxa" w:w="2300"/>
             <w:tcBorders>
               <w:top w:val="single" w:color="D1D5DB" w:sz="4"/>
               <w:left w:val="single" w:color="D1D5DB" w:sz="4"/>
@@ -26891,37 +28725,67 @@
         </w:tc>
         <w:tc>
           <w:tcPr>
-            <w:tcW w:type="dxa" w:w="2600"/>
-            <w:tcBorders>
-              <w:top w:val="single" w:color="D1D5DB" w:sz="4"/>
-              <w:left w:val="single" w:color="D1D5DB" w:sz="4"/>
-              <w:bottom w:val="single" w:color="D1D5DB" w:sz="4"/>
-              <w:right w:val="single" w:color="D1D5DB" w:sz="4"/>
-            </w:tcBorders>
-            <w:tcMar>
-              <w:top w:type="dxa" w:w="50"/>
-              <w:left w:type="dxa" w:w="90"/>
-              <w:bottom w:type="dxa" w:w="50"/>
-              <w:right w:type="dxa" w:w="90"/>
-            </w:tcMar>
-          </w:tcPr>
-          <w:p>
-            <w:pPr>
-              <w:spacing w:after="0" w:line="260"/>
-            </w:pPr>
-            <w:r>
-              <w:rPr>
-                <w:rFonts w:ascii="Arial" w:cs="Arial" w:eastAsia="Arial" w:hAnsi="Arial"/>
-                <w:sz w:val="17"/>
-                <w:szCs w:val="17"/>
-              </w:rPr>
-              <w:t xml:space="preserve">`DELETE /api/clientes/13`</w:t>
-            </w:r>
-          </w:p>
-        </w:tc>
-        <w:tc>
-          <w:tcPr>
-            <w:tcW w:type="dxa" w:w="900"/>
+            <w:tcW w:type="dxa" w:w="1900"/>
+            <w:tcBorders>
+              <w:top w:val="single" w:color="D1D5DB" w:sz="4"/>
+              <w:left w:val="single" w:color="D1D5DB" w:sz="4"/>
+              <w:bottom w:val="single" w:color="D1D5DB" w:sz="4"/>
+              <w:right w:val="single" w:color="D1D5DB" w:sz="4"/>
+            </w:tcBorders>
+            <w:tcMar>
+              <w:top w:type="dxa" w:w="50"/>
+              <w:left w:type="dxa" w:w="90"/>
+              <w:bottom w:type="dxa" w:w="50"/>
+              <w:right w:type="dxa" w:w="90"/>
+            </w:tcMar>
+          </w:tcPr>
+          <w:p>
+            <w:pPr>
+              <w:spacing w:after="0" w:line="260"/>
+            </w:pPr>
+            <w:r>
+              <w:rPr>
+                <w:rFonts w:ascii="Consolas" w:cs="Consolas" w:eastAsia="Consolas" w:hAnsi="Consolas"/>
+                <w:sz w:val="17"/>
+                <w:szCs w:val="17"/>
+              </w:rPr>
+              <w:t xml:space="preserve">DELETE /api/clientes/13</w:t>
+            </w:r>
+          </w:p>
+        </w:tc>
+        <w:tc>
+          <w:tcPr>
+            <w:tcW w:type="dxa" w:w="2000"/>
+            <w:tcBorders>
+              <w:top w:val="single" w:color="D1D5DB" w:sz="4"/>
+              <w:left w:val="single" w:color="D1D5DB" w:sz="4"/>
+              <w:bottom w:val="single" w:color="D1D5DB" w:sz="4"/>
+              <w:right w:val="single" w:color="D1D5DB" w:sz="4"/>
+            </w:tcBorders>
+            <w:tcMar>
+              <w:top w:type="dxa" w:w="50"/>
+              <w:left w:type="dxa" w:w="90"/>
+              <w:bottom w:type="dxa" w:w="50"/>
+              <w:right w:type="dxa" w:w="90"/>
+            </w:tcMar>
+          </w:tcPr>
+          <w:p>
+            <w:pPr>
+              <w:spacing w:after="0" w:line="260"/>
+            </w:pPr>
+            <w:r>
+              <w:rPr>
+                <w:rFonts w:ascii="Arial" w:cs="Arial" w:eastAsia="Arial" w:hAnsi="Arial"/>
+                <w:sz w:val="17"/>
+                <w:szCs w:val="17"/>
+              </w:rPr>
+              <w:t xml:space="preserve">id 13</w:t>
+            </w:r>
+          </w:p>
+        </w:tc>
+        <w:tc>
+          <w:tcPr>
+            <w:tcW w:type="dxa" w:w="700"/>
             <w:tcBorders>
               <w:top w:val="single" w:color="D1D5DB" w:sz="4"/>
               <w:left w:val="single" w:color="D1D5DB" w:sz="4"/>
@@ -26951,7 +28815,7 @@
         </w:tc>
         <w:tc>
           <w:tcPr>
-            <w:tcW w:type="dxa" w:w="1100"/>
+            <w:tcW w:type="dxa" w:w="800"/>
             <w:tcBorders>
               <w:top w:val="single" w:color="D1D5DB" w:sz="4"/>
               <w:left w:val="single" w:color="D1D5DB" w:sz="4"/>
@@ -26981,7 +28845,7 @@
         </w:tc>
         <w:tc>
           <w:tcPr>
-            <w:tcW w:type="dxa" w:w="1038"/>
+            <w:tcW w:type="dxa" w:w="1538"/>
             <w:tcBorders>
               <w:top w:val="single" w:color="D1D5DB" w:sz="4"/>
               <w:left w:val="single" w:color="D1D5DB" w:sz="4"/>
@@ -27008,7 +28872,7 @@
         </w:trPr>
         <w:tc>
           <w:tcPr>
-            <w:tcW w:type="dxa" w:w="500"/>
+            <w:tcW w:type="dxa" w:w="400"/>
             <w:tcBorders>
               <w:top w:val="single" w:color="D1D5DB" w:sz="4"/>
               <w:left w:val="single" w:color="D1D5DB" w:sz="4"/>
@@ -27038,7 +28902,7 @@
         </w:tc>
         <w:tc>
           <w:tcPr>
-            <w:tcW w:type="dxa" w:w="3500"/>
+            <w:tcW w:type="dxa" w:w="2300"/>
             <w:tcBorders>
               <w:top w:val="single" w:color="D1D5DB" w:sz="4"/>
               <w:left w:val="single" w:color="D1D5DB" w:sz="4"/>
@@ -27068,37 +28932,67 @@
         </w:tc>
         <w:tc>
           <w:tcPr>
-            <w:tcW w:type="dxa" w:w="2600"/>
-            <w:tcBorders>
-              <w:top w:val="single" w:color="D1D5DB" w:sz="4"/>
-              <w:left w:val="single" w:color="D1D5DB" w:sz="4"/>
-              <w:bottom w:val="single" w:color="D1D5DB" w:sz="4"/>
-              <w:right w:val="single" w:color="D1D5DB" w:sz="4"/>
-            </w:tcBorders>
-            <w:tcMar>
-              <w:top w:type="dxa" w:w="50"/>
-              <w:left w:type="dxa" w:w="90"/>
-              <w:bottom w:type="dxa" w:w="50"/>
-              <w:right w:type="dxa" w:w="90"/>
-            </w:tcMar>
-          </w:tcPr>
-          <w:p>
-            <w:pPr>
-              <w:spacing w:after="0" w:line="260"/>
-            </w:pPr>
-            <w:r>
-              <w:rPr>
-                <w:rFonts w:ascii="Arial" w:cs="Arial" w:eastAsia="Arial" w:hAnsi="Arial"/>
-                <w:sz w:val="17"/>
-                <w:szCs w:val="17"/>
-              </w:rPr>
-              <w:t xml:space="preserve">`GET /api/clientes/13`</w:t>
-            </w:r>
-          </w:p>
-        </w:tc>
-        <w:tc>
-          <w:tcPr>
-            <w:tcW w:type="dxa" w:w="900"/>
+            <w:tcW w:type="dxa" w:w="1900"/>
+            <w:tcBorders>
+              <w:top w:val="single" w:color="D1D5DB" w:sz="4"/>
+              <w:left w:val="single" w:color="D1D5DB" w:sz="4"/>
+              <w:bottom w:val="single" w:color="D1D5DB" w:sz="4"/>
+              <w:right w:val="single" w:color="D1D5DB" w:sz="4"/>
+            </w:tcBorders>
+            <w:tcMar>
+              <w:top w:type="dxa" w:w="50"/>
+              <w:left w:type="dxa" w:w="90"/>
+              <w:bottom w:type="dxa" w:w="50"/>
+              <w:right w:type="dxa" w:w="90"/>
+            </w:tcMar>
+          </w:tcPr>
+          <w:p>
+            <w:pPr>
+              <w:spacing w:after="0" w:line="260"/>
+            </w:pPr>
+            <w:r>
+              <w:rPr>
+                <w:rFonts w:ascii="Consolas" w:cs="Consolas" w:eastAsia="Consolas" w:hAnsi="Consolas"/>
+                <w:sz w:val="17"/>
+                <w:szCs w:val="17"/>
+              </w:rPr>
+              <w:t xml:space="preserve">GET /api/clientes/13</w:t>
+            </w:r>
+          </w:p>
+        </w:tc>
+        <w:tc>
+          <w:tcPr>
+            <w:tcW w:type="dxa" w:w="2000"/>
+            <w:tcBorders>
+              <w:top w:val="single" w:color="D1D5DB" w:sz="4"/>
+              <w:left w:val="single" w:color="D1D5DB" w:sz="4"/>
+              <w:bottom w:val="single" w:color="D1D5DB" w:sz="4"/>
+              <w:right w:val="single" w:color="D1D5DB" w:sz="4"/>
+            </w:tcBorders>
+            <w:tcMar>
+              <w:top w:type="dxa" w:w="50"/>
+              <w:left w:type="dxa" w:w="90"/>
+              <w:bottom w:type="dxa" w:w="50"/>
+              <w:right w:type="dxa" w:w="90"/>
+            </w:tcMar>
+          </w:tcPr>
+          <w:p>
+            <w:pPr>
+              <w:spacing w:after="0" w:line="260"/>
+            </w:pPr>
+            <w:r>
+              <w:rPr>
+                <w:rFonts w:ascii="Arial" w:cs="Arial" w:eastAsia="Arial" w:hAnsi="Arial"/>
+                <w:sz w:val="17"/>
+                <w:szCs w:val="17"/>
+              </w:rPr>
+              <w:t xml:space="preserve">id 13</w:t>
+            </w:r>
+          </w:p>
+        </w:tc>
+        <w:tc>
+          <w:tcPr>
+            <w:tcW w:type="dxa" w:w="700"/>
             <w:tcBorders>
               <w:top w:val="single" w:color="D1D5DB" w:sz="4"/>
               <w:left w:val="single" w:color="D1D5DB" w:sz="4"/>
@@ -27128,7 +29022,7 @@
         </w:tc>
         <w:tc>
           <w:tcPr>
-            <w:tcW w:type="dxa" w:w="1100"/>
+            <w:tcW w:type="dxa" w:w="800"/>
             <w:tcBorders>
               <w:top w:val="single" w:color="D1D5DB" w:sz="4"/>
               <w:left w:val="single" w:color="D1D5DB" w:sz="4"/>
@@ -27158,7 +29052,7 @@
         </w:tc>
         <w:tc>
           <w:tcPr>
-            <w:tcW w:type="dxa" w:w="1038"/>
+            <w:tcW w:type="dxa" w:w="1538"/>
             <w:tcBorders>
               <w:top w:val="single" w:color="D1D5DB" w:sz="4"/>
               <w:left w:val="single" w:color="D1D5DB" w:sz="4"/>
@@ -27183,6 +29077,221 @@
                 <w:szCs w:val="17"/>
               </w:rPr>
               <w:t xml:space="preserve">objeto {estado, mensaje, errores, fecha}</w:t>
+            </w:r>
+          </w:p>
+        </w:tc>
+      </w:tr>
+      <w:tr>
+        <w:trPr>
+          <w:cantSplit/>
+        </w:trPr>
+        <w:tc>
+          <w:tcPr>
+            <w:tcW w:type="dxa" w:w="400"/>
+            <w:tcBorders>
+              <w:top w:val="single" w:color="D1D5DB" w:sz="4"/>
+              <w:left w:val="single" w:color="D1D5DB" w:sz="4"/>
+              <w:bottom w:val="single" w:color="D1D5DB" w:sz="4"/>
+              <w:right w:val="single" w:color="D1D5DB" w:sz="4"/>
+            </w:tcBorders>
+            <w:tcMar>
+              <w:top w:type="dxa" w:w="50"/>
+              <w:left w:type="dxa" w:w="90"/>
+              <w:bottom w:type="dxa" w:w="50"/>
+              <w:right w:type="dxa" w:w="90"/>
+            </w:tcMar>
+          </w:tcPr>
+          <w:p>
+            <w:pPr>
+              <w:spacing w:after="0" w:line="260"/>
+            </w:pPr>
+            <w:r>
+              <w:rPr>
+                <w:rFonts w:ascii="Arial" w:cs="Arial" w:eastAsia="Arial" w:hAnsi="Arial"/>
+                <w:sz w:val="17"/>
+                <w:szCs w:val="17"/>
+              </w:rPr>
+              <w:t xml:space="preserve">27</w:t>
+            </w:r>
+          </w:p>
+        </w:tc>
+        <w:tc>
+          <w:tcPr>
+            <w:tcW w:type="dxa" w:w="2300"/>
+            <w:tcBorders>
+              <w:top w:val="single" w:color="D1D5DB" w:sz="4"/>
+              <w:left w:val="single" w:color="D1D5DB" w:sz="4"/>
+              <w:bottom w:val="single" w:color="D1D5DB" w:sz="4"/>
+              <w:right w:val="single" w:color="D1D5DB" w:sz="4"/>
+            </w:tcBorders>
+            <w:tcMar>
+              <w:top w:type="dxa" w:w="50"/>
+              <w:left w:type="dxa" w:w="90"/>
+              <w:bottom w:type="dxa" w:w="50"/>
+              <w:right w:type="dxa" w:w="90"/>
+            </w:tcMar>
+          </w:tcPr>
+          <w:p>
+            <w:pPr>
+              <w:spacing w:after="0" w:line="260"/>
+            </w:pPr>
+            <w:r>
+              <w:rPr>
+                <w:rFonts w:ascii="Arial" w:cs="Arial" w:eastAsia="Arial" w:hAnsi="Arial"/>
+                <w:sz w:val="17"/>
+                <w:szCs w:val="17"/>
+              </w:rPr>
+              <w:t xml:space="preserve">Agenda de promesas pendientes del asesor (JPQL por estado)</w:t>
+            </w:r>
+          </w:p>
+        </w:tc>
+        <w:tc>
+          <w:tcPr>
+            <w:tcW w:type="dxa" w:w="1900"/>
+            <w:tcBorders>
+              <w:top w:val="single" w:color="D1D5DB" w:sz="4"/>
+              <w:left w:val="single" w:color="D1D5DB" w:sz="4"/>
+              <w:bottom w:val="single" w:color="D1D5DB" w:sz="4"/>
+              <w:right w:val="single" w:color="D1D5DB" w:sz="4"/>
+            </w:tcBorders>
+            <w:tcMar>
+              <w:top w:type="dxa" w:w="50"/>
+              <w:left w:type="dxa" w:w="90"/>
+              <w:bottom w:type="dxa" w:w="50"/>
+              <w:right w:type="dxa" w:w="90"/>
+            </w:tcMar>
+          </w:tcPr>
+          <w:p>
+            <w:pPr>
+              <w:spacing w:after="0" w:line="260"/>
+            </w:pPr>
+            <w:r>
+              <w:rPr>
+                <w:rFonts w:ascii="Consolas" w:cs="Consolas" w:eastAsia="Consolas" w:hAnsi="Consolas"/>
+                <w:sz w:val="17"/>
+                <w:szCs w:val="17"/>
+              </w:rPr>
+              <w:t xml:space="preserve">GET /api/cartera/agenda</w:t>
+            </w:r>
+          </w:p>
+        </w:tc>
+        <w:tc>
+          <w:tcPr>
+            <w:tcW w:type="dxa" w:w="2000"/>
+            <w:tcBorders>
+              <w:top w:val="single" w:color="D1D5DB" w:sz="4"/>
+              <w:left w:val="single" w:color="D1D5DB" w:sz="4"/>
+              <w:bottom w:val="single" w:color="D1D5DB" w:sz="4"/>
+              <w:right w:val="single" w:color="D1D5DB" w:sz="4"/>
+            </w:tcBorders>
+            <w:tcMar>
+              <w:top w:type="dxa" w:w="50"/>
+              <w:left w:type="dxa" w:w="90"/>
+              <w:bottom w:type="dxa" w:w="50"/>
+              <w:right w:type="dxa" w:w="90"/>
+            </w:tcMar>
+          </w:tcPr>
+          <w:p>
+            <w:pPr>
+              <w:spacing w:after="0" w:line="260"/>
+            </w:pPr>
+            <w:r>
+              <w:rPr>
+                <w:rFonts w:ascii="Arial" w:cs="Arial" w:eastAsia="Arial" w:hAnsi="Arial"/>
+                <w:sz w:val="17"/>
+                <w:szCs w:val="17"/>
+              </w:rPr>
+              <w:t xml:space="preserve">token de asesor1</w:t>
+            </w:r>
+          </w:p>
+        </w:tc>
+        <w:tc>
+          <w:tcPr>
+            <w:tcW w:type="dxa" w:w="700"/>
+            <w:tcBorders>
+              <w:top w:val="single" w:color="D1D5DB" w:sz="4"/>
+              <w:left w:val="single" w:color="D1D5DB" w:sz="4"/>
+              <w:bottom w:val="single" w:color="D1D5DB" w:sz="4"/>
+              <w:right w:val="single" w:color="D1D5DB" w:sz="4"/>
+            </w:tcBorders>
+            <w:tcMar>
+              <w:top w:type="dxa" w:w="50"/>
+              <w:left w:type="dxa" w:w="90"/>
+              <w:bottom w:type="dxa" w:w="50"/>
+              <w:right w:type="dxa" w:w="90"/>
+            </w:tcMar>
+          </w:tcPr>
+          <w:p>
+            <w:pPr>
+              <w:spacing w:after="0" w:line="260"/>
+            </w:pPr>
+            <w:r>
+              <w:rPr>
+                <w:rFonts w:ascii="Arial" w:cs="Arial" w:eastAsia="Arial" w:hAnsi="Arial"/>
+                <w:sz w:val="17"/>
+                <w:szCs w:val="17"/>
+              </w:rPr>
+              <w:t xml:space="preserve">200</w:t>
+            </w:r>
+          </w:p>
+        </w:tc>
+        <w:tc>
+          <w:tcPr>
+            <w:tcW w:type="dxa" w:w="800"/>
+            <w:tcBorders>
+              <w:top w:val="single" w:color="D1D5DB" w:sz="4"/>
+              <w:left w:val="single" w:color="D1D5DB" w:sz="4"/>
+              <w:bottom w:val="single" w:color="D1D5DB" w:sz="4"/>
+              <w:right w:val="single" w:color="D1D5DB" w:sz="4"/>
+            </w:tcBorders>
+            <w:tcMar>
+              <w:top w:type="dxa" w:w="50"/>
+              <w:left w:type="dxa" w:w="90"/>
+              <w:bottom w:type="dxa" w:w="50"/>
+              <w:right w:type="dxa" w:w="90"/>
+            </w:tcMar>
+          </w:tcPr>
+          <w:p>
+            <w:pPr>
+              <w:spacing w:after="0" w:line="260"/>
+            </w:pPr>
+            <w:r>
+              <w:rPr>
+                <w:rFonts w:ascii="Arial" w:cs="Arial" w:eastAsia="Arial" w:hAnsi="Arial"/>
+                <w:sz w:val="17"/>
+                <w:szCs w:val="17"/>
+              </w:rPr>
+              <w:t xml:space="preserve">200 ✅</w:t>
+            </w:r>
+          </w:p>
+        </w:tc>
+        <w:tc>
+          <w:tcPr>
+            <w:tcW w:type="dxa" w:w="1538"/>
+            <w:tcBorders>
+              <w:top w:val="single" w:color="D1D5DB" w:sz="4"/>
+              <w:left w:val="single" w:color="D1D5DB" w:sz="4"/>
+              <w:bottom w:val="single" w:color="D1D5DB" w:sz="4"/>
+              <w:right w:val="single" w:color="D1D5DB" w:sz="4"/>
+            </w:tcBorders>
+            <w:tcMar>
+              <w:top w:type="dxa" w:w="50"/>
+              <w:left w:type="dxa" w:w="90"/>
+              <w:bottom w:type="dxa" w:w="50"/>
+              <w:right w:type="dxa" w:w="90"/>
+            </w:tcMar>
+          </w:tcPr>
+          <w:p>
+            <w:pPr>
+              <w:spacing w:after="0" w:line="260"/>
+            </w:pPr>
+            <w:r>
+              <w:rPr>
+                <w:rFonts w:ascii="Arial" w:cs="Arial" w:eastAsia="Arial" w:hAnsi="Arial"/>
+                <w:sz w:val="17"/>
+                <w:szCs w:val="17"/>
+              </w:rPr>
+              <w:t xml:space="preserve">lista de 1 elemento(s)</w:t>
             </w:r>
           </w:p>
         </w:tc>
@@ -32962,35 +35071,210 @@
         <w:rPr>
           <w:rFonts w:ascii="Arial" w:cs="Arial" w:eastAsia="Arial" w:hAnsi="Arial"/>
         </w:rPr>
-        <w:t xml:space="preserve">Anexo C. Fragmentos de código indispensables</w:t>
+        <w:t xml:space="preserve">Anexo C. Código de las consultas JPQL y de las transacciones</w:t>
       </w:r>
     </w:p>
     <w:p>
       <w:pPr>
-        <w:spacing w:after="60" w:before="0" w:line="300"/>
+        <w:spacing w:after="80" w:before="0" w:line="300"/>
       </w:pPr>
       <w:r>
         <w:rPr>
           <w:rFonts w:ascii="Arial" w:cs="Arial" w:eastAsia="Arial" w:hAnsi="Arial"/>
         </w:rPr>
-        <w:t xml:space="preserve">Transacción de registro de gestión (GestionService), resumida:</w:t>
+        <w:t xml:space="preserve">Consultas JPQL tal como están en los repositorios del proyecto. El texto se lee directamente del código fuente:</w:t>
       </w:r>
     </w:p>
     <w:p>
       <w:pPr>
-        <w:spacing w:after="140" w:before="0" w:line="300"/>
+        <w:keepNext/>
+        <w:spacing w:after="40" w:before="120" w:line="300"/>
       </w:pPr>
       <w:r>
         <w:rPr>
           <w:rFonts w:ascii="Arial" w:cs="Arial" w:eastAsia="Arial" w:hAnsi="Arial"/>
-          <w:i/>
-          <w:iCs/>
+          <w:b/>
+          <w:bCs/>
         </w:rPr>
-        <w:t xml:space="preserve">`@Transactional public GestionDto registrar(GestionRequest req) { … if (n2.isRequiereCompromiso()) g.setPromesa(crearPromesa(…)); … return GestionDto.desde(gestiones.save(g), false); }`</w:t>
+        <w:t xml:space="preserve">ClienteRepository.buscarEnCartera · búsqueda limitada a la cartera</w:t>
       </w:r>
     </w:p>
     <w:p>
       <w:pPr>
+        <w:spacing w:after="120" w:line="260"/>
+      </w:pPr>
+      <w:r>
+        <w:rPr>
+          <w:rFonts w:ascii="Consolas" w:cs="Consolas" w:eastAsia="Consolas" w:hAnsi="Consolas"/>
+          <w:sz w:val="17"/>
+          <w:szCs w:val="17"/>
+        </w:rPr>
+        <w:t xml:space="preserve">select c from Cliente c where (c.documento like :patron or lower(c.nombres) like :patron or exists (select 1 from Cuenta cu where cu.cliente = c and cu.numeroOperacion like :patron)) and exists (select 1 from Asignacion a where a.cuenta.cliente = c and a.activa = true and a.asesor.id in :asesores) order by c.nombres</w:t>
+      </w:r>
+    </w:p>
+    <w:p>
+      <w:pPr>
+        <w:keepNext/>
+        <w:spacing w:after="40" w:before="120" w:line="300"/>
+      </w:pPr>
+      <w:r>
+        <w:rPr>
+          <w:rFonts w:ascii="Arial" w:cs="Arial" w:eastAsia="Arial" w:hAnsi="Arial"/>
+          <w:b/>
+          <w:bCs/>
+        </w:rPr>
+        <w:t xml:space="preserve">ClienteRepository.esVisiblePara · visibilidad del cliente</w:t>
+      </w:r>
+    </w:p>
+    <w:p>
+      <w:pPr>
+        <w:spacing w:after="120" w:line="260"/>
+      </w:pPr>
+      <w:r>
+        <w:rPr>
+          <w:rFonts w:ascii="Consolas" w:cs="Consolas" w:eastAsia="Consolas" w:hAnsi="Consolas"/>
+          <w:sz w:val="17"/>
+          <w:szCs w:val="17"/>
+        </w:rPr>
+        <w:t xml:space="preserve">select count(a) &gt; 0 from Asignacion a where a.cuenta.cliente.id = :clienteId and a.activa = true and a.asesor.id in :asesores</w:t>
+      </w:r>
+    </w:p>
+    <w:p>
+      <w:pPr>
+        <w:keepNext/>
+        <w:spacing w:after="40" w:before="120" w:line="300"/>
+      </w:pPr>
+      <w:r>
+        <w:rPr>
+          <w:rFonts w:ascii="Arial" w:cs="Arial" w:eastAsia="Arial" w:hAnsi="Arial"/>
+          <w:b/>
+          <w:bCs/>
+        </w:rPr>
+        <w:t xml:space="preserve">GestionRepository.delPeriodo · reporte de gestiones</w:t>
+      </w:r>
+    </w:p>
+    <w:p>
+      <w:pPr>
+        <w:spacing w:after="120" w:line="260"/>
+      </w:pPr>
+      <w:r>
+        <w:rPr>
+          <w:rFonts w:ascii="Consolas" w:cs="Consolas" w:eastAsia="Consolas" w:hAnsi="Consolas"/>
+          <w:sz w:val="17"/>
+          <w:szCs w:val="17"/>
+        </w:rPr>
+        <w:t xml:space="preserve">select g from Gestion g join fetch g.cuenta c join fetch c.cliente join fetch g.asesor join fetch g.tipificacionN1 join fetch g.tipificacionN2 left join fetch g.promesa where g.fechaHora &gt;= :desde and g.fechaHora &lt; :hasta and g.asesor.id in :asesores and (:cartera is null or c.cartera = :cartera) and (:cosecha is null or c.cosecha = :cosecha) order by g.fechaHora desc</w:t>
+      </w:r>
+    </w:p>
+    <w:p>
+      <w:pPr>
+        <w:keepNext/>
+        <w:spacing w:after="40" w:before="120" w:line="300"/>
+      </w:pPr>
+      <w:r>
+        <w:rPr>
+          <w:rFonts w:ascii="Arial" w:cs="Arial" w:eastAsia="Arial" w:hAnsi="Arial"/>
+          <w:b/>
+          <w:bCs/>
+        </w:rPr>
+        <w:t xml:space="preserve">PagoRepository.totalesPorCuenta · total pagado por cuenta</w:t>
+      </w:r>
+    </w:p>
+    <w:p>
+      <w:pPr>
+        <w:spacing w:after="120" w:line="260"/>
+      </w:pPr>
+      <w:r>
+        <w:rPr>
+          <w:rFonts w:ascii="Consolas" w:cs="Consolas" w:eastAsia="Consolas" w:hAnsi="Consolas"/>
+          <w:sz w:val="17"/>
+          <w:szCs w:val="17"/>
+        </w:rPr>
+        <w:t xml:space="preserve">select p.cuenta.id, sum(p.monto) from Pago p where p.cuenta.id in :cuentas group by p.cuenta.id</w:t>
+      </w:r>
+    </w:p>
+    <w:p>
+      <w:pPr>
+        <w:keepNext/>
+        <w:spacing w:after="40" w:before="120" w:line="300"/>
+      </w:pPr>
+      <w:r>
+        <w:rPr>
+          <w:rFonts w:ascii="Arial" w:cs="Arial" w:eastAsia="Arial" w:hAnsi="Arial"/>
+          <w:b/>
+          <w:bCs/>
+        </w:rPr>
+        <w:t xml:space="preserve">PromesaRepository.delAsesorPorEstado · agenda de promesas</w:t>
+      </w:r>
+    </w:p>
+    <w:p>
+      <w:pPr>
+        <w:spacing w:after="120" w:line="260"/>
+      </w:pPr>
+      <w:r>
+        <w:rPr>
+          <w:rFonts w:ascii="Consolas" w:cs="Consolas" w:eastAsia="Consolas" w:hAnsi="Consolas"/>
+          <w:sz w:val="17"/>
+          <w:szCs w:val="17"/>
+        </w:rPr>
+        <w:t xml:space="preserve">select p from Promesa p join fetch p.cuenta c join fetch c.cliente join fetch p.gestion where p.asesor.id = :asesorId and p.estado = :estado order by p.fechaCompromiso</w:t>
+      </w:r>
+    </w:p>
+    <w:p>
+      <w:pPr>
+        <w:keepNext/>
+        <w:spacing w:after="40" w:before="120" w:line="300"/>
+      </w:pPr>
+      <w:r>
+        <w:rPr>
+          <w:rFonts w:ascii="Arial" w:cs="Arial" w:eastAsia="Arial" w:hAnsi="Arial"/>
+          <w:b/>
+          <w:bCs/>
+        </w:rPr>
+        <w:t xml:space="preserve">PromesaRepository.marcarCumplidas · cumplimiento por pago</w:t>
+      </w:r>
+    </w:p>
+    <w:p>
+      <w:pPr>
+        <w:spacing w:after="120" w:line="260"/>
+      </w:pPr>
+      <w:r>
+        <w:rPr>
+          <w:rFonts w:ascii="Consolas" w:cs="Consolas" w:eastAsia="Consolas" w:hAnsi="Consolas"/>
+          <w:sz w:val="17"/>
+          <w:szCs w:val="17"/>
+        </w:rPr>
+        <w:t xml:space="preserve">update Promesa p set p.estado = com.escall.crm.modelo.EstadoPromesa.CUMPLIDA where p.cuenta.id = :cuentaId and p.estado = com.escall.crm.modelo.EstadoPromesa.PENDIENTE and p.gestion.id in (select g.id from Gestion g where g.fechaHora &lt; :limite)</w:t>
+      </w:r>
+    </w:p>
+    <w:p>
+      <w:pPr>
+        <w:keepNext/>
+        <w:spacing w:after="60" w:before="160" w:line="300"/>
+      </w:pPr>
+      <w:r>
+        <w:rPr>
+          <w:rFonts w:ascii="Arial" w:cs="Arial" w:eastAsia="Arial" w:hAnsi="Arial"/>
+        </w:rPr>
+        <w:t xml:space="preserve">Transacción de registro de gestión (GestionService.registrar), resumida:</w:t>
+      </w:r>
+    </w:p>
+    <w:p>
+      <w:pPr>
+        <w:spacing w:after="120" w:line="260"/>
+      </w:pPr>
+      <w:r>
+        <w:rPr>
+          <w:rFonts w:ascii="Consolas" w:cs="Consolas" w:eastAsia="Consolas" w:hAnsi="Consolas"/>
+          <w:sz w:val="17"/>
+          <w:szCs w:val="17"/>
+        </w:rPr>
+        <w:t xml:space="preserve">@Transactional public GestionDto registrar(GestionRequest req) { ... if (n2.isRequiereCompromiso()) { g.setPromesa(crearPromesa(req, g, cuenta, asesor)); } ... cuenta.getCliente().agregarTelefono(g.getTelefono(), "GESTION"); return GestionDto.desde(gestiones.save(g), false); }</w:t>
+      </w:r>
+    </w:p>
+    <w:p>
+      <w:pPr>
+        <w:keepNext/>
         <w:spacing w:after="60" w:before="120" w:line="300"/>
       </w:pPr>
       <w:r>
@@ -33002,15 +35286,15 @@
     </w:p>
     <w:p>
       <w:pPr>
-        <w:spacing w:after="140" w:before="0" w:line="300"/>
+        <w:spacing w:after="120" w:line="260"/>
       </w:pPr>
       <w:r>
         <w:rPr>
-          <w:rFonts w:ascii="Arial" w:cs="Arial" w:eastAsia="Arial" w:hAnsi="Arial"/>
-          <w:i/>
-          <w:iCs/>
+          <w:rFonts w:ascii="Consolas" w:cs="Consolas" w:eastAsia="Consolas" w:hAnsi="Consolas"/>
+          <w:sz w:val="17"/>
+          <w:szCs w:val="17"/>
         </w:rPr>
-        <w:t xml:space="preserve">`if (cuentas.existsByClienteId(id)) throw new ReglaNegocioException("El cliente tiene cuentas registradas; no se puede eliminar");`</w:t>
+        <w:t xml:space="preserve">if (cuentas.existsByClienteId(id)) { throw new ReglaNegocioException("El cliente tiene cuentas registradas; no se puede eliminar"); }</w:t>
       </w:r>
     </w:p>
     <w:p>
@@ -33041,7 +35325,21 @@
         <w:rPr>
           <w:rFonts w:ascii="Arial" w:cs="Arial" w:eastAsia="Arial" w:hAnsi="Arial"/>
         </w:rPr>
-        <w:t xml:space="preserve"> Ejecutar `database/01_esquema.sql` en MySQL 8 (MySQL Workbench).</w:t>
+        <w:t xml:space="preserve"> Ejecutar </w:t>
+      </w:r>
+      <w:r>
+        <w:rPr>
+          <w:rFonts w:ascii="Consolas" w:cs="Consolas" w:eastAsia="Consolas" w:hAnsi="Consolas"/>
+          <w:sz w:val="19"/>
+          <w:szCs w:val="19"/>
+        </w:rPr>
+        <w:t xml:space="preserve">database/01_esquema.sql</w:t>
+      </w:r>
+      <w:r>
+        <w:rPr>
+          <w:rFonts w:ascii="Arial" w:cs="Arial" w:eastAsia="Arial" w:hAnsi="Arial"/>
+        </w:rPr>
+        <w:t xml:space="preserve"> en MySQL 8 (MySQL Workbench).</w:t>
       </w:r>
     </w:p>
     <w:p>
@@ -33060,7 +35358,35 @@
         <w:rPr>
           <w:rFonts w:ascii="Arial" w:cs="Arial" w:eastAsia="Arial" w:hAnsi="Arial"/>
         </w:rPr>
-        <w:t xml:space="preserve"> Copiar `backend/.env.example` a `backend/.env` y completar MYSQL_PASSWORD y JWT_SECRETO. ADMIN_PASSWORD debe ser Admin12345 para las pruebas de Postman.</w:t>
+        <w:t xml:space="preserve"> Copiar </w:t>
+      </w:r>
+      <w:r>
+        <w:rPr>
+          <w:rFonts w:ascii="Consolas" w:cs="Consolas" w:eastAsia="Consolas" w:hAnsi="Consolas"/>
+          <w:sz w:val="19"/>
+          <w:szCs w:val="19"/>
+        </w:rPr>
+        <w:t xml:space="preserve">backend/.env.example</w:t>
+      </w:r>
+      <w:r>
+        <w:rPr>
+          <w:rFonts w:ascii="Arial" w:cs="Arial" w:eastAsia="Arial" w:hAnsi="Arial"/>
+        </w:rPr>
+        <w:t xml:space="preserve"> a </w:t>
+      </w:r>
+      <w:r>
+        <w:rPr>
+          <w:rFonts w:ascii="Consolas" w:cs="Consolas" w:eastAsia="Consolas" w:hAnsi="Consolas"/>
+          <w:sz w:val="19"/>
+          <w:szCs w:val="19"/>
+        </w:rPr>
+        <w:t xml:space="preserve">backend/.env</w:t>
+      </w:r>
+      <w:r>
+        <w:rPr>
+          <w:rFonts w:ascii="Arial" w:cs="Arial" w:eastAsia="Arial" w:hAnsi="Arial"/>
+        </w:rPr>
+        <w:t xml:space="preserve"> y completar MYSQL_PASSWORD y JWT_SECRETO. ADMIN_PASSWORD debe ser Admin12345 para las pruebas de Postman.</w:t>
       </w:r>
     </w:p>
     <w:p>
@@ -33079,7 +35405,35 @@
         <w:rPr>
           <w:rFonts w:ascii="Arial" w:cs="Arial" w:eastAsia="Arial" w:hAnsi="Arial"/>
         </w:rPr>
-        <w:t xml:space="preserve"> Desde la carpeta backend: `./mvnw spring-boot:run` (Windows: `mvnw.cmd spring-boot:run`). El primer arranque crea el administrador y el árbol de tipificaciones.</w:t>
+        <w:t xml:space="preserve"> Desde la carpeta backend: </w:t>
+      </w:r>
+      <w:r>
+        <w:rPr>
+          <w:rFonts w:ascii="Consolas" w:cs="Consolas" w:eastAsia="Consolas" w:hAnsi="Consolas"/>
+          <w:sz w:val="19"/>
+          <w:szCs w:val="19"/>
+        </w:rPr>
+        <w:t xml:space="preserve">./mvnw spring-boot:run</w:t>
+      </w:r>
+      <w:r>
+        <w:rPr>
+          <w:rFonts w:ascii="Arial" w:cs="Arial" w:eastAsia="Arial" w:hAnsi="Arial"/>
+        </w:rPr>
+        <w:t xml:space="preserve"> (Windows: </w:t>
+      </w:r>
+      <w:r>
+        <w:rPr>
+          <w:rFonts w:ascii="Consolas" w:cs="Consolas" w:eastAsia="Consolas" w:hAnsi="Consolas"/>
+          <w:sz w:val="19"/>
+          <w:szCs w:val="19"/>
+        </w:rPr>
+        <w:t xml:space="preserve">mvnw.cmd spring-boot:run</w:t>
+      </w:r>
+      <w:r>
+        <w:rPr>
+          <w:rFonts w:ascii="Arial" w:cs="Arial" w:eastAsia="Arial" w:hAnsi="Arial"/>
+        </w:rPr>
+        <w:t xml:space="preserve">). El primer arranque crea el administrador y el árbol de tipificaciones.</w:t>
       </w:r>
     </w:p>
     <w:p>
@@ -33098,7 +35452,35 @@
         <w:rPr>
           <w:rFonts w:ascii="Arial" w:cs="Arial" w:eastAsia="Arial" w:hAnsi="Arial"/>
         </w:rPr>
-        <w:t xml:space="preserve"> `./mvnw test` (9 pruebas, perfil demo con H2) y `node docs/avance-2/evidencia-api.js http://localhost:8080 mysql` con el backend en marcha.</w:t>
+        <w:t xml:space="preserve"> </w:t>
+      </w:r>
+      <w:r>
+        <w:rPr>
+          <w:rFonts w:ascii="Consolas" w:cs="Consolas" w:eastAsia="Consolas" w:hAnsi="Consolas"/>
+          <w:sz w:val="19"/>
+          <w:szCs w:val="19"/>
+        </w:rPr>
+        <w:t xml:space="preserve">./mvnw test</w:t>
+      </w:r>
+      <w:r>
+        <w:rPr>
+          <w:rFonts w:ascii="Arial" w:cs="Arial" w:eastAsia="Arial" w:hAnsi="Arial"/>
+        </w:rPr>
+        <w:t xml:space="preserve"> (9 pruebas, perfil demo con H2) y </w:t>
+      </w:r>
+      <w:r>
+        <w:rPr>
+          <w:rFonts w:ascii="Consolas" w:cs="Consolas" w:eastAsia="Consolas" w:hAnsi="Consolas"/>
+          <w:sz w:val="19"/>
+          <w:szCs w:val="19"/>
+        </w:rPr>
+        <w:t xml:space="preserve">node docs/avance-2/evidencia-api.js http://localhost:8080 mysql</w:t>
+      </w:r>
+      <w:r>
+        <w:rPr>
+          <w:rFonts w:ascii="Arial" w:cs="Arial" w:eastAsia="Arial" w:hAnsi="Arial"/>
+        </w:rPr>
+        <w:t xml:space="preserve"> con el backend en marcha.</w:t>
       </w:r>
     </w:p>
     <w:sectPr>
